--- a/Documentation/NEA Documentation.docx
+++ b/Documentation/NEA Documentation.docx
@@ -2990,12 +2990,21 @@
           <w:szCs w:val="24"/>
         </w:rPr>
       </w:pPr>
-      <w:r>
-        <w:rPr>
-          <w:sz w:val="24"/>
-          <w:szCs w:val="24"/>
-        </w:rPr>
-        <w:t>Zoho inventory is an inventory management system that shares similar features that I would like</w:t>
+      <w:proofErr w:type="spellStart"/>
+      <w:r>
+        <w:rPr>
+          <w:sz w:val="24"/>
+          <w:szCs w:val="24"/>
+        </w:rPr>
+        <w:t>Zoho</w:t>
+      </w:r>
+      <w:proofErr w:type="spellEnd"/>
+      <w:r>
+        <w:rPr>
+          <w:sz w:val="24"/>
+          <w:szCs w:val="24"/>
+        </w:rPr>
+        <w:t xml:space="preserve"> inventory is an inventory management system that shares similar features that I would like</w:t>
       </w:r>
       <w:r>
         <w:rPr>
@@ -4199,7 +4208,15 @@
         <w:t>can’t</w:t>
       </w:r>
       <w:r>
-        <w:t xml:space="preserve"> be to complex, </w:t>
+        <w:t xml:space="preserve"> be </w:t>
+      </w:r>
+      <w:proofErr w:type="spellStart"/>
+      <w:r>
+        <w:t>to</w:t>
+      </w:r>
+      <w:proofErr w:type="spellEnd"/>
+      <w:r>
+        <w:t xml:space="preserve"> complex, </w:t>
       </w:r>
       <w:r>
         <w:t>i.e.</w:t>
@@ -4254,7 +4271,15 @@
         <w:ind w:left="720"/>
       </w:pPr>
       <w:r>
-        <w:t xml:space="preserve">I am going to be programming this an c# so </w:t>
+        <w:t xml:space="preserve">I am going to be programming this an </w:t>
+      </w:r>
+      <w:proofErr w:type="spellStart"/>
+      <w:r>
+        <w:t>c#</w:t>
+      </w:r>
+      <w:proofErr w:type="spellEnd"/>
+      <w:r>
+        <w:t xml:space="preserve"> so </w:t>
       </w:r>
       <w:r>
         <w:t xml:space="preserve">the final application will just be an executable able to be run by any </w:t>
@@ -4408,7 +4433,15 @@
       </w:r>
       <w:r>
         <w:tab/>
-        <w:t xml:space="preserve">program. This is a functionality critera  that makes sure that all the features can be easily </w:t>
+        <w:t xml:space="preserve">program. This is a functionality </w:t>
+      </w:r>
+      <w:proofErr w:type="spellStart"/>
+      <w:r>
+        <w:t>critera</w:t>
+      </w:r>
+      <w:proofErr w:type="spellEnd"/>
+      <w:r>
+        <w:t xml:space="preserve">  that makes sure that all the features can be easily </w:t>
       </w:r>
       <w:r>
         <w:tab/>
@@ -4470,7 +4503,15 @@
       </w:r>
       <w:r>
         <w:tab/>
-        <w:t xml:space="preserve">program.  this is a functionality criteria . This is needed to make sure that the the features </w:t>
+        <w:t xml:space="preserve">program.  this is a functionality criteria . This is needed to make sure that the </w:t>
+      </w:r>
+      <w:proofErr w:type="spellStart"/>
+      <w:r>
+        <w:t>the</w:t>
+      </w:r>
+      <w:proofErr w:type="spellEnd"/>
+      <w:r>
+        <w:t xml:space="preserve"> features </w:t>
       </w:r>
       <w:r>
         <w:tab/>
@@ -4557,9 +4598,9 @@
           <w:noProof/>
         </w:rPr>
         <w:drawing>
-          <wp:inline distT="0" distB="0" distL="0" distR="0" wp14:anchorId="62409CD3" wp14:editId="71FD5F1B">
-            <wp:extent cx="5730875" cy="1550620"/>
-            <wp:effectExtent l="0" t="0" r="3175" b="0"/>
+          <wp:inline distT="0" distB="0" distL="0" distR="0" wp14:anchorId="62409CD3" wp14:editId="6A51DA88">
+            <wp:extent cx="5728713" cy="1530985"/>
+            <wp:effectExtent l="0" t="0" r="5715" b="0"/>
             <wp:docPr id="3" name="Picture 3"/>
             <wp:cNvGraphicFramePr>
               <a:graphicFrameLocks xmlns:a="http://schemas.openxmlformats.org/drawingml/2006/main" noChangeAspect="1"/>
@@ -4581,13 +4622,13 @@
                         </a:ext>
                       </a:extLst>
                     </a:blip>
-                    <a:srcRect t="6511"/>
+                    <a:srcRect t="7660"/>
                     <a:stretch/>
                   </pic:blipFill>
                   <pic:spPr bwMode="auto">
                     <a:xfrm>
                       <a:off x="0" y="0"/>
-                      <a:ext cx="5730875" cy="1550620"/>
+                      <a:ext cx="5730875" cy="1531563"/>
                     </a:xfrm>
                     <a:prstGeom prst="rect">
                       <a:avLst/>
@@ -4636,7 +4677,15 @@
       </w:r>
       <w:r>
         <w:lastRenderedPageBreak/>
-        <w:t>needs to be developed, these separate sections for the most part won’t interact with each other and will be developed separate from each other by doing this it becomes easier to develop the modules as I can focus on one at a time with out having to worry about the other modules. It also means I can test and debug them separately</w:t>
+        <w:t xml:space="preserve">needs to be developed, these separate sections for the most part won’t interact with each other and will be developed separate from each other by doing this it becomes easier to develop the modules as I can focus on one at a time </w:t>
+      </w:r>
+      <w:proofErr w:type="spellStart"/>
+      <w:r>
+        <w:t>with out</w:t>
+      </w:r>
+      <w:proofErr w:type="spellEnd"/>
+      <w:r>
+        <w:t xml:space="preserve"> having to worry about the other modules. It also means I can test and debug them separately</w:t>
       </w:r>
       <w:r>
         <w:t xml:space="preserve"> which speeds the overall process up massively. By having them as separate modules I can edit and changed them with fear of the changes affecting the overall system. This is vital for </w:t>
@@ -4662,7 +4711,15 @@
         <w:t xml:space="preserve"> I can program each module individually, this is useful as if I get </w:t>
       </w:r>
       <w:r>
-        <w:t xml:space="preserve">a “block” for one of the modules I can move to a different one that has a different problem to solve. This means I can carry one working on the program with out getting burnt-out as quick. It can also make focusing on one area easier as you only need to think about in a much smaller context this can help you stop being overwhelmed by the number of things you have to do. It can stop you from panicking and help keep a calm and positive mindset which is vital to do a burn out can really stop the development of a program </w:t>
+        <w:t xml:space="preserve">a “block” for one of the modules I can move to a different one that has a different problem to solve. This means I can carry one working on the program </w:t>
+      </w:r>
+      <w:proofErr w:type="spellStart"/>
+      <w:r>
+        <w:t>with out</w:t>
+      </w:r>
+      <w:proofErr w:type="spellEnd"/>
+      <w:r>
+        <w:t xml:space="preserve"> getting burnt-out as quick. It can also make focusing on one area easier as you only need to think about in a much smaller context this can help you stop being overwhelmed by the number of things you have to do. It can stop you from panicking and help keep a calm and positive mindset which is vital to do a burn out can really stop the development of a program </w:t>
       </w:r>
       <w:r>
         <w:t>if it gets too bad.</w:t>
@@ -4877,9 +4934,9 @@
           <w:noProof/>
         </w:rPr>
         <w:drawing>
-          <wp:inline distT="0" distB="0" distL="0" distR="0" wp14:anchorId="5D375D54" wp14:editId="19693F7B">
-            <wp:extent cx="4410635" cy="2354877"/>
-            <wp:effectExtent l="0" t="0" r="9525" b="7620"/>
+          <wp:inline distT="0" distB="0" distL="0" distR="0" wp14:anchorId="5D375D54" wp14:editId="7DA81E21">
+            <wp:extent cx="4409166" cy="2296795"/>
+            <wp:effectExtent l="0" t="0" r="0" b="8255"/>
             <wp:docPr id="5" name="Picture 5"/>
             <wp:cNvGraphicFramePr>
               <a:graphicFrameLocks xmlns:a="http://schemas.openxmlformats.org/drawingml/2006/main" noChangeAspect="1"/>
@@ -4901,13 +4958,13 @@
                         </a:ext>
                       </a:extLst>
                     </a:blip>
-                    <a:srcRect t="19335"/>
+                    <a:srcRect t="21298"/>
                     <a:stretch/>
                   </pic:blipFill>
                   <pic:spPr bwMode="auto">
                     <a:xfrm>
                       <a:off x="0" y="0"/>
-                      <a:ext cx="4430863" cy="2365677"/>
+                      <a:ext cx="4430863" cy="2308097"/>
                     </a:xfrm>
                     <a:prstGeom prst="rect">
                       <a:avLst/>
@@ -4948,6 +5005,12 @@
       <w:r>
         <w:t>. I Have decomposed these components as they will make it easy to create this module.</w:t>
       </w:r>
+      <w:r>
+        <w:rPr>
+          <w:noProof/>
+        </w:rPr>
+        <w:t xml:space="preserve"> </w:t>
+      </w:r>
     </w:p>
     <w:p>
       <w:pPr>
@@ -5022,7 +5085,70 @@
         <w:t xml:space="preserve">. I have decomposed this as it is slightly different in how it will be called and found in the UI and therefore easier to program separately.  </w:t>
       </w:r>
     </w:p>
-    <w:p/>
+    <w:p>
+      <w:pPr>
+        <w:pStyle w:val="Heading3"/>
+        <w:ind w:left="720" w:firstLine="720"/>
+      </w:pPr>
+      <w:r>
+        <w:t>Inventory Menu</w:t>
+      </w:r>
+    </w:p>
+    <w:p>
+      <w:r>
+        <w:rPr>
+          <w:noProof/>
+        </w:rPr>
+        <w:drawing>
+          <wp:inline distT="0" distB="0" distL="0" distR="0" wp14:anchorId="19D36508" wp14:editId="5E79B954">
+            <wp:extent cx="5763530" cy="3771900"/>
+            <wp:effectExtent l="0" t="0" r="8890" b="0"/>
+            <wp:docPr id="4" name="Picture 4" descr="Diagram&#10;&#10;Description automatically generated"/>
+            <wp:cNvGraphicFramePr>
+              <a:graphicFrameLocks xmlns:a="http://schemas.openxmlformats.org/drawingml/2006/main" noChangeAspect="1"/>
+            </wp:cNvGraphicFramePr>
+            <a:graphic xmlns:a="http://schemas.openxmlformats.org/drawingml/2006/main">
+              <a:graphicData uri="http://schemas.openxmlformats.org/drawingml/2006/picture">
+                <pic:pic xmlns:pic="http://schemas.openxmlformats.org/drawingml/2006/picture">
+                  <pic:nvPicPr>
+                    <pic:cNvPr id="4" name="Picture 4" descr="Diagram&#10;&#10;Description automatically generated"/>
+                    <pic:cNvPicPr>
+                      <a:picLocks noChangeAspect="1" noChangeArrowheads="1"/>
+                    </pic:cNvPicPr>
+                  </pic:nvPicPr>
+                  <pic:blipFill>
+                    <a:blip r:embed="rId13">
+                      <a:extLst>
+                        <a:ext uri="{28A0092B-C50C-407E-A947-70E740481C1C}">
+                          <a14:useLocalDpi xmlns:a14="http://schemas.microsoft.com/office/drawing/2010/main" val="0"/>
+                        </a:ext>
+                      </a:extLst>
+                    </a:blip>
+                    <a:srcRect/>
+                    <a:stretch>
+                      <a:fillRect/>
+                    </a:stretch>
+                  </pic:blipFill>
+                  <pic:spPr bwMode="auto">
+                    <a:xfrm>
+                      <a:off x="0" y="0"/>
+                      <a:ext cx="5763800" cy="3772077"/>
+                    </a:xfrm>
+                    <a:prstGeom prst="rect">
+                      <a:avLst/>
+                    </a:prstGeom>
+                    <a:noFill/>
+                    <a:ln>
+                      <a:noFill/>
+                    </a:ln>
+                  </pic:spPr>
+                </pic:pic>
+              </a:graphicData>
+            </a:graphic>
+          </wp:inline>
+        </w:drawing>
+      </w:r>
+    </w:p>
     <w:p>
       <w:pPr>
         <w:pStyle w:val="Heading2"/>
@@ -5037,6 +5163,7 @@
         <w:t xml:space="preserve"> </w:t>
       </w:r>
     </w:p>
+    <w:p/>
     <w:p>
       <w:pPr>
         <w:pStyle w:val="Heading2"/>
@@ -5044,9 +5171,367 @@
       </w:pPr>
       <w:bookmarkStart w:id="11" w:name="_Toc103244915"/>
       <w:r>
+        <w:lastRenderedPageBreak/>
         <w:t>Algorithms</w:t>
       </w:r>
       <w:bookmarkEnd w:id="11"/>
+    </w:p>
+    <w:p>
+      <w:pPr>
+        <w:pStyle w:val="Heading3"/>
+      </w:pPr>
+      <w:r>
+        <w:tab/>
+      </w:r>
+      <w:r>
+        <w:tab/>
+      </w:r>
+      <w:r>
+        <w:t>Login Module</w:t>
+      </w:r>
+    </w:p>
+    <w:p>
+      <w:r>
+        <w:tab/>
+      </w:r>
+      <w:r>
+        <w:tab/>
+        <w:t>Flowchart:</w:t>
+      </w:r>
+      <w:r>
+        <w:tab/>
+      </w:r>
+      <w:r>
+        <w:rPr>
+          <w:noProof/>
+        </w:rPr>
+        <w:drawing>
+          <wp:inline distT="0" distB="0" distL="0" distR="0" wp14:anchorId="28AE85E5" wp14:editId="4A537D4E">
+            <wp:extent cx="5724525" cy="3910965"/>
+            <wp:effectExtent l="0" t="0" r="9525" b="0"/>
+            <wp:docPr id="6" name="Picture 6" descr="Diagram&#10;&#10;Description automatically generated"/>
+            <wp:cNvGraphicFramePr>
+              <a:graphicFrameLocks xmlns:a="http://schemas.openxmlformats.org/drawingml/2006/main" noChangeAspect="1"/>
+            </wp:cNvGraphicFramePr>
+            <a:graphic xmlns:a="http://schemas.openxmlformats.org/drawingml/2006/main">
+              <a:graphicData uri="http://schemas.openxmlformats.org/drawingml/2006/picture">
+                <pic:pic xmlns:pic="http://schemas.openxmlformats.org/drawingml/2006/picture">
+                  <pic:nvPicPr>
+                    <pic:cNvPr id="6" name="Picture 6" descr="Diagram&#10;&#10;Description automatically generated"/>
+                    <pic:cNvPicPr>
+                      <a:picLocks noChangeAspect="1" noChangeArrowheads="1"/>
+                    </pic:cNvPicPr>
+                  </pic:nvPicPr>
+                  <pic:blipFill>
+                    <a:blip r:embed="rId14">
+                      <a:extLst>
+                        <a:ext uri="{28A0092B-C50C-407E-A947-70E740481C1C}">
+                          <a14:useLocalDpi xmlns:a14="http://schemas.microsoft.com/office/drawing/2010/main" val="0"/>
+                        </a:ext>
+                      </a:extLst>
+                    </a:blip>
+                    <a:srcRect/>
+                    <a:stretch>
+                      <a:fillRect/>
+                    </a:stretch>
+                  </pic:blipFill>
+                  <pic:spPr bwMode="auto">
+                    <a:xfrm>
+                      <a:off x="0" y="0"/>
+                      <a:ext cx="5724525" cy="3910965"/>
+                    </a:xfrm>
+                    <a:prstGeom prst="rect">
+                      <a:avLst/>
+                    </a:prstGeom>
+                    <a:noFill/>
+                    <a:ln>
+                      <a:noFill/>
+                    </a:ln>
+                  </pic:spPr>
+                </pic:pic>
+              </a:graphicData>
+            </a:graphic>
+          </wp:inline>
+        </w:drawing>
+      </w:r>
+    </w:p>
+    <w:p>
+      <w:r>
+        <w:tab/>
+      </w:r>
+      <w:r>
+        <w:tab/>
+      </w:r>
+      <w:proofErr w:type="spellStart"/>
+      <w:r>
+        <w:t>PsuedoCode</w:t>
+      </w:r>
+      <w:proofErr w:type="spellEnd"/>
+      <w:r>
+        <w:t>:</w:t>
+      </w:r>
+    </w:p>
+    <w:p>
+      <w:r>
+        <w:tab/>
+      </w:r>
+      <w:r>
+        <w:tab/>
+      </w:r>
+      <w:r>
+        <w:rPr>
+          <w:noProof/>
+        </w:rPr>
+        <w:drawing>
+          <wp:inline distT="0" distB="0" distL="0" distR="0" wp14:anchorId="562AFED3" wp14:editId="4A7ECA41">
+            <wp:extent cx="2971800" cy="2952750"/>
+            <wp:effectExtent l="0" t="0" r="0" b="0"/>
+            <wp:docPr id="7" name="Picture 7" descr="A picture containing text, receipt&#10;&#10;Description automatically generated"/>
+            <wp:cNvGraphicFramePr>
+              <a:graphicFrameLocks xmlns:a="http://schemas.openxmlformats.org/drawingml/2006/main" noChangeAspect="1"/>
+            </wp:cNvGraphicFramePr>
+            <a:graphic xmlns:a="http://schemas.openxmlformats.org/drawingml/2006/main">
+              <a:graphicData uri="http://schemas.openxmlformats.org/drawingml/2006/picture">
+                <pic:pic xmlns:pic="http://schemas.openxmlformats.org/drawingml/2006/picture">
+                  <pic:nvPicPr>
+                    <pic:cNvPr id="7" name="Picture 7" descr="A picture containing text, receipt&#10;&#10;Description automatically generated"/>
+                    <pic:cNvPicPr/>
+                  </pic:nvPicPr>
+                  <pic:blipFill>
+                    <a:blip r:embed="rId15"/>
+                    <a:stretch>
+                      <a:fillRect/>
+                    </a:stretch>
+                  </pic:blipFill>
+                  <pic:spPr>
+                    <a:xfrm>
+                      <a:off x="0" y="0"/>
+                      <a:ext cx="2971800" cy="2952750"/>
+                    </a:xfrm>
+                    <a:prstGeom prst="rect">
+                      <a:avLst/>
+                    </a:prstGeom>
+                  </pic:spPr>
+                </pic:pic>
+              </a:graphicData>
+            </a:graphic>
+          </wp:inline>
+        </w:drawing>
+      </w:r>
+    </w:p>
+    <w:p>
+      <w:pPr>
+        <w:ind w:left="1440"/>
+      </w:pPr>
+      <w:r>
+        <w:t xml:space="preserve">This is the main function for </w:t>
+      </w:r>
+      <w:r>
+        <w:t xml:space="preserve">a the login menu. Render Window is a procedure which </w:t>
+      </w:r>
+      <w:r>
+        <w:t xml:space="preserve">creates a window object called window and </w:t>
+      </w:r>
+      <w:r>
+        <w:t xml:space="preserve">places and renders each of the parts of the window(I haven’t </w:t>
+      </w:r>
+      <w:r>
+        <w:t xml:space="preserve">written it in pseudocode as it is </w:t>
+      </w:r>
+      <w:r>
+        <w:t xml:space="preserve">doesn’t actually do anything </w:t>
+      </w:r>
+      <w:r>
+        <w:lastRenderedPageBreak/>
+        <w:t>that</w:t>
+      </w:r>
+      <w:r>
+        <w:t xml:space="preserve"> we need to worry about), </w:t>
+      </w:r>
+      <w:r>
+        <w:t xml:space="preserve">close and login are variables of </w:t>
+      </w:r>
+      <w:r>
+        <w:t xml:space="preserve">the window that say if certain buttons have been pressed and destroy is a function if the window that </w:t>
+      </w:r>
+      <w:r>
+        <w:t xml:space="preserve">closes the window. </w:t>
+      </w:r>
+      <w:proofErr w:type="spellStart"/>
+      <w:r>
+        <w:t>getData</w:t>
+      </w:r>
+      <w:proofErr w:type="spellEnd"/>
+      <w:r>
+        <w:t xml:space="preserve"> and verify are defined below. </w:t>
+      </w:r>
+    </w:p>
+    <w:p>
+      <w:pPr>
+        <w:ind w:left="1440"/>
+      </w:pPr>
+      <w:r>
+        <w:rPr>
+          <w:noProof/>
+        </w:rPr>
+        <w:drawing>
+          <wp:inline distT="0" distB="0" distL="0" distR="0" wp14:anchorId="59542EE6" wp14:editId="0D9811F6">
+            <wp:extent cx="3228975" cy="1076325"/>
+            <wp:effectExtent l="0" t="0" r="9525" b="9525"/>
+            <wp:docPr id="8" name="Picture 8" descr="Graphical user interface, text&#10;&#10;Description automatically generated"/>
+            <wp:cNvGraphicFramePr>
+              <a:graphicFrameLocks xmlns:a="http://schemas.openxmlformats.org/drawingml/2006/main" noChangeAspect="1"/>
+            </wp:cNvGraphicFramePr>
+            <a:graphic xmlns:a="http://schemas.openxmlformats.org/drawingml/2006/main">
+              <a:graphicData uri="http://schemas.openxmlformats.org/drawingml/2006/picture">
+                <pic:pic xmlns:pic="http://schemas.openxmlformats.org/drawingml/2006/picture">
+                  <pic:nvPicPr>
+                    <pic:cNvPr id="8" name="Picture 8" descr="Graphical user interface, text&#10;&#10;Description automatically generated"/>
+                    <pic:cNvPicPr/>
+                  </pic:nvPicPr>
+                  <pic:blipFill>
+                    <a:blip r:embed="rId16"/>
+                    <a:stretch>
+                      <a:fillRect/>
+                    </a:stretch>
+                  </pic:blipFill>
+                  <pic:spPr>
+                    <a:xfrm>
+                      <a:off x="0" y="0"/>
+                      <a:ext cx="3228975" cy="1076325"/>
+                    </a:xfrm>
+                    <a:prstGeom prst="rect">
+                      <a:avLst/>
+                    </a:prstGeom>
+                  </pic:spPr>
+                </pic:pic>
+              </a:graphicData>
+            </a:graphic>
+          </wp:inline>
+        </w:drawing>
+      </w:r>
+    </w:p>
+    <w:p>
+      <w:pPr>
+        <w:ind w:left="1440"/>
+      </w:pPr>
+      <w:r>
+        <w:t xml:space="preserve">This is  the </w:t>
+      </w:r>
+      <w:proofErr w:type="spellStart"/>
+      <w:r>
+        <w:t>getData</w:t>
+      </w:r>
+      <w:proofErr w:type="spellEnd"/>
+      <w:r>
+        <w:t xml:space="preserve"> function it simply gets the data and turns </w:t>
+      </w:r>
+      <w:r>
+        <w:t xml:space="preserve">it </w:t>
+      </w:r>
+      <w:r>
+        <w:t xml:space="preserve">into a string, this should stop </w:t>
+      </w:r>
+      <w:r>
+        <w:t>SQL</w:t>
+      </w:r>
+      <w:r>
+        <w:t xml:space="preserve"> injection. The get function is a function of the input fields in window.</w:t>
+      </w:r>
+    </w:p>
+    <w:p>
+      <w:pPr>
+        <w:ind w:left="1440"/>
+      </w:pPr>
+      <w:r>
+        <w:rPr>
+          <w:noProof/>
+        </w:rPr>
+        <w:drawing>
+          <wp:inline distT="0" distB="0" distL="0" distR="0" wp14:anchorId="2E86E73C" wp14:editId="0861AA70">
+            <wp:extent cx="3333750" cy="2771775"/>
+            <wp:effectExtent l="0" t="0" r="0" b="9525"/>
+            <wp:docPr id="9" name="Picture 9" descr="Text&#10;&#10;Description automatically generated"/>
+            <wp:cNvGraphicFramePr>
+              <a:graphicFrameLocks xmlns:a="http://schemas.openxmlformats.org/drawingml/2006/main" noChangeAspect="1"/>
+            </wp:cNvGraphicFramePr>
+            <a:graphic xmlns:a="http://schemas.openxmlformats.org/drawingml/2006/main">
+              <a:graphicData uri="http://schemas.openxmlformats.org/drawingml/2006/picture">
+                <pic:pic xmlns:pic="http://schemas.openxmlformats.org/drawingml/2006/picture">
+                  <pic:nvPicPr>
+                    <pic:cNvPr id="9" name="Picture 9" descr="Text&#10;&#10;Description automatically generated"/>
+                    <pic:cNvPicPr/>
+                  </pic:nvPicPr>
+                  <pic:blipFill>
+                    <a:blip r:embed="rId17"/>
+                    <a:stretch>
+                      <a:fillRect/>
+                    </a:stretch>
+                  </pic:blipFill>
+                  <pic:spPr>
+                    <a:xfrm>
+                      <a:off x="0" y="0"/>
+                      <a:ext cx="3333750" cy="2771775"/>
+                    </a:xfrm>
+                    <a:prstGeom prst="rect">
+                      <a:avLst/>
+                    </a:prstGeom>
+                  </pic:spPr>
+                </pic:pic>
+              </a:graphicData>
+            </a:graphic>
+          </wp:inline>
+        </w:drawing>
+      </w:r>
+    </w:p>
+    <w:p>
+      <w:pPr>
+        <w:ind w:left="1440"/>
+      </w:pPr>
+      <w:r>
+        <w:t>This is the verify function</w:t>
+      </w:r>
+      <w:r>
+        <w:t xml:space="preserve">, it checks if the user is in the database and if the </w:t>
+      </w:r>
+      <w:r>
+        <w:t xml:space="preserve">passwords match if they do it returns the Users ID number </w:t>
+      </w:r>
+      <w:r>
+        <w:t xml:space="preserve">otherwise it gives an error message. </w:t>
+      </w:r>
+      <w:proofErr w:type="spellStart"/>
+      <w:r>
+        <w:t>inDb</w:t>
+      </w:r>
+      <w:proofErr w:type="spellEnd"/>
+      <w:r>
+        <w:t xml:space="preserve">, </w:t>
+      </w:r>
+      <w:proofErr w:type="spellStart"/>
+      <w:r>
+        <w:t>matchDb</w:t>
+      </w:r>
+      <w:proofErr w:type="spellEnd"/>
+      <w:r>
+        <w:t>, and</w:t>
+      </w:r>
+      <w:r>
+        <w:t xml:space="preserve"> </w:t>
+      </w:r>
+      <w:proofErr w:type="spellStart"/>
+      <w:r>
+        <w:t>getDb</w:t>
+      </w:r>
+      <w:proofErr w:type="spellEnd"/>
+      <w:r>
+        <w:t xml:space="preserve"> are placeholder functions for SQL code. </w:t>
+      </w:r>
+    </w:p>
+    <w:p>
+      <w:pPr>
+        <w:ind w:left="1440"/>
+      </w:pPr>
     </w:p>
     <w:p>
       <w:pPr>
@@ -5061,6 +5546,120 @@
     </w:p>
     <w:p>
       <w:pPr>
+        <w:pStyle w:val="Heading3"/>
+      </w:pPr>
+      <w:r>
+        <w:tab/>
+      </w:r>
+      <w:r>
+        <w:tab/>
+        <w:t>Login menu</w:t>
+      </w:r>
+    </w:p>
+    <w:p>
+      <w:pPr>
+        <w:ind w:left="1440"/>
+      </w:pPr>
+      <w:r>
+        <w:t>The login menu has four main variables</w:t>
+      </w:r>
+      <w:r>
+        <w:t xml:space="preserve">/data structures in use, the password and username variables, the </w:t>
+      </w:r>
+      <w:r>
+        <w:t>database,</w:t>
+      </w:r>
+      <w:r>
+        <w:t xml:space="preserve"> and the window object. </w:t>
+      </w:r>
+    </w:p>
+    <w:p>
+      <w:pPr>
+        <w:ind w:left="1440"/>
+      </w:pPr>
+      <w:r>
+        <w:t xml:space="preserve">The password and username variables are </w:t>
+      </w:r>
+      <w:r>
+        <w:t xml:space="preserve">simple </w:t>
+      </w:r>
+      <w:r>
+        <w:t xml:space="preserve">strings that get passed between functions that are the password and username that was inputted into the input boxes of the GUI. They are vital to this function as they are the </w:t>
+      </w:r>
+      <w:r>
+        <w:t xml:space="preserve">things used to authenticate if the user is correct. They </w:t>
+      </w:r>
+      <w:r>
+        <w:t xml:space="preserve">are stored as strings because </w:t>
+      </w:r>
+      <w:r>
+        <w:t xml:space="preserve">storing them as anything else would be pointless as strings are already small in data size and </w:t>
+      </w:r>
+      <w:r>
+        <w:t>the amount of code needed to deal with them if they weren’t strings would out way the space saved by having them as not strings</w:t>
+      </w:r>
+    </w:p>
+    <w:p>
+      <w:pPr>
+        <w:ind w:left="1440"/>
+      </w:pPr>
+      <w:r>
+        <w:lastRenderedPageBreak/>
+        <w:t xml:space="preserve">The database is necessary to store the </w:t>
+      </w:r>
+      <w:r>
+        <w:t>user’s</w:t>
+      </w:r>
+      <w:r>
+        <w:t xml:space="preserve"> username and password in a secure and compact dataset. </w:t>
+      </w:r>
+      <w:r>
+        <w:t xml:space="preserve">By storing it in a database we are ensuring the safety of the data as </w:t>
+      </w:r>
+      <w:r>
+        <w:t xml:space="preserve">they can only be accessed by </w:t>
+      </w:r>
+      <w:r>
+        <w:t>SQL</w:t>
+      </w:r>
+      <w:r>
+        <w:t xml:space="preserve"> code and that can only happen through </w:t>
+      </w:r>
+      <w:r>
+        <w:t xml:space="preserve">the functions of the program. It also keeps the data in a compact format that can easily be searched </w:t>
+      </w:r>
+      <w:r>
+        <w:t>for data allowing for quick access and ease of use without using too much space.</w:t>
+      </w:r>
+    </w:p>
+    <w:p>
+      <w:pPr>
+        <w:ind w:left="1440"/>
+      </w:pPr>
+      <w:r>
+        <w:t xml:space="preserve">The window object is necessary to </w:t>
+      </w:r>
+      <w:r>
+        <w:t>render and work with the data in the window. It</w:t>
+      </w:r>
+      <w:r>
+        <w:t xml:space="preserve"> allows us to have a GUI and</w:t>
+      </w:r>
+      <w:r>
+        <w:t xml:space="preserve"> is therefore needed to have a nice easy to use program as GUI’s make using </w:t>
+      </w:r>
+      <w:r>
+        <w:t xml:space="preserve">programs much easier. </w:t>
+      </w:r>
+    </w:p>
+    <w:p>
+      <w:pPr>
+        <w:ind w:left="1440"/>
+      </w:pPr>
+    </w:p>
+    <w:p/>
+    <w:p>
+      <w:pPr>
         <w:pStyle w:val="Heading2"/>
         <w:ind w:firstLine="720"/>
       </w:pPr>
@@ -5070,6 +5669,7 @@
       </w:r>
       <w:bookmarkEnd w:id="13"/>
     </w:p>
+    <w:p/>
     <w:p>
       <w:pPr>
         <w:pStyle w:val="Heading2"/>
@@ -5671,12 +6271,12 @@
       </w:pPr>
     </w:p>
     <w:sectPr>
-      <w:headerReference w:type="even" r:id="rId13"/>
-      <w:headerReference w:type="default" r:id="rId14"/>
-      <w:footerReference w:type="even" r:id="rId15"/>
-      <w:footerReference w:type="default" r:id="rId16"/>
-      <w:headerReference w:type="first" r:id="rId17"/>
-      <w:footerReference w:type="first" r:id="rId18"/>
+      <w:headerReference w:type="even" r:id="rId18"/>
+      <w:headerReference w:type="default" r:id="rId19"/>
+      <w:footerReference w:type="even" r:id="rId20"/>
+      <w:footerReference w:type="default" r:id="rId21"/>
+      <w:headerReference w:type="first" r:id="rId22"/>
+      <w:footerReference w:type="first" r:id="rId23"/>
       <w:pgSz w:w="11906" w:h="16838"/>
       <w:pgMar w:top="1440" w:right="1440" w:bottom="1440" w:left="1440" w:header="708" w:footer="708" w:gutter="0"/>
       <w:cols w:space="708"/>
@@ -5738,7 +6338,6 @@
         <w:docPartUnique/>
       </w:docPartObj>
     </w:sdtPr>
-    <w:sdtEndPr/>
     <w:sdtContent>
       <w:p>
         <w:pPr>
@@ -5838,7 +6437,6 @@
           <w:id w:val="879360537"/>
           <w:citation/>
         </w:sdtPr>
-        <w:sdtEndPr/>
         <w:sdtContent>
           <w:r>
             <w:fldChar w:fldCharType="begin"/>
@@ -5891,7 +6489,6 @@
           <w:id w:val="491452017"/>
           <w:citation/>
         </w:sdtPr>
-        <w:sdtEndPr/>
         <w:sdtContent>
           <w:r>
             <w:fldChar w:fldCharType="begin"/>
@@ -5944,7 +6541,6 @@
           <w:id w:val="977493463"/>
           <w:citation/>
         </w:sdtPr>
-        <w:sdtEndPr/>
         <w:sdtContent>
           <w:r>
             <w:fldChar w:fldCharType="begin"/>

--- a/Documentation/NEA Documentation.docx
+++ b/Documentation/NEA Documentation.docx
@@ -185,7 +185,7 @@
           <w:r>
             <w:fldChar w:fldCharType="separate"/>
           </w:r>
-          <w:hyperlink w:anchor="_Toc103244904" w:history="1">
+          <w:hyperlink w:anchor="_Toc107759373" w:history="1">
             <w:r>
               <w:rPr>
                 <w:rStyle w:val="Hyperlink"/>
@@ -212,7 +212,7 @@
                 <w:noProof/>
                 <w:webHidden/>
               </w:rPr>
-              <w:instrText xml:space="preserve"> PAGEREF _Toc103244904 \h </w:instrText>
+              <w:instrText xml:space="preserve"> PAGEREF _Toc107759373 \h </w:instrText>
             </w:r>
             <w:r>
               <w:rPr>
@@ -255,7 +255,7 @@
               <w:lang w:eastAsia="en-GB"/>
             </w:rPr>
           </w:pPr>
-          <w:hyperlink w:anchor="_Toc103244905" w:history="1">
+          <w:hyperlink w:anchor="_Toc107759374" w:history="1">
             <w:r>
               <w:rPr>
                 <w:rStyle w:val="Hyperlink"/>
@@ -282,7 +282,7 @@
                 <w:noProof/>
                 <w:webHidden/>
               </w:rPr>
-              <w:instrText xml:space="preserve"> PAGEREF _Toc103244905 \h </w:instrText>
+              <w:instrText xml:space="preserve"> PAGEREF _Toc107759374 \h </w:instrText>
             </w:r>
             <w:r>
               <w:rPr>
@@ -325,7 +325,7 @@
               <w:lang w:eastAsia="en-GB"/>
             </w:rPr>
           </w:pPr>
-          <w:hyperlink w:anchor="_Toc103244906" w:history="1">
+          <w:hyperlink w:anchor="_Toc107759375" w:history="1">
             <w:r>
               <w:rPr>
                 <w:rStyle w:val="Hyperlink"/>
@@ -352,7 +352,7 @@
                 <w:noProof/>
                 <w:webHidden/>
               </w:rPr>
-              <w:instrText xml:space="preserve"> PAGEREF _Toc103244906 \h </w:instrText>
+              <w:instrText xml:space="preserve"> PAGEREF _Toc107759375 \h </w:instrText>
             </w:r>
             <w:r>
               <w:rPr>
@@ -395,7 +395,7 @@
               <w:lang w:eastAsia="en-GB"/>
             </w:rPr>
           </w:pPr>
-          <w:hyperlink w:anchor="_Toc103244907" w:history="1">
+          <w:hyperlink w:anchor="_Toc107759376" w:history="1">
             <w:r>
               <w:rPr>
                 <w:rStyle w:val="Hyperlink"/>
@@ -422,7 +422,7 @@
                 <w:noProof/>
                 <w:webHidden/>
               </w:rPr>
-              <w:instrText xml:space="preserve"> PAGEREF _Toc103244907 \h </w:instrText>
+              <w:instrText xml:space="preserve"> PAGEREF _Toc107759376 \h </w:instrText>
             </w:r>
             <w:r>
               <w:rPr>
@@ -465,7 +465,7 @@
               <w:lang w:eastAsia="en-GB"/>
             </w:rPr>
           </w:pPr>
-          <w:hyperlink w:anchor="_Toc103244908" w:history="1">
+          <w:hyperlink w:anchor="_Toc107759377" w:history="1">
             <w:r>
               <w:rPr>
                 <w:rStyle w:val="Hyperlink"/>
@@ -492,7 +492,7 @@
                 <w:noProof/>
                 <w:webHidden/>
               </w:rPr>
-              <w:instrText xml:space="preserve"> PAGEREF _Toc103244908 \h </w:instrText>
+              <w:instrText xml:space="preserve"> PAGEREF _Toc107759377 \h </w:instrText>
             </w:r>
             <w:r>
               <w:rPr>
@@ -535,7 +535,7 @@
               <w:lang w:eastAsia="en-GB"/>
             </w:rPr>
           </w:pPr>
-          <w:hyperlink w:anchor="_Toc103244909" w:history="1">
+          <w:hyperlink w:anchor="_Toc107759378" w:history="1">
             <w:r>
               <w:rPr>
                 <w:rStyle w:val="Hyperlink"/>
@@ -562,7 +562,7 @@
                 <w:noProof/>
                 <w:webHidden/>
               </w:rPr>
-              <w:instrText xml:space="preserve"> PAGEREF _Toc103244909 \h </w:instrText>
+              <w:instrText xml:space="preserve"> PAGEREF _Toc107759378 \h </w:instrText>
             </w:r>
             <w:r>
               <w:rPr>
@@ -582,7 +582,7 @@
                 <w:noProof/>
                 <w:webHidden/>
               </w:rPr>
-              <w:t>5</w:t>
+              <w:t>6</w:t>
             </w:r>
             <w:r>
               <w:rPr>
@@ -605,7 +605,7 @@
               <w:lang w:eastAsia="en-GB"/>
             </w:rPr>
           </w:pPr>
-          <w:hyperlink w:anchor="_Toc103244910" w:history="1">
+          <w:hyperlink w:anchor="_Toc107759379" w:history="1">
             <w:r>
               <w:rPr>
                 <w:rStyle w:val="Hyperlink"/>
@@ -632,7 +632,7 @@
                 <w:noProof/>
                 <w:webHidden/>
               </w:rPr>
-              <w:instrText xml:space="preserve"> PAGEREF _Toc103244910 \h </w:instrText>
+              <w:instrText xml:space="preserve"> PAGEREF _Toc107759379 \h </w:instrText>
             </w:r>
             <w:r>
               <w:rPr>
@@ -652,7 +652,7 @@
                 <w:noProof/>
                 <w:webHidden/>
               </w:rPr>
-              <w:t>5</w:t>
+              <w:t>6</w:t>
             </w:r>
             <w:r>
               <w:rPr>
@@ -675,7 +675,7 @@
               <w:lang w:eastAsia="en-GB"/>
             </w:rPr>
           </w:pPr>
-          <w:hyperlink w:anchor="_Toc103244911" w:history="1">
+          <w:hyperlink w:anchor="_Toc107759380" w:history="1">
             <w:r>
               <w:rPr>
                 <w:rStyle w:val="Hyperlink"/>
@@ -702,7 +702,7 @@
                 <w:noProof/>
                 <w:webHidden/>
               </w:rPr>
-              <w:instrText xml:space="preserve"> PAGEREF _Toc103244911 \h </w:instrText>
+              <w:instrText xml:space="preserve"> PAGEREF _Toc107759380 \h </w:instrText>
             </w:r>
             <w:r>
               <w:rPr>
@@ -722,7 +722,7 @@
                 <w:noProof/>
                 <w:webHidden/>
               </w:rPr>
-              <w:t>5</w:t>
+              <w:t>7</w:t>
             </w:r>
             <w:r>
               <w:rPr>
@@ -745,7 +745,7 @@
               <w:lang w:eastAsia="en-GB"/>
             </w:rPr>
           </w:pPr>
-          <w:hyperlink w:anchor="_Toc103244912" w:history="1">
+          <w:hyperlink w:anchor="_Toc107759381" w:history="1">
             <w:r>
               <w:rPr>
                 <w:rStyle w:val="Hyperlink"/>
@@ -772,7 +772,7 @@
                 <w:noProof/>
                 <w:webHidden/>
               </w:rPr>
-              <w:instrText xml:space="preserve"> PAGEREF _Toc103244912 \h </w:instrText>
+              <w:instrText xml:space="preserve"> PAGEREF _Toc107759381 \h </w:instrText>
             </w:r>
             <w:r>
               <w:rPr>
@@ -792,7 +792,7 @@
                 <w:noProof/>
                 <w:webHidden/>
               </w:rPr>
-              <w:t>5</w:t>
+              <w:t>8</w:t>
             </w:r>
             <w:r>
               <w:rPr>
@@ -815,7 +815,7 @@
               <w:lang w:eastAsia="en-GB"/>
             </w:rPr>
           </w:pPr>
-          <w:hyperlink w:anchor="_Toc103244913" w:history="1">
+          <w:hyperlink w:anchor="_Toc107759382" w:history="1">
             <w:r>
               <w:rPr>
                 <w:rStyle w:val="Hyperlink"/>
@@ -842,7 +842,7 @@
                 <w:noProof/>
                 <w:webHidden/>
               </w:rPr>
-              <w:instrText xml:space="preserve"> PAGEREF _Toc103244913 \h </w:instrText>
+              <w:instrText xml:space="preserve"> PAGEREF _Toc107759382 \h </w:instrText>
             </w:r>
             <w:r>
               <w:rPr>
@@ -862,7 +862,217 @@
                 <w:noProof/>
                 <w:webHidden/>
               </w:rPr>
-              <w:t>5</w:t>
+              <w:t>8</w:t>
+            </w:r>
+            <w:r>
+              <w:rPr>
+                <w:noProof/>
+                <w:webHidden/>
+              </w:rPr>
+              <w:fldChar w:fldCharType="end"/>
+            </w:r>
+          </w:hyperlink>
+        </w:p>
+        <w:p>
+          <w:pPr>
+            <w:pStyle w:val="TOC3"/>
+            <w:tabs>
+              <w:tab w:val="right" w:leader="dot" w:pos="9016"/>
+            </w:tabs>
+            <w:rPr>
+              <w:rFonts w:eastAsiaTheme="minorEastAsia"/>
+              <w:noProof/>
+              <w:lang w:eastAsia="en-GB"/>
+            </w:rPr>
+          </w:pPr>
+          <w:hyperlink w:anchor="_Toc107759383" w:history="1">
+            <w:r>
+              <w:rPr>
+                <w:rStyle w:val="Hyperlink"/>
+                <w:noProof/>
+              </w:rPr>
+              <w:t>Login Menu</w:t>
+            </w:r>
+            <w:r>
+              <w:rPr>
+                <w:noProof/>
+                <w:webHidden/>
+              </w:rPr>
+              <w:tab/>
+            </w:r>
+            <w:r>
+              <w:rPr>
+                <w:noProof/>
+                <w:webHidden/>
+              </w:rPr>
+              <w:fldChar w:fldCharType="begin"/>
+            </w:r>
+            <w:r>
+              <w:rPr>
+                <w:noProof/>
+                <w:webHidden/>
+              </w:rPr>
+              <w:instrText xml:space="preserve"> PAGEREF _Toc107759383 \h </w:instrText>
+            </w:r>
+            <w:r>
+              <w:rPr>
+                <w:noProof/>
+                <w:webHidden/>
+              </w:rPr>
+            </w:r>
+            <w:r>
+              <w:rPr>
+                <w:noProof/>
+                <w:webHidden/>
+              </w:rPr>
+              <w:fldChar w:fldCharType="separate"/>
+            </w:r>
+            <w:r>
+              <w:rPr>
+                <w:noProof/>
+                <w:webHidden/>
+              </w:rPr>
+              <w:t>9</w:t>
+            </w:r>
+            <w:r>
+              <w:rPr>
+                <w:noProof/>
+                <w:webHidden/>
+              </w:rPr>
+              <w:fldChar w:fldCharType="end"/>
+            </w:r>
+          </w:hyperlink>
+        </w:p>
+        <w:p>
+          <w:pPr>
+            <w:pStyle w:val="TOC3"/>
+            <w:tabs>
+              <w:tab w:val="right" w:leader="dot" w:pos="9016"/>
+            </w:tabs>
+            <w:rPr>
+              <w:rFonts w:eastAsiaTheme="minorEastAsia"/>
+              <w:noProof/>
+              <w:lang w:eastAsia="en-GB"/>
+            </w:rPr>
+          </w:pPr>
+          <w:hyperlink w:anchor="_Toc107759384" w:history="1">
+            <w:r>
+              <w:rPr>
+                <w:rStyle w:val="Hyperlink"/>
+                <w:noProof/>
+              </w:rPr>
+              <w:t>Main Menu</w:t>
+            </w:r>
+            <w:r>
+              <w:rPr>
+                <w:noProof/>
+                <w:webHidden/>
+              </w:rPr>
+              <w:tab/>
+            </w:r>
+            <w:r>
+              <w:rPr>
+                <w:noProof/>
+                <w:webHidden/>
+              </w:rPr>
+              <w:fldChar w:fldCharType="begin"/>
+            </w:r>
+            <w:r>
+              <w:rPr>
+                <w:noProof/>
+                <w:webHidden/>
+              </w:rPr>
+              <w:instrText xml:space="preserve"> PAGEREF _Toc107759384 \h </w:instrText>
+            </w:r>
+            <w:r>
+              <w:rPr>
+                <w:noProof/>
+                <w:webHidden/>
+              </w:rPr>
+            </w:r>
+            <w:r>
+              <w:rPr>
+                <w:noProof/>
+                <w:webHidden/>
+              </w:rPr>
+              <w:fldChar w:fldCharType="separate"/>
+            </w:r>
+            <w:r>
+              <w:rPr>
+                <w:noProof/>
+                <w:webHidden/>
+              </w:rPr>
+              <w:t>10</w:t>
+            </w:r>
+            <w:r>
+              <w:rPr>
+                <w:noProof/>
+                <w:webHidden/>
+              </w:rPr>
+              <w:fldChar w:fldCharType="end"/>
+            </w:r>
+          </w:hyperlink>
+        </w:p>
+        <w:p>
+          <w:pPr>
+            <w:pStyle w:val="TOC3"/>
+            <w:tabs>
+              <w:tab w:val="right" w:leader="dot" w:pos="9016"/>
+            </w:tabs>
+            <w:rPr>
+              <w:rFonts w:eastAsiaTheme="minorEastAsia"/>
+              <w:noProof/>
+              <w:lang w:eastAsia="en-GB"/>
+            </w:rPr>
+          </w:pPr>
+          <w:hyperlink w:anchor="_Toc107759385" w:history="1">
+            <w:r>
+              <w:rPr>
+                <w:rStyle w:val="Hyperlink"/>
+                <w:noProof/>
+              </w:rPr>
+              <w:t>Inventory Menu</w:t>
+            </w:r>
+            <w:r>
+              <w:rPr>
+                <w:noProof/>
+                <w:webHidden/>
+              </w:rPr>
+              <w:tab/>
+            </w:r>
+            <w:r>
+              <w:rPr>
+                <w:noProof/>
+                <w:webHidden/>
+              </w:rPr>
+              <w:fldChar w:fldCharType="begin"/>
+            </w:r>
+            <w:r>
+              <w:rPr>
+                <w:noProof/>
+                <w:webHidden/>
+              </w:rPr>
+              <w:instrText xml:space="preserve"> PAGEREF _Toc107759385 \h </w:instrText>
+            </w:r>
+            <w:r>
+              <w:rPr>
+                <w:noProof/>
+                <w:webHidden/>
+              </w:rPr>
+            </w:r>
+            <w:r>
+              <w:rPr>
+                <w:noProof/>
+                <w:webHidden/>
+              </w:rPr>
+              <w:fldChar w:fldCharType="separate"/>
+            </w:r>
+            <w:r>
+              <w:rPr>
+                <w:noProof/>
+                <w:webHidden/>
+              </w:rPr>
+              <w:t>11</w:t>
             </w:r>
             <w:r>
               <w:rPr>
@@ -885,13 +1095,13 @@
               <w:lang w:eastAsia="en-GB"/>
             </w:rPr>
           </w:pPr>
-          <w:hyperlink w:anchor="_Toc103244914" w:history="1">
+          <w:hyperlink w:anchor="_Toc107759386" w:history="1">
             <w:r>
               <w:rPr>
                 <w:rStyle w:val="Hyperlink"/>
                 <w:noProof/>
               </w:rPr>
-              <w:t>Structure</w:t>
+              <w:t>Structure/Algorithms</w:t>
             </w:r>
             <w:r>
               <w:rPr>
@@ -912,7 +1122,7 @@
                 <w:noProof/>
                 <w:webHidden/>
               </w:rPr>
-              <w:instrText xml:space="preserve"> PAGEREF _Toc103244914 \h </w:instrText>
+              <w:instrText xml:space="preserve"> PAGEREF _Toc107759386 \h </w:instrText>
             </w:r>
             <w:r>
               <w:rPr>
@@ -932,7 +1142,77 @@
                 <w:noProof/>
                 <w:webHidden/>
               </w:rPr>
-              <w:t>5</w:t>
+              <w:t>12</w:t>
+            </w:r>
+            <w:r>
+              <w:rPr>
+                <w:noProof/>
+                <w:webHidden/>
+              </w:rPr>
+              <w:fldChar w:fldCharType="end"/>
+            </w:r>
+          </w:hyperlink>
+        </w:p>
+        <w:p>
+          <w:pPr>
+            <w:pStyle w:val="TOC3"/>
+            <w:tabs>
+              <w:tab w:val="right" w:leader="dot" w:pos="9016"/>
+            </w:tabs>
+            <w:rPr>
+              <w:rFonts w:eastAsiaTheme="minorEastAsia"/>
+              <w:noProof/>
+              <w:lang w:eastAsia="en-GB"/>
+            </w:rPr>
+          </w:pPr>
+          <w:hyperlink w:anchor="_Toc107759387" w:history="1">
+            <w:r>
+              <w:rPr>
+                <w:rStyle w:val="Hyperlink"/>
+                <w:noProof/>
+              </w:rPr>
+              <w:t>Login Module</w:t>
+            </w:r>
+            <w:r>
+              <w:rPr>
+                <w:noProof/>
+                <w:webHidden/>
+              </w:rPr>
+              <w:tab/>
+            </w:r>
+            <w:r>
+              <w:rPr>
+                <w:noProof/>
+                <w:webHidden/>
+              </w:rPr>
+              <w:fldChar w:fldCharType="begin"/>
+            </w:r>
+            <w:r>
+              <w:rPr>
+                <w:noProof/>
+                <w:webHidden/>
+              </w:rPr>
+              <w:instrText xml:space="preserve"> PAGEREF _Toc107759387 \h </w:instrText>
+            </w:r>
+            <w:r>
+              <w:rPr>
+                <w:noProof/>
+                <w:webHidden/>
+              </w:rPr>
+            </w:r>
+            <w:r>
+              <w:rPr>
+                <w:noProof/>
+                <w:webHidden/>
+              </w:rPr>
+              <w:fldChar w:fldCharType="separate"/>
+            </w:r>
+            <w:r>
+              <w:rPr>
+                <w:noProof/>
+                <w:webHidden/>
+              </w:rPr>
+              <w:t>12</w:t>
             </w:r>
             <w:r>
               <w:rPr>
@@ -955,13 +1235,13 @@
               <w:lang w:eastAsia="en-GB"/>
             </w:rPr>
           </w:pPr>
-          <w:hyperlink w:anchor="_Toc103244915" w:history="1">
+          <w:hyperlink w:anchor="_Toc107759388" w:history="1">
             <w:r>
               <w:rPr>
                 <w:rStyle w:val="Hyperlink"/>
                 <w:noProof/>
               </w:rPr>
-              <w:t>Algorithms</w:t>
+              <w:t>Variables/Data structures</w:t>
             </w:r>
             <w:r>
               <w:rPr>
@@ -982,7 +1262,7 @@
                 <w:noProof/>
                 <w:webHidden/>
               </w:rPr>
-              <w:instrText xml:space="preserve"> PAGEREF _Toc103244915 \h </w:instrText>
+              <w:instrText xml:space="preserve"> PAGEREF _Toc107759388 \h </w:instrText>
             </w:r>
             <w:r>
               <w:rPr>
@@ -1002,7 +1282,77 @@
                 <w:noProof/>
                 <w:webHidden/>
               </w:rPr>
-              <w:t>5</w:t>
+              <w:t>13</w:t>
+            </w:r>
+            <w:r>
+              <w:rPr>
+                <w:noProof/>
+                <w:webHidden/>
+              </w:rPr>
+              <w:fldChar w:fldCharType="end"/>
+            </w:r>
+          </w:hyperlink>
+        </w:p>
+        <w:p>
+          <w:pPr>
+            <w:pStyle w:val="TOC3"/>
+            <w:tabs>
+              <w:tab w:val="right" w:leader="dot" w:pos="9016"/>
+            </w:tabs>
+            <w:rPr>
+              <w:rFonts w:eastAsiaTheme="minorEastAsia"/>
+              <w:noProof/>
+              <w:lang w:eastAsia="en-GB"/>
+            </w:rPr>
+          </w:pPr>
+          <w:hyperlink w:anchor="_Toc107759389" w:history="1">
+            <w:r>
+              <w:rPr>
+                <w:rStyle w:val="Hyperlink"/>
+                <w:noProof/>
+              </w:rPr>
+              <w:t>Login menu</w:t>
+            </w:r>
+            <w:r>
+              <w:rPr>
+                <w:noProof/>
+                <w:webHidden/>
+              </w:rPr>
+              <w:tab/>
+            </w:r>
+            <w:r>
+              <w:rPr>
+                <w:noProof/>
+                <w:webHidden/>
+              </w:rPr>
+              <w:fldChar w:fldCharType="begin"/>
+            </w:r>
+            <w:r>
+              <w:rPr>
+                <w:noProof/>
+                <w:webHidden/>
+              </w:rPr>
+              <w:instrText xml:space="preserve"> PAGEREF _Toc107759389 \h </w:instrText>
+            </w:r>
+            <w:r>
+              <w:rPr>
+                <w:noProof/>
+                <w:webHidden/>
+              </w:rPr>
+            </w:r>
+            <w:r>
+              <w:rPr>
+                <w:noProof/>
+                <w:webHidden/>
+              </w:rPr>
+              <w:fldChar w:fldCharType="separate"/>
+            </w:r>
+            <w:r>
+              <w:rPr>
+                <w:noProof/>
+                <w:webHidden/>
+              </w:rPr>
+              <w:t>13</w:t>
             </w:r>
             <w:r>
               <w:rPr>
@@ -1025,13 +1375,13 @@
               <w:lang w:eastAsia="en-GB"/>
             </w:rPr>
           </w:pPr>
-          <w:hyperlink w:anchor="_Toc103244916" w:history="1">
+          <w:hyperlink w:anchor="_Toc107759390" w:history="1">
             <w:r>
               <w:rPr>
                 <w:rStyle w:val="Hyperlink"/>
                 <w:noProof/>
               </w:rPr>
-              <w:t>Variables/Data structures</w:t>
+              <w:t>Features</w:t>
             </w:r>
             <w:r>
               <w:rPr>
@@ -1052,7 +1402,7 @@
                 <w:noProof/>
                 <w:webHidden/>
               </w:rPr>
-              <w:instrText xml:space="preserve"> PAGEREF _Toc103244916 \h </w:instrText>
+              <w:instrText xml:space="preserve"> PAGEREF _Toc107759390 \h </w:instrText>
             </w:r>
             <w:r>
               <w:rPr>
@@ -1072,7 +1422,7 @@
                 <w:noProof/>
                 <w:webHidden/>
               </w:rPr>
-              <w:t>5</w:t>
+              <w:t>14</w:t>
             </w:r>
             <w:r>
               <w:rPr>
@@ -1095,13 +1445,13 @@
               <w:lang w:eastAsia="en-GB"/>
             </w:rPr>
           </w:pPr>
-          <w:hyperlink w:anchor="_Toc103244917" w:history="1">
+          <w:hyperlink w:anchor="_Toc107759391" w:history="1">
             <w:r>
               <w:rPr>
                 <w:rStyle w:val="Hyperlink"/>
                 <w:noProof/>
               </w:rPr>
-              <w:t>Features</w:t>
+              <w:t>Test Data</w:t>
             </w:r>
             <w:r>
               <w:rPr>
@@ -1122,7 +1472,7 @@
                 <w:noProof/>
                 <w:webHidden/>
               </w:rPr>
-              <w:instrText xml:space="preserve"> PAGEREF _Toc103244917 \h </w:instrText>
+              <w:instrText xml:space="preserve"> PAGEREF _Toc107759391 \h </w:instrText>
             </w:r>
             <w:r>
               <w:rPr>
@@ -1142,7 +1492,287 @@
                 <w:noProof/>
                 <w:webHidden/>
               </w:rPr>
-              <w:t>5</w:t>
+              <w:t>14</w:t>
+            </w:r>
+            <w:r>
+              <w:rPr>
+                <w:noProof/>
+                <w:webHidden/>
+              </w:rPr>
+              <w:fldChar w:fldCharType="end"/>
+            </w:r>
+          </w:hyperlink>
+        </w:p>
+        <w:p>
+          <w:pPr>
+            <w:pStyle w:val="TOC3"/>
+            <w:tabs>
+              <w:tab w:val="right" w:leader="dot" w:pos="9016"/>
+            </w:tabs>
+            <w:rPr>
+              <w:rFonts w:eastAsiaTheme="minorEastAsia"/>
+              <w:noProof/>
+              <w:lang w:eastAsia="en-GB"/>
+            </w:rPr>
+          </w:pPr>
+          <w:hyperlink w:anchor="_Toc107759392" w:history="1">
+            <w:r>
+              <w:rPr>
+                <w:rStyle w:val="Hyperlink"/>
+                <w:noProof/>
+              </w:rPr>
+              <w:t>Iterative</w:t>
+            </w:r>
+            <w:r>
+              <w:rPr>
+                <w:noProof/>
+                <w:webHidden/>
+              </w:rPr>
+              <w:tab/>
+            </w:r>
+            <w:r>
+              <w:rPr>
+                <w:noProof/>
+                <w:webHidden/>
+              </w:rPr>
+              <w:fldChar w:fldCharType="begin"/>
+            </w:r>
+            <w:r>
+              <w:rPr>
+                <w:noProof/>
+                <w:webHidden/>
+              </w:rPr>
+              <w:instrText xml:space="preserve"> PAGEREF _Toc107759392 \h </w:instrText>
+            </w:r>
+            <w:r>
+              <w:rPr>
+                <w:noProof/>
+                <w:webHidden/>
+              </w:rPr>
+            </w:r>
+            <w:r>
+              <w:rPr>
+                <w:noProof/>
+                <w:webHidden/>
+              </w:rPr>
+              <w:fldChar w:fldCharType="separate"/>
+            </w:r>
+            <w:r>
+              <w:rPr>
+                <w:noProof/>
+                <w:webHidden/>
+              </w:rPr>
+              <w:t>14</w:t>
+            </w:r>
+            <w:r>
+              <w:rPr>
+                <w:noProof/>
+                <w:webHidden/>
+              </w:rPr>
+              <w:fldChar w:fldCharType="end"/>
+            </w:r>
+          </w:hyperlink>
+        </w:p>
+        <w:p>
+          <w:pPr>
+            <w:pStyle w:val="TOC3"/>
+            <w:tabs>
+              <w:tab w:val="right" w:leader="dot" w:pos="9016"/>
+            </w:tabs>
+            <w:rPr>
+              <w:rFonts w:eastAsiaTheme="minorEastAsia"/>
+              <w:noProof/>
+              <w:lang w:eastAsia="en-GB"/>
+            </w:rPr>
+          </w:pPr>
+          <w:hyperlink w:anchor="_Toc107759393" w:history="1">
+            <w:r>
+              <w:rPr>
+                <w:rStyle w:val="Hyperlink"/>
+                <w:noProof/>
+              </w:rPr>
+              <w:t>Post development</w:t>
+            </w:r>
+            <w:r>
+              <w:rPr>
+                <w:noProof/>
+                <w:webHidden/>
+              </w:rPr>
+              <w:tab/>
+            </w:r>
+            <w:r>
+              <w:rPr>
+                <w:noProof/>
+                <w:webHidden/>
+              </w:rPr>
+              <w:fldChar w:fldCharType="begin"/>
+            </w:r>
+            <w:r>
+              <w:rPr>
+                <w:noProof/>
+                <w:webHidden/>
+              </w:rPr>
+              <w:instrText xml:space="preserve"> PAGEREF _Toc107759393 \h </w:instrText>
+            </w:r>
+            <w:r>
+              <w:rPr>
+                <w:noProof/>
+                <w:webHidden/>
+              </w:rPr>
+            </w:r>
+            <w:r>
+              <w:rPr>
+                <w:noProof/>
+                <w:webHidden/>
+              </w:rPr>
+              <w:fldChar w:fldCharType="separate"/>
+            </w:r>
+            <w:r>
+              <w:rPr>
+                <w:noProof/>
+                <w:webHidden/>
+              </w:rPr>
+              <w:t>14</w:t>
+            </w:r>
+            <w:r>
+              <w:rPr>
+                <w:noProof/>
+                <w:webHidden/>
+              </w:rPr>
+              <w:fldChar w:fldCharType="end"/>
+            </w:r>
+          </w:hyperlink>
+        </w:p>
+        <w:p>
+          <w:pPr>
+            <w:pStyle w:val="TOC1"/>
+            <w:tabs>
+              <w:tab w:val="right" w:leader="dot" w:pos="9016"/>
+            </w:tabs>
+            <w:rPr>
+              <w:rFonts w:eastAsiaTheme="minorEastAsia"/>
+              <w:noProof/>
+              <w:lang w:eastAsia="en-GB"/>
+            </w:rPr>
+          </w:pPr>
+          <w:hyperlink w:anchor="_Toc107759394" w:history="1">
+            <w:r>
+              <w:rPr>
+                <w:rStyle w:val="Hyperlink"/>
+                <w:noProof/>
+              </w:rPr>
+              <w:t>Development</w:t>
+            </w:r>
+            <w:r>
+              <w:rPr>
+                <w:noProof/>
+                <w:webHidden/>
+              </w:rPr>
+              <w:tab/>
+            </w:r>
+            <w:r>
+              <w:rPr>
+                <w:noProof/>
+                <w:webHidden/>
+              </w:rPr>
+              <w:fldChar w:fldCharType="begin"/>
+            </w:r>
+            <w:r>
+              <w:rPr>
+                <w:noProof/>
+                <w:webHidden/>
+              </w:rPr>
+              <w:instrText xml:space="preserve"> PAGEREF _Toc107759394 \h </w:instrText>
+            </w:r>
+            <w:r>
+              <w:rPr>
+                <w:noProof/>
+                <w:webHidden/>
+              </w:rPr>
+            </w:r>
+            <w:r>
+              <w:rPr>
+                <w:noProof/>
+                <w:webHidden/>
+              </w:rPr>
+              <w:fldChar w:fldCharType="separate"/>
+            </w:r>
+            <w:r>
+              <w:rPr>
+                <w:noProof/>
+                <w:webHidden/>
+              </w:rPr>
+              <w:t>14</w:t>
+            </w:r>
+            <w:r>
+              <w:rPr>
+                <w:noProof/>
+                <w:webHidden/>
+              </w:rPr>
+              <w:fldChar w:fldCharType="end"/>
+            </w:r>
+          </w:hyperlink>
+        </w:p>
+        <w:p>
+          <w:pPr>
+            <w:pStyle w:val="TOC1"/>
+            <w:tabs>
+              <w:tab w:val="right" w:leader="dot" w:pos="9016"/>
+            </w:tabs>
+            <w:rPr>
+              <w:rFonts w:eastAsiaTheme="minorEastAsia"/>
+              <w:noProof/>
+              <w:lang w:eastAsia="en-GB"/>
+            </w:rPr>
+          </w:pPr>
+          <w:hyperlink w:anchor="_Toc107759395" w:history="1">
+            <w:r>
+              <w:rPr>
+                <w:rStyle w:val="Hyperlink"/>
+                <w:noProof/>
+              </w:rPr>
+              <w:t>Post Development</w:t>
+            </w:r>
+            <w:r>
+              <w:rPr>
+                <w:noProof/>
+                <w:webHidden/>
+              </w:rPr>
+              <w:tab/>
+            </w:r>
+            <w:r>
+              <w:rPr>
+                <w:noProof/>
+                <w:webHidden/>
+              </w:rPr>
+              <w:fldChar w:fldCharType="begin"/>
+            </w:r>
+            <w:r>
+              <w:rPr>
+                <w:noProof/>
+                <w:webHidden/>
+              </w:rPr>
+              <w:instrText xml:space="preserve"> PAGEREF _Toc107759395 \h </w:instrText>
+            </w:r>
+            <w:r>
+              <w:rPr>
+                <w:noProof/>
+                <w:webHidden/>
+              </w:rPr>
+            </w:r>
+            <w:r>
+              <w:rPr>
+                <w:noProof/>
+                <w:webHidden/>
+              </w:rPr>
+              <w:fldChar w:fldCharType="separate"/>
+            </w:r>
+            <w:r>
+              <w:rPr>
+                <w:noProof/>
+                <w:webHidden/>
+              </w:rPr>
+              <w:t>14</w:t>
             </w:r>
             <w:r>
               <w:rPr>
@@ -1165,13 +1795,13 @@
               <w:lang w:eastAsia="en-GB"/>
             </w:rPr>
           </w:pPr>
-          <w:hyperlink w:anchor="_Toc103244918" w:history="1">
+          <w:hyperlink w:anchor="_Toc107759396" w:history="1">
             <w:r>
               <w:rPr>
                 <w:rStyle w:val="Hyperlink"/>
                 <w:noProof/>
               </w:rPr>
-              <w:t>Test Data</w:t>
+              <w:t>Testing</w:t>
             </w:r>
             <w:r>
               <w:rPr>
@@ -1192,7 +1822,7 @@
                 <w:noProof/>
                 <w:webHidden/>
               </w:rPr>
-              <w:instrText xml:space="preserve"> PAGEREF _Toc103244918 \h </w:instrText>
+              <w:instrText xml:space="preserve"> PAGEREF _Toc107759396 \h </w:instrText>
             </w:r>
             <w:r>
               <w:rPr>
@@ -1212,287 +1842,7 @@
                 <w:noProof/>
                 <w:webHidden/>
               </w:rPr>
-              <w:t>5</w:t>
-            </w:r>
-            <w:r>
-              <w:rPr>
-                <w:noProof/>
-                <w:webHidden/>
-              </w:rPr>
-              <w:fldChar w:fldCharType="end"/>
-            </w:r>
-          </w:hyperlink>
-        </w:p>
-        <w:p>
-          <w:pPr>
-            <w:pStyle w:val="TOC3"/>
-            <w:tabs>
-              <w:tab w:val="right" w:leader="dot" w:pos="9016"/>
-            </w:tabs>
-            <w:rPr>
-              <w:rFonts w:eastAsiaTheme="minorEastAsia"/>
-              <w:noProof/>
-              <w:lang w:eastAsia="en-GB"/>
-            </w:rPr>
-          </w:pPr>
-          <w:hyperlink w:anchor="_Toc103244919" w:history="1">
-            <w:r>
-              <w:rPr>
-                <w:rStyle w:val="Hyperlink"/>
-                <w:noProof/>
-              </w:rPr>
-              <w:t>Iterative</w:t>
-            </w:r>
-            <w:r>
-              <w:rPr>
-                <w:noProof/>
-                <w:webHidden/>
-              </w:rPr>
-              <w:tab/>
-            </w:r>
-            <w:r>
-              <w:rPr>
-                <w:noProof/>
-                <w:webHidden/>
-              </w:rPr>
-              <w:fldChar w:fldCharType="begin"/>
-            </w:r>
-            <w:r>
-              <w:rPr>
-                <w:noProof/>
-                <w:webHidden/>
-              </w:rPr>
-              <w:instrText xml:space="preserve"> PAGEREF _Toc103244919 \h </w:instrText>
-            </w:r>
-            <w:r>
-              <w:rPr>
-                <w:noProof/>
-                <w:webHidden/>
-              </w:rPr>
-            </w:r>
-            <w:r>
-              <w:rPr>
-                <w:noProof/>
-                <w:webHidden/>
-              </w:rPr>
-              <w:fldChar w:fldCharType="separate"/>
-            </w:r>
-            <w:r>
-              <w:rPr>
-                <w:noProof/>
-                <w:webHidden/>
-              </w:rPr>
-              <w:t>5</w:t>
-            </w:r>
-            <w:r>
-              <w:rPr>
-                <w:noProof/>
-                <w:webHidden/>
-              </w:rPr>
-              <w:fldChar w:fldCharType="end"/>
-            </w:r>
-          </w:hyperlink>
-        </w:p>
-        <w:p>
-          <w:pPr>
-            <w:pStyle w:val="TOC3"/>
-            <w:tabs>
-              <w:tab w:val="right" w:leader="dot" w:pos="9016"/>
-            </w:tabs>
-            <w:rPr>
-              <w:rFonts w:eastAsiaTheme="minorEastAsia"/>
-              <w:noProof/>
-              <w:lang w:eastAsia="en-GB"/>
-            </w:rPr>
-          </w:pPr>
-          <w:hyperlink w:anchor="_Toc103244920" w:history="1">
-            <w:r>
-              <w:rPr>
-                <w:rStyle w:val="Hyperlink"/>
-                <w:noProof/>
-              </w:rPr>
-              <w:t>Post development</w:t>
-            </w:r>
-            <w:r>
-              <w:rPr>
-                <w:noProof/>
-                <w:webHidden/>
-              </w:rPr>
-              <w:tab/>
-            </w:r>
-            <w:r>
-              <w:rPr>
-                <w:noProof/>
-                <w:webHidden/>
-              </w:rPr>
-              <w:fldChar w:fldCharType="begin"/>
-            </w:r>
-            <w:r>
-              <w:rPr>
-                <w:noProof/>
-                <w:webHidden/>
-              </w:rPr>
-              <w:instrText xml:space="preserve"> PAGEREF _Toc103244920 \h </w:instrText>
-            </w:r>
-            <w:r>
-              <w:rPr>
-                <w:noProof/>
-                <w:webHidden/>
-              </w:rPr>
-            </w:r>
-            <w:r>
-              <w:rPr>
-                <w:noProof/>
-                <w:webHidden/>
-              </w:rPr>
-              <w:fldChar w:fldCharType="separate"/>
-            </w:r>
-            <w:r>
-              <w:rPr>
-                <w:noProof/>
-                <w:webHidden/>
-              </w:rPr>
-              <w:t>5</w:t>
-            </w:r>
-            <w:r>
-              <w:rPr>
-                <w:noProof/>
-                <w:webHidden/>
-              </w:rPr>
-              <w:fldChar w:fldCharType="end"/>
-            </w:r>
-          </w:hyperlink>
-        </w:p>
-        <w:p>
-          <w:pPr>
-            <w:pStyle w:val="TOC1"/>
-            <w:tabs>
-              <w:tab w:val="right" w:leader="dot" w:pos="9016"/>
-            </w:tabs>
-            <w:rPr>
-              <w:rFonts w:eastAsiaTheme="minorEastAsia"/>
-              <w:noProof/>
-              <w:lang w:eastAsia="en-GB"/>
-            </w:rPr>
-          </w:pPr>
-          <w:hyperlink w:anchor="_Toc103244921" w:history="1">
-            <w:r>
-              <w:rPr>
-                <w:rStyle w:val="Hyperlink"/>
-                <w:noProof/>
-              </w:rPr>
-              <w:t>Development</w:t>
-            </w:r>
-            <w:r>
-              <w:rPr>
-                <w:noProof/>
-                <w:webHidden/>
-              </w:rPr>
-              <w:tab/>
-            </w:r>
-            <w:r>
-              <w:rPr>
-                <w:noProof/>
-                <w:webHidden/>
-              </w:rPr>
-              <w:fldChar w:fldCharType="begin"/>
-            </w:r>
-            <w:r>
-              <w:rPr>
-                <w:noProof/>
-                <w:webHidden/>
-              </w:rPr>
-              <w:instrText xml:space="preserve"> PAGEREF _Toc103244921 \h </w:instrText>
-            </w:r>
-            <w:r>
-              <w:rPr>
-                <w:noProof/>
-                <w:webHidden/>
-              </w:rPr>
-            </w:r>
-            <w:r>
-              <w:rPr>
-                <w:noProof/>
-                <w:webHidden/>
-              </w:rPr>
-              <w:fldChar w:fldCharType="separate"/>
-            </w:r>
-            <w:r>
-              <w:rPr>
-                <w:noProof/>
-                <w:webHidden/>
-              </w:rPr>
-              <w:t>5</w:t>
-            </w:r>
-            <w:r>
-              <w:rPr>
-                <w:noProof/>
-                <w:webHidden/>
-              </w:rPr>
-              <w:fldChar w:fldCharType="end"/>
-            </w:r>
-          </w:hyperlink>
-        </w:p>
-        <w:p>
-          <w:pPr>
-            <w:pStyle w:val="TOC1"/>
-            <w:tabs>
-              <w:tab w:val="right" w:leader="dot" w:pos="9016"/>
-            </w:tabs>
-            <w:rPr>
-              <w:rFonts w:eastAsiaTheme="minorEastAsia"/>
-              <w:noProof/>
-              <w:lang w:eastAsia="en-GB"/>
-            </w:rPr>
-          </w:pPr>
-          <w:hyperlink w:anchor="_Toc103244922" w:history="1">
-            <w:r>
-              <w:rPr>
-                <w:rStyle w:val="Hyperlink"/>
-                <w:noProof/>
-              </w:rPr>
-              <w:t>Post Development</w:t>
-            </w:r>
-            <w:r>
-              <w:rPr>
-                <w:noProof/>
-                <w:webHidden/>
-              </w:rPr>
-              <w:tab/>
-            </w:r>
-            <w:r>
-              <w:rPr>
-                <w:noProof/>
-                <w:webHidden/>
-              </w:rPr>
-              <w:fldChar w:fldCharType="begin"/>
-            </w:r>
-            <w:r>
-              <w:rPr>
-                <w:noProof/>
-                <w:webHidden/>
-              </w:rPr>
-              <w:instrText xml:space="preserve"> PAGEREF _Toc103244922 \h </w:instrText>
-            </w:r>
-            <w:r>
-              <w:rPr>
-                <w:noProof/>
-                <w:webHidden/>
-              </w:rPr>
-            </w:r>
-            <w:r>
-              <w:rPr>
-                <w:noProof/>
-                <w:webHidden/>
-              </w:rPr>
-              <w:fldChar w:fldCharType="separate"/>
-            </w:r>
-            <w:r>
-              <w:rPr>
-                <w:noProof/>
-                <w:webHidden/>
-              </w:rPr>
-              <w:t>5</w:t>
+              <w:t>14</w:t>
             </w:r>
             <w:r>
               <w:rPr>
@@ -1515,13 +1865,13 @@
               <w:lang w:eastAsia="en-GB"/>
             </w:rPr>
           </w:pPr>
-          <w:hyperlink w:anchor="_Toc103244923" w:history="1">
+          <w:hyperlink w:anchor="_Toc107759397" w:history="1">
             <w:r>
               <w:rPr>
                 <w:rStyle w:val="Hyperlink"/>
                 <w:noProof/>
               </w:rPr>
-              <w:t>Testing</w:t>
+              <w:t>Success Criteria</w:t>
             </w:r>
             <w:r>
               <w:rPr>
@@ -1542,7 +1892,7 @@
                 <w:noProof/>
                 <w:webHidden/>
               </w:rPr>
-              <w:instrText xml:space="preserve"> PAGEREF _Toc103244923 \h </w:instrText>
+              <w:instrText xml:space="preserve"> PAGEREF _Toc107759397 \h </w:instrText>
             </w:r>
             <w:r>
               <w:rPr>
@@ -1562,7 +1912,7 @@
                 <w:noProof/>
                 <w:webHidden/>
               </w:rPr>
-              <w:t>5</w:t>
+              <w:t>14</w:t>
             </w:r>
             <w:r>
               <w:rPr>
@@ -1585,13 +1935,13 @@
               <w:lang w:eastAsia="en-GB"/>
             </w:rPr>
           </w:pPr>
-          <w:hyperlink w:anchor="_Toc103244924" w:history="1">
+          <w:hyperlink w:anchor="_Toc107759398" w:history="1">
             <w:r>
               <w:rPr>
                 <w:rStyle w:val="Hyperlink"/>
                 <w:noProof/>
               </w:rPr>
-              <w:t>Success Criteria</w:t>
+              <w:t>Final Product</w:t>
             </w:r>
             <w:r>
               <w:rPr>
@@ -1612,7 +1962,7 @@
                 <w:noProof/>
                 <w:webHidden/>
               </w:rPr>
-              <w:instrText xml:space="preserve"> PAGEREF _Toc103244924 \h </w:instrText>
+              <w:instrText xml:space="preserve"> PAGEREF _Toc107759398 \h </w:instrText>
             </w:r>
             <w:r>
               <w:rPr>
@@ -1632,7 +1982,7 @@
                 <w:noProof/>
                 <w:webHidden/>
               </w:rPr>
-              <w:t>5</w:t>
+              <w:t>14</w:t>
             </w:r>
             <w:r>
               <w:rPr>
@@ -1655,13 +2005,13 @@
               <w:lang w:eastAsia="en-GB"/>
             </w:rPr>
           </w:pPr>
-          <w:hyperlink w:anchor="_Toc103244925" w:history="1">
+          <w:hyperlink w:anchor="_Toc107759399" w:history="1">
             <w:r>
               <w:rPr>
                 <w:rStyle w:val="Hyperlink"/>
                 <w:noProof/>
               </w:rPr>
-              <w:t>Final Product</w:t>
+              <w:t>Limitations</w:t>
             </w:r>
             <w:r>
               <w:rPr>
@@ -1682,7 +2032,7 @@
                 <w:noProof/>
                 <w:webHidden/>
               </w:rPr>
-              <w:instrText xml:space="preserve"> PAGEREF _Toc103244925 \h </w:instrText>
+              <w:instrText xml:space="preserve"> PAGEREF _Toc107759399 \h </w:instrText>
             </w:r>
             <w:r>
               <w:rPr>
@@ -1702,7 +2052,7 @@
                 <w:noProof/>
                 <w:webHidden/>
               </w:rPr>
-              <w:t>5</w:t>
+              <w:t>14</w:t>
             </w:r>
             <w:r>
               <w:rPr>
@@ -1725,13 +2075,13 @@
               <w:lang w:eastAsia="en-GB"/>
             </w:rPr>
           </w:pPr>
-          <w:hyperlink w:anchor="_Toc103244926" w:history="1">
+          <w:hyperlink w:anchor="_Toc107759400" w:history="1">
             <w:r>
               <w:rPr>
                 <w:rStyle w:val="Hyperlink"/>
                 <w:noProof/>
               </w:rPr>
-              <w:t>Limitations</w:t>
+              <w:t>Maintenance</w:t>
             </w:r>
             <w:r>
               <w:rPr>
@@ -1752,7 +2102,7 @@
                 <w:noProof/>
                 <w:webHidden/>
               </w:rPr>
-              <w:instrText xml:space="preserve"> PAGEREF _Toc103244926 \h </w:instrText>
+              <w:instrText xml:space="preserve"> PAGEREF _Toc107759400 \h </w:instrText>
             </w:r>
             <w:r>
               <w:rPr>
@@ -1772,77 +2122,7 @@
                 <w:noProof/>
                 <w:webHidden/>
               </w:rPr>
-              <w:t>5</w:t>
-            </w:r>
-            <w:r>
-              <w:rPr>
-                <w:noProof/>
-                <w:webHidden/>
-              </w:rPr>
-              <w:fldChar w:fldCharType="end"/>
-            </w:r>
-          </w:hyperlink>
-        </w:p>
-        <w:p>
-          <w:pPr>
-            <w:pStyle w:val="TOC2"/>
-            <w:tabs>
-              <w:tab w:val="right" w:leader="dot" w:pos="9016"/>
-            </w:tabs>
-            <w:rPr>
-              <w:rFonts w:eastAsiaTheme="minorEastAsia"/>
-              <w:noProof/>
-              <w:lang w:eastAsia="en-GB"/>
-            </w:rPr>
-          </w:pPr>
-          <w:hyperlink w:anchor="_Toc103244927" w:history="1">
-            <w:r>
-              <w:rPr>
-                <w:rStyle w:val="Hyperlink"/>
-                <w:noProof/>
-              </w:rPr>
-              <w:t>Maintenance</w:t>
-            </w:r>
-            <w:r>
-              <w:rPr>
-                <w:noProof/>
-                <w:webHidden/>
-              </w:rPr>
-              <w:tab/>
-            </w:r>
-            <w:r>
-              <w:rPr>
-                <w:noProof/>
-                <w:webHidden/>
-              </w:rPr>
-              <w:fldChar w:fldCharType="begin"/>
-            </w:r>
-            <w:r>
-              <w:rPr>
-                <w:noProof/>
-                <w:webHidden/>
-              </w:rPr>
-              <w:instrText xml:space="preserve"> PAGEREF _Toc103244927 \h </w:instrText>
-            </w:r>
-            <w:r>
-              <w:rPr>
-                <w:noProof/>
-                <w:webHidden/>
-              </w:rPr>
-            </w:r>
-            <w:r>
-              <w:rPr>
-                <w:noProof/>
-                <w:webHidden/>
-              </w:rPr>
-              <w:fldChar w:fldCharType="separate"/>
-            </w:r>
-            <w:r>
-              <w:rPr>
-                <w:noProof/>
-                <w:webHidden/>
-              </w:rPr>
-              <w:t>5</w:t>
+              <w:t>14</w:t>
             </w:r>
             <w:r>
               <w:rPr>
@@ -1878,9 +2158,8 @@
       <w:pPr>
         <w:pStyle w:val="Heading1"/>
       </w:pPr>
-      <w:bookmarkStart w:id="0" w:name="_Toc103244904"/>
-      <w:r>
-        <w:lastRenderedPageBreak/>
+      <w:bookmarkStart w:id="0" w:name="_Toc107759373"/>
+      <w:r>
         <w:t>Analysis</w:t>
       </w:r>
       <w:bookmarkEnd w:id="0"/>
@@ -1890,7 +2169,7 @@
         <w:pStyle w:val="Heading2"/>
         <w:ind w:firstLine="720"/>
       </w:pPr>
-      <w:bookmarkStart w:id="1" w:name="_Toc103244905"/>
+      <w:bookmarkStart w:id="1" w:name="_Toc107759374"/>
       <w:r>
         <w:t>Identification of Problem</w:t>
       </w:r>
@@ -1980,14 +2259,7 @@
           <w:sz w:val="24"/>
           <w:szCs w:val="24"/>
         </w:rPr>
-        <w:t>people started to use</w:t>
-      </w:r>
-      <w:r>
-        <w:rPr>
-          <w:sz w:val="24"/>
-          <w:szCs w:val="24"/>
-        </w:rPr>
-        <w:t xml:space="preserve"> </w:t>
+        <w:t xml:space="preserve">people started to use </w:t>
       </w:r>
       <w:r>
         <w:rPr>
@@ -2503,7 +2775,23 @@
           <w:sz w:val="24"/>
           <w:szCs w:val="24"/>
         </w:rPr>
-        <w:t>This means that It can run on smaller</w:t>
+        <w:t xml:space="preserve">This means that </w:t>
+      </w:r>
+      <w:proofErr w:type="gramStart"/>
+      <w:r>
+        <w:rPr>
+          <w:sz w:val="24"/>
+          <w:szCs w:val="24"/>
+        </w:rPr>
+        <w:t>It</w:t>
+      </w:r>
+      <w:proofErr w:type="gramEnd"/>
+      <w:r>
+        <w:rPr>
+          <w:sz w:val="24"/>
+          <w:szCs w:val="24"/>
+        </w:rPr>
+        <w:t xml:space="preserve"> can run on smaller</w:t>
       </w:r>
       <w:r>
         <w:rPr>
@@ -2566,7 +2854,15 @@
           <w:sz w:val="24"/>
           <w:szCs w:val="24"/>
         </w:rPr>
-        <w:t>breaking apart of a solution to make it easier to solve. It</w:t>
+        <w:t xml:space="preserve">breaking apart of a solution to make it easier </w:t>
+      </w:r>
+      <w:r>
+        <w:rPr>
+          <w:sz w:val="24"/>
+          <w:szCs w:val="24"/>
+        </w:rPr>
+        <w:lastRenderedPageBreak/>
+        <w:t>to solve. It</w:t>
       </w:r>
       <w:r>
         <w:rPr>
@@ -2720,7 +3016,6 @@
           <w:sz w:val="24"/>
           <w:szCs w:val="24"/>
         </w:rPr>
-        <w:lastRenderedPageBreak/>
         <w:t xml:space="preserve">logical thinking is the backbone of all computational methods and </w:t>
       </w:r>
       <w:r>
@@ -2976,7 +3271,7 @@
         <w:pStyle w:val="Heading2"/>
         <w:ind w:firstLine="720"/>
       </w:pPr>
-      <w:bookmarkStart w:id="2" w:name="_Toc103244906"/>
+      <w:bookmarkStart w:id="2" w:name="_Toc107759375"/>
       <w:r>
         <w:t>Research Problem</w:t>
       </w:r>
@@ -2986,51 +3281,51 @@
       <w:pPr>
         <w:ind w:left="720"/>
         <w:rPr>
-          <w:sz w:val="24"/>
-          <w:szCs w:val="24"/>
+          <w:sz w:val="28"/>
+          <w:szCs w:val="28"/>
         </w:rPr>
       </w:pPr>
       <w:proofErr w:type="spellStart"/>
       <w:r>
         <w:rPr>
-          <w:sz w:val="24"/>
-          <w:szCs w:val="24"/>
+          <w:sz w:val="28"/>
+          <w:szCs w:val="28"/>
         </w:rPr>
         <w:t>Zoho</w:t>
       </w:r>
       <w:proofErr w:type="spellEnd"/>
       <w:r>
         <w:rPr>
-          <w:sz w:val="24"/>
-          <w:szCs w:val="24"/>
+          <w:sz w:val="28"/>
+          <w:szCs w:val="28"/>
         </w:rPr>
         <w:t xml:space="preserve"> inventory is an inventory management system that shares similar features that I would like</w:t>
       </w:r>
       <w:r>
         <w:rPr>
-          <w:sz w:val="24"/>
-          <w:szCs w:val="24"/>
+          <w:sz w:val="28"/>
+          <w:szCs w:val="28"/>
         </w:rPr>
         <w:t xml:space="preserve"> to include in my program. </w:t>
       </w:r>
       <w:r>
         <w:rPr>
-          <w:sz w:val="24"/>
-          <w:szCs w:val="24"/>
+          <w:sz w:val="28"/>
+          <w:szCs w:val="28"/>
         </w:rPr>
         <w:t xml:space="preserve">The two features that it shares </w:t>
       </w:r>
       <w:r>
         <w:rPr>
-          <w:sz w:val="24"/>
-          <w:szCs w:val="24"/>
+          <w:sz w:val="28"/>
+          <w:szCs w:val="28"/>
         </w:rPr>
         <w:t>Inventory control and warehouse management</w:t>
       </w:r>
       <w:r>
         <w:rPr>
-          <w:sz w:val="24"/>
-          <w:szCs w:val="24"/>
+          <w:sz w:val="28"/>
+          <w:szCs w:val="28"/>
         </w:rPr>
         <w:t xml:space="preserve"> systems. </w:t>
       </w:r>
@@ -3040,14 +3335,18 @@
         <w:ind w:left="720"/>
         <w:rPr>
           <w:noProof/>
+          <w:sz w:val="24"/>
+          <w:szCs w:val="24"/>
         </w:rPr>
       </w:pPr>
       <w:r>
         <w:rPr>
           <w:noProof/>
+          <w:sz w:val="24"/>
+          <w:szCs w:val="24"/>
         </w:rPr>
         <w:drawing>
-          <wp:anchor distT="0" distB="0" distL="114300" distR="114300" simplePos="0" relativeHeight="251658240" behindDoc="1" locked="0" layoutInCell="1" allowOverlap="1" wp14:anchorId="0E162121" wp14:editId="3F93F059">
+          <wp:anchor distT="0" distB="0" distL="114300" distR="114300" simplePos="0" relativeHeight="251655168" behindDoc="1" locked="0" layoutInCell="1" allowOverlap="1" wp14:anchorId="0E162121" wp14:editId="3D42C448">
             <wp:simplePos x="0" y="0"/>
             <wp:positionH relativeFrom="column">
               <wp:posOffset>371475</wp:posOffset>
@@ -3111,190 +3410,200 @@
       </w:r>
       <w:r>
         <w:rPr>
-          <w:sz w:val="24"/>
-          <w:szCs w:val="24"/>
+          <w:sz w:val="28"/>
+          <w:szCs w:val="28"/>
         </w:rPr>
         <w:t xml:space="preserve">The </w:t>
       </w:r>
       <w:r>
         <w:rPr>
-          <w:sz w:val="24"/>
-          <w:szCs w:val="24"/>
+          <w:sz w:val="28"/>
+          <w:szCs w:val="28"/>
         </w:rPr>
         <w:t>inventory control</w:t>
       </w:r>
       <w:r>
         <w:rPr>
           <w:rStyle w:val="FootnoteReference"/>
-          <w:sz w:val="24"/>
-          <w:szCs w:val="24"/>
+          <w:sz w:val="28"/>
+          <w:szCs w:val="28"/>
         </w:rPr>
         <w:footnoteReference w:id="4"/>
       </w:r>
       <w:r>
         <w:rPr>
-          <w:sz w:val="24"/>
-          <w:szCs w:val="24"/>
+          <w:sz w:val="28"/>
+          <w:szCs w:val="28"/>
         </w:rPr>
         <w:t xml:space="preserve"> has features like</w:t>
       </w:r>
       <w:r>
         <w:rPr>
-          <w:sz w:val="24"/>
-          <w:szCs w:val="24"/>
+          <w:sz w:val="28"/>
+          <w:szCs w:val="28"/>
         </w:rPr>
         <w:t xml:space="preserve"> product listings</w:t>
       </w:r>
       <w:r>
         <w:rPr>
-          <w:sz w:val="24"/>
-          <w:szCs w:val="24"/>
+          <w:sz w:val="28"/>
+          <w:szCs w:val="28"/>
         </w:rPr>
         <w:t>, Automatic reordering</w:t>
       </w:r>
       <w:r>
         <w:rPr>
-          <w:sz w:val="24"/>
-          <w:szCs w:val="24"/>
+          <w:sz w:val="28"/>
+          <w:szCs w:val="28"/>
         </w:rPr>
         <w:t>, stock adjustments and expiry date tracking</w:t>
       </w:r>
       <w:r>
         <w:rPr>
-          <w:sz w:val="24"/>
-          <w:szCs w:val="24"/>
+          <w:sz w:val="28"/>
+          <w:szCs w:val="28"/>
         </w:rPr>
         <w:t>.</w:t>
       </w:r>
       <w:r>
         <w:rPr>
-          <w:sz w:val="24"/>
-          <w:szCs w:val="24"/>
+          <w:sz w:val="28"/>
+          <w:szCs w:val="28"/>
         </w:rPr>
         <w:t xml:space="preserve"> </w:t>
       </w:r>
       <w:r>
         <w:rPr>
-          <w:sz w:val="24"/>
-          <w:szCs w:val="24"/>
-        </w:rPr>
-        <w:t xml:space="preserve">The Product listings use </w:t>
-      </w:r>
-      <w:r>
-        <w:rPr>
-          <w:sz w:val="24"/>
-          <w:szCs w:val="24"/>
+          <w:sz w:val="28"/>
+          <w:szCs w:val="28"/>
+        </w:rPr>
+        <w:t xml:space="preserve">The Product </w:t>
+      </w:r>
+      <w:r>
+        <w:rPr>
+          <w:sz w:val="28"/>
+          <w:szCs w:val="28"/>
+        </w:rPr>
+        <w:lastRenderedPageBreak/>
+        <w:t xml:space="preserve">listings use </w:t>
+      </w:r>
+      <w:r>
+        <w:rPr>
+          <w:sz w:val="28"/>
+          <w:szCs w:val="28"/>
         </w:rPr>
         <w:t>sorting and searching algorithms</w:t>
       </w:r>
       <w:r>
         <w:rPr>
-          <w:sz w:val="24"/>
-          <w:szCs w:val="24"/>
+          <w:sz w:val="28"/>
+          <w:szCs w:val="28"/>
         </w:rPr>
         <w:t xml:space="preserve"> to make it easy to find items </w:t>
       </w:r>
       <w:r>
         <w:rPr>
-          <w:sz w:val="24"/>
-          <w:szCs w:val="24"/>
+          <w:sz w:val="28"/>
+          <w:szCs w:val="28"/>
         </w:rPr>
         <w:t>in</w:t>
       </w:r>
       <w:r>
         <w:rPr>
-          <w:sz w:val="24"/>
-          <w:szCs w:val="24"/>
+          <w:sz w:val="28"/>
+          <w:szCs w:val="28"/>
         </w:rPr>
         <w:t xml:space="preserve"> your inventory </w:t>
       </w:r>
       <w:r>
         <w:rPr>
-          <w:sz w:val="24"/>
-          <w:szCs w:val="24"/>
+          <w:sz w:val="28"/>
+          <w:szCs w:val="28"/>
         </w:rPr>
         <w:t xml:space="preserve">plus categories and sub-categories </w:t>
       </w:r>
       <w:r>
         <w:rPr>
-          <w:sz w:val="24"/>
-          <w:szCs w:val="24"/>
+          <w:sz w:val="28"/>
+          <w:szCs w:val="28"/>
         </w:rPr>
         <w:t xml:space="preserve">using classes and objects. </w:t>
       </w:r>
       <w:r>
         <w:rPr>
-          <w:sz w:val="24"/>
-          <w:szCs w:val="24"/>
+          <w:sz w:val="28"/>
+          <w:szCs w:val="28"/>
         </w:rPr>
         <w:t>I Will implem</w:t>
       </w:r>
       <w:r>
         <w:rPr>
-          <w:sz w:val="24"/>
-          <w:szCs w:val="24"/>
+          <w:sz w:val="28"/>
+          <w:szCs w:val="28"/>
         </w:rPr>
         <w:t>ent a searching</w:t>
       </w:r>
       <w:r>
         <w:rPr>
-          <w:sz w:val="24"/>
-          <w:szCs w:val="24"/>
+          <w:sz w:val="28"/>
+          <w:szCs w:val="28"/>
         </w:rPr>
         <w:t xml:space="preserve"> </w:t>
       </w:r>
       <w:r>
         <w:rPr>
-          <w:sz w:val="24"/>
-          <w:szCs w:val="24"/>
+          <w:sz w:val="28"/>
+          <w:szCs w:val="28"/>
         </w:rPr>
         <w:t>and sorting algo</w:t>
       </w:r>
       <w:r>
         <w:rPr>
-          <w:sz w:val="24"/>
-          <w:szCs w:val="24"/>
+          <w:sz w:val="28"/>
+          <w:szCs w:val="28"/>
         </w:rPr>
         <w:t xml:space="preserve">rithms into my software </w:t>
       </w:r>
       <w:r>
         <w:rPr>
-          <w:sz w:val="24"/>
-          <w:szCs w:val="24"/>
+          <w:sz w:val="28"/>
+          <w:szCs w:val="28"/>
         </w:rPr>
         <w:t>alongside</w:t>
       </w:r>
       <w:r>
         <w:rPr>
-          <w:sz w:val="24"/>
-          <w:szCs w:val="24"/>
+          <w:sz w:val="28"/>
+          <w:szCs w:val="28"/>
         </w:rPr>
         <w:t xml:space="preserve"> a categorised </w:t>
       </w:r>
       <w:r>
         <w:rPr>
-          <w:sz w:val="24"/>
-          <w:szCs w:val="24"/>
+          <w:sz w:val="28"/>
+          <w:szCs w:val="28"/>
         </w:rPr>
         <w:t>GUI</w:t>
       </w:r>
       <w:r>
         <w:rPr>
-          <w:sz w:val="24"/>
-          <w:szCs w:val="24"/>
+          <w:sz w:val="28"/>
+          <w:szCs w:val="28"/>
         </w:rPr>
         <w:t xml:space="preserve"> and </w:t>
       </w:r>
       <w:r>
         <w:rPr>
-          <w:sz w:val="24"/>
-          <w:szCs w:val="24"/>
+          <w:sz w:val="28"/>
+          <w:szCs w:val="28"/>
         </w:rPr>
         <w:t>class hierarchy.</w:t>
       </w:r>
       <w:r>
         <w:rPr>
           <w:noProof/>
+          <w:sz w:val="24"/>
+          <w:szCs w:val="24"/>
         </w:rPr>
         <w:t xml:space="preserve"> </w:t>
       </w:r>
@@ -3304,138 +3613,175 @@
         <w:ind w:left="720"/>
         <w:rPr>
           <w:noProof/>
+          <w:sz w:val="24"/>
+          <w:szCs w:val="24"/>
         </w:rPr>
       </w:pPr>
       <w:r>
         <w:rPr>
           <w:noProof/>
+          <w:sz w:val="24"/>
+          <w:szCs w:val="24"/>
         </w:rPr>
         <w:t xml:space="preserve">The stock reordering feature is incredibly usefull esspecially for small buisnesses </w:t>
       </w:r>
       <w:r>
         <w:rPr>
           <w:noProof/>
+          <w:sz w:val="24"/>
+          <w:szCs w:val="24"/>
         </w:rPr>
         <w:t xml:space="preserve">that don’t have time to check the stock of everything or large warehouses where </w:t>
       </w:r>
       <w:r>
         <w:rPr>
           <w:noProof/>
+          <w:sz w:val="24"/>
+          <w:szCs w:val="24"/>
         </w:rPr>
         <w:t xml:space="preserve">having full stock is imperrative. I will try to add this feature my own program. It will require the use of web integration to access the websites </w:t>
       </w:r>
       <w:r>
         <w:rPr>
           <w:noProof/>
+          <w:sz w:val="24"/>
+          <w:szCs w:val="24"/>
         </w:rPr>
         <w:t xml:space="preserve">to reorder stock from. </w:t>
       </w:r>
       <w:r>
         <w:rPr>
           <w:noProof/>
+          <w:sz w:val="24"/>
+          <w:szCs w:val="24"/>
         </w:rPr>
         <w:t xml:space="preserve">The stock adjustments </w:t>
       </w:r>
       <w:r>
         <w:rPr>
           <w:noProof/>
-        </w:rPr>
-        <w:t xml:space="preserve">allows </w:t>
+          <w:sz w:val="24"/>
+          <w:szCs w:val="24"/>
+        </w:rPr>
+        <w:t xml:space="preserve">allows access to all the details of a specific item or </w:t>
       </w:r>
       <w:r>
         <w:rPr>
           <w:noProof/>
-        </w:rPr>
-        <w:lastRenderedPageBreak/>
-        <w:t xml:space="preserve">access to all the details of a specific item or </w:t>
+          <w:sz w:val="24"/>
+          <w:szCs w:val="24"/>
+        </w:rPr>
+        <w:t xml:space="preserve">category of items </w:t>
       </w:r>
       <w:r>
         <w:rPr>
           <w:noProof/>
-        </w:rPr>
-        <w:t xml:space="preserve">category of items </w:t>
+          <w:sz w:val="24"/>
+          <w:szCs w:val="24"/>
+        </w:rPr>
+        <w:t xml:space="preserve">without putting the integrity of the system at risk. </w:t>
       </w:r>
       <w:r>
         <w:rPr>
           <w:noProof/>
-        </w:rPr>
-        <w:t xml:space="preserve">without putting the integrity of the system at risk. </w:t>
+          <w:sz w:val="24"/>
+          <w:szCs w:val="24"/>
+        </w:rPr>
+        <w:t xml:space="preserve">They have </w:t>
       </w:r>
       <w:r>
         <w:rPr>
           <w:noProof/>
-        </w:rPr>
-        <w:t xml:space="preserve">They have </w:t>
+          <w:sz w:val="24"/>
+          <w:szCs w:val="24"/>
+        </w:rPr>
+        <w:t>achieved this with buffers</w:t>
       </w:r>
       <w:r>
         <w:rPr>
           <w:noProof/>
-        </w:rPr>
-        <w:t>achieved this with buffers</w:t>
+          <w:sz w:val="24"/>
+          <w:szCs w:val="24"/>
+        </w:rPr>
+        <w:t xml:space="preserve"> and encapsulation allowing only one fucntion to access data at a time and </w:t>
       </w:r>
       <w:r>
         <w:rPr>
           <w:noProof/>
-        </w:rPr>
-        <w:t xml:space="preserve"> and encapsulation allowing only one fucntion to access data at a time and </w:t>
+          <w:sz w:val="24"/>
+          <w:szCs w:val="24"/>
+        </w:rPr>
+        <w:t xml:space="preserve">no direct access to object attributes </w:t>
       </w:r>
       <w:r>
         <w:rPr>
           <w:noProof/>
-        </w:rPr>
-        <w:t xml:space="preserve">no direct access to object attributes </w:t>
+          <w:sz w:val="24"/>
+          <w:szCs w:val="24"/>
+        </w:rPr>
+        <w:t xml:space="preserve">only functions with specific saftey parameters in place. </w:t>
       </w:r>
       <w:r>
         <w:rPr>
           <w:noProof/>
-        </w:rPr>
-        <w:t xml:space="preserve">only functions with specific saftey parameters in place. </w:t>
+          <w:sz w:val="24"/>
+          <w:szCs w:val="24"/>
+        </w:rPr>
+        <w:t xml:space="preserve">They also have an expiry date tracker this makes sure that perishable goods arent sold out of date and emphisise the sale of </w:t>
       </w:r>
       <w:r>
         <w:rPr>
           <w:noProof/>
-        </w:rPr>
-        <w:t xml:space="preserve">They also have an expiry date tracker this makes sure that perishable goods arent sold out of date and emphisise the sale of </w:t>
+          <w:sz w:val="24"/>
+          <w:szCs w:val="24"/>
+        </w:rPr>
+        <w:t>older products o</w:t>
       </w:r>
       <w:r>
         <w:rPr>
           <w:noProof/>
-        </w:rPr>
-        <w:t>older products o</w:t>
+          <w:sz w:val="24"/>
+          <w:szCs w:val="24"/>
+        </w:rPr>
+        <w:t xml:space="preserve">ver </w:t>
       </w:r>
       <w:r>
         <w:rPr>
           <w:noProof/>
-        </w:rPr>
-        <w:t xml:space="preserve">ver </w:t>
+          <w:sz w:val="24"/>
+          <w:szCs w:val="24"/>
+        </w:rPr>
+        <w:t>new products</w:t>
       </w:r>
       <w:r>
         <w:rPr>
           <w:noProof/>
-        </w:rPr>
-        <w:t>new products</w:t>
+          <w:sz w:val="24"/>
+          <w:szCs w:val="24"/>
+        </w:rPr>
+        <w:t>.</w:t>
       </w:r>
       <w:r>
         <w:rPr>
           <w:noProof/>
-        </w:rPr>
-        <w:t>.</w:t>
+          <w:sz w:val="24"/>
+          <w:szCs w:val="24"/>
+        </w:rPr>
+        <w:t xml:space="preserve"> This uses a queue data structure of </w:t>
       </w:r>
       <w:r>
         <w:rPr>
           <w:noProof/>
-        </w:rPr>
-        <w:t xml:space="preserve"> This uses a queue data structure of </w:t>
+          <w:sz w:val="24"/>
+          <w:szCs w:val="24"/>
+        </w:rPr>
+        <w:t xml:space="preserve">the items. I will try and implement a similar system </w:t>
       </w:r>
       <w:r>
         <w:rPr>
           <w:noProof/>
-        </w:rPr>
-        <w:t xml:space="preserve">the items. I will try and implement a similar system </w:t>
-      </w:r>
-      <w:r>
-        <w:rPr>
-          <w:noProof/>
+          <w:sz w:val="24"/>
+          <w:szCs w:val="24"/>
         </w:rPr>
         <w:t xml:space="preserve">into my program. </w:t>
       </w:r>
@@ -3445,209 +3791,279 @@
         <w:ind w:left="720"/>
         <w:rPr>
           <w:noProof/>
+          <w:sz w:val="24"/>
+          <w:szCs w:val="24"/>
         </w:rPr>
       </w:pPr>
       <w:r>
         <w:rPr>
           <w:noProof/>
+          <w:sz w:val="24"/>
+          <w:szCs w:val="24"/>
         </w:rPr>
         <w:t>Zoho inventory als</w:t>
       </w:r>
       <w:r>
         <w:rPr>
           <w:noProof/>
+          <w:sz w:val="24"/>
+          <w:szCs w:val="24"/>
         </w:rPr>
         <w:t>o has a warehouse manegement system.</w:t>
       </w:r>
       <w:r>
         <w:rPr>
           <w:noProof/>
+          <w:sz w:val="24"/>
+          <w:szCs w:val="24"/>
         </w:rPr>
         <w:t xml:space="preserve"> This has some features I would like to </w:t>
       </w:r>
       <w:r>
         <w:rPr>
           <w:noProof/>
+          <w:sz w:val="24"/>
+          <w:szCs w:val="24"/>
         </w:rPr>
         <w:t xml:space="preserve">try and implement into my software. It has </w:t>
       </w:r>
       <w:r>
         <w:rPr>
           <w:noProof/>
+          <w:sz w:val="24"/>
+          <w:szCs w:val="24"/>
         </w:rPr>
         <w:t xml:space="preserve">the ability to manage multiple separate warhouse locations </w:t>
       </w:r>
       <w:r>
         <w:rPr>
           <w:noProof/>
+          <w:sz w:val="24"/>
+          <w:szCs w:val="24"/>
         </w:rPr>
         <w:t xml:space="preserve">and all of the separate </w:t>
       </w:r>
       <w:r>
         <w:rPr>
           <w:noProof/>
+          <w:sz w:val="24"/>
+          <w:szCs w:val="24"/>
         </w:rPr>
         <w:t>inventories but also still be able to manage the overall inventory</w:t>
       </w:r>
       <w:r>
         <w:rPr>
           <w:noProof/>
+          <w:sz w:val="24"/>
+          <w:szCs w:val="24"/>
         </w:rPr>
         <w:t xml:space="preserve">. </w:t>
       </w:r>
       <w:r>
         <w:rPr>
           <w:noProof/>
+          <w:sz w:val="24"/>
+          <w:szCs w:val="24"/>
         </w:rPr>
         <w:t>This is a vital system when dealing with warehouses as it allows the warehouse specfic managers to</w:t>
       </w:r>
       <w:r>
         <w:rPr>
           <w:noProof/>
+          <w:sz w:val="24"/>
+          <w:szCs w:val="24"/>
         </w:rPr>
         <w:t xml:space="preserve"> manage their war</w:t>
       </w:r>
       <w:r>
         <w:rPr>
           <w:noProof/>
+          <w:sz w:val="24"/>
+          <w:szCs w:val="24"/>
         </w:rPr>
         <w:t xml:space="preserve">ehouse </w:t>
       </w:r>
       <w:r>
         <w:rPr>
           <w:noProof/>
+          <w:sz w:val="24"/>
+          <w:szCs w:val="24"/>
         </w:rPr>
         <w:t xml:space="preserve">how they want but also allow an overall management of the entire system. </w:t>
       </w:r>
       <w:r>
         <w:rPr>
           <w:noProof/>
+          <w:sz w:val="24"/>
+          <w:szCs w:val="24"/>
         </w:rPr>
         <w:t>A</w:t>
       </w:r>
       <w:r>
         <w:rPr>
           <w:noProof/>
+          <w:sz w:val="24"/>
+          <w:szCs w:val="24"/>
         </w:rPr>
         <w:t>nother</w:t>
       </w:r>
       <w:r>
         <w:rPr>
           <w:noProof/>
+          <w:sz w:val="24"/>
+          <w:szCs w:val="24"/>
         </w:rPr>
         <w:t xml:space="preserve"> </w:t>
       </w:r>
       <w:r>
         <w:rPr>
           <w:noProof/>
+          <w:sz w:val="24"/>
+          <w:szCs w:val="24"/>
         </w:rPr>
         <w:t xml:space="preserve">system used by Zoho is </w:t>
       </w:r>
       <w:r>
         <w:rPr>
           <w:noProof/>
+          <w:sz w:val="24"/>
+          <w:szCs w:val="24"/>
         </w:rPr>
         <w:t xml:space="preserve">the ability </w:t>
       </w:r>
       <w:r>
         <w:rPr>
           <w:noProof/>
+          <w:sz w:val="24"/>
+          <w:szCs w:val="24"/>
         </w:rPr>
         <w:t xml:space="preserve">to transfer </w:t>
       </w:r>
       <w:r>
         <w:rPr>
           <w:noProof/>
+          <w:sz w:val="24"/>
+          <w:szCs w:val="24"/>
         </w:rPr>
         <w:t xml:space="preserve">specific </w:t>
       </w:r>
       <w:r>
         <w:rPr>
           <w:noProof/>
+          <w:sz w:val="24"/>
+          <w:szCs w:val="24"/>
         </w:rPr>
         <w:t xml:space="preserve">items between warhouses. This is usefull to keep control over all the items and makes </w:t>
       </w:r>
       <w:r>
         <w:rPr>
           <w:noProof/>
+          <w:sz w:val="24"/>
+          <w:szCs w:val="24"/>
         </w:rPr>
         <w:t>it easier to send and manage items across a wide geographial area.</w:t>
       </w:r>
       <w:r>
         <w:rPr>
           <w:noProof/>
+          <w:sz w:val="24"/>
+          <w:szCs w:val="24"/>
         </w:rPr>
         <w:t xml:space="preserve"> </w:t>
       </w:r>
       <w:r>
         <w:rPr>
           <w:noProof/>
+          <w:sz w:val="24"/>
+          <w:szCs w:val="24"/>
         </w:rPr>
         <w:t>This uses objects and serial numbers to keep track of all the items</w:t>
       </w:r>
       <w:r>
         <w:rPr>
           <w:noProof/>
+          <w:sz w:val="24"/>
+          <w:szCs w:val="24"/>
         </w:rPr>
         <w:t xml:space="preserve">. A vital part of the warehouse management system that Zoho has </w:t>
       </w:r>
       <w:r>
         <w:rPr>
           <w:noProof/>
+          <w:sz w:val="24"/>
+          <w:szCs w:val="24"/>
         </w:rPr>
         <w:t xml:space="preserve">that I would like to implement across my entire program is </w:t>
       </w:r>
       <w:r>
         <w:rPr>
           <w:noProof/>
+          <w:sz w:val="24"/>
+          <w:szCs w:val="24"/>
         </w:rPr>
         <w:t xml:space="preserve">analysis reports </w:t>
       </w:r>
       <w:r>
         <w:rPr>
           <w:noProof/>
+          <w:sz w:val="24"/>
+          <w:szCs w:val="24"/>
         </w:rPr>
         <w:t>of separate war</w:t>
       </w:r>
       <w:r>
         <w:rPr>
           <w:noProof/>
+          <w:sz w:val="24"/>
+          <w:szCs w:val="24"/>
         </w:rPr>
         <w:t>e</w:t>
       </w:r>
       <w:r>
         <w:rPr>
           <w:noProof/>
+          <w:sz w:val="24"/>
+          <w:szCs w:val="24"/>
         </w:rPr>
         <w:t xml:space="preserve">houses and </w:t>
       </w:r>
       <w:r>
         <w:rPr>
           <w:noProof/>
+          <w:sz w:val="24"/>
+          <w:szCs w:val="24"/>
         </w:rPr>
         <w:t>the whole inventory</w:t>
       </w:r>
       <w:r>
         <w:rPr>
           <w:noProof/>
+          <w:sz w:val="24"/>
+          <w:szCs w:val="24"/>
         </w:rPr>
         <w:t xml:space="preserve">. This is an imperative system as reports allow for data analysis either by </w:t>
       </w:r>
       <w:r>
         <w:rPr>
           <w:noProof/>
+          <w:sz w:val="24"/>
+          <w:szCs w:val="24"/>
         </w:rPr>
         <w:t xml:space="preserve">a hired data analyst or a separate program designed for data analysis. I will output this data in </w:t>
       </w:r>
       <w:r>
         <w:rPr>
           <w:noProof/>
+          <w:sz w:val="24"/>
+          <w:szCs w:val="24"/>
         </w:rPr>
         <w:t>a form that is easily accessible by both humans and computer</w:t>
       </w:r>
       <w:r>
         <w:rPr>
           <w:noProof/>
+          <w:sz w:val="24"/>
+          <w:szCs w:val="24"/>
         </w:rPr>
         <w:t xml:space="preserve">s. </w:t>
       </w:r>
@@ -3665,7 +4081,7 @@
         <w:pStyle w:val="Heading2"/>
         <w:ind w:firstLine="720"/>
       </w:pPr>
-      <w:bookmarkStart w:id="3" w:name="_Toc103244907"/>
+      <w:bookmarkStart w:id="3" w:name="_Toc107759376"/>
       <w:r>
         <w:t>Stake Holders</w:t>
       </w:r>
@@ -3674,321 +4090,794 @@
     <w:p>
       <w:pPr>
         <w:ind w:left="720"/>
+        <w:rPr>
+          <w:sz w:val="24"/>
+          <w:szCs w:val="24"/>
+        </w:rPr>
       </w:pPr>
       <w:r>
+        <w:rPr>
+          <w:sz w:val="24"/>
+          <w:szCs w:val="24"/>
+        </w:rPr>
         <w:t xml:space="preserve">My </w:t>
       </w:r>
       <w:r>
+        <w:rPr>
+          <w:sz w:val="24"/>
+          <w:szCs w:val="24"/>
+        </w:rPr>
         <w:t xml:space="preserve">system has a variety of </w:t>
       </w:r>
       <w:r>
+        <w:rPr>
+          <w:sz w:val="24"/>
+          <w:szCs w:val="24"/>
+        </w:rPr>
         <w:t xml:space="preserve">stakeholders: </w:t>
       </w:r>
       <w:r>
+        <w:rPr>
+          <w:sz w:val="24"/>
+          <w:szCs w:val="24"/>
+        </w:rPr>
         <w:t>small business owners</w:t>
       </w:r>
       <w:r>
+        <w:rPr>
+          <w:sz w:val="24"/>
+          <w:szCs w:val="24"/>
+        </w:rPr>
         <w:t xml:space="preserve">, </w:t>
       </w:r>
       <w:r>
+        <w:rPr>
+          <w:sz w:val="24"/>
+          <w:szCs w:val="24"/>
+        </w:rPr>
         <w:t xml:space="preserve">company managers, warehouse managers </w:t>
       </w:r>
       <w:r>
+        <w:rPr>
+          <w:sz w:val="24"/>
+          <w:szCs w:val="24"/>
+        </w:rPr>
         <w:t xml:space="preserve">and warehouse employees. </w:t>
       </w:r>
       <w:r>
+        <w:rPr>
+          <w:sz w:val="24"/>
+          <w:szCs w:val="24"/>
+        </w:rPr>
         <w:t xml:space="preserve">Small business owners are </w:t>
       </w:r>
       <w:r>
+        <w:rPr>
+          <w:sz w:val="24"/>
+          <w:szCs w:val="24"/>
+        </w:rPr>
         <w:t>p</w:t>
       </w:r>
       <w:r>
+        <w:rPr>
+          <w:sz w:val="24"/>
+          <w:szCs w:val="24"/>
+        </w:rPr>
         <w:t xml:space="preserve">eople who own small business with little </w:t>
       </w:r>
       <w:r>
+        <w:rPr>
+          <w:sz w:val="24"/>
+          <w:szCs w:val="24"/>
+        </w:rPr>
         <w:t xml:space="preserve">to no </w:t>
       </w:r>
       <w:r>
+        <w:rPr>
+          <w:sz w:val="24"/>
+          <w:szCs w:val="24"/>
+        </w:rPr>
         <w:t>management system in place.</w:t>
       </w:r>
       <w:r>
+        <w:rPr>
+          <w:sz w:val="24"/>
+          <w:szCs w:val="24"/>
+        </w:rPr>
         <w:t xml:space="preserve"> </w:t>
       </w:r>
       <w:r>
+        <w:rPr>
+          <w:sz w:val="24"/>
+          <w:szCs w:val="24"/>
+        </w:rPr>
         <w:t xml:space="preserve">They often have a small inventory </w:t>
       </w:r>
       <w:r>
+        <w:rPr>
+          <w:sz w:val="24"/>
+          <w:szCs w:val="24"/>
+        </w:rPr>
         <w:t xml:space="preserve">with only one location and probably a small number of products. </w:t>
       </w:r>
       <w:r>
+        <w:rPr>
+          <w:sz w:val="24"/>
+          <w:szCs w:val="24"/>
+        </w:rPr>
         <w:t xml:space="preserve">They will be able to use this software </w:t>
       </w:r>
       <w:r>
+        <w:rPr>
+          <w:sz w:val="24"/>
+          <w:szCs w:val="24"/>
+        </w:rPr>
         <w:t xml:space="preserve">to manage what is in </w:t>
       </w:r>
       <w:r>
+        <w:rPr>
+          <w:sz w:val="24"/>
+          <w:szCs w:val="24"/>
+        </w:rPr>
         <w:t>their</w:t>
       </w:r>
       <w:r>
+        <w:rPr>
+          <w:sz w:val="24"/>
+          <w:szCs w:val="24"/>
+        </w:rPr>
         <w:t xml:space="preserve"> inventory in a sim</w:t>
       </w:r>
       <w:r>
+        <w:rPr>
+          <w:sz w:val="24"/>
+          <w:szCs w:val="24"/>
+        </w:rPr>
         <w:t>ple manner</w:t>
       </w:r>
       <w:r>
+        <w:rPr>
+          <w:sz w:val="24"/>
+          <w:szCs w:val="24"/>
+        </w:rPr>
         <w:t xml:space="preserve"> with </w:t>
       </w:r>
       <w:r>
+        <w:rPr>
+          <w:sz w:val="24"/>
+          <w:szCs w:val="24"/>
+        </w:rPr>
         <w:t xml:space="preserve">the ability to have an organized </w:t>
       </w:r>
       <w:r>
+        <w:rPr>
+          <w:sz w:val="24"/>
+          <w:szCs w:val="24"/>
+        </w:rPr>
         <w:t xml:space="preserve">list of their inventory without much setup with the features of </w:t>
       </w:r>
       <w:r>
+        <w:rPr>
+          <w:sz w:val="24"/>
+          <w:szCs w:val="24"/>
+        </w:rPr>
         <w:t>controlling batches and item details with ease without having to bother with a full setup of warehouses and such</w:t>
       </w:r>
       <w:r>
+        <w:rPr>
+          <w:sz w:val="24"/>
+          <w:szCs w:val="24"/>
+        </w:rPr>
         <w:t xml:space="preserve">. </w:t>
       </w:r>
       <w:r>
+        <w:rPr>
+          <w:sz w:val="24"/>
+          <w:szCs w:val="24"/>
+        </w:rPr>
         <w:t>However,</w:t>
       </w:r>
       <w:r>
+        <w:rPr>
+          <w:sz w:val="24"/>
+          <w:szCs w:val="24"/>
+        </w:rPr>
         <w:t xml:space="preserve"> </w:t>
       </w:r>
       <w:r>
-        <w:t xml:space="preserve">they can still have the ability to expand their system as much as they want </w:t>
-      </w:r>
-      <w:r>
+        <w:rPr>
+          <w:sz w:val="24"/>
+          <w:szCs w:val="24"/>
+        </w:rPr>
+        <w:lastRenderedPageBreak/>
+        <w:t xml:space="preserve">they can still </w:t>
+      </w:r>
+      <w:proofErr w:type="gramStart"/>
+      <w:r>
+        <w:rPr>
+          <w:sz w:val="24"/>
+          <w:szCs w:val="24"/>
+        </w:rPr>
+        <w:t>have the ability to</w:t>
+      </w:r>
+      <w:proofErr w:type="gramEnd"/>
+      <w:r>
+        <w:rPr>
+          <w:sz w:val="24"/>
+          <w:szCs w:val="24"/>
+        </w:rPr>
+        <w:t xml:space="preserve"> expand their system as much as they want </w:t>
+      </w:r>
+      <w:r>
+        <w:rPr>
+          <w:sz w:val="24"/>
+          <w:szCs w:val="24"/>
+        </w:rPr>
         <w:t xml:space="preserve">at a later date. This allows for a small </w:t>
       </w:r>
       <w:r>
+        <w:rPr>
+          <w:sz w:val="24"/>
+          <w:szCs w:val="24"/>
+        </w:rPr>
         <w:t>stress-free</w:t>
       </w:r>
       <w:r>
+        <w:rPr>
+          <w:sz w:val="24"/>
+          <w:szCs w:val="24"/>
+        </w:rPr>
         <w:t xml:space="preserve"> experience for small business </w:t>
       </w:r>
       <w:r>
+        <w:rPr>
+          <w:sz w:val="24"/>
+          <w:szCs w:val="24"/>
+        </w:rPr>
         <w:t>owners</w:t>
       </w:r>
       <w:r>
+        <w:rPr>
+          <w:sz w:val="24"/>
+          <w:szCs w:val="24"/>
+        </w:rPr>
         <w:t xml:space="preserve"> </w:t>
       </w:r>
       <w:r>
+        <w:rPr>
+          <w:sz w:val="24"/>
+          <w:szCs w:val="24"/>
+        </w:rPr>
         <w:t>that want to get started quickly</w:t>
       </w:r>
       <w:r>
+        <w:rPr>
+          <w:sz w:val="24"/>
+          <w:szCs w:val="24"/>
+        </w:rPr>
         <w:t xml:space="preserve"> but can </w:t>
       </w:r>
       <w:r>
+        <w:rPr>
+          <w:sz w:val="24"/>
+          <w:szCs w:val="24"/>
+        </w:rPr>
         <w:t>expand their business at their own rate</w:t>
       </w:r>
       <w:r>
+        <w:rPr>
+          <w:sz w:val="24"/>
+          <w:szCs w:val="24"/>
+        </w:rPr>
         <w:t xml:space="preserve">. This is </w:t>
       </w:r>
       <w:r>
+        <w:rPr>
+          <w:sz w:val="24"/>
+          <w:szCs w:val="24"/>
+        </w:rPr>
         <w:t xml:space="preserve">a very </w:t>
       </w:r>
       <w:r>
+        <w:rPr>
+          <w:sz w:val="24"/>
+          <w:szCs w:val="24"/>
+        </w:rPr>
         <w:t xml:space="preserve">useful </w:t>
       </w:r>
       <w:r>
+        <w:rPr>
+          <w:sz w:val="24"/>
+          <w:szCs w:val="24"/>
+        </w:rPr>
         <w:t>for small business owners as they can start</w:t>
       </w:r>
       <w:r>
+        <w:rPr>
+          <w:sz w:val="24"/>
+          <w:szCs w:val="24"/>
+        </w:rPr>
         <w:t xml:space="preserve"> </w:t>
       </w:r>
       <w:r>
+        <w:rPr>
+          <w:sz w:val="24"/>
+          <w:szCs w:val="24"/>
+        </w:rPr>
         <w:t xml:space="preserve">using the software quickly with an experience suited to their needs </w:t>
       </w:r>
       <w:r>
+        <w:rPr>
+          <w:sz w:val="24"/>
+          <w:szCs w:val="24"/>
+        </w:rPr>
         <w:t xml:space="preserve">right after downloading with a simple easy to use system. </w:t>
       </w:r>
     </w:p>
     <w:p>
       <w:pPr>
         <w:ind w:left="720"/>
+        <w:rPr>
+          <w:sz w:val="24"/>
+          <w:szCs w:val="24"/>
+        </w:rPr>
       </w:pPr>
       <w:r>
+        <w:rPr>
+          <w:sz w:val="24"/>
+          <w:szCs w:val="24"/>
+        </w:rPr>
         <w:t xml:space="preserve">Company managers are </w:t>
       </w:r>
       <w:r>
+        <w:rPr>
+          <w:sz w:val="24"/>
+          <w:szCs w:val="24"/>
+        </w:rPr>
         <w:t>people who own or manage large companies with one or more locations and large inventory</w:t>
       </w:r>
       <w:r>
-        <w:t>. They will want to be able to access all of their inventory and keep track of everything across multiple locations</w:t>
-      </w:r>
-      <w:r>
+        <w:rPr>
+          <w:sz w:val="24"/>
+          <w:szCs w:val="24"/>
+        </w:rPr>
+        <w:t xml:space="preserve">. They will want to be able to access </w:t>
+      </w:r>
+      <w:proofErr w:type="gramStart"/>
+      <w:r>
+        <w:rPr>
+          <w:sz w:val="24"/>
+          <w:szCs w:val="24"/>
+        </w:rPr>
+        <w:t>all of</w:t>
+      </w:r>
+      <w:proofErr w:type="gramEnd"/>
+      <w:r>
+        <w:rPr>
+          <w:sz w:val="24"/>
+          <w:szCs w:val="24"/>
+        </w:rPr>
+        <w:t xml:space="preserve"> their inventory and keep track of everything across multiple locations</w:t>
+      </w:r>
+      <w:r>
+        <w:rPr>
+          <w:sz w:val="24"/>
+          <w:szCs w:val="24"/>
+        </w:rPr>
         <w:t xml:space="preserve"> whilst still being able to</w:t>
       </w:r>
       <w:r>
+        <w:rPr>
+          <w:sz w:val="24"/>
+          <w:szCs w:val="24"/>
+        </w:rPr>
         <w:t xml:space="preserve"> have location specific data </w:t>
       </w:r>
       <w:r>
+        <w:rPr>
+          <w:sz w:val="24"/>
+          <w:szCs w:val="24"/>
+        </w:rPr>
         <w:t xml:space="preserve">and </w:t>
       </w:r>
       <w:r>
+        <w:rPr>
+          <w:sz w:val="24"/>
+          <w:szCs w:val="24"/>
+        </w:rPr>
         <w:t xml:space="preserve">management. This software will be able to </w:t>
       </w:r>
       <w:r>
+        <w:rPr>
+          <w:sz w:val="24"/>
+          <w:szCs w:val="24"/>
+        </w:rPr>
         <w:t>read</w:t>
       </w:r>
       <w:r>
+        <w:rPr>
+          <w:sz w:val="24"/>
+          <w:szCs w:val="24"/>
+        </w:rPr>
         <w:t xml:space="preserve">ily set up a </w:t>
       </w:r>
       <w:r>
+        <w:rPr>
+          <w:sz w:val="24"/>
+          <w:szCs w:val="24"/>
+        </w:rPr>
         <w:t>large-scale</w:t>
       </w:r>
       <w:r>
+        <w:rPr>
+          <w:sz w:val="24"/>
+          <w:szCs w:val="24"/>
+        </w:rPr>
         <w:t xml:space="preserve"> warehouse management system</w:t>
       </w:r>
       <w:r>
+        <w:rPr>
+          <w:sz w:val="24"/>
+          <w:szCs w:val="24"/>
+        </w:rPr>
         <w:t>.</w:t>
       </w:r>
       <w:r>
+        <w:rPr>
+          <w:sz w:val="24"/>
+          <w:szCs w:val="24"/>
+        </w:rPr>
         <w:t xml:space="preserve"> </w:t>
       </w:r>
       <w:r>
+        <w:rPr>
+          <w:sz w:val="24"/>
+          <w:szCs w:val="24"/>
+        </w:rPr>
         <w:t xml:space="preserve">They will also be able to track specific items and batches as they travel between and in and out of the locations and </w:t>
       </w:r>
       <w:r>
+        <w:rPr>
+          <w:sz w:val="24"/>
+          <w:szCs w:val="24"/>
+        </w:rPr>
         <w:t xml:space="preserve">have </w:t>
       </w:r>
       <w:r>
+        <w:rPr>
+          <w:sz w:val="24"/>
+          <w:szCs w:val="24"/>
+        </w:rPr>
         <w:t>been</w:t>
       </w:r>
       <w:r>
+        <w:rPr>
+          <w:sz w:val="24"/>
+          <w:szCs w:val="24"/>
+        </w:rPr>
         <w:t xml:space="preserve"> able to control everything fully. Business managers </w:t>
       </w:r>
       <w:r>
+        <w:rPr>
+          <w:sz w:val="24"/>
+          <w:szCs w:val="24"/>
+        </w:rPr>
         <w:t>will want to be able to for setup for access levels across the inventory</w:t>
       </w:r>
       <w:r>
+        <w:rPr>
+          <w:sz w:val="24"/>
+          <w:szCs w:val="24"/>
+        </w:rPr>
         <w:t xml:space="preserve"> to keep a level of security within the system. They will be able to set up automatic reorder </w:t>
       </w:r>
       <w:r>
+        <w:rPr>
+          <w:sz w:val="24"/>
+          <w:szCs w:val="24"/>
+        </w:rPr>
         <w:t>which is useful to make sure stock is full in the multiple locations</w:t>
       </w:r>
       <w:r>
+        <w:rPr>
+          <w:sz w:val="24"/>
+          <w:szCs w:val="24"/>
+        </w:rPr>
         <w:t>.</w:t>
       </w:r>
     </w:p>
     <w:p>
       <w:pPr>
         <w:ind w:left="720"/>
+        <w:rPr>
+          <w:sz w:val="24"/>
+          <w:szCs w:val="24"/>
+        </w:rPr>
       </w:pPr>
       <w:r>
-        <w:lastRenderedPageBreak/>
+        <w:rPr>
+          <w:sz w:val="24"/>
+          <w:szCs w:val="24"/>
+        </w:rPr>
         <w:t xml:space="preserve">Warehouse managers are people whose job it is, is to manage </w:t>
       </w:r>
       <w:r>
+        <w:rPr>
+          <w:sz w:val="24"/>
+          <w:szCs w:val="24"/>
+        </w:rPr>
         <w:t xml:space="preserve">the stock and inventory of a single warehouse. They will need to be able to track </w:t>
       </w:r>
       <w:r>
+        <w:rPr>
+          <w:sz w:val="24"/>
+          <w:szCs w:val="24"/>
+        </w:rPr>
         <w:t>what’s</w:t>
       </w:r>
       <w:r>
+        <w:rPr>
+          <w:sz w:val="24"/>
+          <w:szCs w:val="24"/>
+        </w:rPr>
         <w:t xml:space="preserve"> coming in and out of their warehouse, know where things in the w</w:t>
       </w:r>
       <w:r>
+        <w:rPr>
+          <w:sz w:val="24"/>
+          <w:szCs w:val="24"/>
+        </w:rPr>
         <w:t>are</w:t>
       </w:r>
       <w:r>
+        <w:rPr>
+          <w:sz w:val="24"/>
+          <w:szCs w:val="24"/>
+        </w:rPr>
         <w:t xml:space="preserve">house </w:t>
       </w:r>
       <w:r>
+        <w:rPr>
+          <w:sz w:val="24"/>
+          <w:szCs w:val="24"/>
+        </w:rPr>
         <w:t xml:space="preserve">and be able to </w:t>
       </w:r>
       <w:r>
+        <w:rPr>
+          <w:sz w:val="24"/>
+          <w:szCs w:val="24"/>
+        </w:rPr>
         <w:t xml:space="preserve">adjust stock </w:t>
       </w:r>
       <w:r>
+        <w:rPr>
+          <w:sz w:val="24"/>
+          <w:szCs w:val="24"/>
+        </w:rPr>
         <w:t>as much as they need within their requirements.</w:t>
       </w:r>
       <w:r>
+        <w:rPr>
+          <w:sz w:val="24"/>
+          <w:szCs w:val="24"/>
+        </w:rPr>
         <w:t xml:space="preserve"> They </w:t>
       </w:r>
       <w:r>
+        <w:rPr>
+          <w:sz w:val="24"/>
+          <w:szCs w:val="24"/>
+        </w:rPr>
         <w:t>won't need access to other warehouses.</w:t>
       </w:r>
       <w:r>
+        <w:rPr>
+          <w:sz w:val="24"/>
+          <w:szCs w:val="24"/>
+        </w:rPr>
         <w:t xml:space="preserve"> They will be able to do this with the item adjustment and stock listing features</w:t>
       </w:r>
       <w:r>
+        <w:rPr>
+          <w:sz w:val="24"/>
+          <w:szCs w:val="24"/>
+        </w:rPr>
         <w:t xml:space="preserve"> to adjust and keep track of the flow of items into and out of their warehouse. They will be able to be notified of adjustments to stock and </w:t>
       </w:r>
       <w:r>
+        <w:rPr>
+          <w:sz w:val="24"/>
+          <w:szCs w:val="24"/>
+        </w:rPr>
         <w:t xml:space="preserve">items made by someone else as well. </w:t>
       </w:r>
       <w:r>
+        <w:rPr>
+          <w:sz w:val="24"/>
+          <w:szCs w:val="24"/>
+        </w:rPr>
         <w:t>They will be able to find</w:t>
       </w:r>
       <w:r>
+        <w:rPr>
+          <w:sz w:val="24"/>
+          <w:szCs w:val="24"/>
+        </w:rPr>
         <w:t xml:space="preserve"> where items are in their warehouse and how full the warehouse is. </w:t>
       </w:r>
       <w:r>
+        <w:rPr>
+          <w:sz w:val="24"/>
+          <w:szCs w:val="24"/>
+        </w:rPr>
         <w:t xml:space="preserve">These are very useful for warehouse managers as they </w:t>
       </w:r>
-      <w:r>
-        <w:t>are in charge of everything in the warehouse</w:t>
-      </w:r>
-      <w:r>
+      <w:proofErr w:type="gramStart"/>
+      <w:r>
+        <w:rPr>
+          <w:sz w:val="24"/>
+          <w:szCs w:val="24"/>
+        </w:rPr>
+        <w:t>are in charge of</w:t>
+      </w:r>
+      <w:proofErr w:type="gramEnd"/>
+      <w:r>
+        <w:rPr>
+          <w:sz w:val="24"/>
+          <w:szCs w:val="24"/>
+        </w:rPr>
+        <w:t xml:space="preserve"> everything in the warehouse</w:t>
+      </w:r>
+      <w:r>
+        <w:rPr>
+          <w:sz w:val="24"/>
+          <w:szCs w:val="24"/>
+        </w:rPr>
         <w:t xml:space="preserve"> so need to be able to track everything int the warehouse. </w:t>
       </w:r>
     </w:p>
     <w:p>
       <w:pPr>
         <w:ind w:left="720"/>
+        <w:rPr>
+          <w:sz w:val="24"/>
+          <w:szCs w:val="24"/>
+        </w:rPr>
       </w:pPr>
       <w:r>
+        <w:rPr>
+          <w:sz w:val="24"/>
+          <w:szCs w:val="24"/>
+        </w:rPr>
         <w:t>War</w:t>
       </w:r>
       <w:r>
+        <w:rPr>
+          <w:sz w:val="24"/>
+          <w:szCs w:val="24"/>
+        </w:rPr>
         <w:t>e</w:t>
       </w:r>
       <w:r>
+        <w:rPr>
+          <w:sz w:val="24"/>
+          <w:szCs w:val="24"/>
+        </w:rPr>
         <w:t>house workers are people who work around a warehouse</w:t>
       </w:r>
       <w:r>
-        <w:t xml:space="preserve">, they have to move and actually deal with the stock. They need to be able to </w:t>
-      </w:r>
-      <w:r>
+        <w:rPr>
+          <w:sz w:val="24"/>
+          <w:szCs w:val="24"/>
+        </w:rPr>
+        <w:t xml:space="preserve">, they </w:t>
+      </w:r>
+      <w:proofErr w:type="gramStart"/>
+      <w:r>
+        <w:rPr>
+          <w:sz w:val="24"/>
+          <w:szCs w:val="24"/>
+        </w:rPr>
+        <w:t>have to</w:t>
+      </w:r>
+      <w:proofErr w:type="gramEnd"/>
+      <w:r>
+        <w:rPr>
+          <w:sz w:val="24"/>
+          <w:szCs w:val="24"/>
+        </w:rPr>
+        <w:t xml:space="preserve"> move and actually deal with the stock. They need to be able to </w:t>
+      </w:r>
+      <w:r>
+        <w:rPr>
+          <w:sz w:val="24"/>
+          <w:szCs w:val="24"/>
+        </w:rPr>
         <w:t xml:space="preserve">know where things are in the warehouse and be able to work out the shortest route around a warehouse collecting the things they need. </w:t>
       </w:r>
       <w:r>
+        <w:rPr>
+          <w:sz w:val="24"/>
+          <w:szCs w:val="24"/>
+        </w:rPr>
         <w:t xml:space="preserve">They need to be able to adjust stock levels as well. </w:t>
       </w:r>
       <w:r>
+        <w:rPr>
+          <w:sz w:val="24"/>
+          <w:szCs w:val="24"/>
+        </w:rPr>
         <w:t xml:space="preserve"> They will be able to all of this </w:t>
       </w:r>
       <w:r>
+        <w:rPr>
+          <w:sz w:val="24"/>
+          <w:szCs w:val="24"/>
+        </w:rPr>
         <w:t xml:space="preserve">with the features in my program. The </w:t>
       </w:r>
       <w:r>
+        <w:rPr>
+          <w:sz w:val="24"/>
+          <w:szCs w:val="24"/>
+        </w:rPr>
         <w:t>warehouse location system</w:t>
       </w:r>
       <w:r>
+        <w:rPr>
+          <w:sz w:val="24"/>
+          <w:szCs w:val="24"/>
+        </w:rPr>
         <w:t xml:space="preserve"> will be able to </w:t>
       </w:r>
       <w:r>
+        <w:rPr>
+          <w:sz w:val="24"/>
+          <w:szCs w:val="24"/>
+        </w:rPr>
         <w:t xml:space="preserve">help locate and </w:t>
       </w:r>
       <w:r>
+        <w:rPr>
+          <w:sz w:val="24"/>
+          <w:szCs w:val="24"/>
+        </w:rPr>
         <w:t xml:space="preserve">find the quickest route </w:t>
       </w:r>
       <w:r>
+        <w:rPr>
+          <w:sz w:val="24"/>
+          <w:szCs w:val="24"/>
+        </w:rPr>
         <w:t xml:space="preserve">when collecting things </w:t>
       </w:r>
       <w:r>
+        <w:rPr>
+          <w:sz w:val="24"/>
+          <w:szCs w:val="24"/>
+        </w:rPr>
         <w:t xml:space="preserve">with a useful and intuitive GUI. </w:t>
       </w:r>
       <w:r>
+        <w:rPr>
+          <w:sz w:val="24"/>
+          <w:szCs w:val="24"/>
+        </w:rPr>
         <w:t xml:space="preserve">They will also be </w:t>
       </w:r>
       <w:r>
+        <w:rPr>
+          <w:sz w:val="24"/>
+          <w:szCs w:val="24"/>
+        </w:rPr>
         <w:t>able to adjust the stock levels and only the stock levels with the access levels in place</w:t>
       </w:r>
       <w:r>
+        <w:rPr>
+          <w:sz w:val="24"/>
+          <w:szCs w:val="24"/>
+        </w:rPr>
         <w:t xml:space="preserve">. </w:t>
       </w:r>
     </w:p>
@@ -4002,7 +4891,7 @@
         <w:pStyle w:val="Heading2"/>
         <w:ind w:firstLine="720"/>
       </w:pPr>
-      <w:bookmarkStart w:id="4" w:name="_Toc103244908"/>
+      <w:bookmarkStart w:id="4" w:name="_Toc107759377"/>
       <w:r>
         <w:t>Essential features</w:t>
       </w:r>
@@ -4011,26 +4900,67 @@
     <w:p>
       <w:pPr>
         <w:ind w:left="720"/>
+        <w:rPr>
+          <w:sz w:val="24"/>
+          <w:szCs w:val="24"/>
+        </w:rPr>
       </w:pPr>
-      <w:r>
+      <w:proofErr w:type="gramStart"/>
+      <w:r>
+        <w:rPr>
+          <w:sz w:val="24"/>
+          <w:szCs w:val="24"/>
+        </w:rPr>
         <w:t>T</w:t>
       </w:r>
       <w:r>
+        <w:rPr>
+          <w:sz w:val="24"/>
+          <w:szCs w:val="24"/>
+        </w:rPr>
         <w:t>aking into a</w:t>
       </w:r>
       <w:r>
-        <w:t xml:space="preserve">ccount </w:t>
-      </w:r>
-      <w:r>
+        <w:rPr>
+          <w:sz w:val="24"/>
+          <w:szCs w:val="24"/>
+        </w:rPr>
+        <w:t>ccount</w:t>
+      </w:r>
+      <w:proofErr w:type="gramEnd"/>
+      <w:r>
+        <w:rPr>
+          <w:sz w:val="24"/>
+          <w:szCs w:val="24"/>
+        </w:rPr>
+        <w:t xml:space="preserve"> </w:t>
+      </w:r>
+      <w:r>
+        <w:rPr>
+          <w:sz w:val="24"/>
+          <w:szCs w:val="24"/>
+        </w:rPr>
         <w:t xml:space="preserve">the research </w:t>
       </w:r>
       <w:r>
+        <w:rPr>
+          <w:sz w:val="24"/>
+          <w:szCs w:val="24"/>
+        </w:rPr>
         <w:t xml:space="preserve">into other similar products on the market and my stake holder needs I have identified some </w:t>
       </w:r>
       <w:r>
+        <w:rPr>
+          <w:sz w:val="24"/>
+          <w:szCs w:val="24"/>
+        </w:rPr>
         <w:t xml:space="preserve">essential features my </w:t>
       </w:r>
       <w:r>
+        <w:rPr>
+          <w:sz w:val="24"/>
+          <w:szCs w:val="24"/>
+        </w:rPr>
         <w:t>program will need.</w:t>
       </w:r>
     </w:p>
@@ -4041,14 +4971,30 @@
           <w:ilvl w:val="0"/>
           <w:numId w:val="1"/>
         </w:numPr>
+        <w:rPr>
+          <w:sz w:val="24"/>
+          <w:szCs w:val="24"/>
+        </w:rPr>
       </w:pPr>
       <w:r>
+        <w:rPr>
+          <w:sz w:val="24"/>
+          <w:szCs w:val="24"/>
+        </w:rPr>
         <w:t xml:space="preserve">It will need to be able to permanently store </w:t>
       </w:r>
       <w:r>
+        <w:rPr>
+          <w:sz w:val="24"/>
+          <w:szCs w:val="24"/>
+        </w:rPr>
         <w:t xml:space="preserve">data about every item </w:t>
       </w:r>
       <w:r>
+        <w:rPr>
+          <w:sz w:val="24"/>
+          <w:szCs w:val="24"/>
+        </w:rPr>
         <w:t>in the system</w:t>
       </w:r>
     </w:p>
@@ -4059,11 +5005,24 @@
           <w:ilvl w:val="0"/>
           <w:numId w:val="1"/>
         </w:numPr>
+        <w:rPr>
+          <w:sz w:val="24"/>
+          <w:szCs w:val="24"/>
+        </w:rPr>
       </w:pPr>
       <w:r>
+        <w:rPr>
+          <w:sz w:val="24"/>
+          <w:szCs w:val="24"/>
+        </w:rPr>
+        <w:lastRenderedPageBreak/>
         <w:t xml:space="preserve">The data needs to be safe and only accessible by certain people and access levels </w:t>
       </w:r>
       <w:r>
+        <w:rPr>
+          <w:sz w:val="24"/>
+          <w:szCs w:val="24"/>
+        </w:rPr>
         <w:t>and therefore will need a login system</w:t>
       </w:r>
     </w:p>
@@ -4074,73 +5033,181 @@
           <w:ilvl w:val="0"/>
           <w:numId w:val="1"/>
         </w:numPr>
+        <w:rPr>
+          <w:sz w:val="24"/>
+          <w:szCs w:val="24"/>
+        </w:rPr>
       </w:pPr>
       <w:r>
+        <w:rPr>
+          <w:sz w:val="24"/>
+          <w:szCs w:val="24"/>
+        </w:rPr>
         <w:t xml:space="preserve">It will need to be able to </w:t>
       </w:r>
       <w:r>
+        <w:rPr>
+          <w:sz w:val="24"/>
+          <w:szCs w:val="24"/>
+        </w:rPr>
         <w:t xml:space="preserve">organise and search </w:t>
       </w:r>
       <w:r>
+        <w:rPr>
+          <w:sz w:val="24"/>
+          <w:szCs w:val="24"/>
+        </w:rPr>
         <w:t>all</w:t>
       </w:r>
       <w:r>
+        <w:rPr>
+          <w:sz w:val="24"/>
+          <w:szCs w:val="24"/>
+        </w:rPr>
         <w:t xml:space="preserve"> the data in the system and display it in an </w:t>
       </w:r>
       <w:r>
+        <w:rPr>
+          <w:sz w:val="24"/>
+          <w:szCs w:val="24"/>
+        </w:rPr>
         <w:t>intuitive and useful way</w:t>
       </w:r>
     </w:p>
     <w:p>
       <w:pPr>
         <w:ind w:left="720"/>
+        <w:rPr>
+          <w:sz w:val="24"/>
+          <w:szCs w:val="24"/>
+        </w:rPr>
       </w:pPr>
       <w:r>
+        <w:rPr>
+          <w:sz w:val="24"/>
+          <w:szCs w:val="24"/>
+        </w:rPr>
         <w:t>Th</w:t>
       </w:r>
       <w:r>
+        <w:rPr>
+          <w:sz w:val="24"/>
+          <w:szCs w:val="24"/>
+        </w:rPr>
         <w:t>ese</w:t>
       </w:r>
       <w:r>
+        <w:rPr>
+          <w:sz w:val="24"/>
+          <w:szCs w:val="24"/>
+        </w:rPr>
         <w:t xml:space="preserve"> </w:t>
       </w:r>
       <w:r>
+        <w:rPr>
+          <w:sz w:val="24"/>
+          <w:szCs w:val="24"/>
+        </w:rPr>
         <w:t xml:space="preserve">are the bare minimum features for my program, I intend on adding more </w:t>
       </w:r>
       <w:r>
+        <w:rPr>
+          <w:sz w:val="24"/>
+          <w:szCs w:val="24"/>
+        </w:rPr>
         <w:t xml:space="preserve">as I develop the program however these are the features that would </w:t>
       </w:r>
       <w:r>
+        <w:rPr>
+          <w:sz w:val="24"/>
+          <w:szCs w:val="24"/>
+        </w:rPr>
         <w:t xml:space="preserve">solve the problem. The storage of data permanently is </w:t>
       </w:r>
       <w:r>
+        <w:rPr>
+          <w:sz w:val="24"/>
+          <w:szCs w:val="24"/>
+        </w:rPr>
         <w:t xml:space="preserve">necessary for this solution as without </w:t>
       </w:r>
       <w:r>
+        <w:rPr>
+          <w:sz w:val="24"/>
+          <w:szCs w:val="24"/>
+        </w:rPr>
         <w:t>permeant</w:t>
       </w:r>
       <w:r>
-        <w:t xml:space="preserve"> storage the application would need to be running at all times and all the data would be stored </w:t>
-      </w:r>
-      <w:r>
+        <w:rPr>
+          <w:sz w:val="24"/>
+          <w:szCs w:val="24"/>
+        </w:rPr>
+        <w:t xml:space="preserve"> storage the application would need to be </w:t>
+      </w:r>
+      <w:proofErr w:type="gramStart"/>
+      <w:r>
+        <w:rPr>
+          <w:sz w:val="24"/>
+          <w:szCs w:val="24"/>
+        </w:rPr>
+        <w:t>running at all times</w:t>
+      </w:r>
+      <w:proofErr w:type="gramEnd"/>
+      <w:r>
+        <w:rPr>
+          <w:sz w:val="24"/>
+          <w:szCs w:val="24"/>
+        </w:rPr>
+        <w:t xml:space="preserve"> and all the data would be stored </w:t>
+      </w:r>
+      <w:r>
+        <w:rPr>
+          <w:sz w:val="24"/>
+          <w:szCs w:val="24"/>
+        </w:rPr>
         <w:t xml:space="preserve">I memory rather than storage and therefore would slow the application to a halt on most If not all devices especially the low budget, old machines </w:t>
       </w:r>
       <w:r>
+        <w:rPr>
+          <w:sz w:val="24"/>
+          <w:szCs w:val="24"/>
+        </w:rPr>
         <w:t xml:space="preserve">I am aiming to be able to run this program on. The data needs to be safe as the amount of stock and therefore what can be sold </w:t>
       </w:r>
       <w:r>
+        <w:rPr>
+          <w:sz w:val="24"/>
+          <w:szCs w:val="24"/>
+        </w:rPr>
         <w:t xml:space="preserve">needs to be accurate or the business running the software can lose money due to errors or people accessing </w:t>
       </w:r>
       <w:r>
+        <w:rPr>
+          <w:sz w:val="24"/>
+          <w:szCs w:val="24"/>
+        </w:rPr>
         <w:t>data,</w:t>
       </w:r>
       <w:r>
+        <w:rPr>
+          <w:sz w:val="24"/>
+          <w:szCs w:val="24"/>
+        </w:rPr>
         <w:t xml:space="preserve"> they shouldn’t be able to. The organisation and ability to search for data is necessary otherwise it becomes impossible to find things in large </w:t>
       </w:r>
       <w:r>
+        <w:rPr>
+          <w:sz w:val="24"/>
+          <w:szCs w:val="24"/>
+        </w:rPr>
         <w:t xml:space="preserve">inventories. </w:t>
       </w:r>
       <w:r>
+        <w:rPr>
+          <w:sz w:val="24"/>
+          <w:szCs w:val="24"/>
+        </w:rPr>
         <w:t xml:space="preserve">And not being able to do that defies the whole point of the solution. </w:t>
       </w:r>
     </w:p>
@@ -4149,7 +5216,7 @@
         <w:pStyle w:val="Heading2"/>
         <w:ind w:firstLine="720"/>
       </w:pPr>
-      <w:bookmarkStart w:id="5" w:name="_Toc103244909"/>
+      <w:bookmarkStart w:id="5" w:name="_Toc107759378"/>
       <w:r>
         <w:t>Limitations</w:t>
       </w:r>
@@ -4158,100 +5225,223 @@
     <w:p>
       <w:pPr>
         <w:ind w:left="720"/>
+        <w:rPr>
+          <w:sz w:val="24"/>
+          <w:szCs w:val="24"/>
+        </w:rPr>
       </w:pPr>
       <w:r>
+        <w:rPr>
+          <w:sz w:val="24"/>
+          <w:szCs w:val="24"/>
+        </w:rPr>
         <w:t xml:space="preserve">The solution will not include a POS system as </w:t>
       </w:r>
       <w:r>
+        <w:rPr>
+          <w:sz w:val="24"/>
+          <w:szCs w:val="24"/>
+        </w:rPr>
         <w:t xml:space="preserve">this would take a long time to implement and wouldn’t be required for all stakeholders as some like the </w:t>
       </w:r>
       <w:r>
+        <w:rPr>
+          <w:sz w:val="24"/>
+          <w:szCs w:val="24"/>
+        </w:rPr>
         <w:t xml:space="preserve">warehouse manager and worker only need to worry about what is in the warehouse not </w:t>
       </w:r>
       <w:r>
+        <w:rPr>
+          <w:sz w:val="24"/>
+          <w:szCs w:val="24"/>
+        </w:rPr>
         <w:t xml:space="preserve">things being sold. </w:t>
       </w:r>
       <w:r>
+        <w:rPr>
+          <w:sz w:val="24"/>
+          <w:szCs w:val="24"/>
+        </w:rPr>
         <w:t>However,</w:t>
       </w:r>
       <w:r>
+        <w:rPr>
+          <w:sz w:val="24"/>
+          <w:szCs w:val="24"/>
+        </w:rPr>
         <w:t xml:space="preserve"> it is understood that some people will want direct contact between a</w:t>
       </w:r>
       <w:r>
+        <w:rPr>
+          <w:sz w:val="24"/>
+          <w:szCs w:val="24"/>
+        </w:rPr>
         <w:t xml:space="preserve"> POS system and th</w:t>
       </w:r>
       <w:r>
+        <w:rPr>
+          <w:sz w:val="24"/>
+          <w:szCs w:val="24"/>
+        </w:rPr>
         <w:t>e</w:t>
       </w:r>
       <w:r>
+        <w:rPr>
+          <w:sz w:val="24"/>
+          <w:szCs w:val="24"/>
+        </w:rPr>
         <w:t xml:space="preserve"> </w:t>
       </w:r>
       <w:r>
-        <w:lastRenderedPageBreak/>
+        <w:rPr>
+          <w:sz w:val="24"/>
+          <w:szCs w:val="24"/>
+        </w:rPr>
         <w:t xml:space="preserve">inventory </w:t>
       </w:r>
       <w:r>
+        <w:rPr>
+          <w:sz w:val="24"/>
+          <w:szCs w:val="24"/>
+        </w:rPr>
         <w:t xml:space="preserve">management system so a small API may be implemented so that a POS system can </w:t>
       </w:r>
       <w:r>
+        <w:rPr>
+          <w:sz w:val="24"/>
+          <w:szCs w:val="24"/>
+        </w:rPr>
         <w:t xml:space="preserve">work directly with the inventory system if required. </w:t>
       </w:r>
     </w:p>
     <w:p>
       <w:pPr>
         <w:ind w:left="720"/>
+        <w:rPr>
+          <w:sz w:val="24"/>
+          <w:szCs w:val="24"/>
+        </w:rPr>
       </w:pPr>
       <w:r>
+        <w:rPr>
+          <w:sz w:val="24"/>
+          <w:szCs w:val="24"/>
+        </w:rPr>
         <w:t xml:space="preserve">The solution </w:t>
       </w:r>
       <w:r>
+        <w:rPr>
+          <w:sz w:val="24"/>
+          <w:szCs w:val="24"/>
+        </w:rPr>
         <w:t>can’t</w:t>
       </w:r>
       <w:r>
+        <w:rPr>
+          <w:sz w:val="24"/>
+          <w:szCs w:val="24"/>
+        </w:rPr>
         <w:t xml:space="preserve"> be </w:t>
       </w:r>
       <w:proofErr w:type="spellStart"/>
       <w:r>
+        <w:rPr>
+          <w:sz w:val="24"/>
+          <w:szCs w:val="24"/>
+        </w:rPr>
         <w:t>to</w:t>
       </w:r>
       <w:proofErr w:type="spellEnd"/>
       <w:r>
+        <w:rPr>
+          <w:sz w:val="24"/>
+          <w:szCs w:val="24"/>
+        </w:rPr>
         <w:t xml:space="preserve"> complex, </w:t>
       </w:r>
       <w:r>
+        <w:rPr>
+          <w:sz w:val="24"/>
+          <w:szCs w:val="24"/>
+        </w:rPr>
         <w:t>i.e.</w:t>
       </w:r>
       <w:r>
+        <w:rPr>
+          <w:sz w:val="24"/>
+          <w:szCs w:val="24"/>
+        </w:rPr>
         <w:t xml:space="preserve"> not using superfast </w:t>
       </w:r>
       <w:r>
+        <w:rPr>
+          <w:sz w:val="24"/>
+          <w:szCs w:val="24"/>
+        </w:rPr>
         <w:t xml:space="preserve">sorting algorithms as this would require a higher spec machine to run on whereas it needs to able to run on weaker machines </w:t>
       </w:r>
       <w:r>
+        <w:rPr>
+          <w:sz w:val="24"/>
+          <w:szCs w:val="24"/>
+        </w:rPr>
         <w:t xml:space="preserve">and therefore </w:t>
       </w:r>
       <w:r>
+        <w:rPr>
+          <w:sz w:val="24"/>
+          <w:szCs w:val="24"/>
+        </w:rPr>
         <w:t xml:space="preserve">it is more favourable for a slightly slower </w:t>
       </w:r>
       <w:r>
+        <w:rPr>
+          <w:sz w:val="24"/>
+          <w:szCs w:val="24"/>
+        </w:rPr>
         <w:t xml:space="preserve">sorting algorithm like quicksort that is lighter on the machine </w:t>
       </w:r>
       <w:r>
+        <w:rPr>
+          <w:sz w:val="24"/>
+          <w:szCs w:val="24"/>
+        </w:rPr>
         <w:t xml:space="preserve">than a </w:t>
       </w:r>
       <w:r>
+        <w:rPr>
+          <w:sz w:val="24"/>
+          <w:szCs w:val="24"/>
+        </w:rPr>
         <w:t xml:space="preserve">faster algorithm like </w:t>
       </w:r>
       <w:r>
+        <w:rPr>
+          <w:sz w:val="24"/>
+          <w:szCs w:val="24"/>
+        </w:rPr>
         <w:t xml:space="preserve">radix that is more resource intensive </w:t>
       </w:r>
       <w:r>
+        <w:rPr>
+          <w:sz w:val="24"/>
+          <w:szCs w:val="24"/>
+        </w:rPr>
         <w:t>a</w:t>
       </w:r>
       <w:r>
+        <w:rPr>
+          <w:sz w:val="24"/>
+          <w:szCs w:val="24"/>
+        </w:rPr>
         <w:t xml:space="preserve">nd therefore </w:t>
       </w:r>
       <w:r>
+        <w:rPr>
+          <w:sz w:val="24"/>
+          <w:szCs w:val="24"/>
+        </w:rPr>
         <w:t>the machine would struggle to run it for a small possible speed increase.</w:t>
       </w:r>
     </w:p>
@@ -4260,7 +5450,7 @@
         <w:pStyle w:val="Heading2"/>
         <w:ind w:firstLine="720"/>
       </w:pPr>
-      <w:bookmarkStart w:id="6" w:name="_Toc103244910"/>
+      <w:bookmarkStart w:id="6" w:name="_Toc107759379"/>
       <w:r>
         <w:t>Requirements</w:t>
       </w:r>
@@ -4269,76 +5459,180 @@
     <w:p>
       <w:pPr>
         <w:ind w:left="720"/>
+        <w:rPr>
+          <w:sz w:val="24"/>
+          <w:szCs w:val="24"/>
+        </w:rPr>
       </w:pPr>
       <w:r>
+        <w:rPr>
+          <w:sz w:val="24"/>
+          <w:szCs w:val="24"/>
+        </w:rPr>
         <w:t xml:space="preserve">I am going to be programming this an </w:t>
       </w:r>
       <w:proofErr w:type="spellStart"/>
       <w:r>
+        <w:rPr>
+          <w:sz w:val="24"/>
+          <w:szCs w:val="24"/>
+        </w:rPr>
         <w:t>c#</w:t>
       </w:r>
       <w:proofErr w:type="spellEnd"/>
       <w:r>
+        <w:rPr>
+          <w:sz w:val="24"/>
+          <w:szCs w:val="24"/>
+        </w:rPr>
         <w:t xml:space="preserve"> so </w:t>
       </w:r>
       <w:r>
+        <w:rPr>
+          <w:sz w:val="24"/>
+          <w:szCs w:val="24"/>
+        </w:rPr>
         <w:t xml:space="preserve">the final application will just be an executable able to be run by any </w:t>
       </w:r>
       <w:r>
+        <w:rPr>
+          <w:sz w:val="24"/>
+          <w:szCs w:val="24"/>
+        </w:rPr>
         <w:t xml:space="preserve">windows machine. </w:t>
       </w:r>
       <w:r>
+        <w:rPr>
+          <w:sz w:val="24"/>
+          <w:szCs w:val="24"/>
+        </w:rPr>
         <w:t>I will be programming using the .NET 4</w:t>
       </w:r>
       <w:r>
+        <w:rPr>
+          <w:sz w:val="24"/>
+          <w:szCs w:val="24"/>
+        </w:rPr>
         <w:t>.7</w:t>
       </w:r>
       <w:r>
+        <w:rPr>
+          <w:sz w:val="24"/>
+          <w:szCs w:val="24"/>
+        </w:rPr>
         <w:t xml:space="preserve"> Framework</w:t>
       </w:r>
       <w:r>
+        <w:rPr>
+          <w:sz w:val="24"/>
+          <w:szCs w:val="24"/>
+        </w:rPr>
         <w:t xml:space="preserve"> which requires windows 7. </w:t>
       </w:r>
       <w:r>
+        <w:rPr>
+          <w:sz w:val="24"/>
+          <w:szCs w:val="24"/>
+        </w:rPr>
         <w:t xml:space="preserve">This is a low </w:t>
       </w:r>
       <w:r>
+        <w:rPr>
+          <w:sz w:val="24"/>
+          <w:szCs w:val="24"/>
+        </w:rPr>
         <w:t>enough spec OS that most systems that need my program will be running</w:t>
       </w:r>
       <w:r>
+        <w:rPr>
+          <w:sz w:val="24"/>
+          <w:szCs w:val="24"/>
+        </w:rPr>
         <w:t xml:space="preserve"> if not a higher spec OS like windows 8,10 or 11. </w:t>
       </w:r>
       <w:r>
+        <w:rPr>
+          <w:sz w:val="24"/>
+          <w:szCs w:val="24"/>
+        </w:rPr>
         <w:t>My program will only be able to run on windows machines as it will be released as an .exe file</w:t>
       </w:r>
       <w:r>
+        <w:rPr>
+          <w:sz w:val="24"/>
+          <w:szCs w:val="24"/>
+        </w:rPr>
         <w:t xml:space="preserve">, however this shouldn’t be a problem as most people use windows and it’s the cheapest and therefore most large companies use it. </w:t>
       </w:r>
       <w:r>
+        <w:rPr>
+          <w:sz w:val="24"/>
+          <w:szCs w:val="24"/>
+        </w:rPr>
         <w:t xml:space="preserve">If running a large-scale operation, it may be viable to </w:t>
       </w:r>
       <w:r>
+        <w:rPr>
+          <w:sz w:val="24"/>
+          <w:szCs w:val="24"/>
+        </w:rPr>
         <w:t xml:space="preserve">have the database set up on a large server rather than one machine however this won't be necessary if you are running it on </w:t>
       </w:r>
       <w:r>
+        <w:rPr>
+          <w:sz w:val="24"/>
+          <w:szCs w:val="24"/>
+        </w:rPr>
         <w:t xml:space="preserve">one computer like a small business might. </w:t>
       </w:r>
       <w:r>
+        <w:rPr>
+          <w:sz w:val="24"/>
+          <w:szCs w:val="24"/>
+        </w:rPr>
         <w:t>However,</w:t>
       </w:r>
       <w:r>
+        <w:rPr>
+          <w:sz w:val="24"/>
+          <w:szCs w:val="24"/>
+        </w:rPr>
         <w:t xml:space="preserve"> as they </w:t>
       </w:r>
       <w:r>
+        <w:rPr>
+          <w:sz w:val="24"/>
+          <w:szCs w:val="24"/>
+        </w:rPr>
         <w:t>grow,</w:t>
       </w:r>
       <w:r>
-        <w:t xml:space="preserve"> they might want to invest in a dedicated hard drive </w:t>
-      </w:r>
-      <w:r>
+        <w:rPr>
+          <w:sz w:val="24"/>
+          <w:szCs w:val="24"/>
+        </w:rPr>
+        <w:t xml:space="preserve"> they </w:t>
+      </w:r>
+      <w:r>
+        <w:rPr>
+          <w:sz w:val="24"/>
+          <w:szCs w:val="24"/>
+        </w:rPr>
+        <w:lastRenderedPageBreak/>
+        <w:t xml:space="preserve">might want to invest in a dedicated hard drive </w:t>
+      </w:r>
+      <w:r>
+        <w:rPr>
+          <w:sz w:val="24"/>
+          <w:szCs w:val="24"/>
+        </w:rPr>
         <w:t xml:space="preserve">to store the data on rather than </w:t>
       </w:r>
       <w:r>
+        <w:rPr>
+          <w:sz w:val="24"/>
+          <w:szCs w:val="24"/>
+        </w:rPr>
         <w:t xml:space="preserve">a smaller SSD that is used for more everyday things. </w:t>
       </w:r>
     </w:p>
@@ -4347,22 +5641,30 @@
         <w:pStyle w:val="Heading2"/>
         <w:ind w:firstLine="720"/>
       </w:pPr>
-      <w:bookmarkStart w:id="7" w:name="_Toc103244911"/>
+      <w:bookmarkStart w:id="7" w:name="_Toc107759380"/>
       <w:r>
         <w:t>Success criteria</w:t>
       </w:r>
       <w:bookmarkEnd w:id="7"/>
     </w:p>
     <w:p>
+      <w:pPr>
+        <w:rPr>
+          <w:sz w:val="24"/>
+          <w:szCs w:val="24"/>
+        </w:rPr>
+      </w:pPr>
       <w:r>
         <w:tab/>
       </w:r>
       <w:r>
         <w:rPr>
           <w:noProof/>
+          <w:sz w:val="24"/>
+          <w:szCs w:val="24"/>
         </w:rPr>
         <w:drawing>
-          <wp:inline distT="0" distB="0" distL="0" distR="0" wp14:anchorId="6BA8BCDC" wp14:editId="255D2129">
+          <wp:inline distT="0" distB="0" distL="0" distR="0" wp14:anchorId="6BA8BCDC" wp14:editId="4570D440">
             <wp:extent cx="4572000" cy="4324350"/>
             <wp:effectExtent l="0" t="0" r="0" b="0"/>
             <wp:docPr id="901714346" name="Picture 901714346"/>
@@ -4407,16 +5709,63 @@
     <w:p>
       <w:pPr>
         <w:ind w:firstLine="720"/>
+        <w:rPr>
+          <w:sz w:val="24"/>
+          <w:szCs w:val="24"/>
+        </w:rPr>
       </w:pPr>
       <w:r>
-        <w:lastRenderedPageBreak/>
-        <w:t xml:space="preserve">1.The software should have an easy to use user interface. This is a usability criteria and is </w:t>
-      </w:r>
-      <w:r>
+        <w:rPr>
+          <w:sz w:val="24"/>
+          <w:szCs w:val="24"/>
+        </w:rPr>
+        <w:t xml:space="preserve">1.The software should have an </w:t>
+      </w:r>
+      <w:proofErr w:type="gramStart"/>
+      <w:r>
+        <w:rPr>
+          <w:sz w:val="24"/>
+          <w:szCs w:val="24"/>
+        </w:rPr>
+        <w:t>easy to use</w:t>
+      </w:r>
+      <w:proofErr w:type="gramEnd"/>
+      <w:r>
+        <w:rPr>
+          <w:sz w:val="24"/>
+          <w:szCs w:val="24"/>
+        </w:rPr>
+        <w:t xml:space="preserve"> user interface. This is a </w:t>
+      </w:r>
+      <w:proofErr w:type="gramStart"/>
+      <w:r>
+        <w:rPr>
+          <w:sz w:val="24"/>
+          <w:szCs w:val="24"/>
+        </w:rPr>
+        <w:t>usability criteria</w:t>
+      </w:r>
+      <w:proofErr w:type="gramEnd"/>
+      <w:r>
+        <w:rPr>
+          <w:sz w:val="24"/>
+          <w:szCs w:val="24"/>
+        </w:rPr>
+        <w:t xml:space="preserve"> and is </w:t>
+      </w:r>
+      <w:r>
+        <w:rPr>
+          <w:sz w:val="24"/>
+          <w:szCs w:val="24"/>
+        </w:rPr>
         <w:tab/>
         <w:t xml:space="preserve">required to make sure that the software can be used. A hard user interface can be scary to </w:t>
       </w:r>
       <w:r>
+        <w:rPr>
+          <w:sz w:val="24"/>
+          <w:szCs w:val="24"/>
+        </w:rPr>
         <w:tab/>
         <w:t>users and make them not want to use the software.</w:t>
       </w:r>
@@ -4424,26 +5773,54 @@
     <w:p>
       <w:pPr>
         <w:ind w:firstLine="720"/>
+        <w:rPr>
+          <w:sz w:val="24"/>
+          <w:szCs w:val="24"/>
+        </w:rPr>
       </w:pPr>
       <w:r>
+        <w:rPr>
+          <w:sz w:val="24"/>
+          <w:szCs w:val="24"/>
+        </w:rPr>
         <w:t xml:space="preserve">2. The software should have an interface that allows access to all functions of the </w:t>
       </w:r>
       <w:r>
+        <w:rPr>
+          <w:sz w:val="24"/>
+          <w:szCs w:val="24"/>
+        </w:rPr>
         <w:tab/>
       </w:r>
       <w:r>
+        <w:rPr>
+          <w:sz w:val="24"/>
+          <w:szCs w:val="24"/>
+        </w:rPr>
         <w:tab/>
         <w:t xml:space="preserve">program. This is a functionality </w:t>
       </w:r>
       <w:proofErr w:type="spellStart"/>
       <w:r>
+        <w:rPr>
+          <w:sz w:val="24"/>
+          <w:szCs w:val="24"/>
+        </w:rPr>
         <w:t>critera</w:t>
       </w:r>
       <w:proofErr w:type="spellEnd"/>
       <w:r>
+        <w:rPr>
+          <w:sz w:val="24"/>
+          <w:szCs w:val="24"/>
+        </w:rPr>
         <w:t xml:space="preserve">  that makes sure that all the features can be easily </w:t>
       </w:r>
       <w:r>
+        <w:rPr>
+          <w:sz w:val="24"/>
+          <w:szCs w:val="24"/>
+        </w:rPr>
         <w:tab/>
         <w:t xml:space="preserve">used and found and makes sure the sure interface is functional. </w:t>
       </w:r>
@@ -4451,19 +5828,55 @@
     <w:p>
       <w:pPr>
         <w:ind w:firstLine="720"/>
+        <w:rPr>
+          <w:sz w:val="24"/>
+          <w:szCs w:val="24"/>
+        </w:rPr>
       </w:pPr>
       <w:r>
+        <w:rPr>
+          <w:sz w:val="24"/>
+          <w:szCs w:val="24"/>
+        </w:rPr>
         <w:t xml:space="preserve">3. The software should have a login system with unique users. This is both a usability and </w:t>
       </w:r>
       <w:r>
+        <w:rPr>
+          <w:sz w:val="24"/>
+          <w:szCs w:val="24"/>
+        </w:rPr>
         <w:tab/>
         <w:t xml:space="preserve">functionality criteria as it means each user can have their own login and it is used to keep </w:t>
       </w:r>
       <w:r>
+        <w:rPr>
+          <w:sz w:val="24"/>
+          <w:szCs w:val="24"/>
+        </w:rPr>
         <w:tab/>
-        <w:t xml:space="preserve">the software safe from unauthorised access. By having separate users we can also add </w:t>
-      </w:r>
-      <w:r>
+        <w:t xml:space="preserve">the software safe from unauthorised access. By having separate </w:t>
+      </w:r>
+      <w:proofErr w:type="gramStart"/>
+      <w:r>
+        <w:rPr>
+          <w:sz w:val="24"/>
+          <w:szCs w:val="24"/>
+        </w:rPr>
+        <w:t>users</w:t>
+      </w:r>
+      <w:proofErr w:type="gramEnd"/>
+      <w:r>
+        <w:rPr>
+          <w:sz w:val="24"/>
+          <w:szCs w:val="24"/>
+        </w:rPr>
+        <w:t xml:space="preserve"> we can also add </w:t>
+      </w:r>
+      <w:r>
+        <w:rPr>
+          <w:sz w:val="24"/>
+          <w:szCs w:val="24"/>
+        </w:rPr>
         <w:tab/>
         <w:t>access levels as an extra feature if we have the time/ resources to do it.</w:t>
       </w:r>
@@ -4471,22 +5884,62 @@
     <w:p>
       <w:pPr>
         <w:ind w:firstLine="720"/>
+        <w:rPr>
+          <w:sz w:val="24"/>
+          <w:szCs w:val="24"/>
+        </w:rPr>
       </w:pPr>
       <w:r>
+        <w:rPr>
+          <w:sz w:val="24"/>
+          <w:szCs w:val="24"/>
+        </w:rPr>
         <w:t xml:space="preserve">4. The software should have a main menu that allows for easy navigation around the </w:t>
       </w:r>
       <w:r>
+        <w:rPr>
+          <w:sz w:val="24"/>
+          <w:szCs w:val="24"/>
+        </w:rPr>
         <w:tab/>
       </w:r>
       <w:r>
+        <w:rPr>
+          <w:sz w:val="24"/>
+          <w:szCs w:val="24"/>
+        </w:rPr>
         <w:tab/>
-        <w:t xml:space="preserve">program. This is  a usability criteria as this makes sure that the user can find everything </w:t>
-      </w:r>
-      <w:r>
+        <w:t xml:space="preserve">program. This is  a </w:t>
+      </w:r>
+      <w:proofErr w:type="gramStart"/>
+      <w:r>
+        <w:rPr>
+          <w:sz w:val="24"/>
+          <w:szCs w:val="24"/>
+        </w:rPr>
+        <w:t>usability criteria</w:t>
+      </w:r>
+      <w:proofErr w:type="gramEnd"/>
+      <w:r>
+        <w:rPr>
+          <w:sz w:val="24"/>
+          <w:szCs w:val="24"/>
+        </w:rPr>
+        <w:t xml:space="preserve"> as this makes sure that the user can find everything </w:t>
+      </w:r>
+      <w:r>
+        <w:rPr>
+          <w:sz w:val="24"/>
+          <w:szCs w:val="24"/>
+        </w:rPr>
         <w:tab/>
         <w:t xml:space="preserve">they need to do in one place. It is necessary to be able to find everything in one place as </w:t>
       </w:r>
       <w:r>
+        <w:rPr>
+          <w:sz w:val="24"/>
+          <w:szCs w:val="24"/>
+        </w:rPr>
         <w:tab/>
         <w:t>otherwise it can be quite daunting for the user.</w:t>
       </w:r>
@@ -4494,26 +5947,71 @@
     <w:p>
       <w:pPr>
         <w:ind w:firstLine="720"/>
+        <w:rPr>
+          <w:sz w:val="24"/>
+          <w:szCs w:val="24"/>
+        </w:rPr>
       </w:pPr>
       <w:r>
+        <w:rPr>
+          <w:sz w:val="24"/>
+          <w:szCs w:val="24"/>
+        </w:rPr>
+        <w:lastRenderedPageBreak/>
         <w:t xml:space="preserve">5. the main menu should  have easy ways of getting to the other sub menus in the </w:t>
       </w:r>
       <w:r>
+        <w:rPr>
+          <w:sz w:val="24"/>
+          <w:szCs w:val="24"/>
+        </w:rPr>
         <w:tab/>
       </w:r>
       <w:r>
+        <w:rPr>
+          <w:sz w:val="24"/>
+          <w:szCs w:val="24"/>
+        </w:rPr>
         <w:tab/>
-        <w:t xml:space="preserve">program.  this is a functionality criteria . This is needed to make sure that the </w:t>
+        <w:t xml:space="preserve">program.  this is a functionality </w:t>
+      </w:r>
+      <w:proofErr w:type="gramStart"/>
+      <w:r>
+        <w:rPr>
+          <w:sz w:val="24"/>
+          <w:szCs w:val="24"/>
+        </w:rPr>
+        <w:t>criteria</w:t>
+      </w:r>
+      <w:proofErr w:type="gramEnd"/>
+      <w:r>
+        <w:rPr>
+          <w:sz w:val="24"/>
+          <w:szCs w:val="24"/>
+        </w:rPr>
+        <w:t xml:space="preserve"> . This is needed to make sure that the </w:t>
       </w:r>
       <w:proofErr w:type="spellStart"/>
       <w:r>
+        <w:rPr>
+          <w:sz w:val="24"/>
+          <w:szCs w:val="24"/>
+        </w:rPr>
         <w:t>the</w:t>
       </w:r>
       <w:proofErr w:type="spellEnd"/>
       <w:r>
+        <w:rPr>
+          <w:sz w:val="24"/>
+          <w:szCs w:val="24"/>
+        </w:rPr>
         <w:t xml:space="preserve"> features </w:t>
       </w:r>
       <w:r>
+        <w:rPr>
+          <w:sz w:val="24"/>
+          <w:szCs w:val="24"/>
+        </w:rPr>
         <w:tab/>
         <w:t xml:space="preserve">of the program can be accessed with ease. </w:t>
       </w:r>
@@ -4521,47 +6019,115 @@
     <w:p>
       <w:pPr>
         <w:ind w:left="720"/>
+        <w:rPr>
+          <w:sz w:val="24"/>
+          <w:szCs w:val="24"/>
+        </w:rPr>
       </w:pPr>
       <w:r>
+        <w:rPr>
+          <w:sz w:val="24"/>
+          <w:szCs w:val="24"/>
+        </w:rPr>
         <w:t>6. the software should have a menu that allows access to look at and edit all the items in software. This is a both a functionality and usability criteria as it allows the user to</w:t>
       </w:r>
       <w:r>
+        <w:rPr>
+          <w:sz w:val="24"/>
+          <w:szCs w:val="24"/>
+        </w:rPr>
         <w:t xml:space="preserve"> </w:t>
       </w:r>
       <w:r>
+        <w:rPr>
+          <w:sz w:val="24"/>
+          <w:szCs w:val="24"/>
+        </w:rPr>
         <w:t xml:space="preserve">access their items as well as change and edit them where necessary. This makes sure the user has full control over the items in the system. </w:t>
       </w:r>
     </w:p>
     <w:p>
       <w:pPr>
         <w:ind w:left="720"/>
+        <w:rPr>
+          <w:sz w:val="24"/>
+          <w:szCs w:val="24"/>
+        </w:rPr>
       </w:pPr>
       <w:r>
+        <w:rPr>
+          <w:sz w:val="24"/>
+          <w:szCs w:val="24"/>
+        </w:rPr>
         <w:t xml:space="preserve">7. the inventory menu should have search and sort functions to help find items easier in it. This is a usability and functionality criteria. It makes finding items easier and is makes the product more user friendly </w:t>
       </w:r>
     </w:p>
     <w:p>
       <w:pPr>
         <w:ind w:firstLine="720"/>
+        <w:rPr>
+          <w:sz w:val="24"/>
+          <w:szCs w:val="24"/>
+        </w:rPr>
       </w:pPr>
       <w:r>
+        <w:rPr>
+          <w:sz w:val="24"/>
+          <w:szCs w:val="24"/>
+        </w:rPr>
         <w:t xml:space="preserve">8. the software should have item objects that hold a variety of information about the </w:t>
       </w:r>
       <w:r>
+        <w:rPr>
+          <w:sz w:val="24"/>
+          <w:szCs w:val="24"/>
+        </w:rPr>
         <w:tab/>
       </w:r>
       <w:r>
+        <w:rPr>
+          <w:sz w:val="24"/>
+          <w:szCs w:val="24"/>
+        </w:rPr>
         <w:tab/>
-        <w:t xml:space="preserve">item. This is a functionality criteria as it means that each item type can be found and </w:t>
-      </w:r>
-      <w:r>
+        <w:t xml:space="preserve">item. This is a </w:t>
+      </w:r>
+      <w:proofErr w:type="gramStart"/>
+      <w:r>
+        <w:rPr>
+          <w:sz w:val="24"/>
+          <w:szCs w:val="24"/>
+        </w:rPr>
+        <w:t>functionality criteria</w:t>
+      </w:r>
+      <w:proofErr w:type="gramEnd"/>
+      <w:r>
+        <w:rPr>
+          <w:sz w:val="24"/>
+          <w:szCs w:val="24"/>
+        </w:rPr>
+        <w:t xml:space="preserve"> as it means that each item type can be found and </w:t>
+      </w:r>
+      <w:r>
+        <w:rPr>
+          <w:sz w:val="24"/>
+          <w:szCs w:val="24"/>
+        </w:rPr>
         <w:tab/>
       </w:r>
       <w:r>
+        <w:rPr>
+          <w:sz w:val="24"/>
+          <w:szCs w:val="24"/>
+        </w:rPr>
         <w:tab/>
         <w:t xml:space="preserve">searched for as well as kept in an organised fashion and keeping all the data safe without </w:t>
       </w:r>
       <w:r>
+        <w:rPr>
+          <w:sz w:val="24"/>
+          <w:szCs w:val="24"/>
+        </w:rPr>
         <w:tab/>
         <w:t>being edited through proper means.</w:t>
       </w:r>
@@ -4575,7 +6141,7 @@
       <w:pPr>
         <w:pStyle w:val="Heading1"/>
       </w:pPr>
-      <w:bookmarkStart w:id="8" w:name="_Toc103244912"/>
+      <w:bookmarkStart w:id="8" w:name="_Toc107759381"/>
       <w:r>
         <w:t>Design</w:t>
       </w:r>
@@ -4586,7 +6152,7 @@
         <w:pStyle w:val="Heading2"/>
         <w:ind w:firstLine="720"/>
       </w:pPr>
-      <w:bookmarkStart w:id="9" w:name="_Toc103244913"/>
+      <w:bookmarkStart w:id="9" w:name="_Toc107759382"/>
       <w:r>
         <w:t>Decomposition</w:t>
       </w:r>
@@ -4598,7 +6164,7 @@
           <w:noProof/>
         </w:rPr>
         <w:drawing>
-          <wp:inline distT="0" distB="0" distL="0" distR="0" wp14:anchorId="62409CD3" wp14:editId="6A51DA88">
+          <wp:inline distT="0" distB="0" distL="0" distR="0" wp14:anchorId="62409CD3" wp14:editId="148B69C7">
             <wp:extent cx="5728713" cy="1530985"/>
             <wp:effectExtent l="0" t="0" r="5715" b="0"/>
             <wp:docPr id="3" name="Picture 3"/>
@@ -4653,75 +6219,163 @@
     <w:p>
       <w:pPr>
         <w:ind w:left="720"/>
+        <w:rPr>
+          <w:sz w:val="24"/>
+          <w:szCs w:val="24"/>
+        </w:rPr>
       </w:pPr>
       <w:r>
+        <w:rPr>
+          <w:sz w:val="24"/>
+          <w:szCs w:val="24"/>
+        </w:rPr>
         <w:t>I have decomposed</w:t>
       </w:r>
       <w:r>
+        <w:rPr>
+          <w:sz w:val="24"/>
+          <w:szCs w:val="24"/>
+        </w:rPr>
         <w:t xml:space="preserve"> my </w:t>
       </w:r>
       <w:r>
+        <w:rPr>
+          <w:sz w:val="24"/>
+          <w:szCs w:val="24"/>
+        </w:rPr>
         <w:t xml:space="preserve">software into these </w:t>
       </w:r>
       <w:r>
+        <w:rPr>
+          <w:sz w:val="24"/>
+          <w:szCs w:val="24"/>
+        </w:rPr>
         <w:t>main modules</w:t>
       </w:r>
       <w:r>
+        <w:rPr>
+          <w:sz w:val="24"/>
+          <w:szCs w:val="24"/>
+        </w:rPr>
         <w:t xml:space="preserve">. This is very important as it makes </w:t>
       </w:r>
       <w:r>
+        <w:rPr>
+          <w:sz w:val="24"/>
+          <w:szCs w:val="24"/>
+        </w:rPr>
         <w:t xml:space="preserve">it easier to focus on each of these separate sections. </w:t>
       </w:r>
       <w:r>
-        <w:t xml:space="preserve">Each of the menus is a module that </w:t>
-      </w:r>
-      <w:r>
-        <w:lastRenderedPageBreak/>
-        <w:t xml:space="preserve">needs to be developed, these separate sections for the most part won’t interact with each other and will be developed separate from each other by doing this it becomes easier to develop the modules as I can focus on one at a time </w:t>
+        <w:rPr>
+          <w:sz w:val="24"/>
+          <w:szCs w:val="24"/>
+        </w:rPr>
+        <w:t xml:space="preserve">Each of the menus is a module that needs to be developed, these separate sections for the most part won’t interact with each other and will be developed separate from each other by doing this it becomes easier to develop the modules as I can focus on one at a time </w:t>
       </w:r>
       <w:proofErr w:type="spellStart"/>
       <w:r>
+        <w:rPr>
+          <w:sz w:val="24"/>
+          <w:szCs w:val="24"/>
+        </w:rPr>
         <w:t>with out</w:t>
       </w:r>
       <w:proofErr w:type="spellEnd"/>
       <w:r>
+        <w:rPr>
+          <w:sz w:val="24"/>
+          <w:szCs w:val="24"/>
+        </w:rPr>
         <w:t xml:space="preserve"> having to worry about the other modules. It also means I can test and debug them separately</w:t>
       </w:r>
       <w:r>
+        <w:rPr>
+          <w:sz w:val="24"/>
+          <w:szCs w:val="24"/>
+        </w:rPr>
         <w:t xml:space="preserve"> which speeds the overall process up massively. By having them as separate modules I can edit and changed them with fear of the changes affecting the overall system. This is vital for </w:t>
       </w:r>
       <w:r>
+        <w:rPr>
+          <w:sz w:val="24"/>
+          <w:szCs w:val="24"/>
+        </w:rPr>
         <w:t>the upkeep of the program as if in the future I or someone else needs to come back and update the software so that it works on newer operating systems it can be done with ease</w:t>
       </w:r>
       <w:r>
+        <w:rPr>
+          <w:sz w:val="24"/>
+          <w:szCs w:val="24"/>
+        </w:rPr>
         <w:t xml:space="preserve">. </w:t>
       </w:r>
     </w:p>
     <w:p>
       <w:pPr>
         <w:ind w:left="720"/>
+        <w:rPr>
+          <w:sz w:val="24"/>
+          <w:szCs w:val="24"/>
+        </w:rPr>
       </w:pPr>
       <w:r>
+        <w:rPr>
+          <w:sz w:val="24"/>
+          <w:szCs w:val="24"/>
+        </w:rPr>
         <w:t xml:space="preserve">By having separate </w:t>
       </w:r>
       <w:r>
+        <w:rPr>
+          <w:sz w:val="24"/>
+          <w:szCs w:val="24"/>
+        </w:rPr>
         <w:t>modules,</w:t>
       </w:r>
       <w:r>
+        <w:rPr>
+          <w:sz w:val="24"/>
+          <w:szCs w:val="24"/>
+        </w:rPr>
         <w:t xml:space="preserve"> I can program each module individually, this is useful as if I get </w:t>
       </w:r>
       <w:r>
+        <w:rPr>
+          <w:sz w:val="24"/>
+          <w:szCs w:val="24"/>
+        </w:rPr>
         <w:t xml:space="preserve">a “block” for one of the modules I can move to a different one that has a different problem to solve. This means I can carry one working on the program </w:t>
       </w:r>
       <w:proofErr w:type="spellStart"/>
       <w:r>
+        <w:rPr>
+          <w:sz w:val="24"/>
+          <w:szCs w:val="24"/>
+        </w:rPr>
         <w:t>with out</w:t>
       </w:r>
       <w:proofErr w:type="spellEnd"/>
       <w:r>
-        <w:t xml:space="preserve"> getting burnt-out as quick. It can also make focusing on one area easier as you only need to think about in a much smaller context this can help you stop being overwhelmed by the number of things you have to do. It can stop you from panicking and help keep a calm and positive mindset which is vital to do a burn out can really stop the development of a program </w:t>
-      </w:r>
-      <w:r>
+        <w:rPr>
+          <w:sz w:val="24"/>
+          <w:szCs w:val="24"/>
+        </w:rPr>
+        <w:t xml:space="preserve"> getting burnt-out as quick. It can also make focusing on one area easier as you </w:t>
+      </w:r>
+      <w:r>
+        <w:rPr>
+          <w:sz w:val="24"/>
+          <w:szCs w:val="24"/>
+        </w:rPr>
+        <w:lastRenderedPageBreak/>
+        <w:t xml:space="preserve">only need to think about in a much smaller context this can help you stop being overwhelmed by the number of things you have to do. It can stop you from panicking and help keep a calm and positive mindset which is vital to do a burn out can really stop the development of a program </w:t>
+      </w:r>
+      <w:r>
+        <w:rPr>
+          <w:sz w:val="24"/>
+          <w:szCs w:val="24"/>
+        </w:rPr>
         <w:t>if it gets too bad.</w:t>
       </w:r>
     </w:p>
@@ -4731,12 +6385,40 @@
           <w:tab w:val="left" w:pos="3651"/>
         </w:tabs>
         <w:ind w:left="720"/>
+        <w:rPr>
+          <w:sz w:val="24"/>
+          <w:szCs w:val="24"/>
+        </w:rPr>
       </w:pPr>
       <w:r>
+        <w:rPr>
+          <w:sz w:val="24"/>
+          <w:szCs w:val="24"/>
+        </w:rPr>
         <w:t xml:space="preserve">The reason I have split into these modules is because I each is a menu with a specific purpose. The main menu is a simple menu designed to make it easy to navigate through the program.  The login menu allows users to login into the software with that user’s specific permissions. The inventory menu will have functions to easily view and edit any item or group of items with the systems inventory. The warehouse menu will allow have feature that make managing the warehouse easier and simpler. And the admin menu will be a menu designed for the </w:t>
       </w:r>
       <w:r>
-        <w:t xml:space="preserve">admin users only, and will have features an admin would need like a adding users or changing permissions. </w:t>
+        <w:rPr>
+          <w:sz w:val="24"/>
+          <w:szCs w:val="24"/>
+        </w:rPr>
+        <w:t xml:space="preserve">admin users only, and will have features an admin would need like </w:t>
+      </w:r>
+      <w:proofErr w:type="gramStart"/>
+      <w:r>
+        <w:rPr>
+          <w:sz w:val="24"/>
+          <w:szCs w:val="24"/>
+        </w:rPr>
+        <w:t>a</w:t>
+      </w:r>
+      <w:proofErr w:type="gramEnd"/>
+      <w:r>
+        <w:rPr>
+          <w:sz w:val="24"/>
+          <w:szCs w:val="24"/>
+        </w:rPr>
+        <w:t xml:space="preserve"> adding users or changing permissions. </w:t>
       </w:r>
     </w:p>
     <w:p>
@@ -4744,9 +6426,11 @@
         <w:pStyle w:val="Heading3"/>
         <w:ind w:left="720" w:firstLine="720"/>
       </w:pPr>
+      <w:bookmarkStart w:id="10" w:name="_Toc107759383"/>
       <w:r>
         <w:t>Login Menu</w:t>
       </w:r>
+      <w:bookmarkEnd w:id="10"/>
     </w:p>
     <w:p>
       <w:r>
@@ -4760,7 +6444,7 @@
           <w:noProof/>
         </w:rPr>
         <w:drawing>
-          <wp:inline distT="0" distB="0" distL="0" distR="0" wp14:anchorId="799C416D" wp14:editId="518944AE">
+          <wp:inline distT="0" distB="0" distL="0" distR="0" wp14:anchorId="799C416D" wp14:editId="4365B88E">
             <wp:extent cx="5724525" cy="2000250"/>
             <wp:effectExtent l="0" t="0" r="9525" b="0"/>
             <wp:docPr id="2" name="Picture 2"/>
@@ -4812,107 +6496,235 @@
     <w:p>
       <w:pPr>
         <w:ind w:left="1440"/>
+        <w:rPr>
+          <w:sz w:val="24"/>
+          <w:szCs w:val="24"/>
+        </w:rPr>
       </w:pPr>
       <w:r>
+        <w:rPr>
+          <w:sz w:val="24"/>
+          <w:szCs w:val="24"/>
+        </w:rPr>
         <w:t>I have decomposed the login menu into these parts</w:t>
       </w:r>
       <w:r>
+        <w:rPr>
+          <w:sz w:val="24"/>
+          <w:szCs w:val="24"/>
+        </w:rPr>
         <w:t xml:space="preserve">. It is important to </w:t>
       </w:r>
       <w:r>
+        <w:rPr>
+          <w:sz w:val="24"/>
+          <w:szCs w:val="24"/>
+        </w:rPr>
         <w:t>deco</w:t>
       </w:r>
       <w:r>
+        <w:rPr>
+          <w:sz w:val="24"/>
+          <w:szCs w:val="24"/>
+        </w:rPr>
         <w:t xml:space="preserve">mpose </w:t>
       </w:r>
       <w:r>
+        <w:rPr>
+          <w:sz w:val="24"/>
+          <w:szCs w:val="24"/>
+        </w:rPr>
         <w:t xml:space="preserve">into these parts as it becomes much easier to </w:t>
       </w:r>
       <w:r>
+        <w:rPr>
+          <w:sz w:val="24"/>
+          <w:szCs w:val="24"/>
+        </w:rPr>
         <w:t xml:space="preserve">understand and break up our development time on a specific </w:t>
       </w:r>
       <w:r>
+        <w:rPr>
+          <w:sz w:val="24"/>
+          <w:szCs w:val="24"/>
+        </w:rPr>
         <w:t xml:space="preserve">module. </w:t>
       </w:r>
       <w:r>
+        <w:rPr>
+          <w:sz w:val="24"/>
+          <w:szCs w:val="24"/>
+        </w:rPr>
         <w:t xml:space="preserve">It also helps </w:t>
       </w:r>
       <w:r>
+        <w:rPr>
+          <w:sz w:val="24"/>
+          <w:szCs w:val="24"/>
+        </w:rPr>
         <w:t>when creating success criteria and test data.</w:t>
       </w:r>
     </w:p>
     <w:p>
       <w:pPr>
         <w:ind w:left="1440"/>
+        <w:rPr>
+          <w:sz w:val="24"/>
+          <w:szCs w:val="24"/>
+        </w:rPr>
       </w:pPr>
       <w:r>
+        <w:rPr>
+          <w:sz w:val="24"/>
+          <w:szCs w:val="24"/>
+        </w:rPr>
         <w:t xml:space="preserve">One of the </w:t>
       </w:r>
       <w:r>
+        <w:rPr>
+          <w:sz w:val="24"/>
+          <w:szCs w:val="24"/>
+        </w:rPr>
         <w:t>parts of this module is the password verification</w:t>
       </w:r>
       <w:r>
+        <w:rPr>
+          <w:sz w:val="24"/>
+          <w:szCs w:val="24"/>
+        </w:rPr>
         <w:t xml:space="preserve"> </w:t>
       </w:r>
       <w:r>
+        <w:rPr>
+          <w:sz w:val="24"/>
+          <w:szCs w:val="24"/>
+        </w:rPr>
         <w:t>(L.1.1)</w:t>
       </w:r>
       <w:r>
+        <w:rPr>
+          <w:sz w:val="24"/>
+          <w:szCs w:val="24"/>
+        </w:rPr>
         <w:t xml:space="preserve">. I have decomposed this from the overall module as it’s a vital part of the login menu. It makes sure </w:t>
       </w:r>
       <w:r>
+        <w:rPr>
+          <w:sz w:val="24"/>
+          <w:szCs w:val="24"/>
+        </w:rPr>
         <w:t xml:space="preserve">that </w:t>
       </w:r>
       <w:r>
+        <w:rPr>
+          <w:sz w:val="24"/>
+          <w:szCs w:val="24"/>
+        </w:rPr>
         <w:t xml:space="preserve">the password and username match in the system and keeps the </w:t>
       </w:r>
       <w:r>
-        <w:lastRenderedPageBreak/>
+        <w:rPr>
+          <w:sz w:val="24"/>
+          <w:szCs w:val="24"/>
+        </w:rPr>
         <w:t>software safe. This section needs to have the most security as it keeps the entire system safe. It will have a hashing algorithm</w:t>
       </w:r>
       <w:r>
+        <w:rPr>
+          <w:sz w:val="24"/>
+          <w:szCs w:val="24"/>
+        </w:rPr>
         <w:t xml:space="preserve"> (L.1.1.1) to keep the stored passwords secure</w:t>
       </w:r>
       <w:r>
+        <w:rPr>
+          <w:sz w:val="24"/>
+          <w:szCs w:val="24"/>
+        </w:rPr>
         <w:t xml:space="preserve"> in case of a Database breach. </w:t>
       </w:r>
       <w:r>
+        <w:rPr>
+          <w:sz w:val="24"/>
+          <w:szCs w:val="24"/>
+        </w:rPr>
         <w:t>All password</w:t>
       </w:r>
       <w:r>
+        <w:rPr>
+          <w:sz w:val="24"/>
+          <w:szCs w:val="24"/>
+        </w:rPr>
         <w:t>s</w:t>
       </w:r>
       <w:r>
+        <w:rPr>
+          <w:sz w:val="24"/>
+          <w:szCs w:val="24"/>
+        </w:rPr>
         <w:t xml:space="preserve"> will be stored in a secure Data base.</w:t>
       </w:r>
     </w:p>
     <w:p>
       <w:pPr>
         <w:ind w:left="1440"/>
+        <w:rPr>
+          <w:sz w:val="24"/>
+          <w:szCs w:val="24"/>
+        </w:rPr>
       </w:pPr>
       <w:r>
+        <w:rPr>
+          <w:sz w:val="24"/>
+          <w:szCs w:val="24"/>
+        </w:rPr>
         <w:t>Another part of this module is the GUI(L.1.2), The GUI will be simple with 2 input fields(one for username and one for password) and a button to send the data to be checked. These are the only functional parts of the GUI as anymore would make it confusing for the user. The overall interface will be easy to use and simple to understand.</w:t>
       </w:r>
     </w:p>
     <w:p>
       <w:pPr>
         <w:ind w:left="1440"/>
+        <w:rPr>
+          <w:sz w:val="24"/>
+          <w:szCs w:val="24"/>
+        </w:rPr>
       </w:pPr>
       <w:r>
+        <w:rPr>
+          <w:sz w:val="24"/>
+          <w:szCs w:val="24"/>
+        </w:rPr>
+        <w:lastRenderedPageBreak/>
         <w:t xml:space="preserve">The Login menu will need to be able to get the information from the fields and pass it to be checked against the data base. I have decomposed this part of the module </w:t>
       </w:r>
       <w:r>
+        <w:rPr>
+          <w:sz w:val="24"/>
+          <w:szCs w:val="24"/>
+        </w:rPr>
         <w:t>as it will help with security by having a function in between the GUI and the password verification you can stop potential attacks like SQL injections. This function will have input sanitisation to help with this.</w:t>
       </w:r>
     </w:p>
     <w:p>
       <w:pPr>
         <w:ind w:left="1440"/>
+        <w:rPr>
+          <w:sz w:val="24"/>
+          <w:szCs w:val="24"/>
+        </w:rPr>
       </w:pPr>
       <w:r>
+        <w:rPr>
+          <w:sz w:val="24"/>
+          <w:szCs w:val="24"/>
+        </w:rPr>
         <w:t xml:space="preserve">The final part of this module I have decomposed is the calling of the main menu function with a user ID and then closing the login menu. </w:t>
       </w:r>
       <w:r>
+        <w:rPr>
+          <w:sz w:val="24"/>
+          <w:szCs w:val="24"/>
+        </w:rPr>
         <w:t>I have decomposed this is this is a part of the program that means that the rest of the program can be run.</w:t>
       </w:r>
     </w:p>
@@ -4921,9 +6733,11 @@
         <w:pStyle w:val="Heading3"/>
         <w:ind w:left="720" w:firstLine="720"/>
       </w:pPr>
+      <w:bookmarkStart w:id="11" w:name="_Toc107759384"/>
       <w:r>
         <w:t>Main Menu</w:t>
       </w:r>
+      <w:bookmarkEnd w:id="11"/>
     </w:p>
     <w:p>
       <w:r>
@@ -4934,7 +6748,7 @@
           <w:noProof/>
         </w:rPr>
         <w:drawing>
-          <wp:inline distT="0" distB="0" distL="0" distR="0" wp14:anchorId="5D375D54" wp14:editId="7DA81E21">
+          <wp:inline distT="0" distB="0" distL="0" distR="0" wp14:anchorId="5D375D54" wp14:editId="30660172">
             <wp:extent cx="4409166" cy="2296795"/>
             <wp:effectExtent l="0" t="0" r="0" b="8255"/>
             <wp:docPr id="5" name="Picture 5"/>
@@ -4992,22 +6806,44 @@
     <w:p>
       <w:pPr>
         <w:ind w:left="1440"/>
+        <w:rPr>
+          <w:sz w:val="24"/>
+          <w:szCs w:val="24"/>
+        </w:rPr>
       </w:pPr>
       <w:r>
+        <w:rPr>
+          <w:sz w:val="24"/>
+          <w:szCs w:val="24"/>
+        </w:rPr>
         <w:t xml:space="preserve">I Have decomposed the Main Menu into smaller components that </w:t>
       </w:r>
       <w:r>
+        <w:rPr>
+          <w:sz w:val="24"/>
+          <w:szCs w:val="24"/>
+        </w:rPr>
         <w:t>are important to the section</w:t>
       </w:r>
       <w:r>
+        <w:rPr>
+          <w:sz w:val="24"/>
+          <w:szCs w:val="24"/>
+        </w:rPr>
         <w:t xml:space="preserve"> working</w:t>
       </w:r>
       <w:r>
+        <w:rPr>
+          <w:sz w:val="24"/>
+          <w:szCs w:val="24"/>
+        </w:rPr>
         <w:t>. I Have decomposed these components as they will make it easy to create this module.</w:t>
       </w:r>
       <w:r>
         <w:rPr>
           <w:noProof/>
+          <w:sz w:val="24"/>
+          <w:szCs w:val="24"/>
         </w:rPr>
         <w:t xml:space="preserve"> </w:t>
       </w:r>
@@ -5015,73 +6851,154 @@
     <w:p>
       <w:pPr>
         <w:ind w:left="1440"/>
+        <w:rPr>
+          <w:sz w:val="24"/>
+          <w:szCs w:val="24"/>
+        </w:rPr>
       </w:pPr>
       <w:r>
+        <w:rPr>
+          <w:sz w:val="24"/>
+          <w:szCs w:val="24"/>
+        </w:rPr>
         <w:t xml:space="preserve">The open </w:t>
       </w:r>
       <w:r>
+        <w:rPr>
+          <w:sz w:val="24"/>
+          <w:szCs w:val="24"/>
+        </w:rPr>
         <w:t>menu’s</w:t>
       </w:r>
       <w:r>
+        <w:rPr>
+          <w:sz w:val="24"/>
+          <w:szCs w:val="24"/>
+        </w:rPr>
         <w:t xml:space="preserve"> </w:t>
       </w:r>
       <w:r>
+        <w:rPr>
+          <w:sz w:val="24"/>
+          <w:szCs w:val="24"/>
+        </w:rPr>
         <w:t xml:space="preserve">function will open the specific menu it is </w:t>
       </w:r>
       <w:r>
+        <w:rPr>
+          <w:sz w:val="24"/>
+          <w:szCs w:val="24"/>
+        </w:rPr>
         <w:t xml:space="preserve">asked to open. By having one function open all the menus by just changing what is passed to the function it saves on time </w:t>
       </w:r>
       <w:r>
+        <w:rPr>
+          <w:sz w:val="24"/>
+          <w:szCs w:val="24"/>
+        </w:rPr>
         <w:t xml:space="preserve">to program and file size. I have decomposed this component as it is the main function of </w:t>
       </w:r>
       <w:r>
+        <w:rPr>
+          <w:sz w:val="24"/>
+          <w:szCs w:val="24"/>
+        </w:rPr>
         <w:t xml:space="preserve">main menu and needs to be focused on. It </w:t>
       </w:r>
       <w:r>
+        <w:rPr>
+          <w:sz w:val="24"/>
+          <w:szCs w:val="24"/>
+        </w:rPr>
         <w:t>when asked to open the admin menu it will expect a user ID to be passed as well</w:t>
       </w:r>
       <w:r>
+        <w:rPr>
+          <w:sz w:val="24"/>
+          <w:szCs w:val="24"/>
+        </w:rPr>
         <w:t>,</w:t>
       </w:r>
       <w:r>
+        <w:rPr>
+          <w:sz w:val="24"/>
+          <w:szCs w:val="24"/>
+        </w:rPr>
         <w:t xml:space="preserve"> which will </w:t>
       </w:r>
       <w:r>
+        <w:rPr>
+          <w:sz w:val="24"/>
+          <w:szCs w:val="24"/>
+        </w:rPr>
         <w:t xml:space="preserve">check that the user is an admin. This is in place even though it shouldn’t show access to the admin menu any way to add security and </w:t>
       </w:r>
       <w:r>
+        <w:rPr>
+          <w:sz w:val="24"/>
+          <w:szCs w:val="24"/>
+        </w:rPr>
         <w:t xml:space="preserve">make sure nothing can happen if the program breaks. </w:t>
       </w:r>
     </w:p>
     <w:p>
       <w:pPr>
         <w:ind w:left="1440"/>
+        <w:rPr>
+          <w:sz w:val="24"/>
+          <w:szCs w:val="24"/>
+        </w:rPr>
       </w:pPr>
       <w:r>
+        <w:rPr>
+          <w:sz w:val="24"/>
+          <w:szCs w:val="24"/>
+        </w:rPr>
         <w:t xml:space="preserve">The GUI is a vital part of the main menu as it allows the user to interact with the </w:t>
       </w:r>
       <w:r>
-        <w:t xml:space="preserve">menu. I have decomposed this as it will be easy to program and connect to other </w:t>
-      </w:r>
-      <w:r>
-        <w:lastRenderedPageBreak/>
-        <w:t xml:space="preserve">functions in this module than </w:t>
-      </w:r>
-      <w:r>
+        <w:rPr>
+          <w:sz w:val="24"/>
+          <w:szCs w:val="24"/>
+        </w:rPr>
+        <w:t xml:space="preserve">menu. I have decomposed this as it will be easy to program and connect to other functions in this module than </w:t>
+      </w:r>
+      <w:r>
+        <w:rPr>
+          <w:sz w:val="24"/>
+          <w:szCs w:val="24"/>
+        </w:rPr>
         <w:t xml:space="preserve">programming them all at the same time. The GUI will have buttons that take you to each of the other modules in the program </w:t>
       </w:r>
       <w:r>
+        <w:rPr>
+          <w:sz w:val="24"/>
+          <w:szCs w:val="24"/>
+        </w:rPr>
         <w:t xml:space="preserve">and call the function to open them. When rendering the GUI, it will check if the user is an admin and will show them the admin menu so they can use it. </w:t>
       </w:r>
     </w:p>
     <w:p>
       <w:pPr>
         <w:ind w:left="1440"/>
+        <w:rPr>
+          <w:sz w:val="24"/>
+          <w:szCs w:val="24"/>
+        </w:rPr>
       </w:pPr>
       <w:r>
+        <w:rPr>
+          <w:sz w:val="24"/>
+          <w:szCs w:val="24"/>
+        </w:rPr>
+        <w:lastRenderedPageBreak/>
         <w:t>The main menu will also have a logout function that allows the user to logout or shut the program down</w:t>
       </w:r>
       <w:r>
+        <w:rPr>
+          <w:sz w:val="24"/>
+          <w:szCs w:val="24"/>
+        </w:rPr>
         <w:t xml:space="preserve">. I have decomposed this as it is slightly different in how it will be called and found in the UI and therefore easier to program separately.  </w:t>
       </w:r>
     </w:p>
@@ -5090,9 +7007,11 @@
         <w:pStyle w:val="Heading3"/>
         <w:ind w:left="720" w:firstLine="720"/>
       </w:pPr>
+      <w:bookmarkStart w:id="12" w:name="_Toc107759385"/>
       <w:r>
         <w:t>Inventory Menu</w:t>
       </w:r>
+      <w:bookmarkEnd w:id="12"/>
     </w:p>
     <w:p>
       <w:r>
@@ -5100,7 +7019,7 @@
           <w:noProof/>
         </w:rPr>
         <w:drawing>
-          <wp:inline distT="0" distB="0" distL="0" distR="0" wp14:anchorId="19D36508" wp14:editId="5E79B954">
+          <wp:inline distT="0" distB="0" distL="0" distR="0" wp14:anchorId="19D36508" wp14:editId="54522E6E">
             <wp:extent cx="5763530" cy="3771900"/>
             <wp:effectExtent l="0" t="0" r="8890" b="0"/>
             <wp:docPr id="4" name="Picture 4" descr="Diagram&#10;&#10;Description automatically generated"/>
@@ -5149,32 +7068,21 @@
         </w:drawing>
       </w:r>
     </w:p>
-    <w:p>
-      <w:pPr>
-        <w:pStyle w:val="Heading2"/>
-        <w:ind w:firstLine="720"/>
-      </w:pPr>
-      <w:bookmarkStart w:id="10" w:name="_Toc103244914"/>
-      <w:r>
-        <w:t>Structure</w:t>
-      </w:r>
-      <w:bookmarkEnd w:id="10"/>
-      <w:r>
-        <w:t xml:space="preserve"> </w:t>
-      </w:r>
-    </w:p>
     <w:p/>
     <w:p>
       <w:pPr>
         <w:pStyle w:val="Heading2"/>
         <w:ind w:firstLine="720"/>
       </w:pPr>
-      <w:bookmarkStart w:id="11" w:name="_Toc103244915"/>
+      <w:bookmarkStart w:id="13" w:name="_Toc107759386"/>
       <w:r>
         <w:lastRenderedPageBreak/>
+        <w:t>Structure/</w:t>
+      </w:r>
+      <w:r>
         <w:t>Algorithms</w:t>
       </w:r>
-      <w:bookmarkEnd w:id="11"/>
+      <w:bookmarkEnd w:id="13"/>
     </w:p>
     <w:p>
       <w:pPr>
@@ -5186,27 +7094,47 @@
       <w:r>
         <w:tab/>
       </w:r>
+      <w:bookmarkStart w:id="14" w:name="_Toc107759387"/>
       <w:r>
         <w:t>Login Module</w:t>
       </w:r>
+      <w:bookmarkEnd w:id="14"/>
     </w:p>
     <w:p>
+      <w:pPr>
+        <w:rPr>
+          <w:sz w:val="24"/>
+          <w:szCs w:val="24"/>
+        </w:rPr>
+      </w:pPr>
       <w:r>
         <w:tab/>
       </w:r>
       <w:r>
         <w:tab/>
+      </w:r>
+      <w:r>
+        <w:rPr>
+          <w:sz w:val="24"/>
+          <w:szCs w:val="24"/>
+        </w:rPr>
         <w:t>Flowchart:</w:t>
       </w:r>
       <w:r>
+        <w:rPr>
+          <w:sz w:val="24"/>
+          <w:szCs w:val="24"/>
+        </w:rPr>
         <w:tab/>
       </w:r>
       <w:r>
         <w:rPr>
           <w:noProof/>
+          <w:sz w:val="24"/>
+          <w:szCs w:val="24"/>
         </w:rPr>
         <w:drawing>
-          <wp:inline distT="0" distB="0" distL="0" distR="0" wp14:anchorId="28AE85E5" wp14:editId="4A537D4E">
+          <wp:inline distT="0" distB="0" distL="0" distR="0" wp14:anchorId="28AE85E5" wp14:editId="6FCC1EC1">
             <wp:extent cx="5724525" cy="3910965"/>
             <wp:effectExtent l="0" t="0" r="9525" b="0"/>
             <wp:docPr id="6" name="Picture 6" descr="Diagram&#10;&#10;Description automatically generated"/>
@@ -5256,34 +7184,72 @@
       </w:r>
     </w:p>
     <w:p>
-      <w:r>
+      <w:pPr>
+        <w:rPr>
+          <w:sz w:val="24"/>
+          <w:szCs w:val="24"/>
+        </w:rPr>
+      </w:pPr>
+      <w:r>
+        <w:rPr>
+          <w:sz w:val="24"/>
+          <w:szCs w:val="24"/>
+        </w:rPr>
         <w:tab/>
       </w:r>
       <w:r>
+        <w:rPr>
+          <w:sz w:val="24"/>
+          <w:szCs w:val="24"/>
+        </w:rPr>
         <w:tab/>
       </w:r>
       <w:proofErr w:type="spellStart"/>
       <w:r>
+        <w:rPr>
+          <w:sz w:val="24"/>
+          <w:szCs w:val="24"/>
+        </w:rPr>
         <w:t>PsuedoCode</w:t>
       </w:r>
       <w:proofErr w:type="spellEnd"/>
       <w:r>
+        <w:rPr>
+          <w:sz w:val="24"/>
+          <w:szCs w:val="24"/>
+        </w:rPr>
         <w:t>:</w:t>
       </w:r>
     </w:p>
     <w:p>
-      <w:r>
+      <w:pPr>
+        <w:rPr>
+          <w:sz w:val="24"/>
+          <w:szCs w:val="24"/>
+        </w:rPr>
+      </w:pPr>
+      <w:r>
+        <w:rPr>
+          <w:sz w:val="24"/>
+          <w:szCs w:val="24"/>
+        </w:rPr>
         <w:tab/>
       </w:r>
       <w:r>
+        <w:rPr>
+          <w:sz w:val="24"/>
+          <w:szCs w:val="24"/>
+        </w:rPr>
         <w:tab/>
       </w:r>
       <w:r>
         <w:rPr>
           <w:noProof/>
+          <w:sz w:val="24"/>
+          <w:szCs w:val="24"/>
         </w:rPr>
         <w:drawing>
-          <wp:inline distT="0" distB="0" distL="0" distR="0" wp14:anchorId="562AFED3" wp14:editId="4A7ECA41">
+          <wp:inline distT="0" distB="0" distL="0" distR="0" wp14:anchorId="562AFED3" wp14:editId="04C4C86E">
             <wp:extent cx="2971800" cy="2952750"/>
             <wp:effectExtent l="0" t="0" r="0" b="0"/>
             <wp:docPr id="7" name="Picture 7" descr="A picture containing text, receipt&#10;&#10;Description automatically generated"/>
@@ -5322,60 +7288,131 @@
     <w:p>
       <w:pPr>
         <w:ind w:left="1440"/>
+        <w:rPr>
+          <w:sz w:val="24"/>
+          <w:szCs w:val="24"/>
+        </w:rPr>
       </w:pPr>
       <w:r>
+        <w:rPr>
+          <w:sz w:val="24"/>
+          <w:szCs w:val="24"/>
+        </w:rPr>
         <w:t xml:space="preserve">This is the main function for </w:t>
       </w:r>
-      <w:r>
-        <w:t xml:space="preserve">a the login menu. Render Window is a procedure which </w:t>
-      </w:r>
-      <w:r>
+      <w:proofErr w:type="gramStart"/>
+      <w:r>
+        <w:rPr>
+          <w:sz w:val="24"/>
+          <w:szCs w:val="24"/>
+        </w:rPr>
+        <w:t>a the</w:t>
+      </w:r>
+      <w:proofErr w:type="gramEnd"/>
+      <w:r>
+        <w:rPr>
+          <w:sz w:val="24"/>
+          <w:szCs w:val="24"/>
+        </w:rPr>
+        <w:t xml:space="preserve"> login menu. Render Window is a procedure which </w:t>
+      </w:r>
+      <w:r>
+        <w:rPr>
+          <w:sz w:val="24"/>
+          <w:szCs w:val="24"/>
+        </w:rPr>
         <w:t xml:space="preserve">creates a window object called window and </w:t>
       </w:r>
       <w:r>
+        <w:rPr>
+          <w:sz w:val="24"/>
+          <w:szCs w:val="24"/>
+        </w:rPr>
         <w:t xml:space="preserve">places and renders each of the parts of the window(I haven’t </w:t>
       </w:r>
       <w:r>
+        <w:rPr>
+          <w:sz w:val="24"/>
+          <w:szCs w:val="24"/>
+        </w:rPr>
         <w:t xml:space="preserve">written it in pseudocode as it is </w:t>
       </w:r>
       <w:r>
-        <w:t xml:space="preserve">doesn’t actually do anything </w:t>
-      </w:r>
-      <w:r>
+        <w:rPr>
+          <w:sz w:val="24"/>
+          <w:szCs w:val="24"/>
+        </w:rPr>
+        <w:t xml:space="preserve">doesn’t </w:t>
+      </w:r>
+      <w:r>
+        <w:rPr>
+          <w:sz w:val="24"/>
+          <w:szCs w:val="24"/>
+        </w:rPr>
         <w:lastRenderedPageBreak/>
-        <w:t>that</w:t>
-      </w:r>
-      <w:r>
+        <w:t>actually do anything that</w:t>
+      </w:r>
+      <w:r>
+        <w:rPr>
+          <w:sz w:val="24"/>
+          <w:szCs w:val="24"/>
+        </w:rPr>
         <w:t xml:space="preserve"> we need to worry about), </w:t>
       </w:r>
       <w:r>
+        <w:rPr>
+          <w:sz w:val="24"/>
+          <w:szCs w:val="24"/>
+        </w:rPr>
         <w:t xml:space="preserve">close and login are variables of </w:t>
       </w:r>
       <w:r>
+        <w:rPr>
+          <w:sz w:val="24"/>
+          <w:szCs w:val="24"/>
+        </w:rPr>
         <w:t xml:space="preserve">the window that say if certain buttons have been pressed and destroy is a function if the window that </w:t>
       </w:r>
       <w:r>
+        <w:rPr>
+          <w:sz w:val="24"/>
+          <w:szCs w:val="24"/>
+        </w:rPr>
         <w:t xml:space="preserve">closes the window. </w:t>
       </w:r>
       <w:proofErr w:type="spellStart"/>
       <w:r>
+        <w:rPr>
+          <w:sz w:val="24"/>
+          <w:szCs w:val="24"/>
+        </w:rPr>
         <w:t>getData</w:t>
       </w:r>
       <w:proofErr w:type="spellEnd"/>
       <w:r>
+        <w:rPr>
+          <w:sz w:val="24"/>
+          <w:szCs w:val="24"/>
+        </w:rPr>
         <w:t xml:space="preserve"> and verify are defined below. </w:t>
       </w:r>
     </w:p>
     <w:p>
       <w:pPr>
         <w:ind w:left="1440"/>
+        <w:rPr>
+          <w:sz w:val="24"/>
+          <w:szCs w:val="24"/>
+        </w:rPr>
       </w:pPr>
       <w:r>
         <w:rPr>
           <w:noProof/>
+          <w:sz w:val="24"/>
+          <w:szCs w:val="24"/>
         </w:rPr>
         <w:drawing>
-          <wp:inline distT="0" distB="0" distL="0" distR="0" wp14:anchorId="59542EE6" wp14:editId="0D9811F6">
+          <wp:inline distT="0" distB="0" distL="0" distR="0" wp14:anchorId="59542EE6" wp14:editId="0C49D03F">
             <wp:extent cx="3228975" cy="1076325"/>
             <wp:effectExtent l="0" t="0" r="9525" b="9525"/>
             <wp:docPr id="8" name="Picture 8" descr="Graphical user interface, text&#10;&#10;Description automatically generated"/>
@@ -5414,41 +7451,79 @@
     <w:p>
       <w:pPr>
         <w:ind w:left="1440"/>
+        <w:rPr>
+          <w:sz w:val="24"/>
+          <w:szCs w:val="24"/>
+        </w:rPr>
       </w:pPr>
       <w:r>
+        <w:rPr>
+          <w:sz w:val="24"/>
+          <w:szCs w:val="24"/>
+        </w:rPr>
         <w:t xml:space="preserve">This is  the </w:t>
       </w:r>
       <w:proofErr w:type="spellStart"/>
       <w:r>
+        <w:rPr>
+          <w:sz w:val="24"/>
+          <w:szCs w:val="24"/>
+        </w:rPr>
         <w:t>getData</w:t>
       </w:r>
       <w:proofErr w:type="spellEnd"/>
       <w:r>
+        <w:rPr>
+          <w:sz w:val="24"/>
+          <w:szCs w:val="24"/>
+        </w:rPr>
         <w:t xml:space="preserve"> function it simply gets the data and turns </w:t>
       </w:r>
       <w:r>
+        <w:rPr>
+          <w:sz w:val="24"/>
+          <w:szCs w:val="24"/>
+        </w:rPr>
         <w:t xml:space="preserve">it </w:t>
       </w:r>
       <w:r>
+        <w:rPr>
+          <w:sz w:val="24"/>
+          <w:szCs w:val="24"/>
+        </w:rPr>
         <w:t xml:space="preserve">into a string, this should stop </w:t>
       </w:r>
       <w:r>
+        <w:rPr>
+          <w:sz w:val="24"/>
+          <w:szCs w:val="24"/>
+        </w:rPr>
         <w:t>SQL</w:t>
       </w:r>
       <w:r>
+        <w:rPr>
+          <w:sz w:val="24"/>
+          <w:szCs w:val="24"/>
+        </w:rPr>
         <w:t xml:space="preserve"> injection. The get function is a function of the input fields in window.</w:t>
       </w:r>
     </w:p>
     <w:p>
       <w:pPr>
         <w:ind w:left="1440"/>
+        <w:rPr>
+          <w:sz w:val="24"/>
+          <w:szCs w:val="24"/>
+        </w:rPr>
       </w:pPr>
       <w:r>
         <w:rPr>
           <w:noProof/>
+          <w:sz w:val="24"/>
+          <w:szCs w:val="24"/>
         </w:rPr>
         <w:drawing>
-          <wp:inline distT="0" distB="0" distL="0" distR="0" wp14:anchorId="2E86E73C" wp14:editId="0861AA70">
+          <wp:inline distT="0" distB="0" distL="0" distR="0" wp14:anchorId="2E86E73C" wp14:editId="06C6C1C7">
             <wp:extent cx="3333750" cy="2771775"/>
             <wp:effectExtent l="0" t="0" r="0" b="9525"/>
             <wp:docPr id="9" name="Picture 9" descr="Text&#10;&#10;Description automatically generated"/>
@@ -5487,44 +7562,92 @@
     <w:p>
       <w:pPr>
         <w:ind w:left="1440"/>
+        <w:rPr>
+          <w:sz w:val="24"/>
+          <w:szCs w:val="24"/>
+        </w:rPr>
       </w:pPr>
       <w:r>
+        <w:rPr>
+          <w:sz w:val="24"/>
+          <w:szCs w:val="24"/>
+        </w:rPr>
         <w:t>This is the verify function</w:t>
       </w:r>
       <w:r>
+        <w:rPr>
+          <w:sz w:val="24"/>
+          <w:szCs w:val="24"/>
+        </w:rPr>
         <w:t xml:space="preserve">, it checks if the user is in the database and if the </w:t>
       </w:r>
       <w:r>
+        <w:rPr>
+          <w:sz w:val="24"/>
+          <w:szCs w:val="24"/>
+        </w:rPr>
         <w:t xml:space="preserve">passwords match if they do it returns the Users ID number </w:t>
       </w:r>
       <w:r>
+        <w:rPr>
+          <w:sz w:val="24"/>
+          <w:szCs w:val="24"/>
+        </w:rPr>
         <w:t xml:space="preserve">otherwise it gives an error message. </w:t>
       </w:r>
       <w:proofErr w:type="spellStart"/>
       <w:r>
+        <w:rPr>
+          <w:sz w:val="24"/>
+          <w:szCs w:val="24"/>
+        </w:rPr>
         <w:t>inDb</w:t>
       </w:r>
       <w:proofErr w:type="spellEnd"/>
       <w:r>
+        <w:rPr>
+          <w:sz w:val="24"/>
+          <w:szCs w:val="24"/>
+        </w:rPr>
         <w:t xml:space="preserve">, </w:t>
       </w:r>
       <w:proofErr w:type="spellStart"/>
       <w:r>
+        <w:rPr>
+          <w:sz w:val="24"/>
+          <w:szCs w:val="24"/>
+        </w:rPr>
         <w:t>matchDb</w:t>
       </w:r>
       <w:proofErr w:type="spellEnd"/>
       <w:r>
+        <w:rPr>
+          <w:sz w:val="24"/>
+          <w:szCs w:val="24"/>
+        </w:rPr>
         <w:t>, and</w:t>
       </w:r>
       <w:r>
+        <w:rPr>
+          <w:sz w:val="24"/>
+          <w:szCs w:val="24"/>
+        </w:rPr>
         <w:t xml:space="preserve"> </w:t>
       </w:r>
       <w:proofErr w:type="spellStart"/>
       <w:r>
+        <w:rPr>
+          <w:sz w:val="24"/>
+          <w:szCs w:val="24"/>
+        </w:rPr>
         <w:t>getDb</w:t>
       </w:r>
       <w:proofErr w:type="spellEnd"/>
       <w:r>
+        <w:rPr>
+          <w:sz w:val="24"/>
+          <w:szCs w:val="24"/>
+        </w:rPr>
         <w:t xml:space="preserve"> are placeholder functions for SQL code. </w:t>
       </w:r>
     </w:p>
@@ -5538,11 +7661,11 @@
         <w:pStyle w:val="Heading2"/>
         <w:ind w:firstLine="720"/>
       </w:pPr>
-      <w:bookmarkStart w:id="12" w:name="_Toc103244916"/>
+      <w:bookmarkStart w:id="15" w:name="_Toc107759388"/>
       <w:r>
         <w:t>Variables/Data structures</w:t>
       </w:r>
-      <w:bookmarkEnd w:id="12"/>
+      <w:bookmarkEnd w:id="15"/>
     </w:p>
     <w:p>
       <w:pPr>
@@ -5553,102 +7676,229 @@
       </w:r>
       <w:r>
         <w:tab/>
+      </w:r>
+      <w:bookmarkStart w:id="16" w:name="_Toc107759389"/>
+      <w:r>
         <w:t>Login menu</w:t>
       </w:r>
+      <w:bookmarkEnd w:id="16"/>
     </w:p>
     <w:p>
       <w:pPr>
         <w:ind w:left="1440"/>
+        <w:rPr>
+          <w:sz w:val="24"/>
+          <w:szCs w:val="24"/>
+        </w:rPr>
       </w:pPr>
       <w:r>
+        <w:rPr>
+          <w:sz w:val="24"/>
+          <w:szCs w:val="24"/>
+        </w:rPr>
         <w:t>The login menu has four main variables</w:t>
       </w:r>
       <w:r>
+        <w:rPr>
+          <w:sz w:val="24"/>
+          <w:szCs w:val="24"/>
+        </w:rPr>
         <w:t xml:space="preserve">/data structures in use, the password and username variables, the </w:t>
       </w:r>
       <w:r>
+        <w:rPr>
+          <w:sz w:val="24"/>
+          <w:szCs w:val="24"/>
+        </w:rPr>
         <w:t>database,</w:t>
       </w:r>
       <w:r>
+        <w:rPr>
+          <w:sz w:val="24"/>
+          <w:szCs w:val="24"/>
+        </w:rPr>
         <w:t xml:space="preserve"> and the window object. </w:t>
       </w:r>
     </w:p>
     <w:p>
       <w:pPr>
         <w:ind w:left="1440"/>
+        <w:rPr>
+          <w:sz w:val="24"/>
+          <w:szCs w:val="24"/>
+        </w:rPr>
       </w:pPr>
       <w:r>
+        <w:rPr>
+          <w:sz w:val="24"/>
+          <w:szCs w:val="24"/>
+        </w:rPr>
         <w:t xml:space="preserve">The password and username variables are </w:t>
       </w:r>
       <w:r>
+        <w:rPr>
+          <w:sz w:val="24"/>
+          <w:szCs w:val="24"/>
+        </w:rPr>
         <w:t xml:space="preserve">simple </w:t>
       </w:r>
       <w:r>
+        <w:rPr>
+          <w:sz w:val="24"/>
+          <w:szCs w:val="24"/>
+        </w:rPr>
         <w:t xml:space="preserve">strings that get passed between functions that are the password and username that was inputted into the input boxes of the GUI. They are vital to this function as they are the </w:t>
       </w:r>
       <w:r>
+        <w:rPr>
+          <w:sz w:val="24"/>
+          <w:szCs w:val="24"/>
+        </w:rPr>
         <w:t xml:space="preserve">things used to authenticate if the user is correct. They </w:t>
       </w:r>
       <w:r>
+        <w:rPr>
+          <w:sz w:val="24"/>
+          <w:szCs w:val="24"/>
+        </w:rPr>
         <w:t xml:space="preserve">are stored as strings because </w:t>
       </w:r>
       <w:r>
-        <w:t xml:space="preserve">storing them as anything else would be pointless as strings are already small in data size and </w:t>
-      </w:r>
-      <w:r>
+        <w:rPr>
+          <w:sz w:val="24"/>
+          <w:szCs w:val="24"/>
+        </w:rPr>
+        <w:t xml:space="preserve">storing them as anything else would be pointless as strings are </w:t>
+      </w:r>
+      <w:r>
+        <w:rPr>
+          <w:sz w:val="24"/>
+          <w:szCs w:val="24"/>
+        </w:rPr>
+        <w:lastRenderedPageBreak/>
+        <w:t xml:space="preserve">already small in data size and </w:t>
+      </w:r>
+      <w:r>
+        <w:rPr>
+          <w:sz w:val="24"/>
+          <w:szCs w:val="24"/>
+        </w:rPr>
         <w:t>the amount of code needed to deal with them if they weren’t strings would out way the space saved by having them as not strings</w:t>
       </w:r>
     </w:p>
     <w:p>
       <w:pPr>
         <w:ind w:left="1440"/>
+        <w:rPr>
+          <w:sz w:val="24"/>
+          <w:szCs w:val="24"/>
+        </w:rPr>
       </w:pPr>
       <w:r>
-        <w:lastRenderedPageBreak/>
+        <w:rPr>
+          <w:sz w:val="24"/>
+          <w:szCs w:val="24"/>
+        </w:rPr>
         <w:t xml:space="preserve">The database is necessary to store the </w:t>
       </w:r>
       <w:r>
+        <w:rPr>
+          <w:sz w:val="24"/>
+          <w:szCs w:val="24"/>
+        </w:rPr>
         <w:t>user’s</w:t>
       </w:r>
       <w:r>
+        <w:rPr>
+          <w:sz w:val="24"/>
+          <w:szCs w:val="24"/>
+        </w:rPr>
         <w:t xml:space="preserve"> username and password in a secure and compact dataset. </w:t>
       </w:r>
       <w:r>
+        <w:rPr>
+          <w:sz w:val="24"/>
+          <w:szCs w:val="24"/>
+        </w:rPr>
         <w:t xml:space="preserve">By storing it in a database we are ensuring the safety of the data as </w:t>
       </w:r>
       <w:r>
+        <w:rPr>
+          <w:sz w:val="24"/>
+          <w:szCs w:val="24"/>
+        </w:rPr>
         <w:t xml:space="preserve">they can only be accessed by </w:t>
       </w:r>
       <w:r>
+        <w:rPr>
+          <w:sz w:val="24"/>
+          <w:szCs w:val="24"/>
+        </w:rPr>
         <w:t>SQL</w:t>
       </w:r>
       <w:r>
+        <w:rPr>
+          <w:sz w:val="24"/>
+          <w:szCs w:val="24"/>
+        </w:rPr>
         <w:t xml:space="preserve"> code and that can only happen through </w:t>
       </w:r>
       <w:r>
+        <w:rPr>
+          <w:sz w:val="24"/>
+          <w:szCs w:val="24"/>
+        </w:rPr>
         <w:t xml:space="preserve">the functions of the program. It also keeps the data in a compact format that can easily be searched </w:t>
       </w:r>
       <w:r>
+        <w:rPr>
+          <w:sz w:val="24"/>
+          <w:szCs w:val="24"/>
+        </w:rPr>
         <w:t>for data allowing for quick access and ease of use without using too much space.</w:t>
       </w:r>
     </w:p>
     <w:p>
       <w:pPr>
         <w:ind w:left="1440"/>
+        <w:rPr>
+          <w:sz w:val="24"/>
+          <w:szCs w:val="24"/>
+        </w:rPr>
       </w:pPr>
       <w:r>
+        <w:rPr>
+          <w:sz w:val="24"/>
+          <w:szCs w:val="24"/>
+        </w:rPr>
         <w:t xml:space="preserve">The window object is necessary to </w:t>
       </w:r>
       <w:r>
+        <w:rPr>
+          <w:sz w:val="24"/>
+          <w:szCs w:val="24"/>
+        </w:rPr>
         <w:t>render and work with the data in the window. It</w:t>
       </w:r>
       <w:r>
+        <w:rPr>
+          <w:sz w:val="24"/>
+          <w:szCs w:val="24"/>
+        </w:rPr>
         <w:t xml:space="preserve"> allows us to have a GUI and</w:t>
       </w:r>
       <w:r>
+        <w:rPr>
+          <w:sz w:val="24"/>
+          <w:szCs w:val="24"/>
+        </w:rPr>
         <w:t xml:space="preserve"> is therefore needed to have a nice easy to use program as GUI’s make using </w:t>
       </w:r>
       <w:r>
+        <w:rPr>
+          <w:sz w:val="24"/>
+          <w:szCs w:val="24"/>
+        </w:rPr>
         <w:t xml:space="preserve">programs much easier. </w:t>
       </w:r>
     </w:p>
@@ -5663,34 +7913,1931 @@
         <w:pStyle w:val="Heading2"/>
         <w:ind w:firstLine="720"/>
       </w:pPr>
-      <w:bookmarkStart w:id="13" w:name="_Toc103244917"/>
+      <w:bookmarkStart w:id="17" w:name="_Toc107759390"/>
       <w:r>
         <w:t>Features</w:t>
       </w:r>
-      <w:bookmarkEnd w:id="13"/>
+      <w:bookmarkEnd w:id="17"/>
     </w:p>
-    <w:p/>
+    <w:p>
+      <w:pPr>
+        <w:pStyle w:val="Heading3"/>
+      </w:pPr>
+      <w:r>
+        <w:tab/>
+      </w:r>
+      <w:r>
+        <w:tab/>
+      </w:r>
+      <w:r>
+        <w:t>Login menu</w:t>
+      </w:r>
+    </w:p>
+    <w:p>
+      <w:pPr>
+        <w:ind w:left="1440"/>
+        <w:rPr>
+          <w:sz w:val="24"/>
+          <w:szCs w:val="24"/>
+        </w:rPr>
+      </w:pPr>
+      <w:r>
+        <w:rPr>
+          <w:noProof/>
+        </w:rPr>
+        <mc:AlternateContent>
+          <mc:Choice Requires="wps">
+            <w:drawing>
+              <wp:anchor distT="0" distB="0" distL="114300" distR="114300" simplePos="0" relativeHeight="251659264" behindDoc="0" locked="0" layoutInCell="1" allowOverlap="1" wp14:anchorId="4572CAE7" wp14:editId="1204AE50">
+                <wp:simplePos x="0" y="0"/>
+                <wp:positionH relativeFrom="column">
+                  <wp:posOffset>-516393</wp:posOffset>
+                </wp:positionH>
+                <wp:positionV relativeFrom="paragraph">
+                  <wp:posOffset>842590</wp:posOffset>
+                </wp:positionV>
+                <wp:extent cx="993913" cy="429371"/>
+                <wp:effectExtent l="0" t="0" r="0" b="0"/>
+                <wp:wrapNone/>
+                <wp:docPr id="14" name="Text Box 14"/>
+                <wp:cNvGraphicFramePr/>
+                <a:graphic xmlns:a="http://schemas.openxmlformats.org/drawingml/2006/main">
+                  <a:graphicData uri="http://schemas.microsoft.com/office/word/2010/wordprocessingShape">
+                    <wps:wsp>
+                      <wps:cNvSpPr txBox="1"/>
+                      <wps:spPr>
+                        <a:xfrm>
+                          <a:off x="0" y="0"/>
+                          <a:ext cx="993913" cy="429371"/>
+                        </a:xfrm>
+                        <a:prstGeom prst="rect">
+                          <a:avLst/>
+                        </a:prstGeom>
+                        <a:noFill/>
+                        <a:ln w="6350">
+                          <a:noFill/>
+                        </a:ln>
+                      </wps:spPr>
+                      <wps:txbx>
+                        <w:txbxContent>
+                          <w:p>
+                            <w:r>
+                              <w:t>Window</w:t>
+                            </w:r>
+                            <w:r>
+                              <w:t xml:space="preserve"> </w:t>
+                            </w:r>
+                            <w:r>
+                              <w:t xml:space="preserve">logo and name </w:t>
+                            </w:r>
+                          </w:p>
+                        </w:txbxContent>
+                      </wps:txbx>
+                      <wps:bodyPr rot="0" spcFirstLastPara="0" vertOverflow="overflow" horzOverflow="overflow" vert="horz" wrap="square" lIns="91440" tIns="45720" rIns="91440" bIns="45720" numCol="1" spcCol="0" rtlCol="0" fromWordArt="0" anchor="t" anchorCtr="0" forceAA="0" compatLnSpc="1">
+                        <a:prstTxWarp prst="textNoShape">
+                          <a:avLst/>
+                        </a:prstTxWarp>
+                        <a:noAutofit/>
+                      </wps:bodyPr>
+                    </wps:wsp>
+                  </a:graphicData>
+                </a:graphic>
+                <wp14:sizeRelV relativeFrom="margin">
+                  <wp14:pctHeight>0</wp14:pctHeight>
+                </wp14:sizeRelV>
+              </wp:anchor>
+            </w:drawing>
+          </mc:Choice>
+          <mc:Fallback>
+            <w:pict>
+              <v:shapetype w14:anchorId="4572CAE7" id="_x0000_t202" coordsize="21600,21600" o:spt="202" path="m,l,21600r21600,l21600,xe">
+                <v:stroke joinstyle="miter"/>
+                <v:path gradientshapeok="t" o:connecttype="rect"/>
+              </v:shapetype>
+              <v:shape id="Text Box 14" o:spid="_x0000_s1026" type="#_x0000_t202" style="position:absolute;left:0;text-align:left;margin-left:-40.65pt;margin-top:66.35pt;width:78.25pt;height:33.8pt;z-index:251659264;visibility:visible;mso-wrap-style:square;mso-height-percent:0;mso-wrap-distance-left:9pt;mso-wrap-distance-top:0;mso-wrap-distance-right:9pt;mso-wrap-distance-bottom:0;mso-position-horizontal:absolute;mso-position-horizontal-relative:text;mso-position-vertical:absolute;mso-position-vertical-relative:text;mso-height-percent:0;mso-height-relative:margin;v-text-anchor:top" o:gfxdata="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" filled="f" stroked="f" strokeweight=".5pt">
+                <v:textbox>
+                  <w:txbxContent>
+                    <w:p>
+                      <w:r>
+                        <w:t>Window</w:t>
+                      </w:r>
+                      <w:r>
+                        <w:t xml:space="preserve"> </w:t>
+                      </w:r>
+                      <w:r>
+                        <w:t xml:space="preserve">logo and name </w:t>
+                      </w:r>
+                    </w:p>
+                  </w:txbxContent>
+                </v:textbox>
+              </v:shape>
+            </w:pict>
+          </mc:Fallback>
+        </mc:AlternateContent>
+      </w:r>
+      <w:r>
+        <w:rPr>
+          <w:noProof/>
+        </w:rPr>
+        <mc:AlternateContent>
+          <mc:Choice Requires="wps">
+            <w:drawing>
+              <wp:anchor distT="0" distB="0" distL="114300" distR="114300" simplePos="0" relativeHeight="251658240" behindDoc="0" locked="0" layoutInCell="1" allowOverlap="1" wp14:anchorId="74556BDF" wp14:editId="589FDD52">
+                <wp:simplePos x="0" y="0"/>
+                <wp:positionH relativeFrom="column">
+                  <wp:posOffset>461176</wp:posOffset>
+                </wp:positionH>
+                <wp:positionV relativeFrom="paragraph">
+                  <wp:posOffset>1248796</wp:posOffset>
+                </wp:positionV>
+                <wp:extent cx="675226" cy="190665"/>
+                <wp:effectExtent l="0" t="0" r="67945" b="76200"/>
+                <wp:wrapNone/>
+                <wp:docPr id="13" name="Straight Arrow Connector 13"/>
+                <wp:cNvGraphicFramePr/>
+                <a:graphic xmlns:a="http://schemas.openxmlformats.org/drawingml/2006/main">
+                  <a:graphicData uri="http://schemas.microsoft.com/office/word/2010/wordprocessingShape">
+                    <wps:wsp>
+                      <wps:cNvCnPr/>
+                      <wps:spPr>
+                        <a:xfrm>
+                          <a:off x="0" y="0"/>
+                          <a:ext cx="675226" cy="190665"/>
+                        </a:xfrm>
+                        <a:prstGeom prst="straightConnector1">
+                          <a:avLst/>
+                        </a:prstGeom>
+                        <a:ln>
+                          <a:tailEnd type="triangle"/>
+                        </a:ln>
+                      </wps:spPr>
+                      <wps:style>
+                        <a:lnRef idx="3">
+                          <a:schemeClr val="dk1"/>
+                        </a:lnRef>
+                        <a:fillRef idx="0">
+                          <a:schemeClr val="dk1"/>
+                        </a:fillRef>
+                        <a:effectRef idx="2">
+                          <a:schemeClr val="dk1"/>
+                        </a:effectRef>
+                        <a:fontRef idx="minor">
+                          <a:schemeClr val="tx1"/>
+                        </a:fontRef>
+                      </wps:style>
+                      <wps:bodyPr/>
+                    </wps:wsp>
+                  </a:graphicData>
+                </a:graphic>
+                <wp14:sizeRelH relativeFrom="margin">
+                  <wp14:pctWidth>0</wp14:pctWidth>
+                </wp14:sizeRelH>
+                <wp14:sizeRelV relativeFrom="margin">
+                  <wp14:pctHeight>0</wp14:pctHeight>
+                </wp14:sizeRelV>
+              </wp:anchor>
+            </w:drawing>
+          </mc:Choice>
+          <mc:Fallback>
+            <w:pict>
+              <v:shapetype w14:anchorId="7D9EDCEF" id="_x0000_t32" coordsize="21600,21600" o:spt="32" o:oned="t" path="m,l21600,21600e" filled="f">
+                <v:path arrowok="t" fillok="f" o:connecttype="none"/>
+                <o:lock v:ext="edit" shapetype="t"/>
+              </v:shapetype>
+              <v:shape id="Straight Arrow Connector 13" o:spid="_x0000_s1026" type="#_x0000_t32" style="position:absolute;margin-left:36.3pt;margin-top:98.35pt;width:53.15pt;height:15pt;z-index:251658240;visibility:visible;mso-wrap-style:square;mso-width-percent:0;mso-height-percent:0;mso-wrap-distance-left:9pt;mso-wrap-distance-top:0;mso-wrap-distance-right:9pt;mso-wrap-distance-bottom:0;mso-position-horizontal:absolute;mso-position-horizontal-relative:text;mso-position-vertical:absolute;mso-position-vertical-relative:text;mso-width-percent:0;mso-height-percent:0;mso-width-relative:margin;mso-height-relative:margin" o:gfxdata="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" strokecolor="black [3200]" strokeweight="1.5pt">
+                <v:stroke endarrow="block" joinstyle="miter"/>
+              </v:shape>
+            </w:pict>
+          </mc:Fallback>
+        </mc:AlternateContent>
+      </w:r>
+      <w:r>
+        <w:rPr>
+          <w:noProof/>
+        </w:rPr>
+        <mc:AlternateContent>
+          <mc:Choice Requires="wps">
+            <w:drawing>
+              <wp:anchor distT="0" distB="0" distL="114300" distR="114300" simplePos="0" relativeHeight="251657216" behindDoc="0" locked="0" layoutInCell="1" allowOverlap="1" wp14:anchorId="126F26A6" wp14:editId="07FA7DB7">
+                <wp:simplePos x="0" y="0"/>
+                <wp:positionH relativeFrom="column">
+                  <wp:posOffset>5358241</wp:posOffset>
+                </wp:positionH>
+                <wp:positionV relativeFrom="paragraph">
+                  <wp:posOffset>1026519</wp:posOffset>
+                </wp:positionV>
+                <wp:extent cx="857573" cy="790413"/>
+                <wp:effectExtent l="0" t="0" r="0" b="0"/>
+                <wp:wrapNone/>
+                <wp:docPr id="12" name="Text Box 12"/>
+                <wp:cNvGraphicFramePr/>
+                <a:graphic xmlns:a="http://schemas.openxmlformats.org/drawingml/2006/main">
+                  <a:graphicData uri="http://schemas.microsoft.com/office/word/2010/wordprocessingShape">
+                    <wps:wsp>
+                      <wps:cNvSpPr txBox="1"/>
+                      <wps:spPr>
+                        <a:xfrm>
+                          <a:off x="0" y="0"/>
+                          <a:ext cx="857573" cy="790413"/>
+                        </a:xfrm>
+                        <a:prstGeom prst="rect">
+                          <a:avLst/>
+                        </a:prstGeom>
+                        <a:noFill/>
+                        <a:ln w="6350">
+                          <a:noFill/>
+                        </a:ln>
+                      </wps:spPr>
+                      <wps:txbx>
+                        <w:txbxContent>
+                          <w:p>
+                            <w:r>
+                              <w:t>Exit Button</w:t>
+                            </w:r>
+                          </w:p>
+                          <w:p>
+                            <w:r>
+                              <w:t>(windows Default)</w:t>
+                            </w:r>
+                          </w:p>
+                        </w:txbxContent>
+                      </wps:txbx>
+                      <wps:bodyPr rot="0" spcFirstLastPara="0" vertOverflow="overflow" horzOverflow="overflow" vert="horz" wrap="square" lIns="91440" tIns="45720" rIns="91440" bIns="45720" numCol="1" spcCol="0" rtlCol="0" fromWordArt="0" anchor="t" anchorCtr="0" forceAA="0" compatLnSpc="1">
+                        <a:prstTxWarp prst="textNoShape">
+                          <a:avLst/>
+                        </a:prstTxWarp>
+                        <a:noAutofit/>
+                      </wps:bodyPr>
+                    </wps:wsp>
+                  </a:graphicData>
+                </a:graphic>
+                <wp14:sizeRelH relativeFrom="margin">
+                  <wp14:pctWidth>0</wp14:pctWidth>
+                </wp14:sizeRelH>
+                <wp14:sizeRelV relativeFrom="margin">
+                  <wp14:pctHeight>0</wp14:pctHeight>
+                </wp14:sizeRelV>
+              </wp:anchor>
+            </w:drawing>
+          </mc:Choice>
+          <mc:Fallback>
+            <w:pict>
+              <v:shape w14:anchorId="126F26A6" id="Text Box 12" o:spid="_x0000_s1027" type="#_x0000_t202" style="position:absolute;left:0;text-align:left;margin-left:421.9pt;margin-top:80.85pt;width:67.55pt;height:62.25pt;z-index:251657216;visibility:visible;mso-wrap-style:square;mso-width-percent:0;mso-height-percent:0;mso-wrap-distance-left:9pt;mso-wrap-distance-top:0;mso-wrap-distance-right:9pt;mso-wrap-distance-bottom:0;mso-position-horizontal:absolute;mso-position-horizontal-relative:text;mso-position-vertical:absolute;mso-position-vertical-relative:text;mso-width-percent:0;mso-height-percent:0;mso-width-relative:margin;mso-height-relative:margin;v-text-anchor:top" o:gfxdata="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" filled="f" stroked="f" strokeweight=".5pt">
+                <v:textbox>
+                  <w:txbxContent>
+                    <w:p>
+                      <w:r>
+                        <w:t>Exit Button</w:t>
+                      </w:r>
+                    </w:p>
+                    <w:p>
+                      <w:r>
+                        <w:t>(windows Default)</w:t>
+                      </w:r>
+                    </w:p>
+                  </w:txbxContent>
+                </v:textbox>
+              </v:shape>
+            </w:pict>
+          </mc:Fallback>
+        </mc:AlternateContent>
+      </w:r>
+      <w:r>
+        <w:rPr>
+          <w:sz w:val="24"/>
+          <w:szCs w:val="24"/>
+        </w:rPr>
+        <w:t xml:space="preserve">The main usability features this module will have </w:t>
+      </w:r>
+      <w:proofErr w:type="gramStart"/>
+      <w:r>
+        <w:rPr>
+          <w:sz w:val="24"/>
+          <w:szCs w:val="24"/>
+        </w:rPr>
+        <w:t>is</w:t>
+      </w:r>
+      <w:proofErr w:type="gramEnd"/>
+      <w:r>
+        <w:rPr>
+          <w:sz w:val="24"/>
+          <w:szCs w:val="24"/>
+        </w:rPr>
+        <w:t xml:space="preserve"> </w:t>
+      </w:r>
+      <w:r>
+        <w:rPr>
+          <w:sz w:val="24"/>
+          <w:szCs w:val="24"/>
+        </w:rPr>
+        <w:t xml:space="preserve">an easy to use interface and </w:t>
+      </w:r>
+      <w:r>
+        <w:rPr>
+          <w:sz w:val="24"/>
+          <w:szCs w:val="24"/>
+        </w:rPr>
+        <w:t>being able to login to and access the main program if the correct details are put in.</w:t>
+      </w:r>
+      <w:r>
+        <w:rPr>
+          <w:sz w:val="24"/>
+          <w:szCs w:val="24"/>
+        </w:rPr>
+        <w:t xml:space="preserve"> </w:t>
+      </w:r>
+      <w:r>
+        <w:rPr>
+          <w:sz w:val="24"/>
+          <w:szCs w:val="24"/>
+        </w:rPr>
+        <w:t xml:space="preserve">As long as the module does what its meant to do it will be able to login a user and open the main menu with that users ID </w:t>
+      </w:r>
+      <w:r>
+        <w:rPr>
+          <w:sz w:val="24"/>
+          <w:szCs w:val="24"/>
+        </w:rPr>
+        <w:t xml:space="preserve">so that doesn’t need to be worried to much about however an </w:t>
+      </w:r>
+      <w:proofErr w:type="gramStart"/>
+      <w:r>
+        <w:rPr>
+          <w:sz w:val="24"/>
+          <w:szCs w:val="24"/>
+        </w:rPr>
+        <w:t>easy to use</w:t>
+      </w:r>
+      <w:proofErr w:type="gramEnd"/>
+      <w:r>
+        <w:rPr>
+          <w:sz w:val="24"/>
+          <w:szCs w:val="24"/>
+        </w:rPr>
+        <w:t xml:space="preserve"> GUI </w:t>
+      </w:r>
+      <w:r>
+        <w:rPr>
+          <w:sz w:val="24"/>
+          <w:szCs w:val="24"/>
+        </w:rPr>
+        <w:t xml:space="preserve">doesn’t come with the module working and therefore </w:t>
+      </w:r>
+      <w:r>
+        <w:rPr>
+          <w:sz w:val="24"/>
+          <w:szCs w:val="24"/>
+        </w:rPr>
+        <w:t>needs to be designed.</w:t>
+      </w:r>
+    </w:p>
+    <w:p>
+      <w:pPr>
+        <w:ind w:left="1440"/>
+      </w:pPr>
+      <w:r>
+        <w:rPr>
+          <w:noProof/>
+        </w:rPr>
+        <mc:AlternateContent>
+          <mc:Choice Requires="wps">
+            <w:drawing>
+              <wp:anchor distT="0" distB="0" distL="114300" distR="114300" simplePos="0" relativeHeight="251686912" behindDoc="0" locked="0" layoutInCell="1" allowOverlap="1" wp14:anchorId="30C3F66D" wp14:editId="714193FC">
+                <wp:simplePos x="0" y="0"/>
+                <wp:positionH relativeFrom="column">
+                  <wp:posOffset>4459025</wp:posOffset>
+                </wp:positionH>
+                <wp:positionV relativeFrom="paragraph">
+                  <wp:posOffset>2310434</wp:posOffset>
+                </wp:positionV>
+                <wp:extent cx="924008" cy="550296"/>
+                <wp:effectExtent l="38100" t="38100" r="28575" b="21590"/>
+                <wp:wrapNone/>
+                <wp:docPr id="28" name="Straight Arrow Connector 28"/>
+                <wp:cNvGraphicFramePr/>
+                <a:graphic xmlns:a="http://schemas.openxmlformats.org/drawingml/2006/main">
+                  <a:graphicData uri="http://schemas.microsoft.com/office/word/2010/wordprocessingShape">
+                    <wps:wsp>
+                      <wps:cNvCnPr/>
+                      <wps:spPr>
+                        <a:xfrm flipH="1" flipV="1">
+                          <a:off x="0" y="0"/>
+                          <a:ext cx="924008" cy="550296"/>
+                        </a:xfrm>
+                        <a:prstGeom prst="straightConnector1">
+                          <a:avLst/>
+                        </a:prstGeom>
+                        <a:ln>
+                          <a:tailEnd type="triangle"/>
+                        </a:ln>
+                      </wps:spPr>
+                      <wps:style>
+                        <a:lnRef idx="3">
+                          <a:schemeClr val="dk1"/>
+                        </a:lnRef>
+                        <a:fillRef idx="0">
+                          <a:schemeClr val="dk1"/>
+                        </a:fillRef>
+                        <a:effectRef idx="2">
+                          <a:schemeClr val="dk1"/>
+                        </a:effectRef>
+                        <a:fontRef idx="minor">
+                          <a:schemeClr val="tx1"/>
+                        </a:fontRef>
+                      </wps:style>
+                      <wps:bodyPr/>
+                    </wps:wsp>
+                  </a:graphicData>
+                </a:graphic>
+                <wp14:sizeRelH relativeFrom="margin">
+                  <wp14:pctWidth>0</wp14:pctWidth>
+                </wp14:sizeRelH>
+                <wp14:sizeRelV relativeFrom="margin">
+                  <wp14:pctHeight>0</wp14:pctHeight>
+                </wp14:sizeRelV>
+              </wp:anchor>
+            </w:drawing>
+          </mc:Choice>
+          <mc:Fallback>
+            <w:pict>
+              <v:shape w14:anchorId="699A7546" id="Straight Arrow Connector 28" o:spid="_x0000_s1026" type="#_x0000_t32" style="position:absolute;margin-left:351.1pt;margin-top:181.9pt;width:72.75pt;height:43.35pt;flip:x y;z-index:251686912;visibility:visible;mso-wrap-style:square;mso-width-percent:0;mso-height-percent:0;mso-wrap-distance-left:9pt;mso-wrap-distance-top:0;mso-wrap-distance-right:9pt;mso-wrap-distance-bottom:0;mso-position-horizontal:absolute;mso-position-horizontal-relative:text;mso-position-vertical:absolute;mso-position-vertical-relative:text;mso-width-percent:0;mso-height-percent:0;mso-width-relative:margin;mso-height-relative:margin" o:gfxdata="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" strokecolor="black [3200]" strokeweight="1.5pt">
+                <v:stroke endarrow="block" joinstyle="miter"/>
+              </v:shape>
+            </w:pict>
+          </mc:Fallback>
+        </mc:AlternateContent>
+      </w:r>
+      <w:r>
+        <w:rPr>
+          <w:noProof/>
+        </w:rPr>
+        <mc:AlternateContent>
+          <mc:Choice Requires="wps">
+            <w:drawing>
+              <wp:anchor distT="0" distB="0" distL="114300" distR="114300" simplePos="0" relativeHeight="251688960" behindDoc="0" locked="0" layoutInCell="1" allowOverlap="1" wp14:anchorId="66DB30F5" wp14:editId="5C27651F">
+                <wp:simplePos x="0" y="0"/>
+                <wp:positionH relativeFrom="column">
+                  <wp:posOffset>5366799</wp:posOffset>
+                </wp:positionH>
+                <wp:positionV relativeFrom="paragraph">
+                  <wp:posOffset>2566339</wp:posOffset>
+                </wp:positionV>
+                <wp:extent cx="904958" cy="485030"/>
+                <wp:effectExtent l="0" t="0" r="0" b="0"/>
+                <wp:wrapNone/>
+                <wp:docPr id="32" name="Text Box 32"/>
+                <wp:cNvGraphicFramePr/>
+                <a:graphic xmlns:a="http://schemas.openxmlformats.org/drawingml/2006/main">
+                  <a:graphicData uri="http://schemas.microsoft.com/office/word/2010/wordprocessingShape">
+                    <wps:wsp>
+                      <wps:cNvSpPr txBox="1"/>
+                      <wps:spPr>
+                        <a:xfrm>
+                          <a:off x="0" y="0"/>
+                          <a:ext cx="904958" cy="485030"/>
+                        </a:xfrm>
+                        <a:prstGeom prst="rect">
+                          <a:avLst/>
+                        </a:prstGeom>
+                        <a:noFill/>
+                        <a:ln w="6350">
+                          <a:noFill/>
+                        </a:ln>
+                      </wps:spPr>
+                      <wps:txbx>
+                        <w:txbxContent>
+                          <w:p>
+                            <w:proofErr w:type="spellStart"/>
+                            <w:r>
+                              <w:t>Bg</w:t>
+                            </w:r>
+                            <w:proofErr w:type="spellEnd"/>
+                            <w:r>
+                              <w:t xml:space="preserve"> colour: </w:t>
+                            </w:r>
+                            <w:r>
+                              <w:t>#a4dbc4</w:t>
+                            </w:r>
+                          </w:p>
+                          <w:p/>
+                        </w:txbxContent>
+                      </wps:txbx>
+                      <wps:bodyPr rot="0" spcFirstLastPara="0" vertOverflow="overflow" horzOverflow="overflow" vert="horz" wrap="square" lIns="91440" tIns="45720" rIns="91440" bIns="45720" numCol="1" spcCol="0" rtlCol="0" fromWordArt="0" anchor="t" anchorCtr="0" forceAA="0" compatLnSpc="1">
+                        <a:prstTxWarp prst="textNoShape">
+                          <a:avLst/>
+                        </a:prstTxWarp>
+                        <a:noAutofit/>
+                      </wps:bodyPr>
+                    </wps:wsp>
+                  </a:graphicData>
+                </a:graphic>
+                <wp14:sizeRelH relativeFrom="margin">
+                  <wp14:pctWidth>0</wp14:pctWidth>
+                </wp14:sizeRelH>
+                <wp14:sizeRelV relativeFrom="margin">
+                  <wp14:pctHeight>0</wp14:pctHeight>
+                </wp14:sizeRelV>
+              </wp:anchor>
+            </w:drawing>
+          </mc:Choice>
+          <mc:Fallback>
+            <w:pict>
+              <v:shape w14:anchorId="66DB30F5" id="Text Box 32" o:spid="_x0000_s1028" type="#_x0000_t202" style="position:absolute;left:0;text-align:left;margin-left:422.6pt;margin-top:202.05pt;width:71.25pt;height:38.2pt;z-index:251688960;visibility:visible;mso-wrap-style:square;mso-width-percent:0;mso-height-percent:0;mso-wrap-distance-left:9pt;mso-wrap-distance-top:0;mso-wrap-distance-right:9pt;mso-wrap-distance-bottom:0;mso-position-horizontal:absolute;mso-position-horizontal-relative:text;mso-position-vertical:absolute;mso-position-vertical-relative:text;mso-width-percent:0;mso-height-percent:0;mso-width-relative:margin;mso-height-relative:margin;v-text-anchor:top" o:gfxdata="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" filled="f" stroked="f" strokeweight=".5pt">
+                <v:textbox>
+                  <w:txbxContent>
+                    <w:p>
+                      <w:proofErr w:type="spellStart"/>
+                      <w:r>
+                        <w:t>Bg</w:t>
+                      </w:r>
+                      <w:proofErr w:type="spellEnd"/>
+                      <w:r>
+                        <w:t xml:space="preserve"> colour: </w:t>
+                      </w:r>
+                      <w:r>
+                        <w:t>#a4dbc4</w:t>
+                      </w:r>
+                    </w:p>
+                    <w:p/>
+                  </w:txbxContent>
+                </v:textbox>
+              </v:shape>
+            </w:pict>
+          </mc:Fallback>
+        </mc:AlternateContent>
+      </w:r>
+      <w:r>
+        <w:rPr>
+          <w:noProof/>
+        </w:rPr>
+        <mc:AlternateContent>
+          <mc:Choice Requires="wps">
+            <w:drawing>
+              <wp:anchor distT="0" distB="0" distL="114300" distR="114300" simplePos="0" relativeHeight="251684864" behindDoc="0" locked="0" layoutInCell="1" allowOverlap="1" wp14:anchorId="7006EEDB" wp14:editId="3E0EB2DC">
+                <wp:simplePos x="0" y="0"/>
+                <wp:positionH relativeFrom="margin">
+                  <wp:posOffset>-492981</wp:posOffset>
+                </wp:positionH>
+                <wp:positionV relativeFrom="paragraph">
+                  <wp:posOffset>1548764</wp:posOffset>
+                </wp:positionV>
+                <wp:extent cx="1152939" cy="1542553"/>
+                <wp:effectExtent l="0" t="0" r="0" b="635"/>
+                <wp:wrapNone/>
+                <wp:docPr id="27" name="Text Box 27"/>
+                <wp:cNvGraphicFramePr/>
+                <a:graphic xmlns:a="http://schemas.openxmlformats.org/drawingml/2006/main">
+                  <a:graphicData uri="http://schemas.microsoft.com/office/word/2010/wordprocessingShape">
+                    <wps:wsp>
+                      <wps:cNvSpPr txBox="1"/>
+                      <wps:spPr>
+                        <a:xfrm>
+                          <a:off x="0" y="0"/>
+                          <a:ext cx="1152939" cy="1542553"/>
+                        </a:xfrm>
+                        <a:prstGeom prst="rect">
+                          <a:avLst/>
+                        </a:prstGeom>
+                        <a:noFill/>
+                        <a:ln w="6350">
+                          <a:noFill/>
+                        </a:ln>
+                      </wps:spPr>
+                      <wps:txbx>
+                        <w:txbxContent>
+                          <w:p>
+                            <w:r>
+                              <w:t>Alert label (grey box wont actua</w:t>
+                            </w:r>
+                            <w:r>
+                              <w:t>l be there just to demonstrate)</w:t>
+                            </w:r>
+                          </w:p>
+                          <w:p>
+                            <w:r>
+                              <w:t>Shows alert messages if needed</w:t>
+                            </w:r>
+                            <w:r>
+                              <w:t xml:space="preserve"> </w:t>
+                            </w:r>
+                          </w:p>
+                          <w:p/>
+                        </w:txbxContent>
+                      </wps:txbx>
+                      <wps:bodyPr rot="0" spcFirstLastPara="0" vertOverflow="overflow" horzOverflow="overflow" vert="horz" wrap="square" lIns="91440" tIns="45720" rIns="91440" bIns="45720" numCol="1" spcCol="0" rtlCol="0" fromWordArt="0" anchor="t" anchorCtr="0" forceAA="0" compatLnSpc="1">
+                        <a:prstTxWarp prst="textNoShape">
+                          <a:avLst/>
+                        </a:prstTxWarp>
+                        <a:noAutofit/>
+                      </wps:bodyPr>
+                    </wps:wsp>
+                  </a:graphicData>
+                </a:graphic>
+                <wp14:sizeRelH relativeFrom="margin">
+                  <wp14:pctWidth>0</wp14:pctWidth>
+                </wp14:sizeRelH>
+                <wp14:sizeRelV relativeFrom="margin">
+                  <wp14:pctHeight>0</wp14:pctHeight>
+                </wp14:sizeRelV>
+              </wp:anchor>
+            </w:drawing>
+          </mc:Choice>
+          <mc:Fallback>
+            <w:pict>
+              <v:shape w14:anchorId="7006EEDB" id="Text Box 27" o:spid="_x0000_s1029" type="#_x0000_t202" style="position:absolute;left:0;text-align:left;margin-left:-38.8pt;margin-top:121.95pt;width:90.8pt;height:121.45pt;z-index:251684864;visibility:visible;mso-wrap-style:square;mso-width-percent:0;mso-height-percent:0;mso-wrap-distance-left:9pt;mso-wrap-distance-top:0;mso-wrap-distance-right:9pt;mso-wrap-distance-bottom:0;mso-position-horizontal:absolute;mso-position-horizontal-relative:margin;mso-position-vertical:absolute;mso-position-vertical-relative:text;mso-width-percent:0;mso-height-percent:0;mso-width-relative:margin;mso-height-relative:margin;v-text-anchor:top" o:gfxdata="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" filled="f" stroked="f" strokeweight=".5pt">
+                <v:textbox>
+                  <w:txbxContent>
+                    <w:p>
+                      <w:r>
+                        <w:t>Alert label (grey box wont actua</w:t>
+                      </w:r>
+                      <w:r>
+                        <w:t>l be there just to demonstrate)</w:t>
+                      </w:r>
+                    </w:p>
+                    <w:p>
+                      <w:r>
+                        <w:t>Shows alert messages if needed</w:t>
+                      </w:r>
+                      <w:r>
+                        <w:t xml:space="preserve"> </w:t>
+                      </w:r>
+                    </w:p>
+                    <w:p/>
+                  </w:txbxContent>
+                </v:textbox>
+                <w10:wrap anchorx="margin"/>
+              </v:shape>
+            </w:pict>
+          </mc:Fallback>
+        </mc:AlternateContent>
+      </w:r>
+      <w:r>
+        <w:rPr>
+          <w:noProof/>
+        </w:rPr>
+        <mc:AlternateContent>
+          <mc:Choice Requires="wps">
+            <w:drawing>
+              <wp:anchor distT="0" distB="0" distL="114300" distR="114300" simplePos="0" relativeHeight="251682816" behindDoc="0" locked="0" layoutInCell="1" allowOverlap="1" wp14:anchorId="21475448" wp14:editId="6D3604D8">
+                <wp:simplePos x="0" y="0"/>
+                <wp:positionH relativeFrom="column">
+                  <wp:posOffset>628153</wp:posOffset>
+                </wp:positionH>
+                <wp:positionV relativeFrom="paragraph">
+                  <wp:posOffset>1890671</wp:posOffset>
+                </wp:positionV>
+                <wp:extent cx="1566407" cy="211372"/>
+                <wp:effectExtent l="0" t="57150" r="15240" b="36830"/>
+                <wp:wrapNone/>
+                <wp:docPr id="26" name="Straight Arrow Connector 26"/>
+                <wp:cNvGraphicFramePr/>
+                <a:graphic xmlns:a="http://schemas.openxmlformats.org/drawingml/2006/main">
+                  <a:graphicData uri="http://schemas.microsoft.com/office/word/2010/wordprocessingShape">
+                    <wps:wsp>
+                      <wps:cNvCnPr/>
+                      <wps:spPr>
+                        <a:xfrm flipV="1">
+                          <a:off x="0" y="0"/>
+                          <a:ext cx="1566407" cy="211372"/>
+                        </a:xfrm>
+                        <a:prstGeom prst="straightConnector1">
+                          <a:avLst/>
+                        </a:prstGeom>
+                        <a:ln>
+                          <a:tailEnd type="triangle"/>
+                        </a:ln>
+                      </wps:spPr>
+                      <wps:style>
+                        <a:lnRef idx="3">
+                          <a:schemeClr val="dk1"/>
+                        </a:lnRef>
+                        <a:fillRef idx="0">
+                          <a:schemeClr val="dk1"/>
+                        </a:fillRef>
+                        <a:effectRef idx="2">
+                          <a:schemeClr val="dk1"/>
+                        </a:effectRef>
+                        <a:fontRef idx="minor">
+                          <a:schemeClr val="tx1"/>
+                        </a:fontRef>
+                      </wps:style>
+                      <wps:bodyPr/>
+                    </wps:wsp>
+                  </a:graphicData>
+                </a:graphic>
+                <wp14:sizeRelH relativeFrom="margin">
+                  <wp14:pctWidth>0</wp14:pctWidth>
+                </wp14:sizeRelH>
+                <wp14:sizeRelV relativeFrom="margin">
+                  <wp14:pctHeight>0</wp14:pctHeight>
+                </wp14:sizeRelV>
+              </wp:anchor>
+            </w:drawing>
+          </mc:Choice>
+          <mc:Fallback>
+            <w:pict>
+              <v:shape w14:anchorId="43BA4457" id="Straight Arrow Connector 26" o:spid="_x0000_s1026" type="#_x0000_t32" style="position:absolute;margin-left:49.45pt;margin-top:148.85pt;width:123.35pt;height:16.65pt;flip:y;z-index:251682816;visibility:visible;mso-wrap-style:square;mso-width-percent:0;mso-height-percent:0;mso-wrap-distance-left:9pt;mso-wrap-distance-top:0;mso-wrap-distance-right:9pt;mso-wrap-distance-bottom:0;mso-position-horizontal:absolute;mso-position-horizontal-relative:text;mso-position-vertical:absolute;mso-position-vertical-relative:text;mso-width-percent:0;mso-height-percent:0;mso-width-relative:margin;mso-height-relative:margin" o:gfxdata="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" strokecolor="black [3200]" strokeweight="1.5pt">
+                <v:stroke endarrow="block" joinstyle="miter"/>
+              </v:shape>
+            </w:pict>
+          </mc:Fallback>
+        </mc:AlternateContent>
+      </w:r>
+      <w:r>
+        <w:rPr>
+          <w:noProof/>
+        </w:rPr>
+        <mc:AlternateContent>
+          <mc:Choice Requires="wps">
+            <w:drawing>
+              <wp:anchor distT="0" distB="0" distL="114300" distR="114300" simplePos="0" relativeHeight="251680768" behindDoc="0" locked="0" layoutInCell="1" allowOverlap="1" wp14:anchorId="08FC1255" wp14:editId="7677EA08">
+                <wp:simplePos x="0" y="0"/>
+                <wp:positionH relativeFrom="column">
+                  <wp:posOffset>5104737</wp:posOffset>
+                </wp:positionH>
+                <wp:positionV relativeFrom="paragraph">
+                  <wp:posOffset>1421545</wp:posOffset>
+                </wp:positionV>
+                <wp:extent cx="993913" cy="1280160"/>
+                <wp:effectExtent l="0" t="0" r="0" b="0"/>
+                <wp:wrapNone/>
+                <wp:docPr id="25" name="Text Box 25"/>
+                <wp:cNvGraphicFramePr/>
+                <a:graphic xmlns:a="http://schemas.openxmlformats.org/drawingml/2006/main">
+                  <a:graphicData uri="http://schemas.microsoft.com/office/word/2010/wordprocessingShape">
+                    <wps:wsp>
+                      <wps:cNvSpPr txBox="1"/>
+                      <wps:spPr>
+                        <a:xfrm>
+                          <a:off x="0" y="0"/>
+                          <a:ext cx="993913" cy="1280160"/>
+                        </a:xfrm>
+                        <a:prstGeom prst="rect">
+                          <a:avLst/>
+                        </a:prstGeom>
+                        <a:noFill/>
+                        <a:ln w="6350">
+                          <a:noFill/>
+                        </a:ln>
+                      </wps:spPr>
+                      <wps:txbx>
+                        <w:txbxContent>
+                          <w:p>
+                            <w:r>
+                              <w:t>Login button</w:t>
+                            </w:r>
+                          </w:p>
+                          <w:p>
+                            <w:r>
+                              <w:t>Once pressed values are gotten from the fields and checked</w:t>
+                            </w:r>
+                          </w:p>
+                        </w:txbxContent>
+                      </wps:txbx>
+                      <wps:bodyPr rot="0" spcFirstLastPara="0" vertOverflow="overflow" horzOverflow="overflow" vert="horz" wrap="square" lIns="91440" tIns="45720" rIns="91440" bIns="45720" numCol="1" spcCol="0" rtlCol="0" fromWordArt="0" anchor="t" anchorCtr="0" forceAA="0" compatLnSpc="1">
+                        <a:prstTxWarp prst="textNoShape">
+                          <a:avLst/>
+                        </a:prstTxWarp>
+                        <a:noAutofit/>
+                      </wps:bodyPr>
+                    </wps:wsp>
+                  </a:graphicData>
+                </a:graphic>
+                <wp14:sizeRelV relativeFrom="margin">
+                  <wp14:pctHeight>0</wp14:pctHeight>
+                </wp14:sizeRelV>
+              </wp:anchor>
+            </w:drawing>
+          </mc:Choice>
+          <mc:Fallback>
+            <w:pict>
+              <v:shape w14:anchorId="08FC1255" id="Text Box 25" o:spid="_x0000_s1030" type="#_x0000_t202" style="position:absolute;left:0;text-align:left;margin-left:401.95pt;margin-top:111.95pt;width:78.25pt;height:100.8pt;z-index:251680768;visibility:visible;mso-wrap-style:square;mso-height-percent:0;mso-wrap-distance-left:9pt;mso-wrap-distance-top:0;mso-wrap-distance-right:9pt;mso-wrap-distance-bottom:0;mso-position-horizontal:absolute;mso-position-horizontal-relative:text;mso-position-vertical:absolute;mso-position-vertical-relative:text;mso-height-percent:0;mso-height-relative:margin;v-text-anchor:top" o:gfxdata="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" filled="f" stroked="f" strokeweight=".5pt">
+                <v:textbox>
+                  <w:txbxContent>
+                    <w:p>
+                      <w:r>
+                        <w:t>Login button</w:t>
+                      </w:r>
+                    </w:p>
+                    <w:p>
+                      <w:r>
+                        <w:t>Once pressed values are gotten from the fields and checked</w:t>
+                      </w:r>
+                    </w:p>
+                  </w:txbxContent>
+                </v:textbox>
+              </v:shape>
+            </w:pict>
+          </mc:Fallback>
+        </mc:AlternateContent>
+      </w:r>
+      <w:r>
+        <w:rPr>
+          <w:noProof/>
+        </w:rPr>
+        <mc:AlternateContent>
+          <mc:Choice Requires="wps">
+            <w:drawing>
+              <wp:anchor distT="0" distB="0" distL="114300" distR="114300" simplePos="0" relativeHeight="251678720" behindDoc="0" locked="0" layoutInCell="1" allowOverlap="1" wp14:anchorId="3963AF30" wp14:editId="39BFBFAD">
+                <wp:simplePos x="0" y="0"/>
+                <wp:positionH relativeFrom="column">
+                  <wp:posOffset>3552576</wp:posOffset>
+                </wp:positionH>
+                <wp:positionV relativeFrom="paragraph">
+                  <wp:posOffset>1508014</wp:posOffset>
+                </wp:positionV>
+                <wp:extent cx="1528306" cy="45719"/>
+                <wp:effectExtent l="19050" t="76200" r="15240" b="50165"/>
+                <wp:wrapNone/>
+                <wp:docPr id="24" name="Straight Arrow Connector 24"/>
+                <wp:cNvGraphicFramePr/>
+                <a:graphic xmlns:a="http://schemas.openxmlformats.org/drawingml/2006/main">
+                  <a:graphicData uri="http://schemas.microsoft.com/office/word/2010/wordprocessingShape">
+                    <wps:wsp>
+                      <wps:cNvCnPr/>
+                      <wps:spPr>
+                        <a:xfrm flipH="1" flipV="1">
+                          <a:off x="0" y="0"/>
+                          <a:ext cx="1528306" cy="45719"/>
+                        </a:xfrm>
+                        <a:prstGeom prst="straightConnector1">
+                          <a:avLst/>
+                        </a:prstGeom>
+                        <a:ln>
+                          <a:tailEnd type="triangle"/>
+                        </a:ln>
+                      </wps:spPr>
+                      <wps:style>
+                        <a:lnRef idx="3">
+                          <a:schemeClr val="dk1"/>
+                        </a:lnRef>
+                        <a:fillRef idx="0">
+                          <a:schemeClr val="dk1"/>
+                        </a:fillRef>
+                        <a:effectRef idx="2">
+                          <a:schemeClr val="dk1"/>
+                        </a:effectRef>
+                        <a:fontRef idx="minor">
+                          <a:schemeClr val="tx1"/>
+                        </a:fontRef>
+                      </wps:style>
+                      <wps:bodyPr/>
+                    </wps:wsp>
+                  </a:graphicData>
+                </a:graphic>
+                <wp14:sizeRelH relativeFrom="margin">
+                  <wp14:pctWidth>0</wp14:pctWidth>
+                </wp14:sizeRelH>
+                <wp14:sizeRelV relativeFrom="margin">
+                  <wp14:pctHeight>0</wp14:pctHeight>
+                </wp14:sizeRelV>
+              </wp:anchor>
+            </w:drawing>
+          </mc:Choice>
+          <mc:Fallback>
+            <w:pict>
+              <v:shape w14:anchorId="27F1F0B4" id="Straight Arrow Connector 24" o:spid="_x0000_s1026" type="#_x0000_t32" style="position:absolute;margin-left:279.75pt;margin-top:118.75pt;width:120.35pt;height:3.6pt;flip:x y;z-index:251678720;visibility:visible;mso-wrap-style:square;mso-width-percent:0;mso-height-percent:0;mso-wrap-distance-left:9pt;mso-wrap-distance-top:0;mso-wrap-distance-right:9pt;mso-wrap-distance-bottom:0;mso-position-horizontal:absolute;mso-position-horizontal-relative:text;mso-position-vertical:absolute;mso-position-vertical-relative:text;mso-width-percent:0;mso-height-percent:0;mso-width-relative:margin;mso-height-relative:margin" o:gfxdata="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" strokecolor="black [3200]" strokeweight="1.5pt">
+                <v:stroke endarrow="block" joinstyle="miter"/>
+              </v:shape>
+            </w:pict>
+          </mc:Fallback>
+        </mc:AlternateContent>
+      </w:r>
+      <w:r>
+        <w:rPr>
+          <w:noProof/>
+        </w:rPr>
+        <mc:AlternateContent>
+          <mc:Choice Requires="wps">
+            <w:drawing>
+              <wp:anchor distT="0" distB="0" distL="114300" distR="114300" simplePos="0" relativeHeight="251676672" behindDoc="0" locked="0" layoutInCell="1" allowOverlap="1" wp14:anchorId="4061CDA9" wp14:editId="23FB77E3">
+                <wp:simplePos x="0" y="0"/>
+                <wp:positionH relativeFrom="margin">
+                  <wp:posOffset>-6792</wp:posOffset>
+                </wp:positionH>
+                <wp:positionV relativeFrom="paragraph">
+                  <wp:posOffset>707003</wp:posOffset>
+                </wp:positionV>
+                <wp:extent cx="857573" cy="790413"/>
+                <wp:effectExtent l="0" t="0" r="0" b="0"/>
+                <wp:wrapNone/>
+                <wp:docPr id="23" name="Text Box 23"/>
+                <wp:cNvGraphicFramePr/>
+                <a:graphic xmlns:a="http://schemas.openxmlformats.org/drawingml/2006/main">
+                  <a:graphicData uri="http://schemas.microsoft.com/office/word/2010/wordprocessingShape">
+                    <wps:wsp>
+                      <wps:cNvSpPr txBox="1"/>
+                      <wps:spPr>
+                        <a:xfrm>
+                          <a:off x="0" y="0"/>
+                          <a:ext cx="857573" cy="790413"/>
+                        </a:xfrm>
+                        <a:prstGeom prst="rect">
+                          <a:avLst/>
+                        </a:prstGeom>
+                        <a:noFill/>
+                        <a:ln w="6350">
+                          <a:noFill/>
+                        </a:ln>
+                      </wps:spPr>
+                      <wps:txbx>
+                        <w:txbxContent>
+                          <w:p>
+                            <w:r>
+                              <w:t xml:space="preserve">Username and password </w:t>
+                            </w:r>
+                            <w:r>
+                              <w:t>labels</w:t>
+                            </w:r>
+                          </w:p>
+                        </w:txbxContent>
+                      </wps:txbx>
+                      <wps:bodyPr rot="0" spcFirstLastPara="0" vertOverflow="overflow" horzOverflow="overflow" vert="horz" wrap="square" lIns="91440" tIns="45720" rIns="91440" bIns="45720" numCol="1" spcCol="0" rtlCol="0" fromWordArt="0" anchor="t" anchorCtr="0" forceAA="0" compatLnSpc="1">
+                        <a:prstTxWarp prst="textNoShape">
+                          <a:avLst/>
+                        </a:prstTxWarp>
+                        <a:noAutofit/>
+                      </wps:bodyPr>
+                    </wps:wsp>
+                  </a:graphicData>
+                </a:graphic>
+                <wp14:sizeRelH relativeFrom="margin">
+                  <wp14:pctWidth>0</wp14:pctWidth>
+                </wp14:sizeRelH>
+                <wp14:sizeRelV relativeFrom="margin">
+                  <wp14:pctHeight>0</wp14:pctHeight>
+                </wp14:sizeRelV>
+              </wp:anchor>
+            </w:drawing>
+          </mc:Choice>
+          <mc:Fallback>
+            <w:pict>
+              <v:shape w14:anchorId="4061CDA9" id="Text Box 23" o:spid="_x0000_s1031" type="#_x0000_t202" style="position:absolute;left:0;text-align:left;margin-left:-.55pt;margin-top:55.65pt;width:67.55pt;height:62.25pt;z-index:251676672;visibility:visible;mso-wrap-style:square;mso-width-percent:0;mso-height-percent:0;mso-wrap-distance-left:9pt;mso-wrap-distance-top:0;mso-wrap-distance-right:9pt;mso-wrap-distance-bottom:0;mso-position-horizontal:absolute;mso-position-horizontal-relative:margin;mso-position-vertical:absolute;mso-position-vertical-relative:text;mso-width-percent:0;mso-height-percent:0;mso-width-relative:margin;mso-height-relative:margin;v-text-anchor:top" o:gfxdata="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" filled="f" stroked="f" strokeweight=".5pt">
+                <v:textbox>
+                  <w:txbxContent>
+                    <w:p>
+                      <w:r>
+                        <w:t xml:space="preserve">Username and password </w:t>
+                      </w:r>
+                      <w:r>
+                        <w:t>labels</w:t>
+                      </w:r>
+                    </w:p>
+                  </w:txbxContent>
+                </v:textbox>
+                <w10:wrap anchorx="margin"/>
+              </v:shape>
+            </w:pict>
+          </mc:Fallback>
+        </mc:AlternateContent>
+      </w:r>
+      <w:r>
+        <w:rPr>
+          <w:noProof/>
+        </w:rPr>
+        <mc:AlternateContent>
+          <mc:Choice Requires="wps">
+            <w:drawing>
+              <wp:anchor distT="0" distB="0" distL="114300" distR="114300" simplePos="0" relativeHeight="251673600" behindDoc="0" locked="0" layoutInCell="1" allowOverlap="1" wp14:anchorId="615A42C3" wp14:editId="7113C77E">
+                <wp:simplePos x="0" y="0"/>
+                <wp:positionH relativeFrom="column">
+                  <wp:posOffset>723569</wp:posOffset>
+                </wp:positionH>
+                <wp:positionV relativeFrom="paragraph">
+                  <wp:posOffset>1055509</wp:posOffset>
+                </wp:positionV>
+                <wp:extent cx="1368728" cy="136938"/>
+                <wp:effectExtent l="0" t="0" r="79375" b="92075"/>
+                <wp:wrapNone/>
+                <wp:docPr id="20" name="Straight Arrow Connector 20"/>
+                <wp:cNvGraphicFramePr/>
+                <a:graphic xmlns:a="http://schemas.openxmlformats.org/drawingml/2006/main">
+                  <a:graphicData uri="http://schemas.microsoft.com/office/word/2010/wordprocessingShape">
+                    <wps:wsp>
+                      <wps:cNvCnPr/>
+                      <wps:spPr>
+                        <a:xfrm rot="10800000" flipH="1" flipV="1">
+                          <a:off x="0" y="0"/>
+                          <a:ext cx="1368728" cy="136938"/>
+                        </a:xfrm>
+                        <a:prstGeom prst="straightConnector1">
+                          <a:avLst/>
+                        </a:prstGeom>
+                        <a:ln>
+                          <a:tailEnd type="triangle"/>
+                        </a:ln>
+                      </wps:spPr>
+                      <wps:style>
+                        <a:lnRef idx="3">
+                          <a:schemeClr val="dk1"/>
+                        </a:lnRef>
+                        <a:fillRef idx="0">
+                          <a:schemeClr val="dk1"/>
+                        </a:fillRef>
+                        <a:effectRef idx="2">
+                          <a:schemeClr val="dk1"/>
+                        </a:effectRef>
+                        <a:fontRef idx="minor">
+                          <a:schemeClr val="tx1"/>
+                        </a:fontRef>
+                      </wps:style>
+                      <wps:bodyPr/>
+                    </wps:wsp>
+                  </a:graphicData>
+                </a:graphic>
+                <wp14:sizeRelH relativeFrom="margin">
+                  <wp14:pctWidth>0</wp14:pctWidth>
+                </wp14:sizeRelH>
+                <wp14:sizeRelV relativeFrom="margin">
+                  <wp14:pctHeight>0</wp14:pctHeight>
+                </wp14:sizeRelV>
+              </wp:anchor>
+            </w:drawing>
+          </mc:Choice>
+          <mc:Fallback>
+            <w:pict>
+              <v:shape w14:anchorId="54B2E4F7" id="Straight Arrow Connector 20" o:spid="_x0000_s1026" type="#_x0000_t32" style="position:absolute;margin-left:56.95pt;margin-top:83.1pt;width:107.75pt;height:10.8pt;rotation:180;flip:x y;z-index:251673600;visibility:visible;mso-wrap-style:square;mso-width-percent:0;mso-height-percent:0;mso-wrap-distance-left:9pt;mso-wrap-distance-top:0;mso-wrap-distance-right:9pt;mso-wrap-distance-bottom:0;mso-position-horizontal:absolute;mso-position-horizontal-relative:text;mso-position-vertical:absolute;mso-position-vertical-relative:text;mso-width-percent:0;mso-height-percent:0;mso-width-relative:margin;mso-height-relative:margin" o:gfxdata="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" strokecolor="black [3200]" strokeweight="1.5pt">
+                <v:stroke endarrow="block" joinstyle="miter"/>
+              </v:shape>
+            </w:pict>
+          </mc:Fallback>
+        </mc:AlternateContent>
+      </w:r>
+      <w:r>
+        <w:rPr>
+          <w:noProof/>
+        </w:rPr>
+        <mc:AlternateContent>
+          <mc:Choice Requires="wps">
+            <w:drawing>
+              <wp:anchor distT="0" distB="0" distL="114300" distR="114300" simplePos="0" relativeHeight="251674624" behindDoc="0" locked="0" layoutInCell="1" allowOverlap="1" wp14:anchorId="4A687100" wp14:editId="1ED92C01">
+                <wp:simplePos x="0" y="0"/>
+                <wp:positionH relativeFrom="column">
+                  <wp:posOffset>723569</wp:posOffset>
+                </wp:positionH>
+                <wp:positionV relativeFrom="paragraph">
+                  <wp:posOffset>953908</wp:posOffset>
+                </wp:positionV>
+                <wp:extent cx="1392886" cy="101876"/>
+                <wp:effectExtent l="0" t="57150" r="17145" b="31750"/>
+                <wp:wrapNone/>
+                <wp:docPr id="21" name="Straight Arrow Connector 21"/>
+                <wp:cNvGraphicFramePr/>
+                <a:graphic xmlns:a="http://schemas.openxmlformats.org/drawingml/2006/main">
+                  <a:graphicData uri="http://schemas.microsoft.com/office/word/2010/wordprocessingShape">
+                    <wps:wsp>
+                      <wps:cNvCnPr/>
+                      <wps:spPr>
+                        <a:xfrm rot="10800000" flipH="1">
+                          <a:off x="0" y="0"/>
+                          <a:ext cx="1392886" cy="101876"/>
+                        </a:xfrm>
+                        <a:prstGeom prst="straightConnector1">
+                          <a:avLst/>
+                        </a:prstGeom>
+                        <a:ln>
+                          <a:tailEnd type="triangle"/>
+                        </a:ln>
+                      </wps:spPr>
+                      <wps:style>
+                        <a:lnRef idx="3">
+                          <a:schemeClr val="dk1"/>
+                        </a:lnRef>
+                        <a:fillRef idx="0">
+                          <a:schemeClr val="dk1"/>
+                        </a:fillRef>
+                        <a:effectRef idx="2">
+                          <a:schemeClr val="dk1"/>
+                        </a:effectRef>
+                        <a:fontRef idx="minor">
+                          <a:schemeClr val="tx1"/>
+                        </a:fontRef>
+                      </wps:style>
+                      <wps:bodyPr/>
+                    </wps:wsp>
+                  </a:graphicData>
+                </a:graphic>
+                <wp14:sizeRelH relativeFrom="margin">
+                  <wp14:pctWidth>0</wp14:pctWidth>
+                </wp14:sizeRelH>
+                <wp14:sizeRelV relativeFrom="margin">
+                  <wp14:pctHeight>0</wp14:pctHeight>
+                </wp14:sizeRelV>
+              </wp:anchor>
+            </w:drawing>
+          </mc:Choice>
+          <mc:Fallback>
+            <w:pict>
+              <v:shape w14:anchorId="19F01E39" id="Straight Arrow Connector 21" o:spid="_x0000_s1026" type="#_x0000_t32" style="position:absolute;margin-left:56.95pt;margin-top:75.1pt;width:109.7pt;height:8pt;rotation:180;flip:x;z-index:251674624;visibility:visible;mso-wrap-style:square;mso-width-percent:0;mso-height-percent:0;mso-wrap-distance-left:9pt;mso-wrap-distance-top:0;mso-wrap-distance-right:9pt;mso-wrap-distance-bottom:0;mso-position-horizontal:absolute;mso-position-horizontal-relative:text;mso-position-vertical:absolute;mso-position-vertical-relative:text;mso-width-percent:0;mso-height-percent:0;mso-width-relative:margin;mso-height-relative:margin" o:gfxdata="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" strokecolor="black [3200]" strokeweight="1.5pt">
+                <v:stroke endarrow="block" joinstyle="miter"/>
+              </v:shape>
+            </w:pict>
+          </mc:Fallback>
+        </mc:AlternateContent>
+      </w:r>
+      <w:r>
+        <w:rPr>
+          <w:noProof/>
+        </w:rPr>
+        <mc:AlternateContent>
+          <mc:Choice Requires="wps">
+            <w:drawing>
+              <wp:anchor distT="0" distB="0" distL="114300" distR="114300" simplePos="0" relativeHeight="251668480" behindDoc="0" locked="0" layoutInCell="1" allowOverlap="1" wp14:anchorId="167B40AA" wp14:editId="279990FA">
+                <wp:simplePos x="0" y="0"/>
+                <wp:positionH relativeFrom="margin">
+                  <wp:align>right</wp:align>
+                </wp:positionH>
+                <wp:positionV relativeFrom="paragraph">
+                  <wp:posOffset>511175</wp:posOffset>
+                </wp:positionV>
+                <wp:extent cx="857573" cy="790413"/>
+                <wp:effectExtent l="0" t="0" r="0" b="0"/>
+                <wp:wrapNone/>
+                <wp:docPr id="19" name="Text Box 19"/>
+                <wp:cNvGraphicFramePr/>
+                <a:graphic xmlns:a="http://schemas.openxmlformats.org/drawingml/2006/main">
+                  <a:graphicData uri="http://schemas.microsoft.com/office/word/2010/wordprocessingShape">
+                    <wps:wsp>
+                      <wps:cNvSpPr txBox="1"/>
+                      <wps:spPr>
+                        <a:xfrm>
+                          <a:off x="0" y="0"/>
+                          <a:ext cx="857573" cy="790413"/>
+                        </a:xfrm>
+                        <a:prstGeom prst="rect">
+                          <a:avLst/>
+                        </a:prstGeom>
+                        <a:noFill/>
+                        <a:ln w="6350">
+                          <a:noFill/>
+                        </a:ln>
+                      </wps:spPr>
+                      <wps:txbx>
+                        <w:txbxContent>
+                          <w:p>
+                            <w:r>
+                              <w:t xml:space="preserve">Username and password </w:t>
+                            </w:r>
+                            <w:r>
+                              <w:t>input fields</w:t>
+                            </w:r>
+                          </w:p>
+                        </w:txbxContent>
+                      </wps:txbx>
+                      <wps:bodyPr rot="0" spcFirstLastPara="0" vertOverflow="overflow" horzOverflow="overflow" vert="horz" wrap="square" lIns="91440" tIns="45720" rIns="91440" bIns="45720" numCol="1" spcCol="0" rtlCol="0" fromWordArt="0" anchor="t" anchorCtr="0" forceAA="0" compatLnSpc="1">
+                        <a:prstTxWarp prst="textNoShape">
+                          <a:avLst/>
+                        </a:prstTxWarp>
+                        <a:noAutofit/>
+                      </wps:bodyPr>
+                    </wps:wsp>
+                  </a:graphicData>
+                </a:graphic>
+                <wp14:sizeRelH relativeFrom="margin">
+                  <wp14:pctWidth>0</wp14:pctWidth>
+                </wp14:sizeRelH>
+                <wp14:sizeRelV relativeFrom="margin">
+                  <wp14:pctHeight>0</wp14:pctHeight>
+                </wp14:sizeRelV>
+              </wp:anchor>
+            </w:drawing>
+          </mc:Choice>
+          <mc:Fallback>
+            <w:pict>
+              <v:shape w14:anchorId="167B40AA" id="Text Box 19" o:spid="_x0000_s1032" type="#_x0000_t202" style="position:absolute;left:0;text-align:left;margin-left:16.35pt;margin-top:40.25pt;width:67.55pt;height:62.25pt;z-index:251668480;visibility:visible;mso-wrap-style:square;mso-width-percent:0;mso-height-percent:0;mso-wrap-distance-left:9pt;mso-wrap-distance-top:0;mso-wrap-distance-right:9pt;mso-wrap-distance-bottom:0;mso-position-horizontal:right;mso-position-horizontal-relative:margin;mso-position-vertical:absolute;mso-position-vertical-relative:text;mso-width-percent:0;mso-height-percent:0;mso-width-relative:margin;mso-height-relative:margin;v-text-anchor:top" o:gfxdata="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" filled="f" stroked="f" strokeweight=".5pt">
+                <v:textbox>
+                  <w:txbxContent>
+                    <w:p>
+                      <w:r>
+                        <w:t xml:space="preserve">Username and password </w:t>
+                      </w:r>
+                      <w:r>
+                        <w:t>input fields</w:t>
+                      </w:r>
+                    </w:p>
+                  </w:txbxContent>
+                </v:textbox>
+                <w10:wrap anchorx="margin"/>
+              </v:shape>
+            </w:pict>
+          </mc:Fallback>
+        </mc:AlternateContent>
+      </w:r>
+      <w:r>
+        <w:rPr>
+          <w:noProof/>
+        </w:rPr>
+        <mc:AlternateContent>
+          <mc:Choice Requires="wps">
+            <w:drawing>
+              <wp:anchor distT="0" distB="0" distL="114300" distR="114300" simplePos="0" relativeHeight="251666432" behindDoc="0" locked="0" layoutInCell="1" allowOverlap="1" wp14:anchorId="7C302BFB" wp14:editId="495B9545">
+                <wp:simplePos x="0" y="0"/>
+                <wp:positionH relativeFrom="column">
+                  <wp:posOffset>3536674</wp:posOffset>
+                </wp:positionH>
+                <wp:positionV relativeFrom="paragraph">
+                  <wp:posOffset>825197</wp:posOffset>
+                </wp:positionV>
+                <wp:extent cx="1385183" cy="389200"/>
+                <wp:effectExtent l="38100" t="0" r="24765" b="68580"/>
+                <wp:wrapNone/>
+                <wp:docPr id="18" name="Straight Arrow Connector 18"/>
+                <wp:cNvGraphicFramePr/>
+                <a:graphic xmlns:a="http://schemas.openxmlformats.org/drawingml/2006/main">
+                  <a:graphicData uri="http://schemas.microsoft.com/office/word/2010/wordprocessingShape">
+                    <wps:wsp>
+                      <wps:cNvCnPr/>
+                      <wps:spPr>
+                        <a:xfrm flipH="1">
+                          <a:off x="0" y="0"/>
+                          <a:ext cx="1385183" cy="389200"/>
+                        </a:xfrm>
+                        <a:prstGeom prst="straightConnector1">
+                          <a:avLst/>
+                        </a:prstGeom>
+                        <a:ln>
+                          <a:tailEnd type="triangle"/>
+                        </a:ln>
+                      </wps:spPr>
+                      <wps:style>
+                        <a:lnRef idx="3">
+                          <a:schemeClr val="dk1"/>
+                        </a:lnRef>
+                        <a:fillRef idx="0">
+                          <a:schemeClr val="dk1"/>
+                        </a:fillRef>
+                        <a:effectRef idx="2">
+                          <a:schemeClr val="dk1"/>
+                        </a:effectRef>
+                        <a:fontRef idx="minor">
+                          <a:schemeClr val="tx1"/>
+                        </a:fontRef>
+                      </wps:style>
+                      <wps:bodyPr/>
+                    </wps:wsp>
+                  </a:graphicData>
+                </a:graphic>
+                <wp14:sizeRelH relativeFrom="margin">
+                  <wp14:pctWidth>0</wp14:pctWidth>
+                </wp14:sizeRelH>
+                <wp14:sizeRelV relativeFrom="margin">
+                  <wp14:pctHeight>0</wp14:pctHeight>
+                </wp14:sizeRelV>
+              </wp:anchor>
+            </w:drawing>
+          </mc:Choice>
+          <mc:Fallback>
+            <w:pict>
+              <v:shape w14:anchorId="2AE98FB8" id="Straight Arrow Connector 18" o:spid="_x0000_s1026" type="#_x0000_t32" style="position:absolute;margin-left:278.5pt;margin-top:65pt;width:109.05pt;height:30.65pt;flip:x;z-index:251666432;visibility:visible;mso-wrap-style:square;mso-width-percent:0;mso-height-percent:0;mso-wrap-distance-left:9pt;mso-wrap-distance-top:0;mso-wrap-distance-right:9pt;mso-wrap-distance-bottom:0;mso-position-horizontal:absolute;mso-position-horizontal-relative:text;mso-position-vertical:absolute;mso-position-vertical-relative:text;mso-width-percent:0;mso-height-percent:0;mso-width-relative:margin;mso-height-relative:margin" o:gfxdata="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" strokecolor="black [3200]" strokeweight="1.5pt">
+                <v:stroke endarrow="block" joinstyle="miter"/>
+              </v:shape>
+            </w:pict>
+          </mc:Fallback>
+        </mc:AlternateContent>
+      </w:r>
+      <w:r>
+        <w:rPr>
+          <w:noProof/>
+        </w:rPr>
+        <mc:AlternateContent>
+          <mc:Choice Requires="wps">
+            <w:drawing>
+              <wp:anchor distT="0" distB="0" distL="114300" distR="114300" simplePos="0" relativeHeight="251664384" behindDoc="0" locked="0" layoutInCell="1" allowOverlap="1" wp14:anchorId="3009D9CA" wp14:editId="597A58B9">
+                <wp:simplePos x="0" y="0"/>
+                <wp:positionH relativeFrom="column">
+                  <wp:posOffset>3560528</wp:posOffset>
+                </wp:positionH>
+                <wp:positionV relativeFrom="paragraph">
+                  <wp:posOffset>825197</wp:posOffset>
+                </wp:positionV>
+                <wp:extent cx="1377232" cy="149998"/>
+                <wp:effectExtent l="38100" t="0" r="13970" b="78740"/>
+                <wp:wrapNone/>
+                <wp:docPr id="17" name="Straight Arrow Connector 17"/>
+                <wp:cNvGraphicFramePr/>
+                <a:graphic xmlns:a="http://schemas.openxmlformats.org/drawingml/2006/main">
+                  <a:graphicData uri="http://schemas.microsoft.com/office/word/2010/wordprocessingShape">
+                    <wps:wsp>
+                      <wps:cNvCnPr/>
+                      <wps:spPr>
+                        <a:xfrm flipH="1">
+                          <a:off x="0" y="0"/>
+                          <a:ext cx="1377232" cy="149998"/>
+                        </a:xfrm>
+                        <a:prstGeom prst="straightConnector1">
+                          <a:avLst/>
+                        </a:prstGeom>
+                        <a:ln>
+                          <a:tailEnd type="triangle"/>
+                        </a:ln>
+                      </wps:spPr>
+                      <wps:style>
+                        <a:lnRef idx="3">
+                          <a:schemeClr val="dk1"/>
+                        </a:lnRef>
+                        <a:fillRef idx="0">
+                          <a:schemeClr val="dk1"/>
+                        </a:fillRef>
+                        <a:effectRef idx="2">
+                          <a:schemeClr val="dk1"/>
+                        </a:effectRef>
+                        <a:fontRef idx="minor">
+                          <a:schemeClr val="tx1"/>
+                        </a:fontRef>
+                      </wps:style>
+                      <wps:bodyPr/>
+                    </wps:wsp>
+                  </a:graphicData>
+                </a:graphic>
+                <wp14:sizeRelH relativeFrom="margin">
+                  <wp14:pctWidth>0</wp14:pctWidth>
+                </wp14:sizeRelH>
+                <wp14:sizeRelV relativeFrom="margin">
+                  <wp14:pctHeight>0</wp14:pctHeight>
+                </wp14:sizeRelV>
+              </wp:anchor>
+            </w:drawing>
+          </mc:Choice>
+          <mc:Fallback>
+            <w:pict>
+              <v:shape w14:anchorId="354A80AA" id="Straight Arrow Connector 17" o:spid="_x0000_s1026" type="#_x0000_t32" style="position:absolute;margin-left:280.35pt;margin-top:65pt;width:108.45pt;height:11.8pt;flip:x;z-index:251664384;visibility:visible;mso-wrap-style:square;mso-width-percent:0;mso-height-percent:0;mso-wrap-distance-left:9pt;mso-wrap-distance-top:0;mso-wrap-distance-right:9pt;mso-wrap-distance-bottom:0;mso-position-horizontal:absolute;mso-position-horizontal-relative:text;mso-position-vertical:absolute;mso-position-vertical-relative:text;mso-width-percent:0;mso-height-percent:0;mso-width-relative:margin;mso-height-relative:margin" o:gfxdata="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" strokecolor="black [3200]" strokeweight="1.5pt">
+                <v:stroke endarrow="block" joinstyle="miter"/>
+              </v:shape>
+            </w:pict>
+          </mc:Fallback>
+        </mc:AlternateContent>
+      </w:r>
+      <w:r>
+        <w:rPr>
+          <w:noProof/>
+        </w:rPr>
+        <mc:AlternateContent>
+          <mc:Choice Requires="wps">
+            <w:drawing>
+              <wp:anchor distT="0" distB="0" distL="114300" distR="114300" simplePos="0" relativeHeight="251662336" behindDoc="0" locked="0" layoutInCell="1" allowOverlap="1" wp14:anchorId="23A6AF60" wp14:editId="45AA972F">
+                <wp:simplePos x="0" y="0"/>
+                <wp:positionH relativeFrom="column">
+                  <wp:posOffset>-564460</wp:posOffset>
+                </wp:positionH>
+                <wp:positionV relativeFrom="paragraph">
+                  <wp:posOffset>395550</wp:posOffset>
+                </wp:positionV>
+                <wp:extent cx="993913" cy="294198"/>
+                <wp:effectExtent l="0" t="0" r="0" b="0"/>
+                <wp:wrapNone/>
+                <wp:docPr id="16" name="Text Box 16"/>
+                <wp:cNvGraphicFramePr/>
+                <a:graphic xmlns:a="http://schemas.openxmlformats.org/drawingml/2006/main">
+                  <a:graphicData uri="http://schemas.microsoft.com/office/word/2010/wordprocessingShape">
+                    <wps:wsp>
+                      <wps:cNvSpPr txBox="1"/>
+                      <wps:spPr>
+                        <a:xfrm>
+                          <a:off x="0" y="0"/>
+                          <a:ext cx="993913" cy="294198"/>
+                        </a:xfrm>
+                        <a:prstGeom prst="rect">
+                          <a:avLst/>
+                        </a:prstGeom>
+                        <a:noFill/>
+                        <a:ln w="6350">
+                          <a:noFill/>
+                        </a:ln>
+                      </wps:spPr>
+                      <wps:txbx>
+                        <w:txbxContent>
+                          <w:p>
+                            <w:r>
+                              <w:t>Title Label</w:t>
+                            </w:r>
+                          </w:p>
+                        </w:txbxContent>
+                      </wps:txbx>
+                      <wps:bodyPr rot="0" spcFirstLastPara="0" vertOverflow="overflow" horzOverflow="overflow" vert="horz" wrap="square" lIns="91440" tIns="45720" rIns="91440" bIns="45720" numCol="1" spcCol="0" rtlCol="0" fromWordArt="0" anchor="t" anchorCtr="0" forceAA="0" compatLnSpc="1">
+                        <a:prstTxWarp prst="textNoShape">
+                          <a:avLst/>
+                        </a:prstTxWarp>
+                        <a:noAutofit/>
+                      </wps:bodyPr>
+                    </wps:wsp>
+                  </a:graphicData>
+                </a:graphic>
+                <wp14:sizeRelV relativeFrom="margin">
+                  <wp14:pctHeight>0</wp14:pctHeight>
+                </wp14:sizeRelV>
+              </wp:anchor>
+            </w:drawing>
+          </mc:Choice>
+          <mc:Fallback>
+            <w:pict>
+              <v:shape w14:anchorId="23A6AF60" id="Text Box 16" o:spid="_x0000_s1033" type="#_x0000_t202" style="position:absolute;left:0;text-align:left;margin-left:-44.45pt;margin-top:31.15pt;width:78.25pt;height:23.15pt;z-index:251662336;visibility:visible;mso-wrap-style:square;mso-height-percent:0;mso-wrap-distance-left:9pt;mso-wrap-distance-top:0;mso-wrap-distance-right:9pt;mso-wrap-distance-bottom:0;mso-position-horizontal:absolute;mso-position-horizontal-relative:text;mso-position-vertical:absolute;mso-position-vertical-relative:text;mso-height-percent:0;mso-height-relative:margin;v-text-anchor:top" o:gfxdata="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" filled="f" stroked="f" strokeweight=".5pt">
+                <v:textbox>
+                  <w:txbxContent>
+                    <w:p>
+                      <w:r>
+                        <w:t>Title Label</w:t>
+                      </w:r>
+                    </w:p>
+                  </w:txbxContent>
+                </v:textbox>
+              </v:shape>
+            </w:pict>
+          </mc:Fallback>
+        </mc:AlternateContent>
+      </w:r>
+      <w:r>
+        <w:rPr>
+          <w:noProof/>
+        </w:rPr>
+        <mc:AlternateContent>
+          <mc:Choice Requires="wps">
+            <w:drawing>
+              <wp:anchor distT="0" distB="0" distL="114300" distR="114300" simplePos="0" relativeHeight="251660288" behindDoc="0" locked="0" layoutInCell="1" allowOverlap="1" wp14:anchorId="2E00F70F" wp14:editId="3C76C815">
+                <wp:simplePos x="0" y="0"/>
+                <wp:positionH relativeFrom="column">
+                  <wp:posOffset>182880</wp:posOffset>
+                </wp:positionH>
+                <wp:positionV relativeFrom="paragraph">
+                  <wp:posOffset>554852</wp:posOffset>
+                </wp:positionV>
+                <wp:extent cx="1804946" cy="87464"/>
+                <wp:effectExtent l="0" t="0" r="81280" b="84455"/>
+                <wp:wrapNone/>
+                <wp:docPr id="15" name="Straight Arrow Connector 15"/>
+                <wp:cNvGraphicFramePr/>
+                <a:graphic xmlns:a="http://schemas.openxmlformats.org/drawingml/2006/main">
+                  <a:graphicData uri="http://schemas.microsoft.com/office/word/2010/wordprocessingShape">
+                    <wps:wsp>
+                      <wps:cNvCnPr/>
+                      <wps:spPr>
+                        <a:xfrm>
+                          <a:off x="0" y="0"/>
+                          <a:ext cx="1804946" cy="87464"/>
+                        </a:xfrm>
+                        <a:prstGeom prst="straightConnector1">
+                          <a:avLst/>
+                        </a:prstGeom>
+                        <a:ln>
+                          <a:tailEnd type="triangle"/>
+                        </a:ln>
+                      </wps:spPr>
+                      <wps:style>
+                        <a:lnRef idx="3">
+                          <a:schemeClr val="dk1"/>
+                        </a:lnRef>
+                        <a:fillRef idx="0">
+                          <a:schemeClr val="dk1"/>
+                        </a:fillRef>
+                        <a:effectRef idx="2">
+                          <a:schemeClr val="dk1"/>
+                        </a:effectRef>
+                        <a:fontRef idx="minor">
+                          <a:schemeClr val="tx1"/>
+                        </a:fontRef>
+                      </wps:style>
+                      <wps:bodyPr/>
+                    </wps:wsp>
+                  </a:graphicData>
+                </a:graphic>
+              </wp:anchor>
+            </w:drawing>
+          </mc:Choice>
+          <mc:Fallback>
+            <w:pict>
+              <v:shape w14:anchorId="0817A001" id="Straight Arrow Connector 15" o:spid="_x0000_s1026" type="#_x0000_t32" style="position:absolute;margin-left:14.4pt;margin-top:43.7pt;width:142.1pt;height:6.9pt;z-index:251660288;visibility:visible;mso-wrap-style:square;mso-wrap-distance-left:9pt;mso-wrap-distance-top:0;mso-wrap-distance-right:9pt;mso-wrap-distance-bottom:0;mso-position-horizontal:absolute;mso-position-horizontal-relative:text;mso-position-vertical:absolute;mso-position-vertical-relative:text" o:gfxdata="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" strokecolor="black [3200]" strokeweight="1.5pt">
+                <v:stroke endarrow="block" joinstyle="miter"/>
+              </v:shape>
+            </w:pict>
+          </mc:Fallback>
+        </mc:AlternateContent>
+      </w:r>
+      <w:r>
+        <w:rPr>
+          <w:noProof/>
+        </w:rPr>
+        <mc:AlternateContent>
+          <mc:Choice Requires="wps">
+            <w:drawing>
+              <wp:anchor distT="0" distB="0" distL="114300" distR="114300" simplePos="0" relativeHeight="251656192" behindDoc="0" locked="0" layoutInCell="1" allowOverlap="1" wp14:anchorId="0813E351" wp14:editId="33E69796">
+                <wp:simplePos x="0" y="0"/>
+                <wp:positionH relativeFrom="column">
+                  <wp:posOffset>4673709</wp:posOffset>
+                </wp:positionH>
+                <wp:positionV relativeFrom="paragraph">
+                  <wp:posOffset>77773</wp:posOffset>
+                </wp:positionV>
+                <wp:extent cx="677518" cy="93759"/>
+                <wp:effectExtent l="38100" t="0" r="27940" b="78105"/>
+                <wp:wrapNone/>
+                <wp:docPr id="11" name="Straight Arrow Connector 11"/>
+                <wp:cNvGraphicFramePr/>
+                <a:graphic xmlns:a="http://schemas.openxmlformats.org/drawingml/2006/main">
+                  <a:graphicData uri="http://schemas.microsoft.com/office/word/2010/wordprocessingShape">
+                    <wps:wsp>
+                      <wps:cNvCnPr/>
+                      <wps:spPr>
+                        <a:xfrm flipH="1">
+                          <a:off x="0" y="0"/>
+                          <a:ext cx="677518" cy="93759"/>
+                        </a:xfrm>
+                        <a:prstGeom prst="straightConnector1">
+                          <a:avLst/>
+                        </a:prstGeom>
+                        <a:ln>
+                          <a:tailEnd type="triangle"/>
+                        </a:ln>
+                      </wps:spPr>
+                      <wps:style>
+                        <a:lnRef idx="3">
+                          <a:schemeClr val="dk1"/>
+                        </a:lnRef>
+                        <a:fillRef idx="0">
+                          <a:schemeClr val="dk1"/>
+                        </a:fillRef>
+                        <a:effectRef idx="2">
+                          <a:schemeClr val="dk1"/>
+                        </a:effectRef>
+                        <a:fontRef idx="minor">
+                          <a:schemeClr val="tx1"/>
+                        </a:fontRef>
+                      </wps:style>
+                      <wps:bodyPr/>
+                    </wps:wsp>
+                  </a:graphicData>
+                </a:graphic>
+                <wp14:sizeRelH relativeFrom="margin">
+                  <wp14:pctWidth>0</wp14:pctWidth>
+                </wp14:sizeRelH>
+                <wp14:sizeRelV relativeFrom="margin">
+                  <wp14:pctHeight>0</wp14:pctHeight>
+                </wp14:sizeRelV>
+              </wp:anchor>
+            </w:drawing>
+          </mc:Choice>
+          <mc:Fallback>
+            <w:pict>
+              <v:shape w14:anchorId="46377C32" id="Straight Arrow Connector 11" o:spid="_x0000_s1026" type="#_x0000_t32" style="position:absolute;margin-left:368pt;margin-top:6.1pt;width:53.35pt;height:7.4pt;flip:x;z-index:251656192;visibility:visible;mso-wrap-style:square;mso-width-percent:0;mso-height-percent:0;mso-wrap-distance-left:9pt;mso-wrap-distance-top:0;mso-wrap-distance-right:9pt;mso-wrap-distance-bottom:0;mso-position-horizontal:absolute;mso-position-horizontal-relative:text;mso-position-vertical:absolute;mso-position-vertical-relative:text;mso-width-percent:0;mso-height-percent:0;mso-width-relative:margin;mso-height-relative:margin" o:gfxdata="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" strokecolor="black [3200]" strokeweight="1.5pt">
+                <v:stroke endarrow="block" joinstyle="miter"/>
+              </v:shape>
+            </w:pict>
+          </mc:Fallback>
+        </mc:AlternateContent>
+      </w:r>
+      <w:r>
+        <w:rPr>
+          <w:noProof/>
+        </w:rPr>
+        <w:drawing>
+          <wp:inline distT="0" distB="0" distL="0" distR="0" wp14:anchorId="33D89161" wp14:editId="305213AF">
+            <wp:extent cx="3869410" cy="2622342"/>
+            <wp:effectExtent l="0" t="0" r="0" b="6985"/>
+            <wp:docPr id="10" name="Picture 10" descr="Diagram&#10;&#10;Description automatically generated"/>
+            <wp:cNvGraphicFramePr>
+              <a:graphicFrameLocks xmlns:a="http://schemas.openxmlformats.org/drawingml/2006/main" noChangeAspect="1"/>
+            </wp:cNvGraphicFramePr>
+            <a:graphic xmlns:a="http://schemas.openxmlformats.org/drawingml/2006/main">
+              <a:graphicData uri="http://schemas.openxmlformats.org/drawingml/2006/picture">
+                <pic:pic xmlns:pic="http://schemas.openxmlformats.org/drawingml/2006/picture">
+                  <pic:nvPicPr>
+                    <pic:cNvPr id="10" name="Picture 10" descr="Diagram&#10;&#10;Description automatically generated"/>
+                    <pic:cNvPicPr/>
+                  </pic:nvPicPr>
+                  <pic:blipFill rotWithShape="1">
+                    <a:blip r:embed="rId18">
+                      <a:extLst>
+                        <a:ext uri="{28A0092B-C50C-407E-A947-70E740481C1C}">
+                          <a14:useLocalDpi xmlns:a14="http://schemas.microsoft.com/office/drawing/2010/main" val="0"/>
+                        </a:ext>
+                      </a:extLst>
+                    </a:blip>
+                    <a:srcRect l="28154" t="19068" r="27326" b="27292"/>
+                    <a:stretch/>
+                  </pic:blipFill>
+                  <pic:spPr bwMode="auto">
+                    <a:xfrm>
+                      <a:off x="0" y="0"/>
+                      <a:ext cx="3886011" cy="2633593"/>
+                    </a:xfrm>
+                    <a:prstGeom prst="rect">
+                      <a:avLst/>
+                    </a:prstGeom>
+                    <a:ln>
+                      <a:noFill/>
+                    </a:ln>
+                    <a:extLst>
+                      <a:ext uri="{53640926-AAD7-44D8-BBD7-CCE9431645EC}">
+                        <a14:shadowObscured xmlns:a14="http://schemas.microsoft.com/office/drawing/2010/main"/>
+                      </a:ext>
+                    </a:extLst>
+                  </pic:spPr>
+                </pic:pic>
+              </a:graphicData>
+            </a:graphic>
+          </wp:inline>
+        </w:drawing>
+      </w:r>
+    </w:p>
+    <w:p>
+      <w:pPr>
+        <w:ind w:left="1440"/>
+      </w:pPr>
+    </w:p>
+    <w:p>
+      <w:pPr>
+        <w:ind w:left="1440"/>
+      </w:pPr>
+      <w:r>
+        <w:t xml:space="preserve">The design of the GUI is simple for the login menu as it </w:t>
+      </w:r>
+      <w:r>
+        <w:t xml:space="preserve">needs to be easy to use, the main border of the window will follow the windows default of the logo, </w:t>
+      </w:r>
+      <w:proofErr w:type="gramStart"/>
+      <w:r>
+        <w:t>title</w:t>
+      </w:r>
+      <w:proofErr w:type="gramEnd"/>
+      <w:r>
+        <w:t xml:space="preserve"> </w:t>
+      </w:r>
+      <w:r>
+        <w:t xml:space="preserve">and close button. </w:t>
+      </w:r>
+      <w:r>
+        <w:t xml:space="preserve">Elements of the </w:t>
+      </w:r>
+      <w:r>
+        <w:t xml:space="preserve">GUI will be in a centrally aligned frame. The </w:t>
+      </w:r>
+      <w:r>
+        <w:t xml:space="preserve">main text box will be in the top section of the frame aligned centrally, the inputs will be in the </w:t>
+      </w:r>
+      <w:r>
+        <w:lastRenderedPageBreak/>
+        <w:t xml:space="preserve">middle </w:t>
+      </w:r>
+      <w:r>
+        <w:t xml:space="preserve">in a smaller frame aligned centrally, the button beneath that aligned to the left and the alert box at the bottom aligned centrally. This layout is simple obvious </w:t>
+      </w:r>
+      <w:r>
+        <w:t xml:space="preserve">in how to use and nice to look at(In my opinion) however if </w:t>
+      </w:r>
+      <w:r>
+        <w:t xml:space="preserve">testers disagree It could be subject to change. </w:t>
+      </w:r>
+      <w:r>
+        <w:t xml:space="preserve">The colour #a4dbc4 was chosen </w:t>
+      </w:r>
+      <w:r>
+        <w:t xml:space="preserve">as it wasn’t too harsh on the eyes and nice to look at. I tested a variety of colours(seen below) </w:t>
+      </w:r>
+      <w:r>
+        <w:t>among some friends and almost unanimously said this colour</w:t>
+      </w:r>
+      <w:r>
+        <w:t>(also seen below).</w:t>
+      </w:r>
+      <w:r>
+        <w:t xml:space="preserve"> </w:t>
+      </w:r>
+      <w:r>
+        <w:t xml:space="preserve">This colour is subject to </w:t>
+      </w:r>
+      <w:r>
+        <w:t xml:space="preserve">change with more tests on a greater number of people. </w:t>
+      </w:r>
+    </w:p>
+    <w:p>
+      <w:pPr>
+        <w:ind w:left="1440"/>
+      </w:pPr>
+      <w:r>
+        <w:rPr>
+          <w:noProof/>
+        </w:rPr>
+        <w:drawing>
+          <wp:inline distT="0" distB="0" distL="0" distR="0" wp14:anchorId="774C79D9" wp14:editId="67E0E563">
+            <wp:extent cx="1494845" cy="2785442"/>
+            <wp:effectExtent l="0" t="0" r="0" b="0"/>
+            <wp:docPr id="33" name="Picture 33"/>
+            <wp:cNvGraphicFramePr>
+              <a:graphicFrameLocks xmlns:a="http://schemas.openxmlformats.org/drawingml/2006/main" noChangeAspect="1"/>
+            </wp:cNvGraphicFramePr>
+            <a:graphic xmlns:a="http://schemas.openxmlformats.org/drawingml/2006/main">
+              <a:graphicData uri="http://schemas.openxmlformats.org/drawingml/2006/picture">
+                <pic:pic xmlns:pic="http://schemas.openxmlformats.org/drawingml/2006/picture">
+                  <pic:nvPicPr>
+                    <pic:cNvPr id="33" name="Picture 33"/>
+                    <pic:cNvPicPr>
+                      <a:picLocks noChangeAspect="1" noChangeArrowheads="1"/>
+                    </pic:cNvPicPr>
+                  </pic:nvPicPr>
+                  <pic:blipFill>
+                    <a:blip r:embed="rId19">
+                      <a:extLst>
+                        <a:ext uri="{28A0092B-C50C-407E-A947-70E740481C1C}">
+                          <a14:useLocalDpi xmlns:a14="http://schemas.microsoft.com/office/drawing/2010/main" val="0"/>
+                        </a:ext>
+                      </a:extLst>
+                    </a:blip>
+                    <a:srcRect/>
+                    <a:stretch>
+                      <a:fillRect/>
+                    </a:stretch>
+                  </pic:blipFill>
+                  <pic:spPr bwMode="auto">
+                    <a:xfrm>
+                      <a:off x="0" y="0"/>
+                      <a:ext cx="1494845" cy="2785442"/>
+                    </a:xfrm>
+                    <a:prstGeom prst="rect">
+                      <a:avLst/>
+                    </a:prstGeom>
+                    <a:noFill/>
+                    <a:ln>
+                      <a:noFill/>
+                    </a:ln>
+                  </pic:spPr>
+                </pic:pic>
+              </a:graphicData>
+            </a:graphic>
+          </wp:inline>
+        </w:drawing>
+      </w:r>
+      <w:r>
+        <w:rPr>
+          <w:noProof/>
+        </w:rPr>
+        <w:drawing>
+          <wp:inline distT="0" distB="0" distL="0" distR="0" wp14:anchorId="0F2D5A12" wp14:editId="6266AF00">
+            <wp:extent cx="2067339" cy="2776225"/>
+            <wp:effectExtent l="0" t="0" r="9525" b="5080"/>
+            <wp:docPr id="35" name="Picture 35"/>
+            <wp:cNvGraphicFramePr>
+              <a:graphicFrameLocks xmlns:a="http://schemas.openxmlformats.org/drawingml/2006/main" noChangeAspect="1"/>
+            </wp:cNvGraphicFramePr>
+            <a:graphic xmlns:a="http://schemas.openxmlformats.org/drawingml/2006/main">
+              <a:graphicData uri="http://schemas.openxmlformats.org/drawingml/2006/picture">
+                <pic:pic xmlns:pic="http://schemas.openxmlformats.org/drawingml/2006/picture">
+                  <pic:nvPicPr>
+                    <pic:cNvPr id="35" name="Picture 35"/>
+                    <pic:cNvPicPr>
+                      <a:picLocks noChangeAspect="1" noChangeArrowheads="1"/>
+                    </pic:cNvPicPr>
+                  </pic:nvPicPr>
+                  <pic:blipFill>
+                    <a:blip r:embed="rId20" cstate="print">
+                      <a:extLst>
+                        <a:ext uri="{28A0092B-C50C-407E-A947-70E740481C1C}">
+                          <a14:useLocalDpi xmlns:a14="http://schemas.microsoft.com/office/drawing/2010/main" val="0"/>
+                        </a:ext>
+                      </a:extLst>
+                    </a:blip>
+                    <a:srcRect/>
+                    <a:stretch>
+                      <a:fillRect/>
+                    </a:stretch>
+                  </pic:blipFill>
+                  <pic:spPr bwMode="auto">
+                    <a:xfrm>
+                      <a:off x="0" y="0"/>
+                      <a:ext cx="2119977" cy="2846912"/>
+                    </a:xfrm>
+                    <a:prstGeom prst="rect">
+                      <a:avLst/>
+                    </a:prstGeom>
+                    <a:noFill/>
+                    <a:ln>
+                      <a:noFill/>
+                    </a:ln>
+                  </pic:spPr>
+                </pic:pic>
+              </a:graphicData>
+            </a:graphic>
+          </wp:inline>
+        </w:drawing>
+      </w:r>
+      <w:r>
+        <w:rPr>
+          <w:noProof/>
+        </w:rPr>
+        <w:drawing>
+          <wp:inline distT="0" distB="0" distL="0" distR="0" wp14:anchorId="721CDF38" wp14:editId="58AC6D9D">
+            <wp:extent cx="1696317" cy="1222347"/>
+            <wp:effectExtent l="0" t="0" r="0" b="0"/>
+            <wp:docPr id="34" name="Picture 34" descr="Graphical user interface&#10;&#10;Description automatically generated"/>
+            <wp:cNvGraphicFramePr>
+              <a:graphicFrameLocks xmlns:a="http://schemas.openxmlformats.org/drawingml/2006/main" noChangeAspect="1"/>
+            </wp:cNvGraphicFramePr>
+            <a:graphic xmlns:a="http://schemas.openxmlformats.org/drawingml/2006/main">
+              <a:graphicData uri="http://schemas.openxmlformats.org/drawingml/2006/picture">
+                <pic:pic xmlns:pic="http://schemas.openxmlformats.org/drawingml/2006/picture">
+                  <pic:nvPicPr>
+                    <pic:cNvPr id="34" name="Picture 34" descr="Graphical user interface&#10;&#10;Description automatically generated"/>
+                    <pic:cNvPicPr/>
+                  </pic:nvPicPr>
+                  <pic:blipFill>
+                    <a:blip r:embed="rId21"/>
+                    <a:stretch>
+                      <a:fillRect/>
+                    </a:stretch>
+                  </pic:blipFill>
+                  <pic:spPr>
+                    <a:xfrm>
+                      <a:off x="0" y="0"/>
+                      <a:ext cx="1737511" cy="1252031"/>
+                    </a:xfrm>
+                    <a:prstGeom prst="rect">
+                      <a:avLst/>
+                    </a:prstGeom>
+                  </pic:spPr>
+                </pic:pic>
+              </a:graphicData>
+            </a:graphic>
+          </wp:inline>
+        </w:drawing>
+      </w:r>
+      <w:r>
+        <w:rPr>
+          <w:noProof/>
+        </w:rPr>
+        <w:drawing>
+          <wp:inline distT="0" distB="0" distL="0" distR="0" wp14:anchorId="1ED95E55" wp14:editId="2FEC693E">
+            <wp:extent cx="2707886" cy="1137036"/>
+            <wp:effectExtent l="0" t="0" r="0" b="6350"/>
+            <wp:docPr id="36" name="Picture 36"/>
+            <wp:cNvGraphicFramePr>
+              <a:graphicFrameLocks xmlns:a="http://schemas.openxmlformats.org/drawingml/2006/main" noChangeAspect="1"/>
+            </wp:cNvGraphicFramePr>
+            <a:graphic xmlns:a="http://schemas.openxmlformats.org/drawingml/2006/main">
+              <a:graphicData uri="http://schemas.openxmlformats.org/drawingml/2006/picture">
+                <pic:pic xmlns:pic="http://schemas.openxmlformats.org/drawingml/2006/picture">
+                  <pic:nvPicPr>
+                    <pic:cNvPr id="36" name="Picture 36"/>
+                    <pic:cNvPicPr>
+                      <a:picLocks noChangeAspect="1" noChangeArrowheads="1"/>
+                    </pic:cNvPicPr>
+                  </pic:nvPicPr>
+                  <pic:blipFill>
+                    <a:blip r:embed="rId22" cstate="print">
+                      <a:extLst>
+                        <a:ext uri="{28A0092B-C50C-407E-A947-70E740481C1C}">
+                          <a14:useLocalDpi xmlns:a14="http://schemas.microsoft.com/office/drawing/2010/main" val="0"/>
+                        </a:ext>
+                      </a:extLst>
+                    </a:blip>
+                    <a:srcRect/>
+                    <a:stretch>
+                      <a:fillRect/>
+                    </a:stretch>
+                  </pic:blipFill>
+                  <pic:spPr bwMode="auto">
+                    <a:xfrm>
+                      <a:off x="0" y="0"/>
+                      <a:ext cx="2725206" cy="1144308"/>
+                    </a:xfrm>
+                    <a:prstGeom prst="rect">
+                      <a:avLst/>
+                    </a:prstGeom>
+                    <a:noFill/>
+                    <a:ln>
+                      <a:noFill/>
+                    </a:ln>
+                  </pic:spPr>
+                </pic:pic>
+              </a:graphicData>
+            </a:graphic>
+          </wp:inline>
+        </w:drawing>
+      </w:r>
+    </w:p>
+    <w:p>
+      <w:pPr>
+        <w:ind w:left="1440"/>
+      </w:pPr>
+    </w:p>
     <w:p>
       <w:pPr>
         <w:pStyle w:val="Heading2"/>
         <w:ind w:firstLine="720"/>
       </w:pPr>
-      <w:bookmarkStart w:id="14" w:name="_Toc103244918"/>
+      <w:bookmarkStart w:id="18" w:name="_Toc107759391"/>
       <w:r>
         <w:t>Test Data</w:t>
       </w:r>
-      <w:bookmarkEnd w:id="14"/>
+      <w:bookmarkEnd w:id="18"/>
     </w:p>
     <w:p>
       <w:pPr>
         <w:pStyle w:val="Heading3"/>
         <w:ind w:left="720" w:firstLine="720"/>
       </w:pPr>
-      <w:bookmarkStart w:id="15" w:name="_Toc103244919"/>
+      <w:bookmarkStart w:id="19" w:name="_Toc107759392"/>
       <w:r>
         <w:t>Iterative</w:t>
       </w:r>
-      <w:bookmarkEnd w:id="15"/>
+      <w:bookmarkEnd w:id="19"/>
       <w:r>
         <w:t xml:space="preserve"> </w:t>
       </w:r>
@@ -6143,85 +10290,413 @@
     </w:tbl>
     <w:p/>
     <w:p>
-      <w:r>
-        <w:tab/>
-      </w:r>
-      <w:r>
-        <w:tab/>
+      <w:pPr>
+        <w:ind w:left="1440"/>
+      </w:pPr>
+      <w:r>
         <w:t>Black Box Testing</w:t>
       </w:r>
       <w:r>
         <w:t xml:space="preserve">: This is external testing done by the client </w:t>
       </w:r>
+      <w:r>
+        <w:t xml:space="preserve">and other testers to </w:t>
+      </w:r>
+      <w:r>
+        <w:t>test for errors that might occur to user doing something unexpected. Each module will have a test table</w:t>
+      </w:r>
+      <w:r>
+        <w:t xml:space="preserve"> for each round of testing.</w:t>
+      </w:r>
+    </w:p>
+    <w:tbl>
+      <w:tblPr>
+        <w:tblStyle w:val="GridTable6Colorful-Accent6"/>
+        <w:tblW w:w="0" w:type="auto"/>
+        <w:tblLook w:val="04A0" w:firstRow="1" w:lastRow="0" w:firstColumn="1" w:lastColumn="0" w:noHBand="0" w:noVBand="1"/>
+      </w:tblPr>
+      <w:tblGrid>
+        <w:gridCol w:w="1364"/>
+        <w:gridCol w:w="1200"/>
+        <w:gridCol w:w="1230"/>
+        <w:gridCol w:w="1407"/>
+        <w:gridCol w:w="1276"/>
+        <w:gridCol w:w="1099"/>
+      </w:tblGrid>
+      <w:tr>
+        <w:trPr>
+          <w:cnfStyle w:val="100000000000" w:firstRow="1" w:lastRow="0" w:firstColumn="0" w:lastColumn="0" w:oddVBand="0" w:evenVBand="0" w:oddHBand="0" w:evenHBand="0" w:firstRowFirstColumn="0" w:firstRowLastColumn="0" w:lastRowFirstColumn="0" w:lastRowLastColumn="0"/>
+        </w:trPr>
+        <w:tc>
+          <w:tcPr>
+            <w:cnfStyle w:val="001000000000" w:firstRow="0" w:lastRow="0" w:firstColumn="1" w:lastColumn="0" w:oddVBand="0" w:evenVBand="0" w:oddHBand="0" w:evenHBand="0" w:firstRowFirstColumn="0" w:firstRowLastColumn="0" w:lastRowFirstColumn="0" w:lastRowLastColumn="0"/>
+            <w:tcW w:w="1364" w:type="dxa"/>
+          </w:tcPr>
+          <w:p>
+            <w:r>
+              <w:lastRenderedPageBreak/>
+              <w:t>Test Number</w:t>
+            </w:r>
+          </w:p>
+        </w:tc>
+        <w:tc>
+          <w:tcPr>
+            <w:tcW w:w="1200" w:type="dxa"/>
+          </w:tcPr>
+          <w:p>
+            <w:pPr>
+              <w:cnfStyle w:val="100000000000" w:firstRow="1" w:lastRow="0" w:firstColumn="0" w:lastColumn="0" w:oddVBand="0" w:evenVBand="0" w:oddHBand="0" w:evenHBand="0" w:firstRowFirstColumn="0" w:firstRowLastColumn="0" w:lastRowFirstColumn="0" w:lastRowLastColumn="0"/>
+            </w:pPr>
+            <w:r>
+              <w:t>Area to test</w:t>
+            </w:r>
+          </w:p>
+        </w:tc>
+        <w:tc>
+          <w:tcPr>
+            <w:tcW w:w="1230" w:type="dxa"/>
+          </w:tcPr>
+          <w:p>
+            <w:pPr>
+              <w:cnfStyle w:val="100000000000" w:firstRow="1" w:lastRow="0" w:firstColumn="0" w:lastColumn="0" w:oddVBand="0" w:evenVBand="0" w:oddHBand="0" w:evenHBand="0" w:firstRowFirstColumn="0" w:firstRowLastColumn="0" w:lastRowFirstColumn="0" w:lastRowLastColumn="0"/>
+            </w:pPr>
+            <w:r>
+              <w:t>Info given</w:t>
+            </w:r>
+          </w:p>
+        </w:tc>
+        <w:tc>
+          <w:tcPr>
+            <w:tcW w:w="1407" w:type="dxa"/>
+          </w:tcPr>
+          <w:p>
+            <w:pPr>
+              <w:cnfStyle w:val="100000000000" w:firstRow="1" w:lastRow="0" w:firstColumn="0" w:lastColumn="0" w:oddVBand="0" w:evenVBand="0" w:oddHBand="0" w:evenHBand="0" w:firstRowFirstColumn="0" w:firstRowLastColumn="0" w:lastRowFirstColumn="0" w:lastRowLastColumn="0"/>
+            </w:pPr>
+            <w:r>
+              <w:t>Expected result</w:t>
+            </w:r>
+          </w:p>
+        </w:tc>
+        <w:tc>
+          <w:tcPr>
+            <w:tcW w:w="1276" w:type="dxa"/>
+          </w:tcPr>
+          <w:p>
+            <w:pPr>
+              <w:cnfStyle w:val="100000000000" w:firstRow="1" w:lastRow="0" w:firstColumn="0" w:lastColumn="0" w:oddVBand="0" w:evenVBand="0" w:oddHBand="0" w:evenHBand="0" w:firstRowFirstColumn="0" w:firstRowLastColumn="0" w:lastRowFirstColumn="0" w:lastRowLastColumn="0"/>
+            </w:pPr>
+            <w:r>
+              <w:t xml:space="preserve">Actual result </w:t>
+            </w:r>
+          </w:p>
+        </w:tc>
+        <w:tc>
+          <w:tcPr>
+            <w:tcW w:w="1099" w:type="dxa"/>
+          </w:tcPr>
+          <w:p>
+            <w:pPr>
+              <w:cnfStyle w:val="100000000000" w:firstRow="1" w:lastRow="0" w:firstColumn="0" w:lastColumn="0" w:oddVBand="0" w:evenVBand="0" w:oddHBand="0" w:evenHBand="0" w:firstRowFirstColumn="0" w:firstRowLastColumn="0" w:lastRowFirstColumn="0" w:lastRowLastColumn="0"/>
+            </w:pPr>
+            <w:r>
+              <w:t>Changes made</w:t>
+            </w:r>
+          </w:p>
+        </w:tc>
+      </w:tr>
+      <w:tr>
+        <w:trPr>
+          <w:cnfStyle w:val="000000100000" w:firstRow="0" w:lastRow="0" w:firstColumn="0" w:lastColumn="0" w:oddVBand="0" w:evenVBand="0" w:oddHBand="1" w:evenHBand="0" w:firstRowFirstColumn="0" w:firstRowLastColumn="0" w:lastRowFirstColumn="0" w:lastRowLastColumn="0"/>
+        </w:trPr>
+        <w:tc>
+          <w:tcPr>
+            <w:cnfStyle w:val="001000000000" w:firstRow="0" w:lastRow="0" w:firstColumn="1" w:lastColumn="0" w:oddVBand="0" w:evenVBand="0" w:oddHBand="0" w:evenHBand="0" w:firstRowFirstColumn="0" w:firstRowLastColumn="0" w:lastRowFirstColumn="0" w:lastRowLastColumn="0"/>
+            <w:tcW w:w="1364" w:type="dxa"/>
+          </w:tcPr>
+          <w:p>
+            <w:r>
+              <w:t>1</w:t>
+            </w:r>
+          </w:p>
+        </w:tc>
+        <w:tc>
+          <w:tcPr>
+            <w:tcW w:w="1200" w:type="dxa"/>
+          </w:tcPr>
+          <w:p>
+            <w:pPr>
+              <w:cnfStyle w:val="000000100000" w:firstRow="0" w:lastRow="0" w:firstColumn="0" w:lastColumn="0" w:oddVBand="0" w:evenVBand="0" w:oddHBand="1" w:evenHBand="0" w:firstRowFirstColumn="0" w:firstRowLastColumn="0" w:lastRowFirstColumn="0" w:lastRowLastColumn="0"/>
+            </w:pPr>
+          </w:p>
+        </w:tc>
+        <w:tc>
+          <w:tcPr>
+            <w:tcW w:w="1230" w:type="dxa"/>
+          </w:tcPr>
+          <w:p>
+            <w:pPr>
+              <w:cnfStyle w:val="000000100000" w:firstRow="0" w:lastRow="0" w:firstColumn="0" w:lastColumn="0" w:oddVBand="0" w:evenVBand="0" w:oddHBand="1" w:evenHBand="0" w:firstRowFirstColumn="0" w:firstRowLastColumn="0" w:lastRowFirstColumn="0" w:lastRowLastColumn="0"/>
+            </w:pPr>
+          </w:p>
+        </w:tc>
+        <w:tc>
+          <w:tcPr>
+            <w:tcW w:w="1407" w:type="dxa"/>
+          </w:tcPr>
+          <w:p>
+            <w:pPr>
+              <w:cnfStyle w:val="000000100000" w:firstRow="0" w:lastRow="0" w:firstColumn="0" w:lastColumn="0" w:oddVBand="0" w:evenVBand="0" w:oddHBand="1" w:evenHBand="0" w:firstRowFirstColumn="0" w:firstRowLastColumn="0" w:lastRowFirstColumn="0" w:lastRowLastColumn="0"/>
+            </w:pPr>
+          </w:p>
+        </w:tc>
+        <w:tc>
+          <w:tcPr>
+            <w:tcW w:w="1276" w:type="dxa"/>
+          </w:tcPr>
+          <w:p>
+            <w:pPr>
+              <w:cnfStyle w:val="000000100000" w:firstRow="0" w:lastRow="0" w:firstColumn="0" w:lastColumn="0" w:oddVBand="0" w:evenVBand="0" w:oddHBand="1" w:evenHBand="0" w:firstRowFirstColumn="0" w:firstRowLastColumn="0" w:lastRowFirstColumn="0" w:lastRowLastColumn="0"/>
+            </w:pPr>
+          </w:p>
+        </w:tc>
+        <w:tc>
+          <w:tcPr>
+            <w:tcW w:w="1099" w:type="dxa"/>
+          </w:tcPr>
+          <w:p>
+            <w:pPr>
+              <w:cnfStyle w:val="000000100000" w:firstRow="0" w:lastRow="0" w:firstColumn="0" w:lastColumn="0" w:oddVBand="0" w:evenVBand="0" w:oddHBand="1" w:evenHBand="0" w:firstRowFirstColumn="0" w:firstRowLastColumn="0" w:lastRowFirstColumn="0" w:lastRowLastColumn="0"/>
+            </w:pPr>
+          </w:p>
+        </w:tc>
+      </w:tr>
+      <w:tr>
+        <w:tc>
+          <w:tcPr>
+            <w:cnfStyle w:val="001000000000" w:firstRow="0" w:lastRow="0" w:firstColumn="1" w:lastColumn="0" w:oddVBand="0" w:evenVBand="0" w:oddHBand="0" w:evenHBand="0" w:firstRowFirstColumn="0" w:firstRowLastColumn="0" w:lastRowFirstColumn="0" w:lastRowLastColumn="0"/>
+            <w:tcW w:w="1364" w:type="dxa"/>
+          </w:tcPr>
+          <w:p>
+            <w:r>
+              <w:t>2</w:t>
+            </w:r>
+          </w:p>
+        </w:tc>
+        <w:tc>
+          <w:tcPr>
+            <w:tcW w:w="1200" w:type="dxa"/>
+          </w:tcPr>
+          <w:p>
+            <w:pPr>
+              <w:cnfStyle w:val="000000000000" w:firstRow="0" w:lastRow="0" w:firstColumn="0" w:lastColumn="0" w:oddVBand="0" w:evenVBand="0" w:oddHBand="0" w:evenHBand="0" w:firstRowFirstColumn="0" w:firstRowLastColumn="0" w:lastRowFirstColumn="0" w:lastRowLastColumn="0"/>
+            </w:pPr>
+          </w:p>
+        </w:tc>
+        <w:tc>
+          <w:tcPr>
+            <w:tcW w:w="1230" w:type="dxa"/>
+          </w:tcPr>
+          <w:p>
+            <w:pPr>
+              <w:cnfStyle w:val="000000000000" w:firstRow="0" w:lastRow="0" w:firstColumn="0" w:lastColumn="0" w:oddVBand="0" w:evenVBand="0" w:oddHBand="0" w:evenHBand="0" w:firstRowFirstColumn="0" w:firstRowLastColumn="0" w:lastRowFirstColumn="0" w:lastRowLastColumn="0"/>
+            </w:pPr>
+          </w:p>
+        </w:tc>
+        <w:tc>
+          <w:tcPr>
+            <w:tcW w:w="1407" w:type="dxa"/>
+          </w:tcPr>
+          <w:p>
+            <w:pPr>
+              <w:cnfStyle w:val="000000000000" w:firstRow="0" w:lastRow="0" w:firstColumn="0" w:lastColumn="0" w:oddVBand="0" w:evenVBand="0" w:oddHBand="0" w:evenHBand="0" w:firstRowFirstColumn="0" w:firstRowLastColumn="0" w:lastRowFirstColumn="0" w:lastRowLastColumn="0"/>
+            </w:pPr>
+          </w:p>
+        </w:tc>
+        <w:tc>
+          <w:tcPr>
+            <w:tcW w:w="1276" w:type="dxa"/>
+          </w:tcPr>
+          <w:p>
+            <w:pPr>
+              <w:cnfStyle w:val="000000000000" w:firstRow="0" w:lastRow="0" w:firstColumn="0" w:lastColumn="0" w:oddVBand="0" w:evenVBand="0" w:oddHBand="0" w:evenHBand="0" w:firstRowFirstColumn="0" w:firstRowLastColumn="0" w:lastRowFirstColumn="0" w:lastRowLastColumn="0"/>
+            </w:pPr>
+          </w:p>
+        </w:tc>
+        <w:tc>
+          <w:tcPr>
+            <w:tcW w:w="1099" w:type="dxa"/>
+          </w:tcPr>
+          <w:p>
+            <w:pPr>
+              <w:cnfStyle w:val="000000000000" w:firstRow="0" w:lastRow="0" w:firstColumn="0" w:lastColumn="0" w:oddVBand="0" w:evenVBand="0" w:oddHBand="0" w:evenHBand="0" w:firstRowFirstColumn="0" w:firstRowLastColumn="0" w:lastRowFirstColumn="0" w:lastRowLastColumn="0"/>
+            </w:pPr>
+          </w:p>
+        </w:tc>
+      </w:tr>
+      <w:tr>
+        <w:trPr>
+          <w:cnfStyle w:val="000000100000" w:firstRow="0" w:lastRow="0" w:firstColumn="0" w:lastColumn="0" w:oddVBand="0" w:evenVBand="0" w:oddHBand="1" w:evenHBand="0" w:firstRowFirstColumn="0" w:firstRowLastColumn="0" w:lastRowFirstColumn="0" w:lastRowLastColumn="0"/>
+        </w:trPr>
+        <w:tc>
+          <w:tcPr>
+            <w:cnfStyle w:val="001000000000" w:firstRow="0" w:lastRow="0" w:firstColumn="1" w:lastColumn="0" w:oddVBand="0" w:evenVBand="0" w:oddHBand="0" w:evenHBand="0" w:firstRowFirstColumn="0" w:firstRowLastColumn="0" w:lastRowFirstColumn="0" w:lastRowLastColumn="0"/>
+            <w:tcW w:w="1364" w:type="dxa"/>
+          </w:tcPr>
+          <w:p>
+            <w:r>
+              <w:t>3</w:t>
+            </w:r>
+          </w:p>
+        </w:tc>
+        <w:tc>
+          <w:tcPr>
+            <w:tcW w:w="1200" w:type="dxa"/>
+          </w:tcPr>
+          <w:p>
+            <w:pPr>
+              <w:cnfStyle w:val="000000100000" w:firstRow="0" w:lastRow="0" w:firstColumn="0" w:lastColumn="0" w:oddVBand="0" w:evenVBand="0" w:oddHBand="1" w:evenHBand="0" w:firstRowFirstColumn="0" w:firstRowLastColumn="0" w:lastRowFirstColumn="0" w:lastRowLastColumn="0"/>
+            </w:pPr>
+          </w:p>
+        </w:tc>
+        <w:tc>
+          <w:tcPr>
+            <w:tcW w:w="1230" w:type="dxa"/>
+          </w:tcPr>
+          <w:p>
+            <w:pPr>
+              <w:cnfStyle w:val="000000100000" w:firstRow="0" w:lastRow="0" w:firstColumn="0" w:lastColumn="0" w:oddVBand="0" w:evenVBand="0" w:oddHBand="1" w:evenHBand="0" w:firstRowFirstColumn="0" w:firstRowLastColumn="0" w:lastRowFirstColumn="0" w:lastRowLastColumn="0"/>
+            </w:pPr>
+          </w:p>
+        </w:tc>
+        <w:tc>
+          <w:tcPr>
+            <w:tcW w:w="1407" w:type="dxa"/>
+          </w:tcPr>
+          <w:p>
+            <w:pPr>
+              <w:cnfStyle w:val="000000100000" w:firstRow="0" w:lastRow="0" w:firstColumn="0" w:lastColumn="0" w:oddVBand="0" w:evenVBand="0" w:oddHBand="1" w:evenHBand="0" w:firstRowFirstColumn="0" w:firstRowLastColumn="0" w:lastRowFirstColumn="0" w:lastRowLastColumn="0"/>
+            </w:pPr>
+          </w:p>
+        </w:tc>
+        <w:tc>
+          <w:tcPr>
+            <w:tcW w:w="1276" w:type="dxa"/>
+          </w:tcPr>
+          <w:p>
+            <w:pPr>
+              <w:cnfStyle w:val="000000100000" w:firstRow="0" w:lastRow="0" w:firstColumn="0" w:lastColumn="0" w:oddVBand="0" w:evenVBand="0" w:oddHBand="1" w:evenHBand="0" w:firstRowFirstColumn="0" w:firstRowLastColumn="0" w:lastRowFirstColumn="0" w:lastRowLastColumn="0"/>
+            </w:pPr>
+          </w:p>
+        </w:tc>
+        <w:tc>
+          <w:tcPr>
+            <w:tcW w:w="1099" w:type="dxa"/>
+          </w:tcPr>
+          <w:p>
+            <w:pPr>
+              <w:cnfStyle w:val="000000100000" w:firstRow="0" w:lastRow="0" w:firstColumn="0" w:lastColumn="0" w:oddVBand="0" w:evenVBand="0" w:oddHBand="1" w:evenHBand="0" w:firstRowFirstColumn="0" w:firstRowLastColumn="0" w:lastRowFirstColumn="0" w:lastRowLastColumn="0"/>
+            </w:pPr>
+          </w:p>
+        </w:tc>
+      </w:tr>
+      <w:tr>
+        <w:tc>
+          <w:tcPr>
+            <w:cnfStyle w:val="001000000000" w:firstRow="0" w:lastRow="0" w:firstColumn="1" w:lastColumn="0" w:oddVBand="0" w:evenVBand="0" w:oddHBand="0" w:evenHBand="0" w:firstRowFirstColumn="0" w:firstRowLastColumn="0" w:lastRowFirstColumn="0" w:lastRowLastColumn="0"/>
+            <w:tcW w:w="1364" w:type="dxa"/>
+          </w:tcPr>
+          <w:p>
+            <w:r>
+              <w:t>4</w:t>
+            </w:r>
+          </w:p>
+        </w:tc>
+        <w:tc>
+          <w:tcPr>
+            <w:tcW w:w="1200" w:type="dxa"/>
+          </w:tcPr>
+          <w:p>
+            <w:pPr>
+              <w:cnfStyle w:val="000000000000" w:firstRow="0" w:lastRow="0" w:firstColumn="0" w:lastColumn="0" w:oddVBand="0" w:evenVBand="0" w:oddHBand="0" w:evenHBand="0" w:firstRowFirstColumn="0" w:firstRowLastColumn="0" w:lastRowFirstColumn="0" w:lastRowLastColumn="0"/>
+            </w:pPr>
+          </w:p>
+        </w:tc>
+        <w:tc>
+          <w:tcPr>
+            <w:tcW w:w="1230" w:type="dxa"/>
+          </w:tcPr>
+          <w:p>
+            <w:pPr>
+              <w:cnfStyle w:val="000000000000" w:firstRow="0" w:lastRow="0" w:firstColumn="0" w:lastColumn="0" w:oddVBand="0" w:evenVBand="0" w:oddHBand="0" w:evenHBand="0" w:firstRowFirstColumn="0" w:firstRowLastColumn="0" w:lastRowFirstColumn="0" w:lastRowLastColumn="0"/>
+            </w:pPr>
+          </w:p>
+        </w:tc>
+        <w:tc>
+          <w:tcPr>
+            <w:tcW w:w="1407" w:type="dxa"/>
+          </w:tcPr>
+          <w:p>
+            <w:pPr>
+              <w:cnfStyle w:val="000000000000" w:firstRow="0" w:lastRow="0" w:firstColumn="0" w:lastColumn="0" w:oddVBand="0" w:evenVBand="0" w:oddHBand="0" w:evenHBand="0" w:firstRowFirstColumn="0" w:firstRowLastColumn="0" w:lastRowFirstColumn="0" w:lastRowLastColumn="0"/>
+            </w:pPr>
+          </w:p>
+        </w:tc>
+        <w:tc>
+          <w:tcPr>
+            <w:tcW w:w="1276" w:type="dxa"/>
+          </w:tcPr>
+          <w:p>
+            <w:pPr>
+              <w:cnfStyle w:val="000000000000" w:firstRow="0" w:lastRow="0" w:firstColumn="0" w:lastColumn="0" w:oddVBand="0" w:evenVBand="0" w:oddHBand="0" w:evenHBand="0" w:firstRowFirstColumn="0" w:firstRowLastColumn="0" w:lastRowFirstColumn="0" w:lastRowLastColumn="0"/>
+            </w:pPr>
+          </w:p>
+        </w:tc>
+        <w:tc>
+          <w:tcPr>
+            <w:tcW w:w="1099" w:type="dxa"/>
+          </w:tcPr>
+          <w:p>
+            <w:pPr>
+              <w:cnfStyle w:val="000000000000" w:firstRow="0" w:lastRow="0" w:firstColumn="0" w:lastColumn="0" w:oddVBand="0" w:evenVBand="0" w:oddHBand="0" w:evenHBand="0" w:firstRowFirstColumn="0" w:firstRowLastColumn="0" w:lastRowFirstColumn="0" w:lastRowLastColumn="0"/>
+            </w:pPr>
+          </w:p>
+        </w:tc>
+      </w:tr>
+    </w:tbl>
+    <w:p>
+      <w:pPr>
+        <w:ind w:left="1440"/>
+      </w:pPr>
     </w:p>
     <w:p>
       <w:pPr>
         <w:pStyle w:val="Heading3"/>
         <w:ind w:left="720" w:firstLine="720"/>
       </w:pPr>
-      <w:bookmarkStart w:id="16" w:name="_Toc103244920"/>
+      <w:bookmarkStart w:id="20" w:name="_Toc107759393"/>
       <w:r>
         <w:t>Post development</w:t>
       </w:r>
-      <w:bookmarkEnd w:id="16"/>
+      <w:bookmarkEnd w:id="20"/>
     </w:p>
     <w:p>
       <w:pPr>
         <w:pStyle w:val="Heading1"/>
       </w:pPr>
-      <w:bookmarkStart w:id="17" w:name="_Toc103244921"/>
+      <w:bookmarkStart w:id="21" w:name="_Toc107759394"/>
       <w:r>
         <w:t>Development</w:t>
       </w:r>
-      <w:bookmarkEnd w:id="17"/>
+      <w:bookmarkEnd w:id="21"/>
     </w:p>
     <w:p>
       <w:pPr>
         <w:pStyle w:val="Heading1"/>
       </w:pPr>
-      <w:bookmarkStart w:id="18" w:name="_Toc103244922"/>
+      <w:bookmarkStart w:id="22" w:name="_Toc107759395"/>
       <w:r>
         <w:t>Post Development</w:t>
-      </w:r>
-      <w:bookmarkEnd w:id="18"/>
-    </w:p>
-    <w:p>
-      <w:pPr>
-        <w:pStyle w:val="Heading2"/>
-      </w:pPr>
-      <w:bookmarkStart w:id="19" w:name="_Toc103244923"/>
-      <w:r>
-        <w:t>Testing</w:t>
-      </w:r>
-      <w:bookmarkEnd w:id="19"/>
-    </w:p>
-    <w:p>
-      <w:pPr>
-        <w:pStyle w:val="Heading2"/>
-      </w:pPr>
-      <w:bookmarkStart w:id="20" w:name="_Toc103244924"/>
-      <w:r>
-        <w:t>Success Criteria</w:t>
-      </w:r>
-      <w:bookmarkEnd w:id="20"/>
-    </w:p>
-    <w:p>
-      <w:pPr>
-        <w:pStyle w:val="Heading2"/>
-      </w:pPr>
-      <w:bookmarkStart w:id="21" w:name="_Toc103244925"/>
-      <w:r>
-        <w:t>Final Product</w:t>
-      </w:r>
-      <w:bookmarkEnd w:id="21"/>
-    </w:p>
-    <w:p>
-      <w:pPr>
-        <w:pStyle w:val="Heading2"/>
-      </w:pPr>
-      <w:bookmarkStart w:id="22" w:name="_Toc103244926"/>
-      <w:r>
-        <w:t>Limitations</w:t>
       </w:r>
       <w:bookmarkEnd w:id="22"/>
     </w:p>
@@ -6229,11 +10704,51 @@
       <w:pPr>
         <w:pStyle w:val="Heading2"/>
       </w:pPr>
-      <w:bookmarkStart w:id="23" w:name="_Toc103244927"/>
+      <w:bookmarkStart w:id="23" w:name="_Toc107759396"/>
+      <w:r>
+        <w:t>Testing</w:t>
+      </w:r>
+      <w:bookmarkEnd w:id="23"/>
+    </w:p>
+    <w:p>
+      <w:pPr>
+        <w:pStyle w:val="Heading2"/>
+      </w:pPr>
+      <w:bookmarkStart w:id="24" w:name="_Toc107759397"/>
+      <w:r>
+        <w:t>Success Criteria</w:t>
+      </w:r>
+      <w:bookmarkEnd w:id="24"/>
+    </w:p>
+    <w:p>
+      <w:pPr>
+        <w:pStyle w:val="Heading2"/>
+      </w:pPr>
+      <w:bookmarkStart w:id="25" w:name="_Toc107759398"/>
+      <w:r>
+        <w:t>Final Product</w:t>
+      </w:r>
+      <w:bookmarkEnd w:id="25"/>
+    </w:p>
+    <w:p>
+      <w:pPr>
+        <w:pStyle w:val="Heading2"/>
+      </w:pPr>
+      <w:bookmarkStart w:id="26" w:name="_Toc107759399"/>
+      <w:r>
+        <w:t>Limitations</w:t>
+      </w:r>
+      <w:bookmarkEnd w:id="26"/>
+    </w:p>
+    <w:p>
+      <w:pPr>
+        <w:pStyle w:val="Heading2"/>
+      </w:pPr>
+      <w:bookmarkStart w:id="27" w:name="_Toc107759400"/>
       <w:r>
         <w:t>Maintenance</w:t>
       </w:r>
-      <w:bookmarkEnd w:id="23"/>
+      <w:bookmarkEnd w:id="27"/>
     </w:p>
     <w:p/>
     <w:p/>
@@ -6271,12 +10786,12 @@
       </w:pPr>
     </w:p>
     <w:sectPr>
-      <w:headerReference w:type="even" r:id="rId18"/>
-      <w:headerReference w:type="default" r:id="rId19"/>
-      <w:footerReference w:type="even" r:id="rId20"/>
-      <w:footerReference w:type="default" r:id="rId21"/>
-      <w:headerReference w:type="first" r:id="rId22"/>
-      <w:footerReference w:type="first" r:id="rId23"/>
+      <w:headerReference w:type="even" r:id="rId23"/>
+      <w:headerReference w:type="default" r:id="rId24"/>
+      <w:footerReference w:type="even" r:id="rId25"/>
+      <w:footerReference w:type="default" r:id="rId26"/>
+      <w:headerReference w:type="first" r:id="rId27"/>
+      <w:footerReference w:type="first" r:id="rId28"/>
       <w:pgSz w:w="11906" w:h="16838"/>
       <w:pgMar w:top="1440" w:right="1440" w:bottom="1440" w:left="1440" w:header="708" w:footer="708" w:gutter="0"/>
       <w:cols w:space="708"/>
@@ -7655,6 +12170,78 @@
       </w:tcPr>
     </w:tblStylePr>
   </w:style>
+  <w:style w:type="table" w:styleId="GridTable6Colorful-Accent1">
+    <w:name w:val="Grid Table 6 Colorful Accent 1"/>
+    <w:basedOn w:val="TableNormal"/>
+    <w:uiPriority w:val="51"/>
+    <w:rsid w:val="00D0160D"/>
+    <w:pPr>
+      <w:spacing w:after="0" w:line="240" w:lineRule="auto"/>
+    </w:pPr>
+    <w:rPr>
+      <w:color w:val="B3186D" w:themeColor="accent1" w:themeShade="BF"/>
+    </w:rPr>
+    <w:tblPr>
+      <w:tblStyleRowBandSize w:val="1"/>
+      <w:tblStyleColBandSize w:val="1"/>
+      <w:tblBorders>
+        <w:top w:val="single" w:sz="4" w:space="0" w:color="EE80BC" w:themeColor="accent1" w:themeTint="99"/>
+        <w:left w:val="single" w:sz="4" w:space="0" w:color="EE80BC" w:themeColor="accent1" w:themeTint="99"/>
+        <w:bottom w:val="single" w:sz="4" w:space="0" w:color="EE80BC" w:themeColor="accent1" w:themeTint="99"/>
+        <w:right w:val="single" w:sz="4" w:space="0" w:color="EE80BC" w:themeColor="accent1" w:themeTint="99"/>
+        <w:insideH w:val="single" w:sz="4" w:space="0" w:color="EE80BC" w:themeColor="accent1" w:themeTint="99"/>
+        <w:insideV w:val="single" w:sz="4" w:space="0" w:color="EE80BC" w:themeColor="accent1" w:themeTint="99"/>
+      </w:tblBorders>
+    </w:tblPr>
+    <w:tblStylePr w:type="firstRow">
+      <w:rPr>
+        <w:b/>
+        <w:bCs/>
+      </w:rPr>
+      <w:tblPr/>
+      <w:tcPr>
+        <w:tcBorders>
+          <w:bottom w:val="single" w:sz="12" w:space="0" w:color="EE80BC" w:themeColor="accent1" w:themeTint="99"/>
+        </w:tcBorders>
+      </w:tcPr>
+    </w:tblStylePr>
+    <w:tblStylePr w:type="lastRow">
+      <w:rPr>
+        <w:b/>
+        <w:bCs/>
+      </w:rPr>
+      <w:tblPr/>
+      <w:tcPr>
+        <w:tcBorders>
+          <w:top w:val="double" w:sz="4" w:space="0" w:color="EE80BC" w:themeColor="accent1" w:themeTint="99"/>
+        </w:tcBorders>
+      </w:tcPr>
+    </w:tblStylePr>
+    <w:tblStylePr w:type="firstCol">
+      <w:rPr>
+        <w:b/>
+        <w:bCs/>
+      </w:rPr>
+    </w:tblStylePr>
+    <w:tblStylePr w:type="lastCol">
+      <w:rPr>
+        <w:b/>
+        <w:bCs/>
+      </w:rPr>
+    </w:tblStylePr>
+    <w:tblStylePr w:type="band1Vert">
+      <w:tblPr/>
+      <w:tcPr>
+        <w:shd w:val="clear" w:color="auto" w:fill="F9D4E8" w:themeFill="accent1" w:themeFillTint="33"/>
+      </w:tcPr>
+    </w:tblStylePr>
+    <w:tblStylePr w:type="band1Horz">
+      <w:tblPr/>
+      <w:tcPr>
+        <w:shd w:val="clear" w:color="auto" w:fill="F9D4E8" w:themeFill="accent1" w:themeFillTint="33"/>
+      </w:tcPr>
+    </w:tblStylePr>
+  </w:style>
 </w:styles>
 </file>
 

--- a/Documentation/NEA Documentation.docx
+++ b/Documentation/NEA Documentation.docx
@@ -5909,7 +5909,7 @@
           <w:szCs w:val="24"/>
         </w:rPr>
         <w:tab/>
-        <w:t xml:space="preserve">program. This is  a </w:t>
+        <w:t xml:space="preserve">program. This </w:t>
       </w:r>
       <w:proofErr w:type="gramStart"/>
       <w:r>
@@ -5917,7 +5917,7 @@
           <w:sz w:val="24"/>
           <w:szCs w:val="24"/>
         </w:rPr>
-        <w:t>usability criteria</w:t>
+        <w:t>is  a</w:t>
       </w:r>
       <w:proofErr w:type="gramEnd"/>
       <w:r>
@@ -5925,7 +5925,7 @@
           <w:sz w:val="24"/>
           <w:szCs w:val="24"/>
         </w:rPr>
-        <w:t xml:space="preserve"> as this makes sure that the user can find everything </w:t>
+        <w:t xml:space="preserve"> usability criteria as this makes sure that the user can find everything </w:t>
       </w:r>
       <w:r>
         <w:rPr>
@@ -5981,7 +5981,7 @@
           <w:sz w:val="24"/>
           <w:szCs w:val="24"/>
         </w:rPr>
-        <w:t>criteria</w:t>
+        <w:t>criteria .</w:t>
       </w:r>
       <w:proofErr w:type="gramEnd"/>
       <w:r>
@@ -5989,7 +5989,7 @@
           <w:sz w:val="24"/>
           <w:szCs w:val="24"/>
         </w:rPr>
-        <w:t xml:space="preserve"> . This is needed to make sure that the </w:t>
+        <w:t xml:space="preserve"> This is needed to make sure that the </w:t>
       </w:r>
       <w:proofErr w:type="spellStart"/>
       <w:r>
@@ -7068,7 +7068,139 @@
         </w:drawing>
       </w:r>
     </w:p>
-    <w:p/>
+    <w:p>
+      <w:pPr>
+        <w:ind w:left="1440"/>
+      </w:pPr>
+      <w:r>
+        <w:t xml:space="preserve">I have decomposed </w:t>
+      </w:r>
+      <w:r>
+        <w:t xml:space="preserve">the inventory menu into a variety of </w:t>
+      </w:r>
+      <w:r>
+        <w:t>sections</w:t>
+      </w:r>
+      <w:r>
+        <w:t xml:space="preserve"> </w:t>
+      </w:r>
+      <w:r>
+        <w:t xml:space="preserve">that are </w:t>
+      </w:r>
+      <w:r>
+        <w:t xml:space="preserve">the basis of the module. </w:t>
+      </w:r>
+      <w:r>
+        <w:t>They are vital in the inventory menus working and must be implemented</w:t>
+      </w:r>
+      <w:r>
+        <w:t xml:space="preserve">. I have decomposed these components to make developing this </w:t>
+      </w:r>
+      <w:r>
+        <w:t>as easy as a task as possible as th</w:t>
+      </w:r>
+      <w:r>
+        <w:t xml:space="preserve">is module is one of the larger modules. </w:t>
+      </w:r>
+    </w:p>
+    <w:p>
+      <w:pPr>
+        <w:ind w:left="1440"/>
+      </w:pPr>
+      <w:r>
+        <w:t xml:space="preserve">I have decomposed the Sort section as it is vital to the inventory menu working. </w:t>
+      </w:r>
+      <w:r>
+        <w:t xml:space="preserve">It will take an array of </w:t>
+      </w:r>
+      <w:r>
+        <w:t xml:space="preserve">objects and will be able to sort them by their attributes. I will </w:t>
+      </w:r>
+      <w:r>
+        <w:t xml:space="preserve">use a quick sort to do so as it is a fast sort that is simple to implement. </w:t>
+      </w:r>
+      <w:r>
+        <w:t>It is vital to</w:t>
+      </w:r>
+      <w:r>
+        <w:t xml:space="preserve"> this module as it makes using the list of items in the inventory much easier</w:t>
+      </w:r>
+      <w:r>
+        <w:t>. It makes it easier to find specific things or similar things within your inventory.</w:t>
+      </w:r>
+      <w:r>
+        <w:t xml:space="preserve"> This makes the user experience much better</w:t>
+      </w:r>
+      <w:r>
+        <w:t xml:space="preserve">. </w:t>
+      </w:r>
+    </w:p>
+    <w:p>
+      <w:pPr>
+        <w:ind w:left="1440"/>
+      </w:pPr>
+      <w:r>
+        <w:t xml:space="preserve">I have decomposed the Search section as it is </w:t>
+      </w:r>
+      <w:r>
+        <w:t>needed to make the user experience better and to make the modu</w:t>
+      </w:r>
+      <w:r>
+        <w:t>le be able to do its job fully. It will</w:t>
+      </w:r>
+      <w:r>
+        <w:t xml:space="preserve"> sort the list first alphabetically using the previously mentioned </w:t>
+      </w:r>
+      <w:r>
+        <w:t>S</w:t>
+      </w:r>
+      <w:r>
+        <w:t xml:space="preserve">ort function and then search the data using a binary search. </w:t>
+      </w:r>
+      <w:r>
+        <w:t xml:space="preserve">In future iterations a way to search by other things than the name may be implemented. </w:t>
+      </w:r>
+      <w:r>
+        <w:t xml:space="preserve">I have decomposed this </w:t>
+      </w:r>
+      <w:r>
+        <w:t xml:space="preserve">as programming it separately will be easier </w:t>
+      </w:r>
+      <w:r>
+        <w:t xml:space="preserve">and more time efficient than with everything else. </w:t>
+      </w:r>
+      <w:r>
+        <w:t>It makes the user experience much better as they can find anything within the system with ease</w:t>
+      </w:r>
+      <w:r>
+        <w:t xml:space="preserve">. </w:t>
+      </w:r>
+    </w:p>
+    <w:p>
+      <w:pPr>
+        <w:ind w:left="1440"/>
+        <w:rPr>
+          <w:sz w:val="24"/>
+          <w:szCs w:val="24"/>
+        </w:rPr>
+      </w:pPr>
+      <w:r>
+        <w:lastRenderedPageBreak/>
+        <w:t xml:space="preserve">I have decomposed the GUI </w:t>
+      </w:r>
+      <w:r>
+        <w:t xml:space="preserve">as it </w:t>
+      </w:r>
+      <w:r>
+        <w:t>is easier to program separate to the rest of the module and have everything else interact with it than build everything into one</w:t>
+      </w:r>
+      <w:r>
+        <w:t xml:space="preserve"> </w:t>
+      </w:r>
+      <w:r>
+        <w:t xml:space="preserve">section. </w:t>
+      </w:r>
+    </w:p>
     <w:p>
       <w:pPr>
         <w:pStyle w:val="Heading2"/>
@@ -7076,7 +7208,6 @@
       </w:pPr>
       <w:bookmarkStart w:id="13" w:name="_Toc107759386"/>
       <w:r>
-        <w:lastRenderedPageBreak/>
         <w:t>Structure/</w:t>
       </w:r>
       <w:r>
@@ -7298,6 +7429,7 @@
           <w:sz w:val="24"/>
           <w:szCs w:val="24"/>
         </w:rPr>
+        <w:lastRenderedPageBreak/>
         <w:t xml:space="preserve">This is the main function for </w:t>
       </w:r>
       <w:proofErr w:type="gramStart"/>
@@ -7342,15 +7474,7 @@
           <w:sz w:val="24"/>
           <w:szCs w:val="24"/>
         </w:rPr>
-        <w:t xml:space="preserve">doesn’t </w:t>
-      </w:r>
-      <w:r>
-        <w:rPr>
-          <w:sz w:val="24"/>
-          <w:szCs w:val="24"/>
-        </w:rPr>
-        <w:lastRenderedPageBreak/>
-        <w:t>actually do anything that</w:t>
+        <w:t>doesn’t actually do anything that</w:t>
       </w:r>
       <w:r>
         <w:rPr>
@@ -7747,7 +7871,15 @@
           <w:sz w:val="24"/>
           <w:szCs w:val="24"/>
         </w:rPr>
-        <w:t xml:space="preserve">strings that get passed between functions that are the password and username that was inputted into the input boxes of the GUI. They are vital to this function as they are the </w:t>
+        <w:t xml:space="preserve">strings that get passed between functions that are the password and username that was inputted </w:t>
+      </w:r>
+      <w:r>
+        <w:rPr>
+          <w:sz w:val="24"/>
+          <w:szCs w:val="24"/>
+        </w:rPr>
+        <w:lastRenderedPageBreak/>
+        <w:t xml:space="preserve">into the input boxes of the GUI. They are vital to this function as they are the </w:t>
       </w:r>
       <w:r>
         <w:rPr>
@@ -7768,15 +7900,7 @@
           <w:sz w:val="24"/>
           <w:szCs w:val="24"/>
         </w:rPr>
-        <w:t xml:space="preserve">storing them as anything else would be pointless as strings are </w:t>
-      </w:r>
-      <w:r>
-        <w:rPr>
-          <w:sz w:val="24"/>
-          <w:szCs w:val="24"/>
-        </w:rPr>
-        <w:lastRenderedPageBreak/>
-        <w:t xml:space="preserve">already small in data size and </w:t>
+        <w:t xml:space="preserve">storing them as anything else would be pointless as strings are already small in data size and </w:t>
       </w:r>
       <w:r>
         <w:rPr>
@@ -8845,10 +8969,7 @@
                         <w:txbxContent>
                           <w:p>
                             <w:r>
-                              <w:t xml:space="preserve">Username and password </w:t>
-                            </w:r>
-                            <w:r>
-                              <w:t>labels</w:t>
+                              <w:t>Username and password labels</w:t>
                             </w:r>
                           </w:p>
                         </w:txbxContent>
@@ -9548,18 +9669,11 @@
         <w:ind w:left="1440"/>
       </w:pPr>
       <w:r>
+        <w:lastRenderedPageBreak/>
         <w:t xml:space="preserve">The design of the GUI is simple for the login menu as it </w:t>
       </w:r>
       <w:r>
-        <w:t xml:space="preserve">needs to be easy to use, the main border of the window will follow the windows default of the logo, </w:t>
-      </w:r>
-      <w:proofErr w:type="gramStart"/>
-      <w:r>
-        <w:t>title</w:t>
-      </w:r>
-      <w:proofErr w:type="gramEnd"/>
-      <w:r>
-        <w:t xml:space="preserve"> </w:t>
+        <w:t xml:space="preserve">needs to be easy to use, the main border of the window will follow the windows default of the logo, title </w:t>
       </w:r>
       <w:r>
         <w:t xml:space="preserve">and close button. </w:t>
@@ -9571,11 +9685,7 @@
         <w:t xml:space="preserve">GUI will be in a centrally aligned frame. The </w:t>
       </w:r>
       <w:r>
-        <w:t xml:space="preserve">main text box will be in the top section of the frame aligned centrally, the inputs will be in the </w:t>
-      </w:r>
-      <w:r>
-        <w:lastRenderedPageBreak/>
-        <w:t xml:space="preserve">middle </w:t>
+        <w:t xml:space="preserve">main text box will be in the top section of the frame aligned centrally, the inputs will be in the middle </w:t>
       </w:r>
       <w:r>
         <w:t xml:space="preserve">in a smaller frame aligned centrally, the button beneath that aligned to the left and the alert box at the bottom aligned centrally. This layout is simple obvious </w:t>
@@ -9670,9 +9780,9 @@
           <w:noProof/>
         </w:rPr>
         <w:drawing>
-          <wp:inline distT="0" distB="0" distL="0" distR="0" wp14:anchorId="0F2D5A12" wp14:editId="6266AF00">
-            <wp:extent cx="2067339" cy="2776225"/>
-            <wp:effectExtent l="0" t="0" r="9525" b="5080"/>
+          <wp:inline distT="0" distB="0" distL="0" distR="0" wp14:anchorId="0F2D5A12" wp14:editId="61E28CE7">
+            <wp:extent cx="2038350" cy="2737296"/>
+            <wp:effectExtent l="0" t="0" r="0" b="6350"/>
             <wp:docPr id="35" name="Picture 35"/>
             <wp:cNvGraphicFramePr>
               <a:graphicFrameLocks xmlns:a="http://schemas.openxmlformats.org/drawingml/2006/main" noChangeAspect="1"/>
@@ -9702,7 +9812,7 @@
                   <pic:spPr bwMode="auto">
                     <a:xfrm>
                       <a:off x="0" y="0"/>
-                      <a:ext cx="2119977" cy="2846912"/>
+                      <a:ext cx="2103391" cy="2824639"/>
                     </a:xfrm>
                     <a:prstGeom prst="rect">
                       <a:avLst/>
@@ -9870,7 +9980,7 @@
     </w:p>
     <w:tbl>
       <w:tblPr>
-        <w:tblStyle w:val="GridTable6Colorful-Accent6"/>
+        <w:tblStyle w:val="GridTable6ColourfulAccent6"/>
         <w:tblW w:w="0" w:type="auto"/>
         <w:tblLook w:val="04A0" w:firstRow="1" w:lastRow="0" w:firstColumn="1" w:lastColumn="0" w:noHBand="0" w:noVBand="1"/>
       </w:tblPr>
@@ -10311,7 +10421,7 @@
     </w:p>
     <w:tbl>
       <w:tblPr>
-        <w:tblStyle w:val="GridTable6Colorful-Accent6"/>
+        <w:tblStyle w:val="GridTable6ColourfulAccent6"/>
         <w:tblW w:w="0" w:type="auto"/>
         <w:tblLook w:val="04A0" w:firstRow="1" w:lastRow="0" w:firstColumn="1" w:lastColumn="0" w:noHBand="0" w:noVBand="1"/>
       </w:tblPr>
@@ -10334,7 +10444,6 @@
           </w:tcPr>
           <w:p>
             <w:r>
-              <w:lastRenderedPageBreak/>
               <w:t>Test Number</w:t>
             </w:r>
           </w:p>
@@ -10853,6 +10962,7 @@
         <w:docPartUnique/>
       </w:docPartObj>
     </w:sdtPr>
+    <w:sdtEndPr/>
     <w:sdtContent>
       <w:p>
         <w:pPr>
@@ -10952,6 +11062,7 @@
           <w:id w:val="879360537"/>
           <w:citation/>
         </w:sdtPr>
+        <w:sdtEndPr/>
         <w:sdtContent>
           <w:r>
             <w:fldChar w:fldCharType="begin"/>
@@ -11004,6 +11115,7 @@
           <w:id w:val="491452017"/>
           <w:citation/>
         </w:sdtPr>
+        <w:sdtEndPr/>
         <w:sdtContent>
           <w:r>
             <w:fldChar w:fldCharType="begin"/>
@@ -11056,6 +11168,7 @@
           <w:id w:val="977493463"/>
           <w:citation/>
         </w:sdtPr>
+        <w:sdtEndPr/>
         <w:sdtContent>
           <w:r>
             <w:fldChar w:fldCharType="begin"/>
@@ -12098,7 +12211,7 @@
       </w:tcPr>
     </w:tblStylePr>
   </w:style>
-  <w:style w:type="table" w:styleId="GridTable6Colorful-Accent6">
+  <w:style w:type="table" w:styleId="GridTable6ColourfulAccent6">
     <w:name w:val="Grid Table 6 Colorful Accent 6"/>
     <w:basedOn w:val="TableNormal"/>
     <w:uiPriority w:val="51"/>
@@ -12170,7 +12283,7 @@
       </w:tcPr>
     </w:tblStylePr>
   </w:style>
-  <w:style w:type="table" w:styleId="GridTable6Colorful-Accent1">
+  <w:style w:type="table" w:styleId="GridTable6ColourfulAccent1">
     <w:name w:val="Grid Table 6 Colorful Accent 1"/>
     <w:basedOn w:val="TableNormal"/>
     <w:uiPriority w:val="51"/>

--- a/Documentation/NEA Documentation.docx
+++ b/Documentation/NEA Documentation.docx
@@ -2775,23 +2775,7 @@
           <w:sz w:val="24"/>
           <w:szCs w:val="24"/>
         </w:rPr>
-        <w:t xml:space="preserve">This means that </w:t>
-      </w:r>
-      <w:proofErr w:type="gramStart"/>
-      <w:r>
-        <w:rPr>
-          <w:sz w:val="24"/>
-          <w:szCs w:val="24"/>
-        </w:rPr>
-        <w:t>It</w:t>
-      </w:r>
-      <w:proofErr w:type="gramEnd"/>
-      <w:r>
-        <w:rPr>
-          <w:sz w:val="24"/>
-          <w:szCs w:val="24"/>
-        </w:rPr>
-        <w:t xml:space="preserve"> can run on smaller</w:t>
+        <w:t>This means that It can run on smaller</w:t>
       </w:r>
       <w:r>
         <w:rPr>
@@ -4290,23 +4274,7 @@
           <w:szCs w:val="24"/>
         </w:rPr>
         <w:lastRenderedPageBreak/>
-        <w:t xml:space="preserve">they can still </w:t>
-      </w:r>
-      <w:proofErr w:type="gramStart"/>
-      <w:r>
-        <w:rPr>
-          <w:sz w:val="24"/>
-          <w:szCs w:val="24"/>
-        </w:rPr>
-        <w:t>have the ability to</w:t>
-      </w:r>
-      <w:proofErr w:type="gramEnd"/>
-      <w:r>
-        <w:rPr>
-          <w:sz w:val="24"/>
-          <w:szCs w:val="24"/>
-        </w:rPr>
-        <w:t xml:space="preserve"> expand their system as much as they want </w:t>
+        <w:t xml:space="preserve">they can still have the ability to expand their system as much as they want </w:t>
       </w:r>
       <w:r>
         <w:rPr>
@@ -4441,23 +4409,7 @@
           <w:sz w:val="24"/>
           <w:szCs w:val="24"/>
         </w:rPr>
-        <w:t xml:space="preserve">. They will want to be able to access </w:t>
-      </w:r>
-      <w:proofErr w:type="gramStart"/>
-      <w:r>
-        <w:rPr>
-          <w:sz w:val="24"/>
-          <w:szCs w:val="24"/>
-        </w:rPr>
-        <w:t>all of</w:t>
-      </w:r>
-      <w:proofErr w:type="gramEnd"/>
-      <w:r>
-        <w:rPr>
-          <w:sz w:val="24"/>
-          <w:szCs w:val="24"/>
-        </w:rPr>
-        <w:t xml:space="preserve"> their inventory and keep track of everything across multiple locations</w:t>
+        <w:t>. They will want to be able to access all of their inventory and keep track of everything across multiple locations</w:t>
       </w:r>
       <w:r>
         <w:rPr>
@@ -4713,21 +4665,12 @@
         </w:rPr>
         <w:t xml:space="preserve">These are very useful for warehouse managers as they </w:t>
       </w:r>
-      <w:proofErr w:type="gramStart"/>
-      <w:r>
-        <w:rPr>
-          <w:sz w:val="24"/>
-          <w:szCs w:val="24"/>
-        </w:rPr>
-        <w:t>are in charge of</w:t>
-      </w:r>
-      <w:proofErr w:type="gramEnd"/>
-      <w:r>
-        <w:rPr>
-          <w:sz w:val="24"/>
-          <w:szCs w:val="24"/>
-        </w:rPr>
-        <w:t xml:space="preserve"> everything in the warehouse</w:t>
+      <w:r>
+        <w:rPr>
+          <w:sz w:val="24"/>
+          <w:szCs w:val="24"/>
+        </w:rPr>
+        <w:t>are in charge of everything in the warehouse</w:t>
       </w:r>
       <w:r>
         <w:rPr>
@@ -4771,23 +4714,7 @@
           <w:sz w:val="24"/>
           <w:szCs w:val="24"/>
         </w:rPr>
-        <w:t xml:space="preserve">, they </w:t>
-      </w:r>
-      <w:proofErr w:type="gramStart"/>
-      <w:r>
-        <w:rPr>
-          <w:sz w:val="24"/>
-          <w:szCs w:val="24"/>
-        </w:rPr>
-        <w:t>have to</w:t>
-      </w:r>
-      <w:proofErr w:type="gramEnd"/>
-      <w:r>
-        <w:rPr>
-          <w:sz w:val="24"/>
-          <w:szCs w:val="24"/>
-        </w:rPr>
-        <w:t xml:space="preserve"> move and actually deal with the stock. They need to be able to </w:t>
+        <w:t xml:space="preserve">, they have to move and actually deal with the stock. They need to be able to </w:t>
       </w:r>
       <w:r>
         <w:rPr>
@@ -4905,7 +4832,6 @@
           <w:szCs w:val="24"/>
         </w:rPr>
       </w:pPr>
-      <w:proofErr w:type="gramStart"/>
       <w:r>
         <w:rPr>
           <w:sz w:val="24"/>
@@ -4925,15 +4851,7 @@
           <w:sz w:val="24"/>
           <w:szCs w:val="24"/>
         </w:rPr>
-        <w:t>ccount</w:t>
-      </w:r>
-      <w:proofErr w:type="gramEnd"/>
-      <w:r>
-        <w:rPr>
-          <w:sz w:val="24"/>
-          <w:szCs w:val="24"/>
-        </w:rPr>
-        <w:t xml:space="preserve"> </w:t>
+        <w:t xml:space="preserve">ccount </w:t>
       </w:r>
       <w:r>
         <w:rPr>
@@ -5143,23 +5061,7 @@
           <w:sz w:val="24"/>
           <w:szCs w:val="24"/>
         </w:rPr>
-        <w:t xml:space="preserve"> storage the application would need to be </w:t>
-      </w:r>
-      <w:proofErr w:type="gramStart"/>
-      <w:r>
-        <w:rPr>
-          <w:sz w:val="24"/>
-          <w:szCs w:val="24"/>
-        </w:rPr>
-        <w:t>running at all times</w:t>
-      </w:r>
-      <w:proofErr w:type="gramEnd"/>
-      <w:r>
-        <w:rPr>
-          <w:sz w:val="24"/>
-          <w:szCs w:val="24"/>
-        </w:rPr>
-        <w:t xml:space="preserve"> and all the data would be stored </w:t>
+        <w:t xml:space="preserve"> storage the application would need to be running at all times and all the data would be stored </w:t>
       </w:r>
       <w:r>
         <w:rPr>
@@ -5719,39 +5621,7 @@
           <w:sz w:val="24"/>
           <w:szCs w:val="24"/>
         </w:rPr>
-        <w:t xml:space="preserve">1.The software should have an </w:t>
-      </w:r>
-      <w:proofErr w:type="gramStart"/>
-      <w:r>
-        <w:rPr>
-          <w:sz w:val="24"/>
-          <w:szCs w:val="24"/>
-        </w:rPr>
-        <w:t>easy to use</w:t>
-      </w:r>
-      <w:proofErr w:type="gramEnd"/>
-      <w:r>
-        <w:rPr>
-          <w:sz w:val="24"/>
-          <w:szCs w:val="24"/>
-        </w:rPr>
-        <w:t xml:space="preserve"> user interface. This is a </w:t>
-      </w:r>
-      <w:proofErr w:type="gramStart"/>
-      <w:r>
-        <w:rPr>
-          <w:sz w:val="24"/>
-          <w:szCs w:val="24"/>
-        </w:rPr>
-        <w:t>usability criteria</w:t>
-      </w:r>
-      <w:proofErr w:type="gramEnd"/>
-      <w:r>
-        <w:rPr>
-          <w:sz w:val="24"/>
-          <w:szCs w:val="24"/>
-        </w:rPr>
-        <w:t xml:space="preserve"> and is </w:t>
+        <w:t xml:space="preserve">1.The software should have an easy to use user interface. This is a usability criteria and is </w:t>
       </w:r>
       <w:r>
         <w:rPr>
@@ -5854,23 +5724,7 @@
           <w:szCs w:val="24"/>
         </w:rPr>
         <w:tab/>
-        <w:t xml:space="preserve">the software safe from unauthorised access. By having separate </w:t>
-      </w:r>
-      <w:proofErr w:type="gramStart"/>
-      <w:r>
-        <w:rPr>
-          <w:sz w:val="24"/>
-          <w:szCs w:val="24"/>
-        </w:rPr>
-        <w:t>users</w:t>
-      </w:r>
-      <w:proofErr w:type="gramEnd"/>
-      <w:r>
-        <w:rPr>
-          <w:sz w:val="24"/>
-          <w:szCs w:val="24"/>
-        </w:rPr>
-        <w:t xml:space="preserve"> we can also add </w:t>
+        <w:t xml:space="preserve">the software safe from unauthorised access. By having separate users we can also add </w:t>
       </w:r>
       <w:r>
         <w:rPr>
@@ -5909,23 +5763,7 @@
           <w:szCs w:val="24"/>
         </w:rPr>
         <w:tab/>
-        <w:t xml:space="preserve">program. This </w:t>
-      </w:r>
-      <w:proofErr w:type="gramStart"/>
-      <w:r>
-        <w:rPr>
-          <w:sz w:val="24"/>
-          <w:szCs w:val="24"/>
-        </w:rPr>
-        <w:t>is  a</w:t>
-      </w:r>
-      <w:proofErr w:type="gramEnd"/>
-      <w:r>
-        <w:rPr>
-          <w:sz w:val="24"/>
-          <w:szCs w:val="24"/>
-        </w:rPr>
-        <w:t xml:space="preserve"> usability criteria as this makes sure that the user can find everything </w:t>
+        <w:t xml:space="preserve">program. This is  a usability criteria as this makes sure that the user can find everything </w:t>
       </w:r>
       <w:r>
         <w:rPr>
@@ -5973,23 +5811,7 @@
           <w:szCs w:val="24"/>
         </w:rPr>
         <w:tab/>
-        <w:t xml:space="preserve">program.  this is a functionality </w:t>
-      </w:r>
-      <w:proofErr w:type="gramStart"/>
-      <w:r>
-        <w:rPr>
-          <w:sz w:val="24"/>
-          <w:szCs w:val="24"/>
-        </w:rPr>
-        <w:t>criteria .</w:t>
-      </w:r>
-      <w:proofErr w:type="gramEnd"/>
-      <w:r>
-        <w:rPr>
-          <w:sz w:val="24"/>
-          <w:szCs w:val="24"/>
-        </w:rPr>
-        <w:t xml:space="preserve"> This is needed to make sure that the </w:t>
+        <w:t xml:space="preserve">program.  this is a functionality criteria . This is needed to make sure that the </w:t>
       </w:r>
       <w:proofErr w:type="spellStart"/>
       <w:r>
@@ -6090,23 +5912,7 @@
           <w:szCs w:val="24"/>
         </w:rPr>
         <w:tab/>
-        <w:t xml:space="preserve">item. This is a </w:t>
-      </w:r>
-      <w:proofErr w:type="gramStart"/>
-      <w:r>
-        <w:rPr>
-          <w:sz w:val="24"/>
-          <w:szCs w:val="24"/>
-        </w:rPr>
-        <w:t>functionality criteria</w:t>
-      </w:r>
-      <w:proofErr w:type="gramEnd"/>
-      <w:r>
-        <w:rPr>
-          <w:sz w:val="24"/>
-          <w:szCs w:val="24"/>
-        </w:rPr>
-        <w:t xml:space="preserve"> as it means that each item type can be found and </w:t>
+        <w:t xml:space="preserve">item. This is a functionality criteria as it means that each item type can be found and </w:t>
       </w:r>
       <w:r>
         <w:rPr>
@@ -6402,23 +6208,7 @@
           <w:sz w:val="24"/>
           <w:szCs w:val="24"/>
         </w:rPr>
-        <w:t xml:space="preserve">admin users only, and will have features an admin would need like </w:t>
-      </w:r>
-      <w:proofErr w:type="gramStart"/>
-      <w:r>
-        <w:rPr>
-          <w:sz w:val="24"/>
-          <w:szCs w:val="24"/>
-        </w:rPr>
-        <w:t>a</w:t>
-      </w:r>
-      <w:proofErr w:type="gramEnd"/>
-      <w:r>
-        <w:rPr>
-          <w:sz w:val="24"/>
-          <w:szCs w:val="24"/>
-        </w:rPr>
-        <w:t xml:space="preserve"> adding users or changing permissions. </w:t>
+        <w:t xml:space="preserve">admin users only, and will have features an admin would need like a adding users or changing permissions. </w:t>
       </w:r>
     </w:p>
     <w:p>
@@ -7179,10 +6969,6 @@
     <w:p>
       <w:pPr>
         <w:ind w:left="1440"/>
-        <w:rPr>
-          <w:sz w:val="24"/>
-          <w:szCs w:val="24"/>
-        </w:rPr>
       </w:pPr>
       <w:r>
         <w:lastRenderedPageBreak/>
@@ -7199,6 +6985,115 @@
       </w:r>
       <w:r>
         <w:t xml:space="preserve">section. </w:t>
+      </w:r>
+      <w:r>
+        <w:t xml:space="preserve">The GUI </w:t>
+      </w:r>
+      <w:r>
+        <w:t>w</w:t>
+      </w:r>
+      <w:r>
+        <w:t xml:space="preserve">ill </w:t>
+      </w:r>
+      <w:r>
+        <w:t xml:space="preserve">be easy </w:t>
+      </w:r>
+      <w:r>
+        <w:t>to use and give access to all the items on the system with a search bar and sort fields as well as a central list element.</w:t>
+      </w:r>
+    </w:p>
+    <w:p>
+      <w:pPr>
+        <w:ind w:left="1440"/>
+      </w:pPr>
+      <w:r>
+        <w:t>I have decomposed 2 classes that I will need to create</w:t>
+      </w:r>
+      <w:r>
+        <w:t xml:space="preserve">, </w:t>
+      </w:r>
+      <w:r>
+        <w:t xml:space="preserve">Item and Batch. The item class defines </w:t>
+      </w:r>
+      <w:r>
+        <w:t>a</w:t>
+      </w:r>
+      <w:r>
+        <w:t xml:space="preserve"> </w:t>
+      </w:r>
+      <w:r>
+        <w:t xml:space="preserve">generic item </w:t>
+      </w:r>
+      <w:r>
+        <w:t xml:space="preserve">like orange and banana. This will store data about the </w:t>
+      </w:r>
+      <w:r>
+        <w:t xml:space="preserve">item and will give it functions that </w:t>
+      </w:r>
+      <w:r>
+        <w:t xml:space="preserve">allow to change that data and keep the data safe. The batch class will hold data about specific batches. </w:t>
+      </w:r>
+      <w:r>
+        <w:t xml:space="preserve">It will have </w:t>
+      </w:r>
+      <w:r>
+        <w:t xml:space="preserve">methods that allows it to </w:t>
+      </w:r>
+      <w:r>
+        <w:t xml:space="preserve">interact and keep the data safe </w:t>
+      </w:r>
+      <w:r>
+        <w:t>and</w:t>
+      </w:r>
+      <w:r>
+        <w:t xml:space="preserve"> </w:t>
+      </w:r>
+      <w:r>
+        <w:t xml:space="preserve">have other methods like alerting if nearly expired. I have decomposed these </w:t>
+      </w:r>
+      <w:r>
+        <w:t xml:space="preserve">as they are </w:t>
+      </w:r>
+      <w:r>
+        <w:t xml:space="preserve">how we can interact with the item </w:t>
+      </w:r>
+      <w:r>
+        <w:t>when its outside the database.</w:t>
+      </w:r>
+    </w:p>
+    <w:p>
+      <w:pPr>
+        <w:ind w:left="1440"/>
+      </w:pPr>
+      <w:r>
+        <w:t>Finally,</w:t>
+      </w:r>
+      <w:r>
+        <w:t xml:space="preserve"> I have decomposed the database functions. This will </w:t>
+      </w:r>
+      <w:r>
+        <w:t>allow</w:t>
+      </w:r>
+      <w:r>
+        <w:t xml:space="preserve"> </w:t>
+      </w:r>
+      <w:r>
+        <w:t xml:space="preserve">us to interact with the database. I have decomposed this as it </w:t>
+      </w:r>
+      <w:r>
+        <w:t xml:space="preserve">is important as to be able to keep the data secure, I need to keep it in a database. </w:t>
+      </w:r>
+      <w:r>
+        <w:t>The storing to database function will allow u</w:t>
+      </w:r>
+      <w:r>
+        <w:t>s to store all the data in the items objects currently</w:t>
+      </w:r>
+      <w:r>
+        <w:t xml:space="preserve">. The pull from database will create the objects when necessary. The database will have 2 tables the items table and the batches table and correspond to the </w:t>
+      </w:r>
+      <w:r>
+        <w:t>previously mentioned classes.</w:t>
       </w:r>
     </w:p>
     <w:p>
@@ -7364,6 +7259,7 @@
           <w:sz w:val="24"/>
           <w:szCs w:val="24"/>
         </w:rPr>
+        <w:lastRenderedPageBreak/>
         <w:tab/>
       </w:r>
       <w:r>
@@ -7429,24 +7325,14 @@
           <w:sz w:val="24"/>
           <w:szCs w:val="24"/>
         </w:rPr>
-        <w:lastRenderedPageBreak/>
         <w:t xml:space="preserve">This is the main function for </w:t>
       </w:r>
-      <w:proofErr w:type="gramStart"/>
-      <w:r>
-        <w:rPr>
-          <w:sz w:val="24"/>
-          <w:szCs w:val="24"/>
-        </w:rPr>
-        <w:t>a the</w:t>
-      </w:r>
-      <w:proofErr w:type="gramEnd"/>
-      <w:r>
-        <w:rPr>
-          <w:sz w:val="24"/>
-          <w:szCs w:val="24"/>
-        </w:rPr>
-        <w:t xml:space="preserve"> login menu. Render Window is a procedure which </w:t>
+      <w:r>
+        <w:rPr>
+          <w:sz w:val="24"/>
+          <w:szCs w:val="24"/>
+        </w:rPr>
+        <w:t xml:space="preserve">a the login menu. Render Window is a procedure which </w:t>
       </w:r>
       <w:r>
         <w:rPr>
@@ -7646,6 +7532,7 @@
           <w:sz w:val="24"/>
           <w:szCs w:val="24"/>
         </w:rPr>
+        <w:lastRenderedPageBreak/>
         <w:drawing>
           <wp:inline distT="0" distB="0" distL="0" distR="0" wp14:anchorId="2E86E73C" wp14:editId="06C6C1C7">
             <wp:extent cx="3333750" cy="2771775"/>
@@ -7777,6 +7664,170 @@
     </w:p>
     <w:p>
       <w:pPr>
+        <w:ind w:left="720" w:firstLine="720"/>
+        <w:rPr>
+          <w:sz w:val="24"/>
+          <w:szCs w:val="24"/>
+        </w:rPr>
+      </w:pPr>
+      <w:r>
+        <w:rPr>
+          <w:sz w:val="24"/>
+          <w:szCs w:val="24"/>
+        </w:rPr>
+        <w:t>Database:</w:t>
+      </w:r>
+    </w:p>
+    <w:p>
+      <w:pPr>
+        <w:ind w:left="1440"/>
+        <w:rPr>
+          <w:sz w:val="24"/>
+          <w:szCs w:val="24"/>
+        </w:rPr>
+      </w:pPr>
+      <w:r>
+        <w:rPr>
+          <w:sz w:val="24"/>
+          <w:szCs w:val="24"/>
+        </w:rPr>
+        <w:t xml:space="preserve"> </w:t>
+      </w:r>
+      <w:r>
+        <w:rPr>
+          <w:noProof/>
+          <w:sz w:val="24"/>
+          <w:szCs w:val="24"/>
+        </w:rPr>
+        <w:drawing>
+          <wp:inline distT="0" distB="0" distL="0" distR="0" wp14:anchorId="5FE9C864" wp14:editId="6DFFDAB0">
+            <wp:extent cx="4162425" cy="1162050"/>
+            <wp:effectExtent l="0" t="0" r="9525" b="0"/>
+            <wp:docPr id="29" name="Picture 29" descr="Diagram&#10;&#10;Description automatically generated"/>
+            <wp:cNvGraphicFramePr>
+              <a:graphicFrameLocks xmlns:a="http://schemas.openxmlformats.org/drawingml/2006/main" noChangeAspect="1"/>
+            </wp:cNvGraphicFramePr>
+            <a:graphic xmlns:a="http://schemas.openxmlformats.org/drawingml/2006/main">
+              <a:graphicData uri="http://schemas.openxmlformats.org/drawingml/2006/picture">
+                <pic:pic xmlns:pic="http://schemas.openxmlformats.org/drawingml/2006/picture">
+                  <pic:nvPicPr>
+                    <pic:cNvPr id="29" name="Picture 29" descr="Diagram&#10;&#10;Description automatically generated"/>
+                    <pic:cNvPicPr/>
+                  </pic:nvPicPr>
+                  <pic:blipFill>
+                    <a:blip r:embed="rId18">
+                      <a:extLst>
+                        <a:ext uri="{28A0092B-C50C-407E-A947-70E740481C1C}">
+                          <a14:useLocalDpi xmlns:a14="http://schemas.microsoft.com/office/drawing/2010/main" val="0"/>
+                        </a:ext>
+                      </a:extLst>
+                    </a:blip>
+                    <a:stretch>
+                      <a:fillRect/>
+                    </a:stretch>
+                  </pic:blipFill>
+                  <pic:spPr>
+                    <a:xfrm>
+                      <a:off x="0" y="0"/>
+                      <a:ext cx="4162425" cy="1162050"/>
+                    </a:xfrm>
+                    <a:prstGeom prst="rect">
+                      <a:avLst/>
+                    </a:prstGeom>
+                  </pic:spPr>
+                </pic:pic>
+              </a:graphicData>
+            </a:graphic>
+          </wp:inline>
+        </w:drawing>
+      </w:r>
+    </w:p>
+    <w:p>
+      <w:pPr>
+        <w:ind w:left="1440"/>
+        <w:rPr>
+          <w:sz w:val="24"/>
+          <w:szCs w:val="24"/>
+        </w:rPr>
+      </w:pPr>
+      <w:r>
+        <w:rPr>
+          <w:sz w:val="24"/>
+          <w:szCs w:val="24"/>
+        </w:rPr>
+        <w:t xml:space="preserve">This is the </w:t>
+      </w:r>
+      <w:r>
+        <w:rPr>
+          <w:sz w:val="24"/>
+          <w:szCs w:val="24"/>
+        </w:rPr>
+        <w:t>Users</w:t>
+      </w:r>
+      <w:r>
+        <w:rPr>
+          <w:sz w:val="24"/>
+          <w:szCs w:val="24"/>
+        </w:rPr>
+        <w:t xml:space="preserve"> </w:t>
+      </w:r>
+      <w:r>
+        <w:rPr>
+          <w:sz w:val="24"/>
+          <w:szCs w:val="24"/>
+        </w:rPr>
+        <w:t>database; it will hold the data that the login menu needs.</w:t>
+      </w:r>
+      <w:r>
+        <w:rPr>
+          <w:sz w:val="24"/>
+          <w:szCs w:val="24"/>
+        </w:rPr>
+        <w:t xml:space="preserve"> It has 2 Tables the </w:t>
+      </w:r>
+      <w:r>
+        <w:rPr>
+          <w:sz w:val="24"/>
+          <w:szCs w:val="24"/>
+        </w:rPr>
+        <w:t xml:space="preserve">Users table which holds data about the user currently only the permissions and </w:t>
+      </w:r>
+      <w:proofErr w:type="spellStart"/>
+      <w:r>
+        <w:rPr>
+          <w:sz w:val="24"/>
+          <w:szCs w:val="24"/>
+        </w:rPr>
+        <w:t>UserID</w:t>
+      </w:r>
+      <w:proofErr w:type="spellEnd"/>
+      <w:r>
+        <w:rPr>
+          <w:sz w:val="24"/>
+          <w:szCs w:val="24"/>
+        </w:rPr>
+        <w:t xml:space="preserve"> and then Passwords which holds the usernames and passwords of the users.</w:t>
+      </w:r>
+    </w:p>
+    <w:p>
+      <w:pPr>
+        <w:pStyle w:val="Heading3"/>
+        <w:ind w:left="720" w:firstLine="720"/>
+      </w:pPr>
+      <w:r>
+        <w:t>Main Menu</w:t>
+      </w:r>
+    </w:p>
+    <w:p>
+      <w:pPr>
+        <w:ind w:left="720" w:firstLine="720"/>
+      </w:pPr>
+      <w:r>
+        <w:t xml:space="preserve">Flow chart: </w:t>
+      </w:r>
+    </w:p>
+    <w:p>
+      <w:pPr>
         <w:ind w:left="1440"/>
       </w:pPr>
     </w:p>
@@ -7871,7 +7922,21 @@
           <w:sz w:val="24"/>
           <w:szCs w:val="24"/>
         </w:rPr>
-        <w:t xml:space="preserve">strings that get passed between functions that are the password and username that was inputted </w:t>
+        <w:t xml:space="preserve">strings that get passed between functions that are the password and username that was inputted into the input boxes of the GUI. They are vital to this function as they are the </w:t>
+      </w:r>
+      <w:r>
+        <w:rPr>
+          <w:sz w:val="24"/>
+          <w:szCs w:val="24"/>
+        </w:rPr>
+        <w:t xml:space="preserve">things used to authenticate if the user is correct. They </w:t>
+      </w:r>
+      <w:r>
+        <w:rPr>
+          <w:sz w:val="24"/>
+          <w:szCs w:val="24"/>
+        </w:rPr>
+        <w:t xml:space="preserve">are stored as strings </w:t>
       </w:r>
       <w:r>
         <w:rPr>
@@ -7879,21 +7944,7 @@
           <w:szCs w:val="24"/>
         </w:rPr>
         <w:lastRenderedPageBreak/>
-        <w:t xml:space="preserve">into the input boxes of the GUI. They are vital to this function as they are the </w:t>
-      </w:r>
-      <w:r>
-        <w:rPr>
-          <w:sz w:val="24"/>
-          <w:szCs w:val="24"/>
-        </w:rPr>
-        <w:t xml:space="preserve">things used to authenticate if the user is correct. They </w:t>
-      </w:r>
-      <w:r>
-        <w:rPr>
-          <w:sz w:val="24"/>
-          <w:szCs w:val="24"/>
-        </w:rPr>
-        <w:t xml:space="preserve">are stored as strings because </w:t>
+        <w:t xml:space="preserve">because </w:t>
       </w:r>
       <w:r>
         <w:rPr>
@@ -8331,17 +8382,22 @@
           <w:sz w:val="24"/>
           <w:szCs w:val="24"/>
         </w:rPr>
-        <w:t xml:space="preserve">The main usability features this module will have </w:t>
-      </w:r>
-      <w:proofErr w:type="gramStart"/>
-      <w:r>
-        <w:rPr>
-          <w:sz w:val="24"/>
-          <w:szCs w:val="24"/>
-        </w:rPr>
-        <w:t>is</w:t>
-      </w:r>
-      <w:proofErr w:type="gramEnd"/>
+        <w:t xml:space="preserve">The main usability features this module will have is </w:t>
+      </w:r>
+      <w:r>
+        <w:rPr>
+          <w:sz w:val="24"/>
+          <w:szCs w:val="24"/>
+        </w:rPr>
+        <w:t xml:space="preserve">an easy to use interface and </w:t>
+      </w:r>
+      <w:r>
+        <w:rPr>
+          <w:sz w:val="24"/>
+          <w:szCs w:val="24"/>
+        </w:rPr>
+        <w:t>being able to login to and access the main program if the correct details are put in.</w:t>
+      </w:r>
       <w:r>
         <w:rPr>
           <w:sz w:val="24"/>
@@ -8354,27 +8410,6 @@
           <w:sz w:val="24"/>
           <w:szCs w:val="24"/>
         </w:rPr>
-        <w:t xml:space="preserve">an easy to use interface and </w:t>
-      </w:r>
-      <w:r>
-        <w:rPr>
-          <w:sz w:val="24"/>
-          <w:szCs w:val="24"/>
-        </w:rPr>
-        <w:t>being able to login to and access the main program if the correct details are put in.</w:t>
-      </w:r>
-      <w:r>
-        <w:rPr>
-          <w:sz w:val="24"/>
-          <w:szCs w:val="24"/>
-        </w:rPr>
-        <w:t xml:space="preserve"> </w:t>
-      </w:r>
-      <w:r>
-        <w:rPr>
-          <w:sz w:val="24"/>
-          <w:szCs w:val="24"/>
-        </w:rPr>
         <w:t xml:space="preserve">As long as the module does what its meant to do it will be able to login a user and open the main menu with that users ID </w:t>
       </w:r>
       <w:r>
@@ -8382,23 +8417,7 @@
           <w:sz w:val="24"/>
           <w:szCs w:val="24"/>
         </w:rPr>
-        <w:t xml:space="preserve">so that doesn’t need to be worried to much about however an </w:t>
-      </w:r>
-      <w:proofErr w:type="gramStart"/>
-      <w:r>
-        <w:rPr>
-          <w:sz w:val="24"/>
-          <w:szCs w:val="24"/>
-        </w:rPr>
-        <w:t>easy to use</w:t>
-      </w:r>
-      <w:proofErr w:type="gramEnd"/>
-      <w:r>
-        <w:rPr>
-          <w:sz w:val="24"/>
-          <w:szCs w:val="24"/>
-        </w:rPr>
-        <w:t xml:space="preserve"> GUI </w:t>
+        <w:t xml:space="preserve">so that doesn’t need to be worried to much about however an easy to use GUI </w:t>
       </w:r>
       <w:r>
         <w:rPr>
@@ -8999,10 +9018,7 @@
                   <w:txbxContent>
                     <w:p>
                       <w:r>
-                        <w:t xml:space="preserve">Username and password </w:t>
-                      </w:r>
-                      <w:r>
-                        <w:t>labels</w:t>
+                        <w:t>Username and password labels</w:t>
                       </w:r>
                     </w:p>
                   </w:txbxContent>
@@ -9625,7 +9641,7 @@
                     <pic:cNvPicPr/>
                   </pic:nvPicPr>
                   <pic:blipFill rotWithShape="1">
-                    <a:blip r:embed="rId18">
+                    <a:blip r:embed="rId19">
                       <a:extLst>
                         <a:ext uri="{28A0092B-C50C-407E-A947-70E740481C1C}">
                           <a14:useLocalDpi xmlns:a14="http://schemas.microsoft.com/office/drawing/2010/main" val="0"/>
@@ -9669,23 +9685,26 @@
         <w:ind w:left="1440"/>
       </w:pPr>
       <w:r>
+        <w:t xml:space="preserve">The design of the GUI is simple for the login menu as it </w:t>
+      </w:r>
+      <w:r>
+        <w:t xml:space="preserve">needs to be easy to use, the main border of the window will follow the windows default of the logo, title </w:t>
+      </w:r>
+      <w:r>
+        <w:t xml:space="preserve">and close button. </w:t>
+      </w:r>
+      <w:r>
+        <w:t xml:space="preserve">Elements of the </w:t>
+      </w:r>
+      <w:r>
+        <w:t xml:space="preserve">GUI will be in a centrally aligned frame. The </w:t>
+      </w:r>
+      <w:r>
+        <w:t xml:space="preserve">main text </w:t>
+      </w:r>
+      <w:r>
         <w:lastRenderedPageBreak/>
-        <w:t xml:space="preserve">The design of the GUI is simple for the login menu as it </w:t>
-      </w:r>
-      <w:r>
-        <w:t xml:space="preserve">needs to be easy to use, the main border of the window will follow the windows default of the logo, title </w:t>
-      </w:r>
-      <w:r>
-        <w:t xml:space="preserve">and close button. </w:t>
-      </w:r>
-      <w:r>
-        <w:t xml:space="preserve">Elements of the </w:t>
-      </w:r>
-      <w:r>
-        <w:t xml:space="preserve">GUI will be in a centrally aligned frame. The </w:t>
-      </w:r>
-      <w:r>
-        <w:t xml:space="preserve">main text box will be in the top section of the frame aligned centrally, the inputs will be in the middle </w:t>
+        <w:t xml:space="preserve">box will be in the top section of the frame aligned centrally, the inputs will be in the middle </w:t>
       </w:r>
       <w:r>
         <w:t xml:space="preserve">in a smaller frame aligned centrally, the button beneath that aligned to the left and the alert box at the bottom aligned centrally. This layout is simple obvious </w:t>
@@ -9744,7 +9763,7 @@
                     </pic:cNvPicPr>
                   </pic:nvPicPr>
                   <pic:blipFill>
-                    <a:blip r:embed="rId19">
+                    <a:blip r:embed="rId20">
                       <a:extLst>
                         <a:ext uri="{28A0092B-C50C-407E-A947-70E740481C1C}">
                           <a14:useLocalDpi xmlns:a14="http://schemas.microsoft.com/office/drawing/2010/main" val="0"/>
@@ -9797,7 +9816,7 @@
                     </pic:cNvPicPr>
                   </pic:nvPicPr>
                   <pic:blipFill>
-                    <a:blip r:embed="rId20" cstate="print">
+                    <a:blip r:embed="rId21" cstate="print">
                       <a:extLst>
                         <a:ext uri="{28A0092B-C50C-407E-A947-70E740481C1C}">
                           <a14:useLocalDpi xmlns:a14="http://schemas.microsoft.com/office/drawing/2010/main" val="0"/>
@@ -9848,7 +9867,7 @@
                     <pic:cNvPicPr/>
                   </pic:nvPicPr>
                   <pic:blipFill>
-                    <a:blip r:embed="rId21"/>
+                    <a:blip r:embed="rId22"/>
                     <a:stretch>
                       <a:fillRect/>
                     </a:stretch>
@@ -9890,7 +9909,7 @@
                     </pic:cNvPicPr>
                   </pic:nvPicPr>
                   <pic:blipFill>
-                    <a:blip r:embed="rId22" cstate="print">
+                    <a:blip r:embed="rId23" cstate="print">
                       <a:extLst>
                         <a:ext uri="{28A0092B-C50C-407E-A947-70E740481C1C}">
                           <a14:useLocalDpi xmlns:a14="http://schemas.microsoft.com/office/drawing/2010/main" val="0"/>
@@ -10404,6 +10423,7 @@
         <w:ind w:left="1440"/>
       </w:pPr>
       <w:r>
+        <w:lastRenderedPageBreak/>
         <w:t>Black Box Testing</w:t>
       </w:r>
       <w:r>
@@ -10895,12 +10915,12 @@
       </w:pPr>
     </w:p>
     <w:sectPr>
-      <w:headerReference w:type="even" r:id="rId23"/>
-      <w:headerReference w:type="default" r:id="rId24"/>
-      <w:footerReference w:type="even" r:id="rId25"/>
-      <w:footerReference w:type="default" r:id="rId26"/>
-      <w:headerReference w:type="first" r:id="rId27"/>
-      <w:footerReference w:type="first" r:id="rId28"/>
+      <w:headerReference w:type="even" r:id="rId24"/>
+      <w:headerReference w:type="default" r:id="rId25"/>
+      <w:footerReference w:type="even" r:id="rId26"/>
+      <w:footerReference w:type="default" r:id="rId27"/>
+      <w:headerReference w:type="first" r:id="rId28"/>
+      <w:footerReference w:type="first" r:id="rId29"/>
       <w:pgSz w:w="11906" w:h="16838"/>
       <w:pgMar w:top="1440" w:right="1440" w:bottom="1440" w:left="1440" w:header="708" w:footer="708" w:gutter="0"/>
       <w:cols w:space="708"/>

--- a/Documentation/NEA Documentation.docx
+++ b/Documentation/NEA Documentation.docx
@@ -3269,21 +3269,12 @@
           <w:szCs w:val="28"/>
         </w:rPr>
       </w:pPr>
-      <w:proofErr w:type="spellStart"/>
       <w:r>
         <w:rPr>
           <w:sz w:val="28"/>
           <w:szCs w:val="28"/>
         </w:rPr>
-        <w:t>Zoho</w:t>
-      </w:r>
-      <w:proofErr w:type="spellEnd"/>
-      <w:r>
-        <w:rPr>
-          <w:sz w:val="28"/>
-          <w:szCs w:val="28"/>
-        </w:rPr>
-        <w:t xml:space="preserve"> inventory is an inventory management system that shares similar features that I would like</w:t>
+        <w:t>Zoho inventory is an inventory management system that shares similar features that I would like</w:t>
       </w:r>
       <w:r>
         <w:rPr>
@@ -5244,23 +5235,7 @@
           <w:sz w:val="24"/>
           <w:szCs w:val="24"/>
         </w:rPr>
-        <w:t xml:space="preserve"> be </w:t>
-      </w:r>
-      <w:proofErr w:type="spellStart"/>
-      <w:r>
-        <w:rPr>
-          <w:sz w:val="24"/>
-          <w:szCs w:val="24"/>
-        </w:rPr>
-        <w:t>to</w:t>
-      </w:r>
-      <w:proofErr w:type="spellEnd"/>
-      <w:r>
-        <w:rPr>
-          <w:sz w:val="24"/>
-          <w:szCs w:val="24"/>
-        </w:rPr>
-        <w:t xml:space="preserve"> complex, </w:t>
+        <w:t xml:space="preserve"> be to complex, </w:t>
       </w:r>
       <w:r>
         <w:rPr>
@@ -5371,23 +5346,7 @@
           <w:sz w:val="24"/>
           <w:szCs w:val="24"/>
         </w:rPr>
-        <w:t xml:space="preserve">I am going to be programming this an </w:t>
-      </w:r>
-      <w:proofErr w:type="spellStart"/>
-      <w:r>
-        <w:rPr>
-          <w:sz w:val="24"/>
-          <w:szCs w:val="24"/>
-        </w:rPr>
-        <w:t>c#</w:t>
-      </w:r>
-      <w:proofErr w:type="spellEnd"/>
-      <w:r>
-        <w:rPr>
-          <w:sz w:val="24"/>
-          <w:szCs w:val="24"/>
-        </w:rPr>
-        <w:t xml:space="preserve"> so </w:t>
+        <w:t xml:space="preserve">I am going to be programming this an c# so </w:t>
       </w:r>
       <w:r>
         <w:rPr>
@@ -5668,23 +5627,7 @@
           <w:szCs w:val="24"/>
         </w:rPr>
         <w:tab/>
-        <w:t xml:space="preserve">program. This is a functionality </w:t>
-      </w:r>
-      <w:proofErr w:type="spellStart"/>
-      <w:r>
-        <w:rPr>
-          <w:sz w:val="24"/>
-          <w:szCs w:val="24"/>
-        </w:rPr>
-        <w:t>critera</w:t>
-      </w:r>
-      <w:proofErr w:type="spellEnd"/>
-      <w:r>
-        <w:rPr>
-          <w:sz w:val="24"/>
-          <w:szCs w:val="24"/>
-        </w:rPr>
-        <w:t xml:space="preserve">  that makes sure that all the features can be easily </w:t>
+        <w:t xml:space="preserve">program. This is a functionality critera  that makes sure that all the features can be easily </w:t>
       </w:r>
       <w:r>
         <w:rPr>
@@ -5811,23 +5754,7 @@
           <w:szCs w:val="24"/>
         </w:rPr>
         <w:tab/>
-        <w:t xml:space="preserve">program.  this is a functionality criteria . This is needed to make sure that the </w:t>
-      </w:r>
-      <w:proofErr w:type="spellStart"/>
-      <w:r>
-        <w:rPr>
-          <w:sz w:val="24"/>
-          <w:szCs w:val="24"/>
-        </w:rPr>
-        <w:t>the</w:t>
-      </w:r>
-      <w:proofErr w:type="spellEnd"/>
-      <w:r>
-        <w:rPr>
-          <w:sz w:val="24"/>
-          <w:szCs w:val="24"/>
-        </w:rPr>
-        <w:t xml:space="preserve"> features </w:t>
+        <w:t xml:space="preserve">program.  this is a functionality criteria . This is needed to make sure that the the features </w:t>
       </w:r>
       <w:r>
         <w:rPr>
@@ -6077,23 +6004,7 @@
           <w:sz w:val="24"/>
           <w:szCs w:val="24"/>
         </w:rPr>
-        <w:t xml:space="preserve">Each of the menus is a module that needs to be developed, these separate sections for the most part won’t interact with each other and will be developed separate from each other by doing this it becomes easier to develop the modules as I can focus on one at a time </w:t>
-      </w:r>
-      <w:proofErr w:type="spellStart"/>
-      <w:r>
-        <w:rPr>
-          <w:sz w:val="24"/>
-          <w:szCs w:val="24"/>
-        </w:rPr>
-        <w:t>with out</w:t>
-      </w:r>
-      <w:proofErr w:type="spellEnd"/>
-      <w:r>
-        <w:rPr>
-          <w:sz w:val="24"/>
-          <w:szCs w:val="24"/>
-        </w:rPr>
-        <w:t xml:space="preserve"> having to worry about the other modules. It also means I can test and debug them separately</w:t>
+        <w:t>Each of the menus is a module that needs to be developed, these separate sections for the most part won’t interact with each other and will be developed separate from each other by doing this it becomes easier to develop the modules as I can focus on one at a time with out having to worry about the other modules. It also means I can test and debug them separately</w:t>
       </w:r>
       <w:r>
         <w:rPr>
@@ -6151,23 +6062,7 @@
           <w:sz w:val="24"/>
           <w:szCs w:val="24"/>
         </w:rPr>
-        <w:t xml:space="preserve">a “block” for one of the modules I can move to a different one that has a different problem to solve. This means I can carry one working on the program </w:t>
-      </w:r>
-      <w:proofErr w:type="spellStart"/>
-      <w:r>
-        <w:rPr>
-          <w:sz w:val="24"/>
-          <w:szCs w:val="24"/>
-        </w:rPr>
-        <w:t>with out</w:t>
-      </w:r>
-      <w:proofErr w:type="spellEnd"/>
-      <w:r>
-        <w:rPr>
-          <w:sz w:val="24"/>
-          <w:szCs w:val="24"/>
-        </w:rPr>
-        <w:t xml:space="preserve"> getting burnt-out as quick. It can also make focusing on one area easier as you </w:t>
+        <w:t xml:space="preserve">a “block” for one of the modules I can move to a different one that has a different problem to solve. This means I can carry one working on the program with out getting burnt-out as quick. It can also make focusing on one area easier as you </w:t>
       </w:r>
       <w:r>
         <w:rPr>
@@ -7230,21 +7125,12 @@
         </w:rPr>
         <w:tab/>
       </w:r>
-      <w:proofErr w:type="spellStart"/>
-      <w:r>
-        <w:rPr>
-          <w:sz w:val="24"/>
-          <w:szCs w:val="24"/>
-        </w:rPr>
-        <w:t>PsuedoCode</w:t>
-      </w:r>
-      <w:proofErr w:type="spellEnd"/>
-      <w:r>
-        <w:rPr>
-          <w:sz w:val="24"/>
-          <w:szCs w:val="24"/>
-        </w:rPr>
-        <w:t>:</w:t>
+      <w:r>
+        <w:rPr>
+          <w:sz w:val="24"/>
+          <w:szCs w:val="24"/>
+        </w:rPr>
+        <w:t>PsuedoCode:</w:t>
       </w:r>
     </w:p>
     <w:p>
@@ -7388,23 +7274,7 @@
           <w:sz w:val="24"/>
           <w:szCs w:val="24"/>
         </w:rPr>
-        <w:t xml:space="preserve">closes the window. </w:t>
-      </w:r>
-      <w:proofErr w:type="spellStart"/>
-      <w:r>
-        <w:rPr>
-          <w:sz w:val="24"/>
-          <w:szCs w:val="24"/>
-        </w:rPr>
-        <w:t>getData</w:t>
-      </w:r>
-      <w:proofErr w:type="spellEnd"/>
-      <w:r>
-        <w:rPr>
-          <w:sz w:val="24"/>
-          <w:szCs w:val="24"/>
-        </w:rPr>
-        <w:t xml:space="preserve"> and verify are defined below. </w:t>
+        <w:t xml:space="preserve">closes the window. getData and verify are defined below. </w:t>
       </w:r>
     </w:p>
     <w:p>
@@ -7471,23 +7341,7 @@
           <w:sz w:val="24"/>
           <w:szCs w:val="24"/>
         </w:rPr>
-        <w:t xml:space="preserve">This is  the </w:t>
-      </w:r>
-      <w:proofErr w:type="spellStart"/>
-      <w:r>
-        <w:rPr>
-          <w:sz w:val="24"/>
-          <w:szCs w:val="24"/>
-        </w:rPr>
-        <w:t>getData</w:t>
-      </w:r>
-      <w:proofErr w:type="spellEnd"/>
-      <w:r>
-        <w:rPr>
-          <w:sz w:val="24"/>
-          <w:szCs w:val="24"/>
-        </w:rPr>
-        <w:t xml:space="preserve"> function it simply gets the data and turns </w:t>
+        <w:t xml:space="preserve">This is  the getData function it simply gets the data and turns </w:t>
       </w:r>
       <w:r>
         <w:rPr>
@@ -7604,62 +7458,14 @@
           <w:sz w:val="24"/>
           <w:szCs w:val="24"/>
         </w:rPr>
-        <w:t xml:space="preserve">otherwise it gives an error message. </w:t>
-      </w:r>
-      <w:proofErr w:type="spellStart"/>
-      <w:r>
-        <w:rPr>
-          <w:sz w:val="24"/>
-          <w:szCs w:val="24"/>
-        </w:rPr>
-        <w:t>inDb</w:t>
-      </w:r>
-      <w:proofErr w:type="spellEnd"/>
-      <w:r>
-        <w:rPr>
-          <w:sz w:val="24"/>
-          <w:szCs w:val="24"/>
-        </w:rPr>
-        <w:t xml:space="preserve">, </w:t>
-      </w:r>
-      <w:proofErr w:type="spellStart"/>
-      <w:r>
-        <w:rPr>
-          <w:sz w:val="24"/>
-          <w:szCs w:val="24"/>
-        </w:rPr>
-        <w:t>matchDb</w:t>
-      </w:r>
-      <w:proofErr w:type="spellEnd"/>
-      <w:r>
-        <w:rPr>
-          <w:sz w:val="24"/>
-          <w:szCs w:val="24"/>
-        </w:rPr>
-        <w:t>, and</w:t>
-      </w:r>
-      <w:r>
-        <w:rPr>
-          <w:sz w:val="24"/>
-          <w:szCs w:val="24"/>
-        </w:rPr>
-        <w:t xml:space="preserve"> </w:t>
-      </w:r>
-      <w:proofErr w:type="spellStart"/>
-      <w:r>
-        <w:rPr>
-          <w:sz w:val="24"/>
-          <w:szCs w:val="24"/>
-        </w:rPr>
-        <w:t>getDb</w:t>
-      </w:r>
-      <w:proofErr w:type="spellEnd"/>
-      <w:r>
-        <w:rPr>
-          <w:sz w:val="24"/>
-          <w:szCs w:val="24"/>
-        </w:rPr>
-        <w:t xml:space="preserve"> are placeholder functions for SQL code. </w:t>
+        <w:t>otherwise it gives an error message. inDb, matchDb, and</w:t>
+      </w:r>
+      <w:r>
+        <w:rPr>
+          <w:sz w:val="24"/>
+          <w:szCs w:val="24"/>
+        </w:rPr>
+        <w:t xml:space="preserve"> getDb are placeholder functions for SQL code. </w:t>
       </w:r>
     </w:p>
     <w:p>
@@ -7790,17 +7596,8 @@
           <w:sz w:val="24"/>
           <w:szCs w:val="24"/>
         </w:rPr>
-        <w:t xml:space="preserve">Users table which holds data about the user currently only the permissions and </w:t>
-      </w:r>
-      <w:proofErr w:type="spellStart"/>
-      <w:r>
-        <w:rPr>
-          <w:sz w:val="24"/>
-          <w:szCs w:val="24"/>
-        </w:rPr>
-        <w:t>UserID</w:t>
-      </w:r>
-      <w:proofErr w:type="spellEnd"/>
+        <w:t>Users table which holds data about the user currently only the permissions and UserID</w:t>
+      </w:r>
       <w:r>
         <w:rPr>
           <w:sz w:val="24"/>
@@ -8550,13 +8347,8 @@
                       <wps:txbx>
                         <w:txbxContent>
                           <w:p>
-                            <w:proofErr w:type="spellStart"/>
                             <w:r>
-                              <w:t>Bg</w:t>
-                            </w:r>
-                            <w:proofErr w:type="spellEnd"/>
-                            <w:r>
-                              <w:t xml:space="preserve"> colour: </w:t>
+                              <w:t xml:space="preserve">Bg colour: </w:t>
                             </w:r>
                             <w:r>
                               <w:t>#a4dbc4</w:t>
@@ -8589,13 +8381,8 @@
                 <v:textbox>
                   <w:txbxContent>
                     <w:p>
-                      <w:proofErr w:type="spellStart"/>
                       <w:r>
-                        <w:t>Bg</w:t>
-                      </w:r>
-                      <w:proofErr w:type="spellEnd"/>
-                      <w:r>
-                        <w:t xml:space="preserve"> colour: </w:t>
+                        <w:t xml:space="preserve">Bg colour: </w:t>
                       </w:r>
                       <w:r>
                         <w:t>#a4dbc4</w:t>
@@ -9999,7 +9786,7 @@
     </w:p>
     <w:tbl>
       <w:tblPr>
-        <w:tblStyle w:val="GridTable6ColourfulAccent6"/>
+        <w:tblStyle w:val="GridTable6Colorful-Accent6"/>
         <w:tblW w:w="0" w:type="auto"/>
         <w:tblLook w:val="04A0" w:firstRow="1" w:lastRow="0" w:firstColumn="1" w:lastColumn="0" w:noHBand="0" w:noVBand="1"/>
       </w:tblPr>
@@ -10441,7 +10228,7 @@
     </w:p>
     <w:tbl>
       <w:tblPr>
-        <w:tblStyle w:val="GridTable6ColourfulAccent6"/>
+        <w:tblStyle w:val="GridTable6Colorful-Accent6"/>
         <w:tblW w:w="0" w:type="auto"/>
         <w:tblLook w:val="04A0" w:firstRow="1" w:lastRow="0" w:firstColumn="1" w:lastColumn="0" w:noHBand="0" w:noVBand="1"/>
       </w:tblPr>
@@ -10821,6 +10608,303 @@
     </w:p>
     <w:p>
       <w:pPr>
+        <w:pStyle w:val="Heading2"/>
+      </w:pPr>
+      <w:r>
+        <w:tab/>
+        <w:t>Login Menu</w:t>
+      </w:r>
+    </w:p>
+    <w:p>
+      <w:pPr>
+        <w:ind w:left="720"/>
+        <w:rPr>
+          <w:noProof/>
+        </w:rPr>
+      </w:pPr>
+      <w:r>
+        <w:t xml:space="preserve">I started </w:t>
+      </w:r>
+      <w:r>
+        <w:t>the development of the login menu with a GUI in WPF</w:t>
+      </w:r>
+      <w:r>
+        <w:t xml:space="preserve">. The gui didn’t have the functionality the module needed yet however it allows me to be able to build the rest of the module so that it can interact with this </w:t>
+      </w:r>
+      <w:r>
+        <w:t>menu.</w:t>
+      </w:r>
+      <w:r>
+        <w:rPr>
+          <w:noProof/>
+        </w:rPr>
+        <w:t xml:space="preserve"> </w:t>
+      </w:r>
+      <w:r>
+        <w:rPr>
+          <w:noProof/>
+        </w:rPr>
+        <w:drawing>
+          <wp:inline distT="0" distB="0" distL="0" distR="0" wp14:anchorId="1FA929A4" wp14:editId="37AF4049">
+            <wp:extent cx="3924300" cy="2352675"/>
+            <wp:effectExtent l="0" t="0" r="0" b="9525"/>
+            <wp:docPr id="22" name="Picture 22" descr="Graphical user interface&#10;&#10;Description automatically generated with medium confidence"/>
+            <wp:cNvGraphicFramePr>
+              <a:graphicFrameLocks xmlns:a="http://schemas.openxmlformats.org/drawingml/2006/main" noChangeAspect="1"/>
+            </wp:cNvGraphicFramePr>
+            <a:graphic xmlns:a="http://schemas.openxmlformats.org/drawingml/2006/main">
+              <a:graphicData uri="http://schemas.openxmlformats.org/drawingml/2006/picture">
+                <pic:pic xmlns:pic="http://schemas.openxmlformats.org/drawingml/2006/picture">
+                  <pic:nvPicPr>
+                    <pic:cNvPr id="22" name="Picture 22" descr="Graphical user interface&#10;&#10;Description automatically generated with medium confidence"/>
+                    <pic:cNvPicPr/>
+                  </pic:nvPicPr>
+                  <pic:blipFill>
+                    <a:blip r:embed="rId24"/>
+                    <a:stretch>
+                      <a:fillRect/>
+                    </a:stretch>
+                  </pic:blipFill>
+                  <pic:spPr>
+                    <a:xfrm>
+                      <a:off x="0" y="0"/>
+                      <a:ext cx="3924300" cy="2352675"/>
+                    </a:xfrm>
+                    <a:prstGeom prst="rect">
+                      <a:avLst/>
+                    </a:prstGeom>
+                  </pic:spPr>
+                </pic:pic>
+              </a:graphicData>
+            </a:graphic>
+          </wp:inline>
+        </w:drawing>
+      </w:r>
+    </w:p>
+    <w:p>
+      <w:pPr>
+        <w:ind w:left="720"/>
+        <w:rPr>
+          <w:noProof/>
+        </w:rPr>
+      </w:pPr>
+      <w:r>
+        <w:rPr>
+          <w:noProof/>
+        </w:rPr>
+        <w:t>This is the GUI I have built for the login menu it is based of the diagram shown earlier in the project about the design of the window.</w:t>
+      </w:r>
+      <w:r>
+        <w:rPr>
+          <w:noProof/>
+        </w:rPr>
+        <w:t xml:space="preserve"> Below is the XAML code used to create the </w:t>
+      </w:r>
+      <w:r>
+        <w:rPr>
+          <w:noProof/>
+        </w:rPr>
+        <w:t xml:space="preserve">GUI. WPF uses XAML to design its windows </w:t>
+      </w:r>
+      <w:r>
+        <w:rPr>
+          <w:noProof/>
+        </w:rPr>
+        <w:t>rather than c# code. The first  open window tag defines the window and its properities</w:t>
+      </w:r>
+      <w:r>
+        <w:rPr>
+          <w:noProof/>
+        </w:rPr>
+        <w:t>. The grid tag defines how many columns and rows there will be on the grid of the window and the other tags define the various elements in the window and their properties.</w:t>
+      </w:r>
+      <w:r>
+        <w:rPr>
+          <w:noProof/>
+        </w:rPr>
+        <w:t xml:space="preserve"> </w:t>
+      </w:r>
+      <w:r>
+        <w:rPr>
+          <w:noProof/>
+        </w:rPr>
+        <w:t xml:space="preserve">Below is also the c# file for the window </w:t>
+      </w:r>
+      <w:r>
+        <w:rPr>
+          <w:noProof/>
+        </w:rPr>
+        <w:t>the login menu is just the function to initialize the window and login button is a test function to check the demo button is working.</w:t>
+      </w:r>
+    </w:p>
+    <w:p>
+      <w:pPr>
+        <w:ind w:left="720"/>
+      </w:pPr>
+      <w:r>
+        <w:rPr>
+          <w:noProof/>
+        </w:rPr>
+        <w:lastRenderedPageBreak/>
+        <w:drawing>
+          <wp:inline distT="0" distB="0" distL="0" distR="0" wp14:anchorId="42A757C8" wp14:editId="6376D072">
+            <wp:extent cx="1637968" cy="3293363"/>
+            <wp:effectExtent l="0" t="0" r="635" b="2540"/>
+            <wp:docPr id="37" name="Picture 37" descr="Text&#10;&#10;Description automatically generated"/>
+            <wp:cNvGraphicFramePr>
+              <a:graphicFrameLocks xmlns:a="http://schemas.openxmlformats.org/drawingml/2006/main" noChangeAspect="1"/>
+            </wp:cNvGraphicFramePr>
+            <a:graphic xmlns:a="http://schemas.openxmlformats.org/drawingml/2006/main">
+              <a:graphicData uri="http://schemas.openxmlformats.org/drawingml/2006/picture">
+                <pic:pic xmlns:pic="http://schemas.openxmlformats.org/drawingml/2006/picture">
+                  <pic:nvPicPr>
+                    <pic:cNvPr id="37" name="Picture 37" descr="Text&#10;&#10;Description automatically generated"/>
+                    <pic:cNvPicPr/>
+                  </pic:nvPicPr>
+                  <pic:blipFill>
+                    <a:blip r:embed="rId25"/>
+                    <a:stretch>
+                      <a:fillRect/>
+                    </a:stretch>
+                  </pic:blipFill>
+                  <pic:spPr>
+                    <a:xfrm>
+                      <a:off x="0" y="0"/>
+                      <a:ext cx="1665915" cy="3349555"/>
+                    </a:xfrm>
+                    <a:prstGeom prst="rect">
+                      <a:avLst/>
+                    </a:prstGeom>
+                  </pic:spPr>
+                </pic:pic>
+              </a:graphicData>
+            </a:graphic>
+          </wp:inline>
+        </w:drawing>
+      </w:r>
+      <w:r>
+        <w:rPr>
+          <w:noProof/>
+        </w:rPr>
+        <w:drawing>
+          <wp:inline distT="0" distB="0" distL="0" distR="0" wp14:anchorId="00A1155C" wp14:editId="7E5453F5">
+            <wp:extent cx="3145135" cy="3290898"/>
+            <wp:effectExtent l="0" t="0" r="0" b="5080"/>
+            <wp:docPr id="30" name="Picture 30" descr="Graphical user interface, text&#10;&#10;Description automatically generated"/>
+            <wp:cNvGraphicFramePr>
+              <a:graphicFrameLocks xmlns:a="http://schemas.openxmlformats.org/drawingml/2006/main" noChangeAspect="1"/>
+            </wp:cNvGraphicFramePr>
+            <a:graphic xmlns:a="http://schemas.openxmlformats.org/drawingml/2006/main">
+              <a:graphicData uri="http://schemas.openxmlformats.org/drawingml/2006/picture">
+                <pic:pic xmlns:pic="http://schemas.openxmlformats.org/drawingml/2006/picture">
+                  <pic:nvPicPr>
+                    <pic:cNvPr id="30" name="Picture 30" descr="Graphical user interface, text&#10;&#10;Description automatically generated"/>
+                    <pic:cNvPicPr/>
+                  </pic:nvPicPr>
+                  <pic:blipFill>
+                    <a:blip r:embed="rId26"/>
+                    <a:stretch>
+                      <a:fillRect/>
+                    </a:stretch>
+                  </pic:blipFill>
+                  <pic:spPr>
+                    <a:xfrm>
+                      <a:off x="0" y="0"/>
+                      <a:ext cx="3186059" cy="3333719"/>
+                    </a:xfrm>
+                    <a:prstGeom prst="rect">
+                      <a:avLst/>
+                    </a:prstGeom>
+                  </pic:spPr>
+                </pic:pic>
+              </a:graphicData>
+            </a:graphic>
+          </wp:inline>
+        </w:drawing>
+      </w:r>
+      <w:r>
+        <w:rPr>
+          <w:noProof/>
+        </w:rPr>
+        <w:drawing>
+          <wp:inline distT="0" distB="0" distL="0" distR="0" wp14:anchorId="77F2CD27" wp14:editId="2EF95FB7">
+            <wp:extent cx="1931486" cy="2856424"/>
+            <wp:effectExtent l="0" t="0" r="0" b="1270"/>
+            <wp:docPr id="31" name="Picture 31" descr="Text&#10;&#10;Description automatically generated"/>
+            <wp:cNvGraphicFramePr>
+              <a:graphicFrameLocks xmlns:a="http://schemas.openxmlformats.org/drawingml/2006/main" noChangeAspect="1"/>
+            </wp:cNvGraphicFramePr>
+            <a:graphic xmlns:a="http://schemas.openxmlformats.org/drawingml/2006/main">
+              <a:graphicData uri="http://schemas.openxmlformats.org/drawingml/2006/picture">
+                <pic:pic xmlns:pic="http://schemas.openxmlformats.org/drawingml/2006/picture">
+                  <pic:nvPicPr>
+                    <pic:cNvPr id="31" name="Picture 31" descr="Text&#10;&#10;Description automatically generated"/>
+                    <pic:cNvPicPr/>
+                  </pic:nvPicPr>
+                  <pic:blipFill>
+                    <a:blip r:embed="rId27"/>
+                    <a:stretch>
+                      <a:fillRect/>
+                    </a:stretch>
+                  </pic:blipFill>
+                  <pic:spPr>
+                    <a:xfrm>
+                      <a:off x="0" y="0"/>
+                      <a:ext cx="1953999" cy="2889718"/>
+                    </a:xfrm>
+                    <a:prstGeom prst="rect">
+                      <a:avLst/>
+                    </a:prstGeom>
+                  </pic:spPr>
+                </pic:pic>
+              </a:graphicData>
+            </a:graphic>
+          </wp:inline>
+        </w:drawing>
+      </w:r>
+      <w:r>
+        <w:rPr>
+          <w:noProof/>
+        </w:rPr>
+        <w:drawing>
+          <wp:inline distT="0" distB="0" distL="0" distR="0" wp14:anchorId="71C71D06" wp14:editId="50A6DCB6">
+            <wp:extent cx="3260035" cy="2294849"/>
+            <wp:effectExtent l="0" t="0" r="0" b="0"/>
+            <wp:docPr id="38" name="Picture 38" descr="Text&#10;&#10;Description automatically generated"/>
+            <wp:cNvGraphicFramePr>
+              <a:graphicFrameLocks xmlns:a="http://schemas.openxmlformats.org/drawingml/2006/main" noChangeAspect="1"/>
+            </wp:cNvGraphicFramePr>
+            <a:graphic xmlns:a="http://schemas.openxmlformats.org/drawingml/2006/main">
+              <a:graphicData uri="http://schemas.openxmlformats.org/drawingml/2006/picture">
+                <pic:pic xmlns:pic="http://schemas.openxmlformats.org/drawingml/2006/picture">
+                  <pic:nvPicPr>
+                    <pic:cNvPr id="38" name="Picture 38" descr="Text&#10;&#10;Description automatically generated"/>
+                    <pic:cNvPicPr/>
+                  </pic:nvPicPr>
+                  <pic:blipFill>
+                    <a:blip r:embed="rId28"/>
+                    <a:stretch>
+                      <a:fillRect/>
+                    </a:stretch>
+                  </pic:blipFill>
+                  <pic:spPr>
+                    <a:xfrm>
+                      <a:off x="0" y="0"/>
+                      <a:ext cx="3306395" cy="2327483"/>
+                    </a:xfrm>
+                    <a:prstGeom prst="rect">
+                      <a:avLst/>
+                    </a:prstGeom>
+                  </pic:spPr>
+                </pic:pic>
+              </a:graphicData>
+            </a:graphic>
+          </wp:inline>
+        </w:drawing>
+      </w:r>
+    </w:p>
+    <w:p>
+      <w:pPr>
         <w:pStyle w:val="Heading1"/>
       </w:pPr>
       <w:bookmarkStart w:id="22" w:name="_Toc107759395"/>
@@ -10915,12 +10999,12 @@
       </w:pPr>
     </w:p>
     <w:sectPr>
-      <w:headerReference w:type="even" r:id="rId24"/>
-      <w:headerReference w:type="default" r:id="rId25"/>
-      <w:footerReference w:type="even" r:id="rId26"/>
-      <w:footerReference w:type="default" r:id="rId27"/>
-      <w:headerReference w:type="first" r:id="rId28"/>
-      <w:footerReference w:type="first" r:id="rId29"/>
+      <w:headerReference w:type="even" r:id="rId29"/>
+      <w:headerReference w:type="default" r:id="rId30"/>
+      <w:footerReference w:type="even" r:id="rId31"/>
+      <w:footerReference w:type="default" r:id="rId32"/>
+      <w:headerReference w:type="first" r:id="rId33"/>
+      <w:footerReference w:type="first" r:id="rId34"/>
       <w:pgSz w:w="11906" w:h="16838"/>
       <w:pgMar w:top="1440" w:right="1440" w:bottom="1440" w:left="1440" w:header="708" w:footer="708" w:gutter="0"/>
       <w:cols w:space="708"/>
@@ -12231,7 +12315,7 @@
       </w:tcPr>
     </w:tblStylePr>
   </w:style>
-  <w:style w:type="table" w:styleId="GridTable6ColourfulAccent6">
+  <w:style w:type="table" w:styleId="GridTable6Colorful-Accent6">
     <w:name w:val="Grid Table 6 Colorful Accent 6"/>
     <w:basedOn w:val="TableNormal"/>
     <w:uiPriority w:val="51"/>
@@ -12303,7 +12387,7 @@
       </w:tcPr>
     </w:tblStylePr>
   </w:style>
-  <w:style w:type="table" w:styleId="GridTable6ColourfulAccent1">
+  <w:style w:type="table" w:styleId="GridTable6Colorful-Accent1">
     <w:name w:val="Grid Table 6 Colorful Accent 1"/>
     <w:basedOn w:val="TableNormal"/>
     <w:uiPriority w:val="51"/>
